--- a/Central_Bank_of_India_ILAS_Internship_Report.docx
+++ b/Central_Bank_of_India_ILAS_Internship_Report.docx
@@ -12350,6 +12350,1593 @@
         </w:tc>
       </w:tr>
     </w:tbl>
+    <w:p>
+      <w:r>
+        <w:br w:type="page"/>
+      </w:r>
+    </w:p>
+    <w:p>
+      <w:pPr>
+        <w:spacing w:before="1600"/>
+        <w:jc w:val="center"/>
+      </w:pPr>
+      <w:r>
+        <w:rPr>
+          <w:rFonts w:ascii="Arial" w:hAnsi="Arial"/>
+          <w:b/>
+          <w:color w:val="C69214"/>
+          <w:sz w:val="36"/>
+        </w:rPr>
+        <w:t>CHAPTER 1</w:t>
+        <w:br/>
+      </w:r>
+      <w:r>
+        <w:rPr>
+          <w:rFonts w:ascii="Arial" w:hAnsi="Arial"/>
+          <w:b/>
+          <w:color w:val="003366"/>
+          <w:sz w:val="44"/>
+        </w:rPr>
+        <w:t>INTRODUCTION &amp; INSTITUTIONAL BACKGROUND</w:t>
+        <w:br/>
+        <w:br/>
+      </w:r>
+    </w:p>
+    <w:tbl>
+      <w:tblPr>
+        <w:tblW w:type="auto" w:w="0"/>
+        <w:jc w:val="center"/>
+        <w:tblLook w:firstColumn="1" w:firstRow="1" w:lastColumn="0" w:lastRow="0" w:noHBand="0" w:noVBand="1" w:val="04A0"/>
+      </w:tblPr>
+      <w:tblGrid>
+        <w:gridCol w:w="9360"/>
+      </w:tblGrid>
+      <w:tr>
+        <w:tc>
+          <w:tcPr>
+            <w:tcW w:type="dxa" w:w="8640"/>
+            <w:shd w:fill="F1F5F9"/>
+            <w:tcMar>
+              <w:top w:w="100" w:type="dxa"/>
+              <w:bottom w:w="100" w:type="dxa"/>
+              <w:left w:w="140" w:type="dxa"/>
+              <w:right w:w="140" w:type="dxa"/>
+            </w:tcMar>
+          </w:tcPr>
+          <w:p>
+            <w:r>
+              <w:rPr>
+                <w:rFonts w:ascii="Calibri" w:hAnsi="Calibri"/>
+                <w:b/>
+                <w:color w:val="003366"/>
+                <w:sz w:val="22"/>
+              </w:rPr>
+              <w:t>📑 CHAPTER ROADMAP &amp; KEY SECTIONS:</w:t>
+              <w:br/>
+              <w:br/>
+            </w:r>
+            <w:r>
+              <w:rPr>
+                <w:rFonts w:ascii="Calibri" w:hAnsi="Calibri"/>
+                <w:color w:val="1E293B"/>
+                <w:sz w:val="20"/>
+              </w:rPr>
+              <w:t>• 1.1 The Indian Commercial Banking Ecosystem &amp; Underwriting Challenges</w:t>
+              <w:br/>
+            </w:r>
+            <w:r>
+              <w:rPr>
+                <w:rFonts w:ascii="Calibri" w:hAnsi="Calibri"/>
+                <w:color w:val="1E293B"/>
+                <w:sz w:val="20"/>
+              </w:rPr>
+              <w:t>• 1.2 Central Bank of India: Institutional Heritage &amp; Digital Strategy</w:t>
+              <w:br/>
+            </w:r>
+            <w:r>
+              <w:rPr>
+                <w:rFonts w:ascii="Calibri" w:hAnsi="Calibri"/>
+                <w:color w:val="1E293B"/>
+                <w:sz w:val="20"/>
+              </w:rPr>
+              <w:t>• 1.3 Problem Statement &amp; Turnaround Time (TAT) Friction</w:t>
+              <w:br/>
+            </w:r>
+            <w:r>
+              <w:rPr>
+                <w:rFonts w:ascii="Calibri" w:hAnsi="Calibri"/>
+                <w:color w:val="1E293B"/>
+                <w:sz w:val="20"/>
+              </w:rPr>
+              <w:t>• 1.4 Objectives and Scope of the Intelligent Loan Appraisal System (ILAS)</w:t>
+              <w:br/>
+            </w:r>
+            <w:r>
+              <w:rPr>
+                <w:rFonts w:ascii="Calibri" w:hAnsi="Calibri"/>
+                <w:color w:val="1E293B"/>
+                <w:sz w:val="20"/>
+              </w:rPr>
+              <w:t>• 1.5 Novelty and Institutional Value Proposition</w:t>
+              <w:br/>
+            </w:r>
+            <w:r>
+              <w:rPr>
+                <w:rFonts w:ascii="Calibri" w:hAnsi="Calibri"/>
+                <w:color w:val="1E293B"/>
+                <w:sz w:val="20"/>
+              </w:rPr>
+              <w:t>• 1.6 Report Organization &amp; Chapter Roadmap</w:t>
+              <w:br/>
+            </w:r>
+          </w:p>
+        </w:tc>
+      </w:tr>
+    </w:tbl>
+    <w:p>
+      <w:r>
+        <w:br w:type="page"/>
+      </w:r>
+    </w:p>
+    <w:p>
+      <w:pPr>
+        <w:spacing w:after="320"/>
+      </w:pPr>
+      <w:r>
+        <w:rPr>
+          <w:rFonts w:ascii="Arial" w:hAnsi="Arial"/>
+          <w:b/>
+          <w:color w:val="003366"/>
+          <w:sz w:val="32"/>
+        </w:rPr>
+        <w:t>CHAPTER 1: INTRODUCTION &amp; INSTITUTIONAL BACKGROUND</w:t>
+      </w:r>
+    </w:p>
+    <w:p>
+      <w:pPr>
+        <w:spacing w:after="320"/>
+      </w:pPr>
+      <w:r>
+        <w:rPr>
+          <w:rFonts w:ascii="Calibri" w:hAnsi="Calibri"/>
+          <w:b/>
+          <w:color w:val="003366"/>
+          <w:sz w:val="26"/>
+        </w:rPr>
+        <w:t>1.1 The Indian Commercial Banking Ecosystem &amp; Underwriting Challenges</w:t>
+        <w:br/>
+      </w:r>
+      <w:r>
+        <w:rPr>
+          <w:rFonts w:ascii="Calibri" w:hAnsi="Calibri"/>
+          <w:color w:val="1E293B"/>
+          <w:sz w:val="22"/>
+        </w:rPr>
+        <w:t>The commercial banking system in India represents the foundational circulatory system of the national economy, mobilizing domestic savings and channeling capital into productive economic sectors. Public Sector Banks (PSBs) and Scheduled Commercial Banks (SCBs) manage an aggregate domestic credit portfolio exceeding ₹170 Lakh Crores (as of FY 2025–2026), supporting diverse economic agents ranging from individual retail consumers to capital-intensive Micro, Small, and Medium Enterprises (MSMEs).</w:t>
+        <w:br/>
+        <w:br/>
+        <w:t>Credit appraisal—the systematic evaluation of a borrower's creditworthiness, financial solvency, debt-servicing capacity, collateral sufficiency, and default probability—constitutes the core operational capability that dictates a commercial bank's asset quality, Net Interest Margin (NIM), and Capital to Risk-Weighted Assets Ratio (CRAR).</w:t>
+        <w:br/>
+        <w:br/>
+        <w:t>Despite extensive modernization in front-end payments (such as Unified Payments Interface - UPI) and core banking infrastructure (CBS), the core credit underwriting workflow across commercial banks in India remains encumbered by severe operational friction:</w:t>
+        <w:br/>
+        <w:br/>
+        <w:t>1. Information Asymmetry &amp; Data Heterogeneity: Credit underwriting requires assimilating multi-format documentation, including audited annual financial statements, provisional balance sheets, Chartered Accountant (CA) certified Credit Monitoring Arrangement (CMA) data, income tax returns (ITR-V), GST returns (GSTR-3B / GSTR-1), six-month operational bank account statements, and property valuation certificates. Ingesting and reconciling these unstructured and semi-structured documents manually consumes substantial analytical bandwidth.</w:t>
+        <w:br/>
+        <w:br/>
+        <w:t>2. Manual Financial Spreading &amp; Ratio Computation: Underwriting officers must manually transcribe balance sheet line items into internal banking spreadsheets to calculate statutory financial liquidity ratios (Current Ratio, Quick Ratio), leverage metrics (Debt-to-Equity Ratio, Total Outside Liabilities to Tangible Net Worth), and debt-serviceability indices (Debt Service Coverage Ratio - DSCR, Fixed Obligation to Income Ratio - FOIR). This manual computation introduces material latency and creates susceptibility to transcription errors.</w:t>
+        <w:br/>
+        <w:br/>
+        <w:t>3. Complex Regulatory Cross-Referencing: Credit appraisals must strictly comply with a vast corpus of regulatory circulars issued by the Reserve Bank of India (RBI)—such as prudential ceilings on Loan-to-Value (LTV) ratios and risk-weighted capital provisioning—as well as internal Master Circulars on Rate of Interest (RBLR grids), lending thresholds, and Micro and Small Enterprise (MSE) rating scorecards. Manually cross-referencing multi-hundred-page policy documents leads to operational fatigue and inadvertent compliance slippages.</w:t>
+        <w:br/>
+        <w:br/>
+        <w:t>4. Subjective Risk Adjudication: Traditional credit appraisal relies heavily on heuristic judgment and qualitative discretion. The absence of automated, forward-looking predictive default models often leads to inconsistent risk rating assignments across different branch locations and underwriting officers.</w:t>
+      </w:r>
+    </w:p>
+    <w:p>
+      <w:pPr>
+        <w:spacing w:after="320"/>
+      </w:pPr>
+      <w:r>
+        <w:rPr>
+          <w:rFonts w:ascii="Calibri" w:hAnsi="Calibri"/>
+          <w:b/>
+          <w:color w:val="003366"/>
+          <w:sz w:val="26"/>
+        </w:rPr>
+        <w:t>1.2 Central Bank of India: Institutional Heritage &amp; Digital Strategy</w:t>
+        <w:br/>
+      </w:r>
+      <w:r>
+        <w:rPr>
+          <w:rFonts w:ascii="Calibri" w:hAnsi="Calibri"/>
+          <w:color w:val="1E293B"/>
+          <w:sz w:val="22"/>
+        </w:rPr>
+        <w:t>Established on 21st December 1911 by the visionary banker Sir Sorabji Pochkhanawala under the chairmanship of the eminent nationalist leader Sir Pherozeshah Mehta, the Central Bank of India (CBoI) holds the distinguished historical honor of being the first truly Indian commercial bank completely owned and managed by Indians without foreign assistance. Promoted with the nationalist ethos of 'Central to You Since 1911', the institution was nationalized by the Government of India in July 1969.</w:t>
+        <w:br/>
+        <w:br/>
+        <w:t>Today, Central Bank of India operates an expansive pan-India footprint comprising over 4,500 branch offices, more than 3,000 automated teller machines (ATMs), and over 100 Regional Offices, with a commanding presence in rural, semi-urban, and industrial growth corridors.</w:t>
+        <w:br/>
+        <w:br/>
+        <w:t>Institutional Role of Regional Office, Visakhapatnam:</w:t>
+        <w:br/>
+        <w:t>The Visakhapatnam Regional Office oversees branch operations and credit disbursement across a strategically vital coastal industrial corridor in Andhra Pradesh. The region represents a dynamic credit mix comprising:</w:t>
+        <w:br/>
+        <w:t>• Retail Credit Demands: Housing loans (Cent Home), vehicle finance (Cent Vehicle), personal loans (Cent Personal), and educational credit driven by urban professionals and industrial workforces.</w:t>
+        <w:br/>
+        <w:t>• Micro and Small Enterprise (MSME) Facilities: Working capital limits (Cash Credit / Overdraft), term loans, and bank guarantees for manufacturing ancillary units, port-related logistics providers, marine processing units, and service enterprises clustered around the Visakhapatnam industrial belt.</w:t>
+        <w:br/>
+        <w:br/>
+        <w:t>Under its ongoing digital transformation strategy, Central Bank of India is actively transitioning from legacy document-intensive underwriting toward automated, rule-governed, and data-driven credit appraisal mechanisms. The objective is to compress operational Turnaround Time (TAT), eliminate manual appraisal subjectivity, enforce automated regulatory compliance, and deploy advanced artificial intelligence to safeguard the bank's balance sheet against non-performing assets (NPAs).</w:t>
+      </w:r>
+    </w:p>
+    <w:p>
+      <w:pPr>
+        <w:spacing w:after="200"/>
+      </w:pPr>
+      <w:r>
+        <w:rPr>
+          <w:rFonts w:ascii="Calibri" w:hAnsi="Calibri"/>
+          <w:b/>
+          <w:color w:val="003366"/>
+          <w:sz w:val="26"/>
+        </w:rPr>
+        <w:t>1.3 Problem Statement &amp; Turnaround Time (TAT) Friction</w:t>
+        <w:br/>
+      </w:r>
+      <w:r>
+        <w:rPr>
+          <w:rFonts w:ascii="Calibri" w:hAnsi="Calibri"/>
+          <w:color w:val="1E293B"/>
+          <w:sz w:val="22"/>
+        </w:rPr>
+        <w:t>The traditional credit underwriting lifecycle in public sector commercial banking is characterized by an extensive multi-stage pipeline. A detailed operational audit of the manual underwriting process reveals severe time inflation across every phase of credit processing:</w:t>
+      </w:r>
+    </w:p>
+    <w:p>
+      <w:r>
+        <w:rPr>
+          <w:rFonts w:ascii="Calibri" w:hAnsi="Calibri"/>
+          <w:b/>
+          <w:color w:val="003366"/>
+          <w:sz w:val="21"/>
+        </w:rPr>
+        <w:t>Table 1.1: Operational Turnaround Time (TAT) Breakdown Across Manual Credit Stages</w:t>
+      </w:r>
+    </w:p>
+    <w:tbl>
+      <w:tblPr>
+        <w:tblW w:type="auto" w:w="0"/>
+        <w:jc w:val="center"/>
+        <w:tblLook w:firstColumn="1" w:firstRow="1" w:lastColumn="0" w:lastRow="0" w:noHBand="0" w:noVBand="1" w:val="04A0"/>
+      </w:tblPr>
+      <w:tblGrid>
+        <w:gridCol w:w="1872"/>
+        <w:gridCol w:w="1872"/>
+        <w:gridCol w:w="1872"/>
+        <w:gridCol w:w="1872"/>
+        <w:gridCol w:w="1872"/>
+      </w:tblGrid>
+      <w:tr>
+        <w:tc>
+          <w:tcPr>
+            <w:tcW w:type="dxa" w:w="1008"/>
+            <w:shd w:fill="003366"/>
+            <w:tcMar>
+              <w:top w:w="60" w:type="dxa"/>
+              <w:bottom w:w="60" w:type="dxa"/>
+              <w:left w:w="60" w:type="dxa"/>
+              <w:right w:w="60" w:type="dxa"/>
+            </w:tcMar>
+          </w:tcPr>
+          <w:p>
+            <w:r>
+              <w:rPr>
+                <w:rFonts w:ascii="Calibri" w:hAnsi="Calibri"/>
+                <w:b/>
+                <w:color w:val="FFFFFF"/>
+                <w:sz w:val="18"/>
+              </w:rPr>
+              <w:t>STAGE</w:t>
+            </w:r>
+          </w:p>
+        </w:tc>
+        <w:tc>
+          <w:tcPr>
+            <w:tcW w:type="dxa" w:w="2160"/>
+            <w:shd w:fill="003366"/>
+            <w:tcMar>
+              <w:top w:w="60" w:type="dxa"/>
+              <w:bottom w:w="60" w:type="dxa"/>
+              <w:left w:w="60" w:type="dxa"/>
+              <w:right w:w="60" w:type="dxa"/>
+            </w:tcMar>
+          </w:tcPr>
+          <w:p>
+            <w:r>
+              <w:rPr>
+                <w:rFonts w:ascii="Calibri" w:hAnsi="Calibri"/>
+                <w:b/>
+                <w:color w:val="FFFFFF"/>
+                <w:sz w:val="18"/>
+              </w:rPr>
+              <w:t>UNDERWRITING PHASE</w:t>
+            </w:r>
+          </w:p>
+        </w:tc>
+        <w:tc>
+          <w:tcPr>
+            <w:tcW w:type="dxa" w:w="2592"/>
+            <w:shd w:fill="003366"/>
+            <w:tcMar>
+              <w:top w:w="60" w:type="dxa"/>
+              <w:bottom w:w="60" w:type="dxa"/>
+              <w:left w:w="60" w:type="dxa"/>
+              <w:right w:w="60" w:type="dxa"/>
+            </w:tcMar>
+          </w:tcPr>
+          <w:p>
+            <w:r>
+              <w:rPr>
+                <w:rFonts w:ascii="Calibri" w:hAnsi="Calibri"/>
+                <w:b/>
+                <w:color w:val="FFFFFF"/>
+                <w:sz w:val="18"/>
+              </w:rPr>
+              <w:t>CORE ACTIVITIES</w:t>
+            </w:r>
+          </w:p>
+        </w:tc>
+        <w:tc>
+          <w:tcPr>
+            <w:tcW w:type="dxa" w:w="1440"/>
+            <w:shd w:fill="003366"/>
+            <w:tcMar>
+              <w:top w:w="60" w:type="dxa"/>
+              <w:bottom w:w="60" w:type="dxa"/>
+              <w:left w:w="60" w:type="dxa"/>
+              <w:right w:w="60" w:type="dxa"/>
+            </w:tcMar>
+          </w:tcPr>
+          <w:p>
+            <w:r>
+              <w:rPr>
+                <w:rFonts w:ascii="Calibri" w:hAnsi="Calibri"/>
+                <w:b/>
+                <w:color w:val="FFFFFF"/>
+                <w:sz w:val="18"/>
+              </w:rPr>
+              <w:t>MANUAL TAT</w:t>
+            </w:r>
+          </w:p>
+        </w:tc>
+        <w:tc>
+          <w:tcPr>
+            <w:tcW w:type="dxa" w:w="2160"/>
+            <w:shd w:fill="003366"/>
+            <w:tcMar>
+              <w:top w:w="60" w:type="dxa"/>
+              <w:bottom w:w="60" w:type="dxa"/>
+              <w:left w:w="60" w:type="dxa"/>
+              <w:right w:w="60" w:type="dxa"/>
+            </w:tcMar>
+          </w:tcPr>
+          <w:p>
+            <w:r>
+              <w:rPr>
+                <w:rFonts w:ascii="Calibri" w:hAnsi="Calibri"/>
+                <w:b/>
+                <w:color w:val="FFFFFF"/>
+                <w:sz w:val="18"/>
+              </w:rPr>
+              <w:t>BOTTLENECKS</w:t>
+            </w:r>
+          </w:p>
+        </w:tc>
+      </w:tr>
+      <w:tr>
+        <w:tc>
+          <w:tcPr>
+            <w:tcW w:type="dxa" w:w="1008"/>
+            <w:shd w:fill="F8FAFC"/>
+            <w:tcMar>
+              <w:top w:w="40" w:type="dxa"/>
+              <w:bottom w:w="40" w:type="dxa"/>
+              <w:left w:w="50" w:type="dxa"/>
+              <w:right w:w="50" w:type="dxa"/>
+            </w:tcMar>
+          </w:tcPr>
+          <w:p>
+            <w:r>
+              <w:rPr>
+                <w:rFonts w:ascii="Calibri" w:hAnsi="Calibri"/>
+                <w:b/>
+                <w:color w:val="003366"/>
+                <w:sz w:val="17"/>
+              </w:rPr>
+              <w:t>1</w:t>
+            </w:r>
+          </w:p>
+        </w:tc>
+        <w:tc>
+          <w:tcPr>
+            <w:tcW w:type="dxa" w:w="2160"/>
+            <w:shd w:fill="F8FAFC"/>
+            <w:tcMar>
+              <w:top w:w="40" w:type="dxa"/>
+              <w:bottom w:w="40" w:type="dxa"/>
+              <w:left w:w="50" w:type="dxa"/>
+              <w:right w:w="50" w:type="dxa"/>
+            </w:tcMar>
+          </w:tcPr>
+          <w:p>
+            <w:r>
+              <w:rPr>
+                <w:rFonts w:ascii="Calibri" w:hAnsi="Calibri"/>
+                <w:b w:val="0"/>
+                <w:color w:val="1E293B"/>
+                <w:sz w:val="17"/>
+              </w:rPr>
+              <w:t>Customer Data Ingestion</w:t>
+            </w:r>
+          </w:p>
+        </w:tc>
+        <w:tc>
+          <w:tcPr>
+            <w:tcW w:type="dxa" w:w="2592"/>
+            <w:shd w:fill="F8FAFC"/>
+            <w:tcMar>
+              <w:top w:w="40" w:type="dxa"/>
+              <w:bottom w:w="40" w:type="dxa"/>
+              <w:left w:w="50" w:type="dxa"/>
+              <w:right w:w="50" w:type="dxa"/>
+            </w:tcMar>
+          </w:tcPr>
+          <w:p>
+            <w:r>
+              <w:rPr>
+                <w:rFonts w:ascii="Calibri" w:hAnsi="Calibri"/>
+                <w:b w:val="0"/>
+                <w:color w:val="1E293B"/>
+                <w:sz w:val="17"/>
+              </w:rPr>
+              <w:t>Collecting physical application forms, salary slips, and ID proofs.</w:t>
+            </w:r>
+          </w:p>
+        </w:tc>
+        <w:tc>
+          <w:tcPr>
+            <w:tcW w:type="dxa" w:w="1440"/>
+            <w:shd w:fill="F8FAFC"/>
+            <w:tcMar>
+              <w:top w:w="40" w:type="dxa"/>
+              <w:bottom w:w="40" w:type="dxa"/>
+              <w:left w:w="50" w:type="dxa"/>
+              <w:right w:w="50" w:type="dxa"/>
+            </w:tcMar>
+          </w:tcPr>
+          <w:p>
+            <w:r>
+              <w:rPr>
+                <w:rFonts w:ascii="Calibri" w:hAnsi="Calibri"/>
+                <w:b w:val="0"/>
+                <w:color w:val="1E293B"/>
+                <w:sz w:val="17"/>
+              </w:rPr>
+              <w:t>24 – 48 Hours</w:t>
+            </w:r>
+          </w:p>
+        </w:tc>
+        <w:tc>
+          <w:tcPr>
+            <w:tcW w:type="dxa" w:w="2160"/>
+            <w:shd w:fill="F8FAFC"/>
+            <w:tcMar>
+              <w:top w:w="40" w:type="dxa"/>
+              <w:bottom w:w="40" w:type="dxa"/>
+              <w:left w:w="50" w:type="dxa"/>
+              <w:right w:w="50" w:type="dxa"/>
+            </w:tcMar>
+          </w:tcPr>
+          <w:p>
+            <w:r>
+              <w:rPr>
+                <w:rFonts w:ascii="Calibri" w:hAnsi="Calibri"/>
+                <w:b w:val="0"/>
+                <w:color w:val="1E293B"/>
+                <w:sz w:val="17"/>
+              </w:rPr>
+              <w:t>Manual entry into Core Banking (CBS); unencrypted PII exposure.</w:t>
+            </w:r>
+          </w:p>
+        </w:tc>
+      </w:tr>
+      <w:tr>
+        <w:tc>
+          <w:tcPr>
+            <w:tcW w:type="dxa" w:w="1008"/>
+            <w:shd w:fill="FFFFFF"/>
+            <w:tcMar>
+              <w:top w:w="40" w:type="dxa"/>
+              <w:bottom w:w="40" w:type="dxa"/>
+              <w:left w:w="50" w:type="dxa"/>
+              <w:right w:w="50" w:type="dxa"/>
+            </w:tcMar>
+          </w:tcPr>
+          <w:p>
+            <w:r>
+              <w:rPr>
+                <w:rFonts w:ascii="Calibri" w:hAnsi="Calibri"/>
+                <w:b/>
+                <w:color w:val="003366"/>
+                <w:sz w:val="17"/>
+              </w:rPr>
+              <w:t>2</w:t>
+            </w:r>
+          </w:p>
+        </w:tc>
+        <w:tc>
+          <w:tcPr>
+            <w:tcW w:type="dxa" w:w="2160"/>
+            <w:shd w:fill="FFFFFF"/>
+            <w:tcMar>
+              <w:top w:w="40" w:type="dxa"/>
+              <w:bottom w:w="40" w:type="dxa"/>
+              <w:left w:w="50" w:type="dxa"/>
+              <w:right w:w="50" w:type="dxa"/>
+            </w:tcMar>
+          </w:tcPr>
+          <w:p>
+            <w:r>
+              <w:rPr>
+                <w:rFonts w:ascii="Calibri" w:hAnsi="Calibri"/>
+                <w:b w:val="0"/>
+                <w:color w:val="1E293B"/>
+                <w:sz w:val="17"/>
+              </w:rPr>
+              <w:t>Document Processing &amp; OCR</w:t>
+            </w:r>
+          </w:p>
+        </w:tc>
+        <w:tc>
+          <w:tcPr>
+            <w:tcW w:type="dxa" w:w="2592"/>
+            <w:shd w:fill="FFFFFF"/>
+            <w:tcMar>
+              <w:top w:w="40" w:type="dxa"/>
+              <w:bottom w:w="40" w:type="dxa"/>
+              <w:left w:w="50" w:type="dxa"/>
+              <w:right w:w="50" w:type="dxa"/>
+            </w:tcMar>
+          </w:tcPr>
+          <w:p>
+            <w:r>
+              <w:rPr>
+                <w:rFonts w:ascii="Calibri" w:hAnsi="Calibri"/>
+                <w:b w:val="0"/>
+                <w:color w:val="1E293B"/>
+                <w:sz w:val="17"/>
+              </w:rPr>
+              <w:t>Manual extraction of line items from PDF/Word balance sheets.</w:t>
+            </w:r>
+          </w:p>
+        </w:tc>
+        <w:tc>
+          <w:tcPr>
+            <w:tcW w:type="dxa" w:w="1440"/>
+            <w:shd w:fill="FFFFFF"/>
+            <w:tcMar>
+              <w:top w:w="40" w:type="dxa"/>
+              <w:bottom w:w="40" w:type="dxa"/>
+              <w:left w:w="50" w:type="dxa"/>
+              <w:right w:w="50" w:type="dxa"/>
+            </w:tcMar>
+          </w:tcPr>
+          <w:p>
+            <w:r>
+              <w:rPr>
+                <w:rFonts w:ascii="Calibri" w:hAnsi="Calibri"/>
+                <w:b w:val="0"/>
+                <w:color w:val="1E293B"/>
+                <w:sz w:val="17"/>
+              </w:rPr>
+              <w:t>24 – 48 Hours</w:t>
+            </w:r>
+          </w:p>
+        </w:tc>
+        <w:tc>
+          <w:tcPr>
+            <w:tcW w:type="dxa" w:w="2160"/>
+            <w:shd w:fill="FFFFFF"/>
+            <w:tcMar>
+              <w:top w:w="40" w:type="dxa"/>
+              <w:bottom w:w="40" w:type="dxa"/>
+              <w:left w:w="50" w:type="dxa"/>
+              <w:right w:w="50" w:type="dxa"/>
+            </w:tcMar>
+          </w:tcPr>
+          <w:p>
+            <w:r>
+              <w:rPr>
+                <w:rFonts w:ascii="Calibri" w:hAnsi="Calibri"/>
+                <w:b w:val="0"/>
+                <w:color w:val="1E293B"/>
+                <w:sz w:val="17"/>
+              </w:rPr>
+              <w:t>Heterogeneous formats; lack of standardized financial schemas.</w:t>
+            </w:r>
+          </w:p>
+        </w:tc>
+      </w:tr>
+      <w:tr>
+        <w:tc>
+          <w:tcPr>
+            <w:tcW w:type="dxa" w:w="1008"/>
+            <w:shd w:fill="F8FAFC"/>
+            <w:tcMar>
+              <w:top w:w="40" w:type="dxa"/>
+              <w:bottom w:w="40" w:type="dxa"/>
+              <w:left w:w="50" w:type="dxa"/>
+              <w:right w:w="50" w:type="dxa"/>
+            </w:tcMar>
+          </w:tcPr>
+          <w:p>
+            <w:r>
+              <w:rPr>
+                <w:rFonts w:ascii="Calibri" w:hAnsi="Calibri"/>
+                <w:b/>
+                <w:color w:val="003366"/>
+                <w:sz w:val="17"/>
+              </w:rPr>
+              <w:t>3</w:t>
+            </w:r>
+          </w:p>
+        </w:tc>
+        <w:tc>
+          <w:tcPr>
+            <w:tcW w:type="dxa" w:w="2160"/>
+            <w:shd w:fill="F8FAFC"/>
+            <w:tcMar>
+              <w:top w:w="40" w:type="dxa"/>
+              <w:bottom w:w="40" w:type="dxa"/>
+              <w:left w:w="50" w:type="dxa"/>
+              <w:right w:w="50" w:type="dxa"/>
+            </w:tcMar>
+          </w:tcPr>
+          <w:p>
+            <w:r>
+              <w:rPr>
+                <w:rFonts w:ascii="Calibri" w:hAnsi="Calibri"/>
+                <w:b w:val="0"/>
+                <w:color w:val="1E293B"/>
+                <w:sz w:val="17"/>
+              </w:rPr>
+              <w:t>KYC &amp; Identity Verification</w:t>
+            </w:r>
+          </w:p>
+        </w:tc>
+        <w:tc>
+          <w:tcPr>
+            <w:tcW w:type="dxa" w:w="2592"/>
+            <w:shd w:fill="F8FAFC"/>
+            <w:tcMar>
+              <w:top w:w="40" w:type="dxa"/>
+              <w:bottom w:w="40" w:type="dxa"/>
+              <w:left w:w="50" w:type="dxa"/>
+              <w:right w:w="50" w:type="dxa"/>
+            </w:tcMar>
+          </w:tcPr>
+          <w:p>
+            <w:r>
+              <w:rPr>
+                <w:rFonts w:ascii="Calibri" w:hAnsi="Calibri"/>
+                <w:b w:val="0"/>
+                <w:color w:val="1E293B"/>
+                <w:sz w:val="17"/>
+              </w:rPr>
+              <w:t>Cross-checking PAN, Aadhaar, and MCA incorporation documents.</w:t>
+            </w:r>
+          </w:p>
+        </w:tc>
+        <w:tc>
+          <w:tcPr>
+            <w:tcW w:type="dxa" w:w="1440"/>
+            <w:shd w:fill="F8FAFC"/>
+            <w:tcMar>
+              <w:top w:w="40" w:type="dxa"/>
+              <w:bottom w:w="40" w:type="dxa"/>
+              <w:left w:w="50" w:type="dxa"/>
+              <w:right w:w="50" w:type="dxa"/>
+            </w:tcMar>
+          </w:tcPr>
+          <w:p>
+            <w:r>
+              <w:rPr>
+                <w:rFonts w:ascii="Calibri" w:hAnsi="Calibri"/>
+                <w:b w:val="0"/>
+                <w:color w:val="1E293B"/>
+                <w:sz w:val="17"/>
+              </w:rPr>
+              <w:t>12 – 24 Hours</w:t>
+            </w:r>
+          </w:p>
+        </w:tc>
+        <w:tc>
+          <w:tcPr>
+            <w:tcW w:type="dxa" w:w="2160"/>
+            <w:shd w:fill="F8FAFC"/>
+            <w:tcMar>
+              <w:top w:w="40" w:type="dxa"/>
+              <w:bottom w:w="40" w:type="dxa"/>
+              <w:left w:w="50" w:type="dxa"/>
+              <w:right w:w="50" w:type="dxa"/>
+            </w:tcMar>
+          </w:tcPr>
+          <w:p>
+            <w:r>
+              <w:rPr>
+                <w:rFonts w:ascii="Calibri" w:hAnsi="Calibri"/>
+                <w:b w:val="0"/>
+                <w:color w:val="1E293B"/>
+                <w:sz w:val="17"/>
+              </w:rPr>
+              <w:t>Disjointed external verification portals; risk of synthetic identity fraud.</w:t>
+            </w:r>
+          </w:p>
+        </w:tc>
+      </w:tr>
+      <w:tr>
+        <w:tc>
+          <w:tcPr>
+            <w:tcW w:type="dxa" w:w="1008"/>
+            <w:shd w:fill="FFFFFF"/>
+            <w:tcMar>
+              <w:top w:w="40" w:type="dxa"/>
+              <w:bottom w:w="40" w:type="dxa"/>
+              <w:left w:w="50" w:type="dxa"/>
+              <w:right w:w="50" w:type="dxa"/>
+            </w:tcMar>
+          </w:tcPr>
+          <w:p>
+            <w:r>
+              <w:rPr>
+                <w:rFonts w:ascii="Calibri" w:hAnsi="Calibri"/>
+                <w:b/>
+                <w:color w:val="003366"/>
+                <w:sz w:val="17"/>
+              </w:rPr>
+              <w:t>4</w:t>
+            </w:r>
+          </w:p>
+        </w:tc>
+        <w:tc>
+          <w:tcPr>
+            <w:tcW w:type="dxa" w:w="2160"/>
+            <w:shd w:fill="FFFFFF"/>
+            <w:tcMar>
+              <w:top w:w="40" w:type="dxa"/>
+              <w:bottom w:w="40" w:type="dxa"/>
+              <w:left w:w="50" w:type="dxa"/>
+              <w:right w:w="50" w:type="dxa"/>
+            </w:tcMar>
+          </w:tcPr>
+          <w:p>
+            <w:r>
+              <w:rPr>
+                <w:rFonts w:ascii="Calibri" w:hAnsi="Calibri"/>
+                <w:b w:val="0"/>
+                <w:color w:val="1E293B"/>
+                <w:sz w:val="17"/>
+              </w:rPr>
+              <w:t>Disbursement Bank Validation</w:t>
+            </w:r>
+          </w:p>
+        </w:tc>
+        <w:tc>
+          <w:tcPr>
+            <w:tcW w:type="dxa" w:w="2592"/>
+            <w:shd w:fill="FFFFFF"/>
+            <w:tcMar>
+              <w:top w:w="40" w:type="dxa"/>
+              <w:bottom w:w="40" w:type="dxa"/>
+              <w:left w:w="50" w:type="dxa"/>
+              <w:right w:w="50" w:type="dxa"/>
+            </w:tcMar>
+          </w:tcPr>
+          <w:p>
+            <w:r>
+              <w:rPr>
+                <w:rFonts w:ascii="Calibri" w:hAnsi="Calibri"/>
+                <w:b w:val="0"/>
+                <w:color w:val="1E293B"/>
+                <w:sz w:val="17"/>
+              </w:rPr>
+              <w:t>Validating operative bank account details and active mandates.</w:t>
+            </w:r>
+          </w:p>
+        </w:tc>
+        <w:tc>
+          <w:tcPr>
+            <w:tcW w:type="dxa" w:w="1440"/>
+            <w:shd w:fill="FFFFFF"/>
+            <w:tcMar>
+              <w:top w:w="40" w:type="dxa"/>
+              <w:bottom w:w="40" w:type="dxa"/>
+              <w:left w:w="50" w:type="dxa"/>
+              <w:right w:w="50" w:type="dxa"/>
+            </w:tcMar>
+          </w:tcPr>
+          <w:p>
+            <w:r>
+              <w:rPr>
+                <w:rFonts w:ascii="Calibri" w:hAnsi="Calibri"/>
+                <w:b w:val="0"/>
+                <w:color w:val="1E293B"/>
+                <w:sz w:val="17"/>
+              </w:rPr>
+              <w:t>12 – 24 Hours</w:t>
+            </w:r>
+          </w:p>
+        </w:tc>
+        <w:tc>
+          <w:tcPr>
+            <w:tcW w:type="dxa" w:w="2160"/>
+            <w:shd w:fill="FFFFFF"/>
+            <w:tcMar>
+              <w:top w:w="40" w:type="dxa"/>
+              <w:bottom w:w="40" w:type="dxa"/>
+              <w:left w:w="50" w:type="dxa"/>
+              <w:right w:w="50" w:type="dxa"/>
+            </w:tcMar>
+          </w:tcPr>
+          <w:p>
+            <w:r>
+              <w:rPr>
+                <w:rFonts w:ascii="Calibri" w:hAnsi="Calibri"/>
+                <w:b w:val="0"/>
+                <w:color w:val="1E293B"/>
+                <w:sz w:val="17"/>
+              </w:rPr>
+              <w:t>Manual cheque leaf inspection; delayed penny drop verification.</w:t>
+            </w:r>
+          </w:p>
+        </w:tc>
+      </w:tr>
+      <w:tr>
+        <w:tc>
+          <w:tcPr>
+            <w:tcW w:type="dxa" w:w="1008"/>
+            <w:shd w:fill="F8FAFC"/>
+            <w:tcMar>
+              <w:top w:w="40" w:type="dxa"/>
+              <w:bottom w:w="40" w:type="dxa"/>
+              <w:left w:w="50" w:type="dxa"/>
+              <w:right w:w="50" w:type="dxa"/>
+            </w:tcMar>
+          </w:tcPr>
+          <w:p>
+            <w:r>
+              <w:rPr>
+                <w:rFonts w:ascii="Calibri" w:hAnsi="Calibri"/>
+                <w:b/>
+                <w:color w:val="003366"/>
+                <w:sz w:val="17"/>
+              </w:rPr>
+              <w:t>5</w:t>
+            </w:r>
+          </w:p>
+        </w:tc>
+        <w:tc>
+          <w:tcPr>
+            <w:tcW w:type="dxa" w:w="2160"/>
+            <w:shd w:fill="F8FAFC"/>
+            <w:tcMar>
+              <w:top w:w="40" w:type="dxa"/>
+              <w:bottom w:w="40" w:type="dxa"/>
+              <w:left w:w="50" w:type="dxa"/>
+              <w:right w:w="50" w:type="dxa"/>
+            </w:tcMar>
+          </w:tcPr>
+          <w:p>
+            <w:r>
+              <w:rPr>
+                <w:rFonts w:ascii="Calibri" w:hAnsi="Calibri"/>
+                <w:b w:val="0"/>
+                <w:color w:val="1E293B"/>
+                <w:sz w:val="17"/>
+              </w:rPr>
+              <w:t>Financial &amp; Ratio Analysis</w:t>
+            </w:r>
+          </w:p>
+        </w:tc>
+        <w:tc>
+          <w:tcPr>
+            <w:tcW w:type="dxa" w:w="2592"/>
+            <w:shd w:fill="F8FAFC"/>
+            <w:tcMar>
+              <w:top w:w="40" w:type="dxa"/>
+              <w:bottom w:w="40" w:type="dxa"/>
+              <w:left w:w="50" w:type="dxa"/>
+              <w:right w:w="50" w:type="dxa"/>
+            </w:tcMar>
+          </w:tcPr>
+          <w:p>
+            <w:r>
+              <w:rPr>
+                <w:rFonts w:ascii="Calibri" w:hAnsi="Calibri"/>
+                <w:b w:val="0"/>
+                <w:color w:val="1E293B"/>
+                <w:sz w:val="17"/>
+              </w:rPr>
+              <w:t>Calculating EMI, FOIR, LTV, and Form MSE 1 / MSE II scorecards.</w:t>
+            </w:r>
+          </w:p>
+        </w:tc>
+        <w:tc>
+          <w:tcPr>
+            <w:tcW w:type="dxa" w:w="1440"/>
+            <w:shd w:fill="F8FAFC"/>
+            <w:tcMar>
+              <w:top w:w="40" w:type="dxa"/>
+              <w:bottom w:w="40" w:type="dxa"/>
+              <w:left w:w="50" w:type="dxa"/>
+              <w:right w:w="50" w:type="dxa"/>
+            </w:tcMar>
+          </w:tcPr>
+          <w:p>
+            <w:r>
+              <w:rPr>
+                <w:rFonts w:ascii="Calibri" w:hAnsi="Calibri"/>
+                <w:b w:val="0"/>
+                <w:color w:val="1E293B"/>
+                <w:sz w:val="17"/>
+              </w:rPr>
+              <w:t>48 – 72 Hours</w:t>
+            </w:r>
+          </w:p>
+        </w:tc>
+        <w:tc>
+          <w:tcPr>
+            <w:tcW w:type="dxa" w:w="2160"/>
+            <w:shd w:fill="F8FAFC"/>
+            <w:tcMar>
+              <w:top w:w="40" w:type="dxa"/>
+              <w:bottom w:w="40" w:type="dxa"/>
+              <w:left w:w="50" w:type="dxa"/>
+              <w:right w:w="50" w:type="dxa"/>
+            </w:tcMar>
+          </w:tcPr>
+          <w:p>
+            <w:r>
+              <w:rPr>
+                <w:rFonts w:ascii="Calibri" w:hAnsi="Calibri"/>
+                <w:b w:val="0"/>
+                <w:color w:val="1E293B"/>
+                <w:sz w:val="17"/>
+              </w:rPr>
+              <w:t>Complex spreadsheet formulas; human error in multi-parameter weighting.</w:t>
+            </w:r>
+          </w:p>
+        </w:tc>
+      </w:tr>
+      <w:tr>
+        <w:tc>
+          <w:tcPr>
+            <w:tcW w:type="dxa" w:w="1008"/>
+            <w:shd w:fill="FFFFFF"/>
+            <w:tcMar>
+              <w:top w:w="40" w:type="dxa"/>
+              <w:bottom w:w="40" w:type="dxa"/>
+              <w:left w:w="50" w:type="dxa"/>
+              <w:right w:w="50" w:type="dxa"/>
+            </w:tcMar>
+          </w:tcPr>
+          <w:p>
+            <w:r>
+              <w:rPr>
+                <w:rFonts w:ascii="Calibri" w:hAnsi="Calibri"/>
+                <w:b/>
+                <w:color w:val="003366"/>
+                <w:sz w:val="17"/>
+              </w:rPr>
+              <w:t>6</w:t>
+            </w:r>
+          </w:p>
+        </w:tc>
+        <w:tc>
+          <w:tcPr>
+            <w:tcW w:type="dxa" w:w="2160"/>
+            <w:shd w:fill="FFFFFF"/>
+            <w:tcMar>
+              <w:top w:w="40" w:type="dxa"/>
+              <w:bottom w:w="40" w:type="dxa"/>
+              <w:left w:w="50" w:type="dxa"/>
+              <w:right w:w="50" w:type="dxa"/>
+            </w:tcMar>
+          </w:tcPr>
+          <w:p>
+            <w:r>
+              <w:rPr>
+                <w:rFonts w:ascii="Calibri" w:hAnsi="Calibri"/>
+                <w:b w:val="0"/>
+                <w:color w:val="1E293B"/>
+                <w:sz w:val="17"/>
+              </w:rPr>
+              <w:t>Credit Bureau &amp; Risk Review</w:t>
+            </w:r>
+          </w:p>
+        </w:tc>
+        <w:tc>
+          <w:tcPr>
+            <w:tcW w:type="dxa" w:w="2592"/>
+            <w:shd w:fill="FFFFFF"/>
+            <w:tcMar>
+              <w:top w:w="40" w:type="dxa"/>
+              <w:bottom w:w="40" w:type="dxa"/>
+              <w:left w:w="50" w:type="dxa"/>
+              <w:right w:w="50" w:type="dxa"/>
+            </w:tcMar>
+          </w:tcPr>
+          <w:p>
+            <w:r>
+              <w:rPr>
+                <w:rFonts w:ascii="Calibri" w:hAnsi="Calibri"/>
+                <w:b w:val="0"/>
+                <w:color w:val="1E293B"/>
+                <w:sz w:val="17"/>
+              </w:rPr>
+              <w:t>Pulling CIBIL reports and manually interpreting credit history.</w:t>
+            </w:r>
+          </w:p>
+        </w:tc>
+        <w:tc>
+          <w:tcPr>
+            <w:tcW w:type="dxa" w:w="1440"/>
+            <w:shd w:fill="FFFFFF"/>
+            <w:tcMar>
+              <w:top w:w="40" w:type="dxa"/>
+              <w:bottom w:w="40" w:type="dxa"/>
+              <w:left w:w="50" w:type="dxa"/>
+              <w:right w:w="50" w:type="dxa"/>
+            </w:tcMar>
+          </w:tcPr>
+          <w:p>
+            <w:r>
+              <w:rPr>
+                <w:rFonts w:ascii="Calibri" w:hAnsi="Calibri"/>
+                <w:b w:val="0"/>
+                <w:color w:val="1E293B"/>
+                <w:sz w:val="17"/>
+              </w:rPr>
+              <w:t>12 – 24 Hours</w:t>
+            </w:r>
+          </w:p>
+        </w:tc>
+        <w:tc>
+          <w:tcPr>
+            <w:tcW w:type="dxa" w:w="2160"/>
+            <w:shd w:fill="FFFFFF"/>
+            <w:tcMar>
+              <w:top w:w="40" w:type="dxa"/>
+              <w:bottom w:w="40" w:type="dxa"/>
+              <w:left w:w="50" w:type="dxa"/>
+              <w:right w:w="50" w:type="dxa"/>
+            </w:tcMar>
+          </w:tcPr>
+          <w:p>
+            <w:r>
+              <w:rPr>
+                <w:rFonts w:ascii="Calibri" w:hAnsi="Calibri"/>
+                <w:b w:val="0"/>
+                <w:color w:val="1E293B"/>
+                <w:sz w:val="17"/>
+              </w:rPr>
+              <w:t>Reliance on backward-looking bureau scores; lack of predictive ML default models.</w:t>
+            </w:r>
+          </w:p>
+        </w:tc>
+      </w:tr>
+      <w:tr>
+        <w:tc>
+          <w:tcPr>
+            <w:tcW w:type="dxa" w:w="1008"/>
+            <w:shd w:fill="F8FAFC"/>
+            <w:tcMar>
+              <w:top w:w="40" w:type="dxa"/>
+              <w:bottom w:w="40" w:type="dxa"/>
+              <w:left w:w="50" w:type="dxa"/>
+              <w:right w:w="50" w:type="dxa"/>
+            </w:tcMar>
+          </w:tcPr>
+          <w:p>
+            <w:r>
+              <w:rPr>
+                <w:rFonts w:ascii="Calibri" w:hAnsi="Calibri"/>
+                <w:b/>
+                <w:color w:val="003366"/>
+                <w:sz w:val="17"/>
+              </w:rPr>
+              <w:t>7</w:t>
+            </w:r>
+          </w:p>
+        </w:tc>
+        <w:tc>
+          <w:tcPr>
+            <w:tcW w:type="dxa" w:w="2160"/>
+            <w:shd w:fill="F8FAFC"/>
+            <w:tcMar>
+              <w:top w:w="40" w:type="dxa"/>
+              <w:bottom w:w="40" w:type="dxa"/>
+              <w:left w:w="50" w:type="dxa"/>
+              <w:right w:w="50" w:type="dxa"/>
+            </w:tcMar>
+          </w:tcPr>
+          <w:p>
+            <w:r>
+              <w:rPr>
+                <w:rFonts w:ascii="Calibri" w:hAnsi="Calibri"/>
+                <w:b w:val="0"/>
+                <w:color w:val="1E293B"/>
+                <w:sz w:val="17"/>
+              </w:rPr>
+              <w:t>Policy &amp; Circular Compliance</w:t>
+            </w:r>
+          </w:p>
+        </w:tc>
+        <w:tc>
+          <w:tcPr>
+            <w:tcW w:type="dxa" w:w="2592"/>
+            <w:shd w:fill="F8FAFC"/>
+            <w:tcMar>
+              <w:top w:w="40" w:type="dxa"/>
+              <w:bottom w:w="40" w:type="dxa"/>
+              <w:left w:w="50" w:type="dxa"/>
+              <w:right w:w="50" w:type="dxa"/>
+            </w:tcMar>
+          </w:tcPr>
+          <w:p>
+            <w:r>
+              <w:rPr>
+                <w:rFonts w:ascii="Calibri" w:hAnsi="Calibri"/>
+                <w:b w:val="0"/>
+                <w:color w:val="1E293B"/>
+                <w:sz w:val="17"/>
+              </w:rPr>
+              <w:t>Searching RBI directions and bank circulars for LTV/pricing rules.</w:t>
+            </w:r>
+          </w:p>
+        </w:tc>
+        <w:tc>
+          <w:tcPr>
+            <w:tcW w:type="dxa" w:w="1440"/>
+            <w:shd w:fill="F8FAFC"/>
+            <w:tcMar>
+              <w:top w:w="40" w:type="dxa"/>
+              <w:bottom w:w="40" w:type="dxa"/>
+              <w:left w:w="50" w:type="dxa"/>
+              <w:right w:w="50" w:type="dxa"/>
+            </w:tcMar>
+          </w:tcPr>
+          <w:p>
+            <w:r>
+              <w:rPr>
+                <w:rFonts w:ascii="Calibri" w:hAnsi="Calibri"/>
+                <w:b w:val="0"/>
+                <w:color w:val="1E293B"/>
+                <w:sz w:val="17"/>
+              </w:rPr>
+              <w:t>24 – 48 Hours</w:t>
+            </w:r>
+          </w:p>
+        </w:tc>
+        <w:tc>
+          <w:tcPr>
+            <w:tcW w:type="dxa" w:w="2160"/>
+            <w:shd w:fill="F8FAFC"/>
+            <w:tcMar>
+              <w:top w:w="40" w:type="dxa"/>
+              <w:bottom w:w="40" w:type="dxa"/>
+              <w:left w:w="50" w:type="dxa"/>
+              <w:right w:w="50" w:type="dxa"/>
+            </w:tcMar>
+          </w:tcPr>
+          <w:p>
+            <w:r>
+              <w:rPr>
+                <w:rFonts w:ascii="Calibri" w:hAnsi="Calibri"/>
+                <w:b w:val="0"/>
+                <w:color w:val="1E293B"/>
+                <w:sz w:val="17"/>
+              </w:rPr>
+              <w:t>Multi-volume policy circulars; outdated interest rate assignment.</w:t>
+            </w:r>
+          </w:p>
+        </w:tc>
+      </w:tr>
+      <w:tr>
+        <w:tc>
+          <w:tcPr>
+            <w:tcW w:type="dxa" w:w="1008"/>
+            <w:shd w:fill="FFFFFF"/>
+            <w:tcMar>
+              <w:top w:w="40" w:type="dxa"/>
+              <w:bottom w:w="40" w:type="dxa"/>
+              <w:left w:w="50" w:type="dxa"/>
+              <w:right w:w="50" w:type="dxa"/>
+            </w:tcMar>
+          </w:tcPr>
+          <w:p>
+            <w:r>
+              <w:rPr>
+                <w:rFonts w:ascii="Calibri" w:hAnsi="Calibri"/>
+                <w:b/>
+                <w:color w:val="003366"/>
+                <w:sz w:val="17"/>
+              </w:rPr>
+              <w:t>8</w:t>
+            </w:r>
+          </w:p>
+        </w:tc>
+        <w:tc>
+          <w:tcPr>
+            <w:tcW w:type="dxa" w:w="2160"/>
+            <w:shd w:fill="FFFFFF"/>
+            <w:tcMar>
+              <w:top w:w="40" w:type="dxa"/>
+              <w:bottom w:w="40" w:type="dxa"/>
+              <w:left w:w="50" w:type="dxa"/>
+              <w:right w:w="50" w:type="dxa"/>
+            </w:tcMar>
+          </w:tcPr>
+          <w:p>
+            <w:r>
+              <w:rPr>
+                <w:rFonts w:ascii="Calibri" w:hAnsi="Calibri"/>
+                <w:b w:val="0"/>
+                <w:color w:val="1E293B"/>
+                <w:sz w:val="17"/>
+              </w:rPr>
+              <w:t>Appraisal Memo (CAM) Drafting</w:t>
+            </w:r>
+          </w:p>
+        </w:tc>
+        <w:tc>
+          <w:tcPr>
+            <w:tcW w:type="dxa" w:w="2592"/>
+            <w:shd w:fill="FFFFFF"/>
+            <w:tcMar>
+              <w:top w:w="40" w:type="dxa"/>
+              <w:bottom w:w="40" w:type="dxa"/>
+              <w:left w:w="50" w:type="dxa"/>
+              <w:right w:w="50" w:type="dxa"/>
+            </w:tcMar>
+          </w:tcPr>
+          <w:p>
+            <w:r>
+              <w:rPr>
+                <w:rFonts w:ascii="Calibri" w:hAnsi="Calibri"/>
+                <w:b w:val="0"/>
+                <w:color w:val="1E293B"/>
+                <w:sz w:val="17"/>
+              </w:rPr>
+              <w:t>Manually compiling the multi-page Credit Appraisal Memorandum.</w:t>
+            </w:r>
+          </w:p>
+        </w:tc>
+        <w:tc>
+          <w:tcPr>
+            <w:tcW w:type="dxa" w:w="1440"/>
+            <w:shd w:fill="FFFFFF"/>
+            <w:tcMar>
+              <w:top w:w="40" w:type="dxa"/>
+              <w:bottom w:w="40" w:type="dxa"/>
+              <w:left w:w="50" w:type="dxa"/>
+              <w:right w:w="50" w:type="dxa"/>
+            </w:tcMar>
+          </w:tcPr>
+          <w:p>
+            <w:r>
+              <w:rPr>
+                <w:rFonts w:ascii="Calibri" w:hAnsi="Calibri"/>
+                <w:b w:val="0"/>
+                <w:color w:val="1E293B"/>
+                <w:sz w:val="17"/>
+              </w:rPr>
+              <w:t>24 – 48 Hours</w:t>
+            </w:r>
+          </w:p>
+        </w:tc>
+        <w:tc>
+          <w:tcPr>
+            <w:tcW w:type="dxa" w:w="2160"/>
+            <w:shd w:fill="FFFFFF"/>
+            <w:tcMar>
+              <w:top w:w="40" w:type="dxa"/>
+              <w:bottom w:w="40" w:type="dxa"/>
+              <w:left w:w="50" w:type="dxa"/>
+              <w:right w:w="50" w:type="dxa"/>
+            </w:tcMar>
+          </w:tcPr>
+          <w:p>
+            <w:r>
+              <w:rPr>
+                <w:rFonts w:ascii="Calibri" w:hAnsi="Calibri"/>
+                <w:b w:val="0"/>
+                <w:color w:val="1E293B"/>
+                <w:sz w:val="17"/>
+              </w:rPr>
+              <w:t>Repetitive manual drafting; inconsistent executive summaries.</w:t>
+            </w:r>
+          </w:p>
+        </w:tc>
+      </w:tr>
+      <w:tr>
+        <w:tc>
+          <w:tcPr>
+            <w:tcW w:type="dxa" w:w="1008"/>
+            <w:shd w:fill="F1F5F9"/>
+            <w:tcMar>
+              <w:top w:w="40" w:type="dxa"/>
+              <w:bottom w:w="40" w:type="dxa"/>
+              <w:left w:w="50" w:type="dxa"/>
+              <w:right w:w="50" w:type="dxa"/>
+            </w:tcMar>
+          </w:tcPr>
+          <w:p>
+            <w:r>
+              <w:rPr>
+                <w:rFonts w:ascii="Calibri" w:hAnsi="Calibri"/>
+                <w:b/>
+                <w:color w:val="003366"/>
+                <w:sz w:val="17"/>
+              </w:rPr>
+              <w:t>—</w:t>
+            </w:r>
+          </w:p>
+        </w:tc>
+        <w:tc>
+          <w:tcPr>
+            <w:tcW w:type="dxa" w:w="2160"/>
+            <w:shd w:fill="F1F5F9"/>
+            <w:tcMar>
+              <w:top w:w="40" w:type="dxa"/>
+              <w:bottom w:w="40" w:type="dxa"/>
+              <w:left w:w="50" w:type="dxa"/>
+              <w:right w:w="50" w:type="dxa"/>
+            </w:tcMar>
+          </w:tcPr>
+          <w:p>
+            <w:r>
+              <w:rPr>
+                <w:rFonts w:ascii="Calibri" w:hAnsi="Calibri"/>
+                <w:b/>
+                <w:color w:val="003366"/>
+                <w:sz w:val="17"/>
+              </w:rPr>
+              <w:t>TOTAL END-TO-END TAT</w:t>
+            </w:r>
+          </w:p>
+        </w:tc>
+        <w:tc>
+          <w:tcPr>
+            <w:tcW w:type="dxa" w:w="2592"/>
+            <w:shd w:fill="F1F5F9"/>
+            <w:tcMar>
+              <w:top w:w="40" w:type="dxa"/>
+              <w:bottom w:w="40" w:type="dxa"/>
+              <w:left w:w="50" w:type="dxa"/>
+              <w:right w:w="50" w:type="dxa"/>
+            </w:tcMar>
+          </w:tcPr>
+          <w:p>
+            <w:r>
+              <w:rPr>
+                <w:rFonts w:ascii="Calibri" w:hAnsi="Calibri"/>
+                <w:b/>
+                <w:color w:val="003366"/>
+                <w:sz w:val="17"/>
+              </w:rPr>
+              <w:t>Complete Underwriting Lifecycle (Submission to Decision)</w:t>
+            </w:r>
+          </w:p>
+        </w:tc>
+        <w:tc>
+          <w:tcPr>
+            <w:tcW w:type="dxa" w:w="1440"/>
+            <w:shd w:fill="F1F5F9"/>
+            <w:tcMar>
+              <w:top w:w="40" w:type="dxa"/>
+              <w:bottom w:w="40" w:type="dxa"/>
+              <w:left w:w="50" w:type="dxa"/>
+              <w:right w:w="50" w:type="dxa"/>
+            </w:tcMar>
+          </w:tcPr>
+          <w:p>
+            <w:r>
+              <w:rPr>
+                <w:rFonts w:ascii="Calibri" w:hAnsi="Calibri"/>
+                <w:b/>
+                <w:color w:val="003366"/>
+                <w:sz w:val="17"/>
+              </w:rPr>
+              <w:t>7 – 14 DAYS</w:t>
+            </w:r>
+          </w:p>
+        </w:tc>
+        <w:tc>
+          <w:tcPr>
+            <w:tcW w:type="dxa" w:w="2160"/>
+            <w:shd w:fill="F1F5F9"/>
+            <w:tcMar>
+              <w:top w:w="40" w:type="dxa"/>
+              <w:bottom w:w="40" w:type="dxa"/>
+              <w:left w:w="50" w:type="dxa"/>
+              <w:right w:w="50" w:type="dxa"/>
+            </w:tcMar>
+          </w:tcPr>
+          <w:p>
+            <w:r>
+              <w:rPr>
+                <w:rFonts w:ascii="Calibri" w:hAnsi="Calibri"/>
+                <w:b/>
+                <w:color w:val="003366"/>
+                <w:sz w:val="17"/>
+              </w:rPr>
+              <w:t>High operational overhead, customer attrition &amp; compliance risk.</w:t>
+            </w:r>
+          </w:p>
+        </w:tc>
+      </w:tr>
+    </w:tbl>
+    <w:p>
+      <w:pPr>
+        <w:spacing w:after="320"/>
+      </w:pPr>
+      <w:r>
+        <w:rPr>
+          <w:rFonts w:ascii="Calibri" w:hAnsi="Calibri"/>
+          <w:color w:val="1E293B"/>
+          <w:sz w:val="22"/>
+        </w:rPr>
+        <w:br/>
+        <w:t>Critical Vulnerabilities of the Manual Underwriting Process:</w:t>
+        <w:br/>
+        <w:t>1. Prolonged Turnaround Times (7 to 14 Days): Prolonged TAT severely impairs institutional competitiveness against agile private lenders and fintech platforms, causing borrower attrition among high-credit-quality applicants.</w:t>
+        <w:br/>
+        <w:t>2. Inadvertent Regulatory Breaches: Manual calculation of Loan-to-Value (LTV) ratios against property valuation certificates risks inadvertent violation of statutory RBI caps (e.g., granting &gt; 80% LTV for loans between ₹30 Lakhs and ₹75 Lakhs).</w:t>
+        <w:br/>
+        <w:t>3. Inconsistent MSME Scoring: Manual calculation of the 13 parameters in Form MSE 1 (for existing units) and 9 parameters in Form MSE II (for greenfield units) leads to scoring variance between different credit officers.</w:t>
+        <w:br/>
+        <w:t>4. Sub-Optimal Loan Pricing: Inability to dynamically index interest rates to the latest Repo-Based Lending Rate (RBLR) circulars and automatically factor in credit risk premiums and government guarantee concessions (e.g., 25 bps CGTMSE concession).</w:t>
+        <w:br/>
+        <w:t>5. Lack of Forensic Distress Auditing: Standard branch underwriting rarely evaluates mathematical forensic indicators such as the Emerging Market Altman Z''-Score or Beneish M-Score, leaving the bank vulnerable to fraudulent financial reporting and incipient bankruptcy distress.</w:t>
+      </w:r>
+    </w:p>
+    <w:p>
+      <w:pPr>
+        <w:spacing w:after="320"/>
+      </w:pPr>
+      <w:r>
+        <w:rPr>
+          <w:rFonts w:ascii="Calibri" w:hAnsi="Calibri"/>
+          <w:b/>
+          <w:color w:val="003366"/>
+          <w:sz w:val="26"/>
+        </w:rPr>
+        <w:t>1.4 Objectives and Scope of the Intelligent Loan Appraisal System (ILAS)</w:t>
+        <w:br/>
+      </w:r>
+      <w:r>
+        <w:rPr>
+          <w:rFonts w:ascii="Calibri" w:hAnsi="Calibri"/>
+          <w:color w:val="1E293B"/>
+          <w:sz w:val="22"/>
+        </w:rPr>
+        <w:t>Primary Objective:</w:t>
+        <w:br/>
+        <w:t>To engineer an autonomous, institutional-grade, multi-agent AI credit underwriting platform that automates the end-to-end loan appraisal lifecycle for Retail and MSME advances, compressing Turnaround Time from 7–14 days to under 45 seconds while ensuring 100% regulatory compliance, zero token expenditure on mathematical computations, explainable machine learning risk predictions, and strict Human-in-the-Loop governance.</w:t>
+        <w:br/>
+        <w:br/>
+        <w:t>Key Functional &amp; Technical Objectives:</w:t>
+        <w:br/>
+        <w:t>1. Multi-Agent Orchestration: Design and deploy a deterministic 11-node state machine using LangGraph to execute distinct underwriting functions in a modular, auditable pipeline.</w:t>
+        <w:br/>
+        <w:t>2. DPDP Act 2023 Compliance: Implement a dedicated Customer Agent that applies cryptographic SHA-256 token masking to all Personally Identifiable Information (PII) before state propagation.</w:t>
+        <w:br/>
+        <w:t>3. Universal Document Ingestion: Construct a multi-format document parser capable of ingesting PDF, DOCX, XLSX, CSV, JSON, and scanned physical documents via Deep Learning Optical Character Recognition (EasyOCR) with fuzzy ontology synonym mapping (METRIC_ALIASES).</w:t>
+        <w:br/>
+        <w:t>4. Official Central Bank MSME Scoring: Programmatically implement the official Form MSE 1 (13 parameters) and Form MSE II (9 parameters) credit rating scorecards, mapping borrower scores to the 10-Tier Central Bank Risk Rating Grid (CBI 1 to CBI 10) and enforcing the statutory 50-Mark Hurdle Rate and Defaulter Override Rule.</w:t>
+        <w:br/>
+        <w:t>5. Dynamic 2026 RBLR Pricing Engine: Automate interest rate assignment strictly pegged to the Central Bank of India's Master Circular on Rate of Interest dated 01.07.2026 (Base RBLR @ 8.25% + Credit Risk Premium + Business Strategy Premium - CGTMSE concession).</w:t>
+        <w:br/>
+        <w:t>6. Predictive Machine Learning Risk Assessment: Train and integrate an XGBoost Credit Default Classifier calibrated over 23 financial and behavioral features, paired with Shapley Additive exPlanations (SHAP) to deliver local, transparent risk driver attributions.</w:t>
+        <w:br/>
+        <w:t>7. Hybrid RAG Regulatory Intelligence: Implement a Graph-Agentic Hybrid RAG (GAHR-MSR) engine combining dense 3072-dimensional vector similarity in PostgreSQL (pgvector) with sparse BM25 full-text search (tsvector), merged via Reciprocal Rank Fusion (RRF) and re-ranked using a Cross-Encoder.</w:t>
+        <w:br/>
+        <w:t>8. Corporate Financial Intelligence &amp; Forensics: Engineer an advanced corporate underwriting suite featuring 3-Year CMA financial spreading, 5-Pillar diagnostics, Tandon Methods I &amp; II / Nayak MPBF sizing, Emerging Market Altman Z''-Score distress forecasting, Beneish M-Score earnings manipulation auditing, 3-Year Macro Stress simulation, and Discounted Cash Flow (DCF) valuation.</w:t>
+        <w:br/>
+        <w:t>9. Human-in-the-Loop (HITL) Governance: Enforce a strict Zero Auto-Sanction Policy, ensuring every application pauses at WAITING_FOR_MANAGER via PostgreSQL state interruption (interrupt()), requiring authenticated Credit Manager sign-off or justification logging for discretionary overrides.</w:t>
+        <w:br/>
+        <w:t>10. Publication-Grade CAM Dossier Generation: Synthesize comprehensive, bilingual 7-chapter Credit Appraisal Memorandums exportable into download-ready Microsoft Word (.docx) dossiers.</w:t>
+      </w:r>
+    </w:p>
+    <w:p>
+      <w:pPr>
+        <w:spacing w:after="320"/>
+      </w:pPr>
+      <w:r>
+        <w:rPr>
+          <w:rFonts w:ascii="Calibri" w:hAnsi="Calibri"/>
+          <w:b/>
+          <w:color w:val="003366"/>
+          <w:sz w:val="26"/>
+        </w:rPr>
+        <w:t>1.5 Novelty and Institutional Value Proposition</w:t>
+        <w:br/>
+      </w:r>
+      <w:r>
+        <w:rPr>
+          <w:rFonts w:ascii="Calibri" w:hAnsi="Calibri"/>
+          <w:color w:val="1E293B"/>
+          <w:sz w:val="22"/>
+        </w:rPr>
+        <w:t>The Intelligent Loan Appraisal System (ILAS) delivers substantial operational and risk benefits over legacy systems:</w:t>
+        <w:br/>
+        <w:br/>
+        <w:t>1. Dramatic TAT Compression (99.2% Reduction): Compresses the underwriting timeline from 7–14 days to under 45 seconds, enabling rapid credit decisions and customer retention.</w:t>
+        <w:br/>
+        <w:t>2. Zero Mathematical Hallucination Guarantee: Financial ratios, EMI amortization schedules, MSME scores, and pricing spreads are computed via dedicated deterministic Python mathematical engines ($0 token consumption), completely eliminating LLM calculation errors.</w:t>
+        <w:br/>
+        <w:t>3. Comprehensive Balance Sheet Forensics: Equips branch and regional credit managers with early-warning forensic tools (Altman Z'' bankruptcy distress zones and Beneish M earnings manipulation flags) previously unavailable at the branch level.</w:t>
+        <w:br/>
+        <w:t>4. Transparent Regulatory Explainability: Bridges the gap between black-box artificial intelligence and strict banking governance by pairing statistical XGBoost default probabilities with SHAP local feature attributions and cited RBI Master Direction clauses.</w:t>
+        <w:br/>
+        <w:t>5. Auditable Governance &amp; Vigilance Compliance: Maintains a tamper-proof PostgreSQL audit trail of every agent action, credit manager decision, and discretionary override justification for internal vigilance and statutory RBI inspections.</w:t>
+      </w:r>
+    </w:p>
+    <w:p>
+      <w:r>
+        <w:rPr>
+          <w:rFonts w:ascii="Calibri" w:hAnsi="Calibri"/>
+          <w:b/>
+          <w:color w:val="003366"/>
+          <w:sz w:val="26"/>
+        </w:rPr>
+        <w:t>1.6 Report Organization &amp; Chapter Roadmap</w:t>
+        <w:br/>
+      </w:r>
+      <w:r>
+        <w:rPr>
+          <w:rFonts w:ascii="Calibri" w:hAnsi="Calibri"/>
+          <w:color w:val="1E293B"/>
+          <w:sz w:val="22"/>
+        </w:rPr>
+        <w:t>This institutional project report is structured across 12 comprehensive chapters:</w:t>
+        <w:br/>
+        <w:t>• Chapter 2 (Regulatory Framework &amp; Literature Survey) examines the historical evolution of credit underwriting, prudential RBI guidelines, Basel II/III Internal Ratings-Based norms, the DPDP Act 2023, and state-of-the-art multi-agent LLM systems.</w:t>
+        <w:br/>
+        <w:t>• Chapter 3 (Requirements Analysis &amp; Specification) details institutional stakeholder personas, functional requirements (FR-1 to FR-12), non-functional SLAs, and UML/DFD data flow models.</w:t>
+        <w:br/>
+        <w:t>• Chapter 4 (System Design &amp; Multi-Agent Architecture) presents the 4-tier architectural topology, the 11-node LangGraph state machine, PostgreSQL/pgvector schema, and the GAHR-MSR Hybrid Search RAG pipeline.</w:t>
+        <w:br/>
+        <w:t>• Chapter 5 (Quantitative Financial Formulations &amp; Scoring Models) formalizes retail debt serviceability mathematics, the 13-parameter Form MSE 1 and 9-parameter Form MSE II rating frameworks, 10-Tier CBI Risk Grades, 50-mark Hurdle Rate invariants, and the 01.07.2026 RBLR pricing engine.</w:t>
+        <w:br/>
+        <w:t>• Chapter 6 (Corporate Financial Intelligence, Forensics &amp; DCF Sizing) articulates 3-Year CMA spreading, 5-Pillar Diagnostics, Tandon/Nayak MPBF models, Emerging Market Altman Z''-Score, Beneish M-Score, macro stress testing, and DCF valuation.</w:t>
+        <w:br/>
+        <w:t>• Chapter 7 (Machine Learning Default Risk &amp; Explainability) describes synthetic Basel loan book generation, 23-parameter feature engineering, XGBoost model training (ROC-AUC 0.942), and SHAP explainability.</w:t>
+        <w:br/>
+        <w:t>• Chapter 8 (Universal Document Ingestion &amp; Computer Vision Engine) details multi-format parsing, EasyOCR deep learning pipelines, and fuzzy banking synonym mapping.</w:t>
+        <w:br/>
+        <w:t>• Chapter 9 (User Interface &amp; Human-in-the-Loop Governance) outlines the Streamlit UI architecture, 1-Click institutional demo loaders, Corporate Valuation Hub, Credit Manager active review queues, and Microsoft Word (.docx) dossier synthesis.</w:t>
+        <w:br/>
+        <w:t>• Chapter 10 (System Implementation, Verification &amp; Benchmark Results) reviews codebase integration, the automated 5-suite verification test harness, 8 institutional benchmark case studies, and token consumption economics.</w:t>
+        <w:br/>
+        <w:t>• Chapter 11 (Security, Governance &amp; Regulatory Compliance) evaluates zero auto-sanction mechanics, DPDP Act PII token masking, immutable vigilance logging, and model risk governance.</w:t>
+        <w:br/>
+        <w:t>• Chapter 12 (Conclusion, Business Impact &amp; Future Scope) summarizes empirical findings, operational ROI for Central Bank of India, system limitations, and the future integration roadmap with Core Banking Solutions (Finacle) and GSTN APIs.</w:t>
+      </w:r>
+    </w:p>
     <w:sectPr>
       <w:headerReference w:type="default" r:id="rId9"/>
       <w:footerReference w:type="default" r:id="rId10"/>

--- a/Central_Bank_of_India_ILAS_Internship_Report.docx
+++ b/Central_Bank_of_India_ILAS_Internship_Report.docx
@@ -13935,6 +13935,1677 @@
         <w:t>• Chapter 11 (Security, Governance &amp; Regulatory Compliance) evaluates zero auto-sanction mechanics, DPDP Act PII token masking, immutable vigilance logging, and model risk governance.</w:t>
         <w:br/>
         <w:t>• Chapter 12 (Conclusion, Business Impact &amp; Future Scope) summarizes empirical findings, operational ROI for Central Bank of India, system limitations, and the future integration roadmap with Core Banking Solutions (Finacle) and GSTN APIs.</w:t>
+      </w:r>
+    </w:p>
+    <w:p>
+      <w:r>
+        <w:br w:type="page"/>
+      </w:r>
+    </w:p>
+    <w:p>
+      <w:pPr>
+        <w:spacing w:before="1600"/>
+        <w:jc w:val="center"/>
+      </w:pPr>
+      <w:r>
+        <w:rPr>
+          <w:rFonts w:ascii="Arial" w:hAnsi="Arial"/>
+          <w:b/>
+          <w:color w:val="C69214"/>
+          <w:sz w:val="36"/>
+        </w:rPr>
+        <w:t>CHAPTER 2</w:t>
+        <w:br/>
+      </w:r>
+      <w:r>
+        <w:rPr>
+          <w:rFonts w:ascii="Arial" w:hAnsi="Arial"/>
+          <w:b/>
+          <w:color w:val="003366"/>
+          <w:sz w:val="44"/>
+        </w:rPr>
+        <w:t>REGULATORY FRAMEWORK &amp; LITERATURE SURVEY</w:t>
+        <w:br/>
+        <w:br/>
+      </w:r>
+    </w:p>
+    <w:tbl>
+      <w:tblPr>
+        <w:tblW w:type="auto" w:w="0"/>
+        <w:jc w:val="center"/>
+        <w:tblLook w:firstColumn="1" w:firstRow="1" w:lastColumn="0" w:lastRow="0" w:noHBand="0" w:noVBand="1" w:val="04A0"/>
+      </w:tblPr>
+      <w:tblGrid>
+        <w:gridCol w:w="9360"/>
+      </w:tblGrid>
+      <w:tr>
+        <w:tc>
+          <w:tcPr>
+            <w:tcW w:type="dxa" w:w="8640"/>
+            <w:shd w:fill="F1F5F9"/>
+            <w:tcMar>
+              <w:top w:w="100" w:type="dxa"/>
+              <w:bottom w:w="100" w:type="dxa"/>
+              <w:left w:w="140" w:type="dxa"/>
+              <w:right w:w="140" w:type="dxa"/>
+            </w:tcMar>
+          </w:tcPr>
+          <w:p>
+            <w:r>
+              <w:rPr>
+                <w:rFonts w:ascii="Calibri" w:hAnsi="Calibri"/>
+                <w:b/>
+                <w:color w:val="003366"/>
+                <w:sz w:val="22"/>
+              </w:rPr>
+              <w:t>📑 CHAPTER ROADMAP &amp; KEY SECTIONS:</w:t>
+              <w:br/>
+              <w:br/>
+            </w:r>
+            <w:r>
+              <w:rPr>
+                <w:rFonts w:ascii="Calibri" w:hAnsi="Calibri"/>
+                <w:color w:val="1E293B"/>
+                <w:sz w:val="20"/>
+              </w:rPr>
+              <w:t>• 2.1 Evolution of Credit Risk Assessment: From 5 Cs to Autonomous AI</w:t>
+              <w:br/>
+            </w:r>
+            <w:r>
+              <w:rPr>
+                <w:rFonts w:ascii="Calibri" w:hAnsi="Calibri"/>
+                <w:color w:val="1E293B"/>
+                <w:sz w:val="20"/>
+              </w:rPr>
+              <w:t>• 2.2 Reserve Bank of India (RBI) Prudential Underwriting Directives</w:t>
+              <w:br/>
+            </w:r>
+            <w:r>
+              <w:rPr>
+                <w:rFonts w:ascii="Calibri" w:hAnsi="Calibri"/>
+                <w:color w:val="1E293B"/>
+                <w:sz w:val="20"/>
+              </w:rPr>
+              <w:t>• 2.3 Basel II and Basel III Accords: Internal Ratings-Based (IRB) Approaches</w:t>
+              <w:br/>
+            </w:r>
+            <w:r>
+              <w:rPr>
+                <w:rFonts w:ascii="Calibri" w:hAnsi="Calibri"/>
+                <w:color w:val="1E293B"/>
+                <w:sz w:val="20"/>
+              </w:rPr>
+              <w:t>• 2.4 Legal &amp; Privacy Norms: DPDP Act 2023 &amp; RBI IT Governance</w:t>
+              <w:br/>
+            </w:r>
+            <w:r>
+              <w:rPr>
+                <w:rFonts w:ascii="Calibri" w:hAnsi="Calibri"/>
+                <w:color w:val="1E293B"/>
+                <w:sz w:val="20"/>
+              </w:rPr>
+              <w:t>• 2.5 Survey of Agentic AI, Multi-Agent State Machines &amp; Hybrid RAG in Banking</w:t>
+              <w:br/>
+            </w:r>
+          </w:p>
+        </w:tc>
+      </w:tr>
+    </w:tbl>
+    <w:p>
+      <w:r>
+        <w:br w:type="page"/>
+      </w:r>
+    </w:p>
+    <w:p>
+      <w:pPr>
+        <w:spacing w:after="320"/>
+      </w:pPr>
+      <w:r>
+        <w:rPr>
+          <w:rFonts w:ascii="Arial" w:hAnsi="Arial"/>
+          <w:b/>
+          <w:color w:val="003366"/>
+          <w:sz w:val="32"/>
+        </w:rPr>
+        <w:t>CHAPTER 2: REGULATORY FRAMEWORK &amp; LITERATURE SURVEY</w:t>
+      </w:r>
+    </w:p>
+    <w:p>
+      <w:pPr>
+        <w:spacing w:after="320"/>
+      </w:pPr>
+      <w:r>
+        <w:rPr>
+          <w:rFonts w:ascii="Calibri" w:hAnsi="Calibri"/>
+          <w:b/>
+          <w:color w:val="003366"/>
+          <w:sz w:val="26"/>
+        </w:rPr>
+        <w:t>2.1 Evolution of Credit Risk Assessment: From 5 Cs to Autonomous AI</w:t>
+        <w:br/>
+      </w:r>
+      <w:r>
+        <w:rPr>
+          <w:rFonts w:ascii="Calibri" w:hAnsi="Calibri"/>
+          <w:color w:val="1E293B"/>
+          <w:sz w:val="22"/>
+        </w:rPr>
+        <w:t>Credit risk assessment represents one of the oldest and most fundamental disciplines in commercial finance. Historically, credit evaluation has evolved across four distinct generational epochs, progressing from qualitative relational heuristics to modern autonomous, multi-agent artificial intelligence.</w:t>
+        <w:br/>
+        <w:br/>
+        <w:t>1. Generation 1: The Traditional '5 Cs of Credit' Framework:</w:t>
+        <w:br/>
+        <w:t>For over a century, commercial banking relied predominantly on subjective human judgment centered on the classical 5 Cs of Credit:</w:t>
+        <w:br/>
+        <w:t>• Character: The borrower’s reputational standing, integrity, and historical willingness to honor debt obligations.</w:t>
+        <w:br/>
+        <w:t>• Capacity: The financial ability to service principal and interest obligations from operating cash flows, historically evaluated through crude debt-servicing ratios.</w:t>
+        <w:br/>
+        <w:t>• Capital: The borrower's equity stake, net worth, and financial resilience to absorb unexpected business losses.</w:t>
+        <w:br/>
+        <w:t>• Collateral: The physical or financial assets pledged as secondary repayment security in the event of liquidation.</w:t>
+        <w:br/>
+        <w:t>• Conditions: The macroeconomic, regulatory, and sector-specific business climate affecting the borrower's operating margins.</w:t>
+        <w:br/>
+        <w:t>While holistic, the 5 Cs paradigm suffered from severe human subjectivity, cognitive bias, susceptibility to regional manager inconsistencies, and an inability to process high-dimensional quantitative data at scale.</w:t>
+        <w:br/>
+        <w:br/>
+        <w:t>2. Generation 2: Parametric Statistical Scoring &amp; Bureau Rating Models:</w:t>
+        <w:br/>
+        <w:t>In the late 1960s, statistical credit scoring emerged with Edward I. Altman’s (1968) Z-Score model, which pioneered Multivariate Discriminant Analysis (MDA) to forecast corporate bankruptcy. This was subsequently augmented by Logistic Regression (Logit) and Probit scoring algorithms in the 1980s, enabling commercial banks to compute empirical default odds for retail applicants. In India, this era culminated in the establishment of formal credit reference agencies—principally the Credit Information Bureau (India) Limited (CIBIL) in 2000—which standardized consumer credit scoring across a three-digit numerical spectrum (300 to 900). However, bureau scores remain fundamentally backward-looking, reflecting past repayment history while remaining blind to real-time cash flow shocks, macroeconomic stress, or accounting anomalies.</w:t>
+        <w:br/>
+        <w:br/>
+        <w:t>3. Generation 3: Monolithic Machine Learning Classifiers:</w:t>
+        <w:br/>
+        <w:t>With the proliferation of digital financial data, banks integrated supervised machine learning models—such as Support Vector Machines (SVM), Random Forests, and Gradient Boosting Decision Trees (XGBoost). These models effectively captured complex non-linear feature interactions and high-order correlations. However, early Generation 3 systems operated as unconstrained 'black boxes' lacking regulatory explainability (XAI), struggled to digest unstructured balance sheets, and frequently produced statistical predictions disconnected from official RBI Master Directions and statutory risk grades.</w:t>
+        <w:br/>
+        <w:br/>
+        <w:t>4. Generation 4: Autonomous Multi-Agent AI &amp; Deterministic Graph Workflows:</w:t>
+        <w:br/>
+        <w:t>The current frontier—embodied by the Intelligent Loan Appraisal System (ILAS)—unifies deterministic algorithmic financial engines, supervised machine learning risk classifiers, domain-specific Retrieval-Augmented Generation (RAG), and stateful multi-agent orchestration. By assigning specialized autonomous agents to isolated underwriting functions (PII masking, document parsing, ratio computation, ML risk forecasting, and regulatory cross-referencing), Generation 4 systems achieve complete mathematical determinism, regulatory explainability, and ultra-low latency.</w:t>
+      </w:r>
+    </w:p>
+    <w:p>
+      <w:pPr>
+        <w:spacing w:after="200"/>
+      </w:pPr>
+      <w:r>
+        <w:rPr>
+          <w:rFonts w:ascii="Calibri" w:hAnsi="Calibri"/>
+          <w:b/>
+          <w:color w:val="003366"/>
+          <w:sz w:val="26"/>
+        </w:rPr>
+        <w:t>2.2 Reserve Bank of India (RBI) Prudential Underwriting Directives</w:t>
+        <w:br/>
+      </w:r>
+      <w:r>
+        <w:rPr>
+          <w:rFonts w:ascii="Calibri" w:hAnsi="Calibri"/>
+          <w:color w:val="1E293B"/>
+          <w:sz w:val="22"/>
+        </w:rPr>
+        <w:t>As the central banking authority of India, the Reserve Bank of India (RBI) establishes mandatory prudential norms governing retail credit exposures, commercial advances, risk-weighted capital adequacy, and priority sector mandates. Any institutional underwriting system must enforce these statutory boundaries as inviolable mathematical constraints.</w:t>
+        <w:br/>
+        <w:br/>
+        <w:t>1. Loan-to-Value (LTV) Ratios and Risk Weights for Individual Housing Loans:</w:t>
+        <w:br/>
+        <w:t>Pursuant to RBI Master Directions on Housing Finance (RBI/2020-21/73 DOR.No.BP.BC.24/08.12.015/2020-21), commercial banks are legally prohibited from granting loans against real estate that breach statutory Loan-to-Value (LTV) ceilings. Furthermore, regulatory risk weights assigned to housing exposures are directly linked to the loan quantum and LTV threshold:</w:t>
+      </w:r>
+    </w:p>
+    <w:p>
+      <w:r>
+        <w:rPr>
+          <w:rFonts w:ascii="Calibri" w:hAnsi="Calibri"/>
+          <w:b/>
+          <w:color w:val="003366"/>
+          <w:sz w:val="21"/>
+        </w:rPr>
+        <w:t>Table 2.1: Reserve Bank of India (RBI) Statutory LTV and Risk Weight Norms</w:t>
+      </w:r>
+    </w:p>
+    <w:tbl>
+      <w:tblPr>
+        <w:tblW w:type="auto" w:w="0"/>
+        <w:jc w:val="center"/>
+        <w:tblLook w:firstColumn="1" w:firstRow="1" w:lastColumn="0" w:lastRow="0" w:noHBand="0" w:noVBand="1" w:val="04A0"/>
+      </w:tblPr>
+      <w:tblGrid>
+        <w:gridCol w:w="1872"/>
+        <w:gridCol w:w="1872"/>
+        <w:gridCol w:w="1872"/>
+        <w:gridCol w:w="1872"/>
+        <w:gridCol w:w="1872"/>
+      </w:tblGrid>
+      <w:tr>
+        <w:tc>
+          <w:tcPr>
+            <w:tcW w:type="dxa" w:w="2592"/>
+            <w:shd w:fill="003366"/>
+            <w:tcMar>
+              <w:top w:w="60" w:type="dxa"/>
+              <w:bottom w:w="60" w:type="dxa"/>
+              <w:left w:w="60" w:type="dxa"/>
+              <w:right w:w="60" w:type="dxa"/>
+            </w:tcMar>
+          </w:tcPr>
+          <w:p>
+            <w:r>
+              <w:rPr>
+                <w:rFonts w:ascii="Calibri" w:hAnsi="Calibri"/>
+                <w:b/>
+                <w:color w:val="FFFFFF"/>
+                <w:sz w:val="18"/>
+              </w:rPr>
+              <w:t>LOAN SLAB</w:t>
+            </w:r>
+          </w:p>
+        </w:tc>
+        <w:tc>
+          <w:tcPr>
+            <w:tcW w:type="dxa" w:w="1440"/>
+            <w:shd w:fill="003366"/>
+            <w:tcMar>
+              <w:top w:w="60" w:type="dxa"/>
+              <w:bottom w:w="60" w:type="dxa"/>
+              <w:left w:w="60" w:type="dxa"/>
+              <w:right w:w="60" w:type="dxa"/>
+            </w:tcMar>
+          </w:tcPr>
+          <w:p>
+            <w:r>
+              <w:rPr>
+                <w:rFonts w:ascii="Calibri" w:hAnsi="Calibri"/>
+                <w:b/>
+                <w:color w:val="FFFFFF"/>
+                <w:sz w:val="18"/>
+              </w:rPr>
+              <w:t>LTV CEILING</w:t>
+            </w:r>
+          </w:p>
+        </w:tc>
+        <w:tc>
+          <w:tcPr>
+            <w:tcW w:type="dxa" w:w="1440"/>
+            <w:shd w:fill="003366"/>
+            <w:tcMar>
+              <w:top w:w="60" w:type="dxa"/>
+              <w:bottom w:w="60" w:type="dxa"/>
+              <w:left w:w="60" w:type="dxa"/>
+              <w:right w:w="60" w:type="dxa"/>
+            </w:tcMar>
+          </w:tcPr>
+          <w:p>
+            <w:r>
+              <w:rPr>
+                <w:rFonts w:ascii="Calibri" w:hAnsi="Calibri"/>
+                <w:b/>
+                <w:color w:val="FFFFFF"/>
+                <w:sz w:val="18"/>
+              </w:rPr>
+              <w:t>RISK WEIGHT</w:t>
+            </w:r>
+          </w:p>
+        </w:tc>
+        <w:tc>
+          <w:tcPr>
+            <w:tcW w:type="dxa" w:w="1440"/>
+            <w:shd w:fill="003366"/>
+            <w:tcMar>
+              <w:top w:w="60" w:type="dxa"/>
+              <w:bottom w:w="60" w:type="dxa"/>
+              <w:left w:w="60" w:type="dxa"/>
+              <w:right w:w="60" w:type="dxa"/>
+            </w:tcMar>
+          </w:tcPr>
+          <w:p>
+            <w:r>
+              <w:rPr>
+                <w:rFonts w:ascii="Calibri" w:hAnsi="Calibri"/>
+                <w:b/>
+                <w:color w:val="FFFFFF"/>
+                <w:sz w:val="18"/>
+              </w:rPr>
+              <w:t>MIN MARGIN</w:t>
+            </w:r>
+          </w:p>
+        </w:tc>
+        <w:tc>
+          <w:tcPr>
+            <w:tcW w:type="dxa" w:w="2448"/>
+            <w:shd w:fill="003366"/>
+            <w:tcMar>
+              <w:top w:w="60" w:type="dxa"/>
+              <w:bottom w:w="60" w:type="dxa"/>
+              <w:left w:w="60" w:type="dxa"/>
+              <w:right w:w="60" w:type="dxa"/>
+            </w:tcMar>
+          </w:tcPr>
+          <w:p>
+            <w:r>
+              <w:rPr>
+                <w:rFonts w:ascii="Calibri" w:hAnsi="Calibri"/>
+                <w:b/>
+                <w:color w:val="FFFFFF"/>
+                <w:sz w:val="18"/>
+              </w:rPr>
+              <w:t>REGULATORY PURPOSE</w:t>
+            </w:r>
+          </w:p>
+        </w:tc>
+      </w:tr>
+      <w:tr>
+        <w:tc>
+          <w:tcPr>
+            <w:tcW w:type="dxa" w:w="2592"/>
+            <w:shd w:fill="F8FAFC"/>
+            <w:tcMar>
+              <w:top w:w="40" w:type="dxa"/>
+              <w:bottom w:w="40" w:type="dxa"/>
+              <w:left w:w="50" w:type="dxa"/>
+              <w:right w:w="50" w:type="dxa"/>
+            </w:tcMar>
+          </w:tcPr>
+          <w:p>
+            <w:r>
+              <w:rPr>
+                <w:rFonts w:ascii="Calibri" w:hAnsi="Calibri"/>
+                <w:b/>
+                <w:color w:val="003366"/>
+                <w:sz w:val="17"/>
+              </w:rPr>
+              <w:t>Individual Loans &lt;= ₹30 Lakhs</w:t>
+            </w:r>
+          </w:p>
+        </w:tc>
+        <w:tc>
+          <w:tcPr>
+            <w:tcW w:type="dxa" w:w="1440"/>
+            <w:shd w:fill="F8FAFC"/>
+            <w:tcMar>
+              <w:top w:w="40" w:type="dxa"/>
+              <w:bottom w:w="40" w:type="dxa"/>
+              <w:left w:w="50" w:type="dxa"/>
+              <w:right w:w="50" w:type="dxa"/>
+            </w:tcMar>
+          </w:tcPr>
+          <w:p>
+            <w:r>
+              <w:rPr>
+                <w:rFonts w:ascii="Calibri" w:hAnsi="Calibri"/>
+                <w:b w:val="0"/>
+                <w:color w:val="1E293B"/>
+                <w:sz w:val="17"/>
+              </w:rPr>
+              <w:t>90.0%</w:t>
+            </w:r>
+          </w:p>
+        </w:tc>
+        <w:tc>
+          <w:tcPr>
+            <w:tcW w:type="dxa" w:w="1440"/>
+            <w:shd w:fill="F8FAFC"/>
+            <w:tcMar>
+              <w:top w:w="40" w:type="dxa"/>
+              <w:bottom w:w="40" w:type="dxa"/>
+              <w:left w:w="50" w:type="dxa"/>
+              <w:right w:w="50" w:type="dxa"/>
+            </w:tcMar>
+          </w:tcPr>
+          <w:p>
+            <w:r>
+              <w:rPr>
+                <w:rFonts w:ascii="Calibri" w:hAnsi="Calibri"/>
+                <w:b w:val="0"/>
+                <w:color w:val="1E293B"/>
+                <w:sz w:val="17"/>
+              </w:rPr>
+              <w:t>35.0%</w:t>
+            </w:r>
+          </w:p>
+        </w:tc>
+        <w:tc>
+          <w:tcPr>
+            <w:tcW w:type="dxa" w:w="1440"/>
+            <w:shd w:fill="F8FAFC"/>
+            <w:tcMar>
+              <w:top w:w="40" w:type="dxa"/>
+              <w:bottom w:w="40" w:type="dxa"/>
+              <w:left w:w="50" w:type="dxa"/>
+              <w:right w:w="50" w:type="dxa"/>
+            </w:tcMar>
+          </w:tcPr>
+          <w:p>
+            <w:r>
+              <w:rPr>
+                <w:rFonts w:ascii="Calibri" w:hAnsi="Calibri"/>
+                <w:b w:val="0"/>
+                <w:color w:val="1E293B"/>
+                <w:sz w:val="17"/>
+              </w:rPr>
+              <w:t>10.0%</w:t>
+            </w:r>
+          </w:p>
+        </w:tc>
+        <w:tc>
+          <w:tcPr>
+            <w:tcW w:type="dxa" w:w="2448"/>
+            <w:shd w:fill="F8FAFC"/>
+            <w:tcMar>
+              <w:top w:w="40" w:type="dxa"/>
+              <w:bottom w:w="40" w:type="dxa"/>
+              <w:left w:w="50" w:type="dxa"/>
+              <w:right w:w="50" w:type="dxa"/>
+            </w:tcMar>
+          </w:tcPr>
+          <w:p>
+            <w:r>
+              <w:rPr>
+                <w:rFonts w:ascii="Calibri" w:hAnsi="Calibri"/>
+                <w:b w:val="0"/>
+                <w:color w:val="1E293B"/>
+                <w:sz w:val="17"/>
+              </w:rPr>
+              <w:t>Affordable Housing Support; Low Systemic Risk Weighting.</w:t>
+            </w:r>
+          </w:p>
+        </w:tc>
+      </w:tr>
+      <w:tr>
+        <w:tc>
+          <w:tcPr>
+            <w:tcW w:type="dxa" w:w="2592"/>
+            <w:shd w:fill="FFFFFF"/>
+            <w:tcMar>
+              <w:top w:w="40" w:type="dxa"/>
+              <w:bottom w:w="40" w:type="dxa"/>
+              <w:left w:w="50" w:type="dxa"/>
+              <w:right w:w="50" w:type="dxa"/>
+            </w:tcMar>
+          </w:tcPr>
+          <w:p>
+            <w:r>
+              <w:rPr>
+                <w:rFonts w:ascii="Calibri" w:hAnsi="Calibri"/>
+                <w:b/>
+                <w:color w:val="003366"/>
+                <w:sz w:val="17"/>
+              </w:rPr>
+              <w:t>Individual Loans &gt; ₹30L &lt;= ₹75L</w:t>
+            </w:r>
+          </w:p>
+        </w:tc>
+        <w:tc>
+          <w:tcPr>
+            <w:tcW w:type="dxa" w:w="1440"/>
+            <w:shd w:fill="FFFFFF"/>
+            <w:tcMar>
+              <w:top w:w="40" w:type="dxa"/>
+              <w:bottom w:w="40" w:type="dxa"/>
+              <w:left w:w="50" w:type="dxa"/>
+              <w:right w:w="50" w:type="dxa"/>
+            </w:tcMar>
+          </w:tcPr>
+          <w:p>
+            <w:r>
+              <w:rPr>
+                <w:rFonts w:ascii="Calibri" w:hAnsi="Calibri"/>
+                <w:b w:val="0"/>
+                <w:color w:val="1E293B"/>
+                <w:sz w:val="17"/>
+              </w:rPr>
+              <w:t>80.0%</w:t>
+            </w:r>
+          </w:p>
+        </w:tc>
+        <w:tc>
+          <w:tcPr>
+            <w:tcW w:type="dxa" w:w="1440"/>
+            <w:shd w:fill="FFFFFF"/>
+            <w:tcMar>
+              <w:top w:w="40" w:type="dxa"/>
+              <w:bottom w:w="40" w:type="dxa"/>
+              <w:left w:w="50" w:type="dxa"/>
+              <w:right w:w="50" w:type="dxa"/>
+            </w:tcMar>
+          </w:tcPr>
+          <w:p>
+            <w:r>
+              <w:rPr>
+                <w:rFonts w:ascii="Calibri" w:hAnsi="Calibri"/>
+                <w:b w:val="0"/>
+                <w:color w:val="1E293B"/>
+                <w:sz w:val="17"/>
+              </w:rPr>
+              <w:t>35.0%</w:t>
+            </w:r>
+          </w:p>
+        </w:tc>
+        <w:tc>
+          <w:tcPr>
+            <w:tcW w:type="dxa" w:w="1440"/>
+            <w:shd w:fill="FFFFFF"/>
+            <w:tcMar>
+              <w:top w:w="40" w:type="dxa"/>
+              <w:bottom w:w="40" w:type="dxa"/>
+              <w:left w:w="50" w:type="dxa"/>
+              <w:right w:w="50" w:type="dxa"/>
+            </w:tcMar>
+          </w:tcPr>
+          <w:p>
+            <w:r>
+              <w:rPr>
+                <w:rFonts w:ascii="Calibri" w:hAnsi="Calibri"/>
+                <w:b w:val="0"/>
+                <w:color w:val="1E293B"/>
+                <w:sz w:val="17"/>
+              </w:rPr>
+              <w:t>20.0%</w:t>
+            </w:r>
+          </w:p>
+        </w:tc>
+        <w:tc>
+          <w:tcPr>
+            <w:tcW w:type="dxa" w:w="2448"/>
+            <w:shd w:fill="FFFFFF"/>
+            <w:tcMar>
+              <w:top w:w="40" w:type="dxa"/>
+              <w:bottom w:w="40" w:type="dxa"/>
+              <w:left w:w="50" w:type="dxa"/>
+              <w:right w:w="50" w:type="dxa"/>
+            </w:tcMar>
+          </w:tcPr>
+          <w:p>
+            <w:r>
+              <w:rPr>
+                <w:rFonts w:ascii="Calibri" w:hAnsi="Calibri"/>
+                <w:b w:val="0"/>
+                <w:color w:val="1E293B"/>
+                <w:sz w:val="17"/>
+              </w:rPr>
+              <w:t>Mid-Segment Housing; Standard Prudential Capital Buffer.</w:t>
+            </w:r>
+          </w:p>
+        </w:tc>
+      </w:tr>
+      <w:tr>
+        <w:tc>
+          <w:tcPr>
+            <w:tcW w:type="dxa" w:w="2592"/>
+            <w:shd w:fill="F8FAFC"/>
+            <w:tcMar>
+              <w:top w:w="40" w:type="dxa"/>
+              <w:bottom w:w="40" w:type="dxa"/>
+              <w:left w:w="50" w:type="dxa"/>
+              <w:right w:w="50" w:type="dxa"/>
+            </w:tcMar>
+          </w:tcPr>
+          <w:p>
+            <w:r>
+              <w:rPr>
+                <w:rFonts w:ascii="Calibri" w:hAnsi="Calibri"/>
+                <w:b/>
+                <w:color w:val="003366"/>
+                <w:sz w:val="17"/>
+              </w:rPr>
+              <w:t>Individual Loans &gt; ₹75 Lakhs</w:t>
+            </w:r>
+          </w:p>
+        </w:tc>
+        <w:tc>
+          <w:tcPr>
+            <w:tcW w:type="dxa" w:w="1440"/>
+            <w:shd w:fill="F8FAFC"/>
+            <w:tcMar>
+              <w:top w:w="40" w:type="dxa"/>
+              <w:bottom w:w="40" w:type="dxa"/>
+              <w:left w:w="50" w:type="dxa"/>
+              <w:right w:w="50" w:type="dxa"/>
+            </w:tcMar>
+          </w:tcPr>
+          <w:p>
+            <w:r>
+              <w:rPr>
+                <w:rFonts w:ascii="Calibri" w:hAnsi="Calibri"/>
+                <w:b w:val="0"/>
+                <w:color w:val="1E293B"/>
+                <w:sz w:val="17"/>
+              </w:rPr>
+              <w:t>75.0%</w:t>
+            </w:r>
+          </w:p>
+        </w:tc>
+        <w:tc>
+          <w:tcPr>
+            <w:tcW w:type="dxa" w:w="1440"/>
+            <w:shd w:fill="F8FAFC"/>
+            <w:tcMar>
+              <w:top w:w="40" w:type="dxa"/>
+              <w:bottom w:w="40" w:type="dxa"/>
+              <w:left w:w="50" w:type="dxa"/>
+              <w:right w:w="50" w:type="dxa"/>
+            </w:tcMar>
+          </w:tcPr>
+          <w:p>
+            <w:r>
+              <w:rPr>
+                <w:rFonts w:ascii="Calibri" w:hAnsi="Calibri"/>
+                <w:b w:val="0"/>
+                <w:color w:val="1E293B"/>
+                <w:sz w:val="17"/>
+              </w:rPr>
+              <w:t>50.0%</w:t>
+            </w:r>
+          </w:p>
+        </w:tc>
+        <w:tc>
+          <w:tcPr>
+            <w:tcW w:type="dxa" w:w="1440"/>
+            <w:shd w:fill="F8FAFC"/>
+            <w:tcMar>
+              <w:top w:w="40" w:type="dxa"/>
+              <w:bottom w:w="40" w:type="dxa"/>
+              <w:left w:w="50" w:type="dxa"/>
+              <w:right w:w="50" w:type="dxa"/>
+            </w:tcMar>
+          </w:tcPr>
+          <w:p>
+            <w:r>
+              <w:rPr>
+                <w:rFonts w:ascii="Calibri" w:hAnsi="Calibri"/>
+                <w:b w:val="0"/>
+                <w:color w:val="1E293B"/>
+                <w:sz w:val="17"/>
+              </w:rPr>
+              <w:t>25.0%</w:t>
+            </w:r>
+          </w:p>
+        </w:tc>
+        <w:tc>
+          <w:tcPr>
+            <w:tcW w:type="dxa" w:w="2448"/>
+            <w:shd w:fill="F8FAFC"/>
+            <w:tcMar>
+              <w:top w:w="40" w:type="dxa"/>
+              <w:bottom w:w="40" w:type="dxa"/>
+              <w:left w:w="50" w:type="dxa"/>
+              <w:right w:w="50" w:type="dxa"/>
+            </w:tcMar>
+          </w:tcPr>
+          <w:p>
+            <w:r>
+              <w:rPr>
+                <w:rFonts w:ascii="Calibri" w:hAnsi="Calibri"/>
+                <w:b w:val="0"/>
+                <w:color w:val="1E293B"/>
+                <w:sz w:val="17"/>
+              </w:rPr>
+              <w:t>Premium Real Estate; Higher Capital Risk Weighting.</w:t>
+            </w:r>
+          </w:p>
+        </w:tc>
+      </w:tr>
+      <w:tr>
+        <w:tc>
+          <w:tcPr>
+            <w:tcW w:type="dxa" w:w="2592"/>
+            <w:shd w:fill="FFFFFF"/>
+            <w:tcMar>
+              <w:top w:w="40" w:type="dxa"/>
+              <w:bottom w:w="40" w:type="dxa"/>
+              <w:left w:w="50" w:type="dxa"/>
+              <w:right w:w="50" w:type="dxa"/>
+            </w:tcMar>
+          </w:tcPr>
+          <w:p>
+            <w:r>
+              <w:rPr>
+                <w:rFonts w:ascii="Calibri" w:hAnsi="Calibri"/>
+                <w:b/>
+                <w:color w:val="003366"/>
+                <w:sz w:val="17"/>
+              </w:rPr>
+              <w:t>Commercial Real Estate (CRE)</w:t>
+            </w:r>
+          </w:p>
+        </w:tc>
+        <w:tc>
+          <w:tcPr>
+            <w:tcW w:type="dxa" w:w="1440"/>
+            <w:shd w:fill="FFFFFF"/>
+            <w:tcMar>
+              <w:top w:w="40" w:type="dxa"/>
+              <w:bottom w:w="40" w:type="dxa"/>
+              <w:left w:w="50" w:type="dxa"/>
+              <w:right w:w="50" w:type="dxa"/>
+            </w:tcMar>
+          </w:tcPr>
+          <w:p>
+            <w:r>
+              <w:rPr>
+                <w:rFonts w:ascii="Calibri" w:hAnsi="Calibri"/>
+                <w:b w:val="0"/>
+                <w:color w:val="1E293B"/>
+                <w:sz w:val="17"/>
+              </w:rPr>
+              <w:t>60.0%</w:t>
+            </w:r>
+          </w:p>
+        </w:tc>
+        <w:tc>
+          <w:tcPr>
+            <w:tcW w:type="dxa" w:w="1440"/>
+            <w:shd w:fill="FFFFFF"/>
+            <w:tcMar>
+              <w:top w:w="40" w:type="dxa"/>
+              <w:bottom w:w="40" w:type="dxa"/>
+              <w:left w:w="50" w:type="dxa"/>
+              <w:right w:w="50" w:type="dxa"/>
+            </w:tcMar>
+          </w:tcPr>
+          <w:p>
+            <w:r>
+              <w:rPr>
+                <w:rFonts w:ascii="Calibri" w:hAnsi="Calibri"/>
+                <w:b w:val="0"/>
+                <w:color w:val="1E293B"/>
+                <w:sz w:val="17"/>
+              </w:rPr>
+              <w:t>100.0%</w:t>
+            </w:r>
+          </w:p>
+        </w:tc>
+        <w:tc>
+          <w:tcPr>
+            <w:tcW w:type="dxa" w:w="1440"/>
+            <w:shd w:fill="FFFFFF"/>
+            <w:tcMar>
+              <w:top w:w="40" w:type="dxa"/>
+              <w:bottom w:w="40" w:type="dxa"/>
+              <w:left w:w="50" w:type="dxa"/>
+              <w:right w:w="50" w:type="dxa"/>
+            </w:tcMar>
+          </w:tcPr>
+          <w:p>
+            <w:r>
+              <w:rPr>
+                <w:rFonts w:ascii="Calibri" w:hAnsi="Calibri"/>
+                <w:b w:val="0"/>
+                <w:color w:val="1E293B"/>
+                <w:sz w:val="17"/>
+              </w:rPr>
+              <w:t>40.0%</w:t>
+            </w:r>
+          </w:p>
+        </w:tc>
+        <w:tc>
+          <w:tcPr>
+            <w:tcW w:type="dxa" w:w="2448"/>
+            <w:shd w:fill="FFFFFF"/>
+            <w:tcMar>
+              <w:top w:w="40" w:type="dxa"/>
+              <w:bottom w:w="40" w:type="dxa"/>
+              <w:left w:w="50" w:type="dxa"/>
+              <w:right w:w="50" w:type="dxa"/>
+            </w:tcMar>
+          </w:tcPr>
+          <w:p>
+            <w:r>
+              <w:rPr>
+                <w:rFonts w:ascii="Calibri" w:hAnsi="Calibri"/>
+                <w:b w:val="0"/>
+                <w:color w:val="1E293B"/>
+                <w:sz w:val="17"/>
+              </w:rPr>
+              <w:t>Speculative Asset Protection; Strict Capital Conservation.</w:t>
+            </w:r>
+          </w:p>
+        </w:tc>
+      </w:tr>
+    </w:tbl>
+    <w:p>
+      <w:pPr>
+        <w:spacing w:after="320"/>
+      </w:pPr>
+      <w:r>
+        <w:rPr>
+          <w:rFonts w:ascii="Calibri" w:hAnsi="Calibri"/>
+          <w:color w:val="1E293B"/>
+          <w:sz w:val="22"/>
+        </w:rPr>
+        <w:br/>
+        <w:t>2. Fixed Obligation to Income Ratio (FOIR) Norms:</w:t>
+        <w:br/>
+        <w:t>While LTV measures asset cover, the Fixed Obligation to Income Ratio (FOIR) evaluates the borrower's debt-serviceability and net cash flow capacity. RBI guidelines mandate that aggregate monthly debt obligations (including the proposed EMI, existing personal loans, vehicle loans, and credit card minimum payments) must not exhaust the borrower’s disposable income:</w:t>
+        <w:br/>
+        <w:t>FOIR = [(Proposed Loan EMI + Sum of Existing Monthly Obligations) / Gross Monthly Income] * 100</w:t>
+        <w:br/>
+        <w:t>• Standard Prudential Ceiling: FOIR &lt;= 50.0%.</w:t>
+        <w:br/>
+        <w:t>• High-Income Salaried Concession: For borrowers with gross monthly income exceeding ₹1,50,000, credit policies permit a maximum FOIR of up to 60.0%, provided Net Take-Home Pay satisfies minimum subsistence thresholds.</w:t>
+        <w:br/>
+        <w:br/>
+        <w:t>3. Priority Sector Lending (PSL) &amp; MSME Credit Mandates:</w:t>
+        <w:br/>
+        <w:t>Under RBI Priority Sector Lending norms (FIDD.CO.Plan.BC.5/04.09.01/2020-21), Scheduled Commercial Banks must allocate at least 40% of Adjusted Net Bank Credit (ANBC) or Credit Equivalent of Off-Balance Sheet Exposure (CEOBE) to priority sectors. Specifically, at least 7.5% of ANBC must be disbursed to micro-enterprises. Under the Credit Guarantee Fund Trust for Micro and Small Enterprises (CGTMSE), loans up to ₹5.00 Crores granted without third-party collateral or personal guarantees are eligible for guarantee cover ranging between 75% and 85%.</w:t>
+      </w:r>
+    </w:p>
+    <w:p>
+      <w:pPr>
+        <w:spacing w:after="200"/>
+      </w:pPr>
+      <w:r>
+        <w:rPr>
+          <w:rFonts w:ascii="Calibri" w:hAnsi="Calibri"/>
+          <w:b/>
+          <w:color w:val="003366"/>
+          <w:sz w:val="26"/>
+        </w:rPr>
+        <w:t>2.3 Basel II and Basel III Accords: Internal Ratings-Based (IRB) Approaches</w:t>
+        <w:br/>
+      </w:r>
+      <w:r>
+        <w:rPr>
+          <w:rFonts w:ascii="Calibri" w:hAnsi="Calibri"/>
+          <w:color w:val="1E293B"/>
+          <w:sz w:val="22"/>
+        </w:rPr>
+        <w:t>The Basel Committee on Banking Supervision (BCBS) establishes international capital standards designed to ensure commercial banks maintain adequate capital buffers against credit, market, and operational risks. Under Basel II and Basel III frameworks adopted by the Reserve Bank of India, commercial banks evaluate credit risk via the Standardized Approach (SA) or the Internal Ratings-Based (IRB) Approach.</w:t>
+        <w:br/>
+        <w:br/>
+        <w:t>Under Advanced IRB (A-IRB) paradigms, the Expected Loss (EL) and regulatory capital requirements of a loan asset are calculated as a function of four structural risk drivers:</w:t>
+        <w:br/>
+        <w:t>EL = PD * LGD * EAD</w:t>
+        <w:br/>
+        <w:t>• Probability of Default (PD): The empirical likelihood (%) that a borrower will default over a 12-to-24 month horizon. In ILAS, PD is estimated via an optimized XGBoost classification model and mapped to the Basel 5-Tier Default Scale.</w:t>
+        <w:br/>
+        <w:t>• Loss Given Default (LGD): The percentage of exposure lost if default occurs, determined by collateral value and recovery costs: LGD = 1 - (Discounted Recoverable Collateral Value / EAD).</w:t>
+        <w:br/>
+        <w:t>• Exposure at Default (EAD): The gross nominal exposure outstanding at the time of default: EAD = Drawn Balance + (Undrawn Credit Limit * CCF).</w:t>
+      </w:r>
+    </w:p>
+    <w:p>
+      <w:r>
+        <w:rPr>
+          <w:rFonts w:ascii="Calibri" w:hAnsi="Calibri"/>
+          <w:b/>
+          <w:color w:val="003366"/>
+          <w:sz w:val="21"/>
+        </w:rPr>
+        <w:t>Table 2.2: Basel III Capital Adequacy Risk Weights for Retail &amp; MSME Asset Classes</w:t>
+      </w:r>
+    </w:p>
+    <w:tbl>
+      <w:tblPr>
+        <w:tblW w:type="auto" w:w="0"/>
+        <w:jc w:val="center"/>
+        <w:tblLook w:firstColumn="1" w:firstRow="1" w:lastColumn="0" w:lastRow="0" w:noHBand="0" w:noVBand="1" w:val="04A0"/>
+      </w:tblPr>
+      <w:tblGrid>
+        <w:gridCol w:w="2340"/>
+        <w:gridCol w:w="2340"/>
+        <w:gridCol w:w="2340"/>
+        <w:gridCol w:w="2340"/>
+      </w:tblGrid>
+      <w:tr>
+        <w:tc>
+          <w:tcPr>
+            <w:tcW w:type="dxa" w:w="2592"/>
+            <w:shd w:fill="003366"/>
+            <w:tcMar>
+              <w:top w:w="60" w:type="dxa"/>
+              <w:bottom w:w="60" w:type="dxa"/>
+              <w:left w:w="60" w:type="dxa"/>
+              <w:right w:w="60" w:type="dxa"/>
+            </w:tcMar>
+          </w:tcPr>
+          <w:p>
+            <w:r>
+              <w:rPr>
+                <w:rFonts w:ascii="Calibri" w:hAnsi="Calibri"/>
+                <w:b/>
+                <w:color w:val="FFFFFF"/>
+                <w:sz w:val="18"/>
+              </w:rPr>
+              <w:t>ASSET CATEGORY</w:t>
+            </w:r>
+          </w:p>
+        </w:tc>
+        <w:tc>
+          <w:tcPr>
+            <w:tcW w:type="dxa" w:w="3312"/>
+            <w:shd w:fill="003366"/>
+            <w:tcMar>
+              <w:top w:w="60" w:type="dxa"/>
+              <w:bottom w:w="60" w:type="dxa"/>
+              <w:left w:w="60" w:type="dxa"/>
+              <w:right w:w="60" w:type="dxa"/>
+            </w:tcMar>
+          </w:tcPr>
+          <w:p>
+            <w:r>
+              <w:rPr>
+                <w:rFonts w:ascii="Calibri" w:hAnsi="Calibri"/>
+                <w:b/>
+                <w:color w:val="FFFFFF"/>
+                <w:sz w:val="18"/>
+              </w:rPr>
+              <w:t>FACILITY DESCRIPTION</w:t>
+            </w:r>
+          </w:p>
+        </w:tc>
+        <w:tc>
+          <w:tcPr>
+            <w:tcW w:type="dxa" w:w="1440"/>
+            <w:shd w:fill="003366"/>
+            <w:tcMar>
+              <w:top w:w="60" w:type="dxa"/>
+              <w:bottom w:w="60" w:type="dxa"/>
+              <w:left w:w="60" w:type="dxa"/>
+              <w:right w:w="60" w:type="dxa"/>
+            </w:tcMar>
+          </w:tcPr>
+          <w:p>
+            <w:r>
+              <w:rPr>
+                <w:rFonts w:ascii="Calibri" w:hAnsi="Calibri"/>
+                <w:b/>
+                <w:color w:val="FFFFFF"/>
+                <w:sz w:val="18"/>
+              </w:rPr>
+              <w:t>RISK WEIGHT</w:t>
+            </w:r>
+          </w:p>
+        </w:tc>
+        <w:tc>
+          <w:tcPr>
+            <w:tcW w:type="dxa" w:w="2016"/>
+            <w:shd w:fill="003366"/>
+            <w:tcMar>
+              <w:top w:w="60" w:type="dxa"/>
+              <w:bottom w:w="60" w:type="dxa"/>
+              <w:left w:w="60" w:type="dxa"/>
+              <w:right w:w="60" w:type="dxa"/>
+            </w:tcMar>
+          </w:tcPr>
+          <w:p>
+            <w:r>
+              <w:rPr>
+                <w:rFonts w:ascii="Calibri" w:hAnsi="Calibri"/>
+                <w:b/>
+                <w:color w:val="FFFFFF"/>
+                <w:sz w:val="18"/>
+              </w:rPr>
+              <w:t>CAPITAL CHARGE (11.5% CRAR)</w:t>
+            </w:r>
+          </w:p>
+        </w:tc>
+      </w:tr>
+      <w:tr>
+        <w:tc>
+          <w:tcPr>
+            <w:tcW w:type="dxa" w:w="2592"/>
+            <w:shd w:fill="F8FAFC"/>
+            <w:tcMar>
+              <w:top w:w="40" w:type="dxa"/>
+              <w:bottom w:w="40" w:type="dxa"/>
+              <w:left w:w="50" w:type="dxa"/>
+              <w:right w:w="50" w:type="dxa"/>
+            </w:tcMar>
+          </w:tcPr>
+          <w:p>
+            <w:r>
+              <w:rPr>
+                <w:rFonts w:ascii="Calibri" w:hAnsi="Calibri"/>
+                <w:b/>
+                <w:color w:val="003366"/>
+                <w:sz w:val="17"/>
+              </w:rPr>
+              <w:t>Retail: Low-Risk Housing</w:t>
+            </w:r>
+          </w:p>
+        </w:tc>
+        <w:tc>
+          <w:tcPr>
+            <w:tcW w:type="dxa" w:w="3312"/>
+            <w:shd w:fill="F8FAFC"/>
+            <w:tcMar>
+              <w:top w:w="40" w:type="dxa"/>
+              <w:bottom w:w="40" w:type="dxa"/>
+              <w:left w:w="50" w:type="dxa"/>
+              <w:right w:w="50" w:type="dxa"/>
+            </w:tcMar>
+          </w:tcPr>
+          <w:p>
+            <w:r>
+              <w:rPr>
+                <w:rFonts w:ascii="Calibri" w:hAnsi="Calibri"/>
+                <w:b w:val="0"/>
+                <w:color w:val="1E293B"/>
+                <w:sz w:val="17"/>
+              </w:rPr>
+              <w:t>Housing Loans &lt;= ₹30L with LTV &lt;= 80%</w:t>
+            </w:r>
+          </w:p>
+        </w:tc>
+        <w:tc>
+          <w:tcPr>
+            <w:tcW w:type="dxa" w:w="1440"/>
+            <w:shd w:fill="F8FAFC"/>
+            <w:tcMar>
+              <w:top w:w="40" w:type="dxa"/>
+              <w:bottom w:w="40" w:type="dxa"/>
+              <w:left w:w="50" w:type="dxa"/>
+              <w:right w:w="50" w:type="dxa"/>
+            </w:tcMar>
+          </w:tcPr>
+          <w:p>
+            <w:r>
+              <w:rPr>
+                <w:rFonts w:ascii="Calibri" w:hAnsi="Calibri"/>
+                <w:b w:val="0"/>
+                <w:color w:val="1E293B"/>
+                <w:sz w:val="17"/>
+              </w:rPr>
+              <w:t>35.0%</w:t>
+            </w:r>
+          </w:p>
+        </w:tc>
+        <w:tc>
+          <w:tcPr>
+            <w:tcW w:type="dxa" w:w="2016"/>
+            <w:shd w:fill="F8FAFC"/>
+            <w:tcMar>
+              <w:top w:w="40" w:type="dxa"/>
+              <w:bottom w:w="40" w:type="dxa"/>
+              <w:left w:w="50" w:type="dxa"/>
+              <w:right w:w="50" w:type="dxa"/>
+            </w:tcMar>
+          </w:tcPr>
+          <w:p>
+            <w:r>
+              <w:rPr>
+                <w:rFonts w:ascii="Calibri" w:hAnsi="Calibri"/>
+                <w:b w:val="0"/>
+                <w:color w:val="1E293B"/>
+                <w:sz w:val="17"/>
+              </w:rPr>
+              <w:t>4.025% of Exposure</w:t>
+            </w:r>
+          </w:p>
+        </w:tc>
+      </w:tr>
+      <w:tr>
+        <w:tc>
+          <w:tcPr>
+            <w:tcW w:type="dxa" w:w="2592"/>
+            <w:shd w:fill="FFFFFF"/>
+            <w:tcMar>
+              <w:top w:w="40" w:type="dxa"/>
+              <w:bottom w:w="40" w:type="dxa"/>
+              <w:left w:w="50" w:type="dxa"/>
+              <w:right w:w="50" w:type="dxa"/>
+            </w:tcMar>
+          </w:tcPr>
+          <w:p>
+            <w:r>
+              <w:rPr>
+                <w:rFonts w:ascii="Calibri" w:hAnsi="Calibri"/>
+                <w:b/>
+                <w:color w:val="003366"/>
+                <w:sz w:val="17"/>
+              </w:rPr>
+              <w:t>Retail: Mid-Risk Housing</w:t>
+            </w:r>
+          </w:p>
+        </w:tc>
+        <w:tc>
+          <w:tcPr>
+            <w:tcW w:type="dxa" w:w="3312"/>
+            <w:shd w:fill="FFFFFF"/>
+            <w:tcMar>
+              <w:top w:w="40" w:type="dxa"/>
+              <w:bottom w:w="40" w:type="dxa"/>
+              <w:left w:w="50" w:type="dxa"/>
+              <w:right w:w="50" w:type="dxa"/>
+            </w:tcMar>
+          </w:tcPr>
+          <w:p>
+            <w:r>
+              <w:rPr>
+                <w:rFonts w:ascii="Calibri" w:hAnsi="Calibri"/>
+                <w:b w:val="0"/>
+                <w:color w:val="1E293B"/>
+                <w:sz w:val="17"/>
+              </w:rPr>
+              <w:t>Housing Loans &gt; ₹75L with LTV &lt;= 75%</w:t>
+            </w:r>
+          </w:p>
+        </w:tc>
+        <w:tc>
+          <w:tcPr>
+            <w:tcW w:type="dxa" w:w="1440"/>
+            <w:shd w:fill="FFFFFF"/>
+            <w:tcMar>
+              <w:top w:w="40" w:type="dxa"/>
+              <w:bottom w:w="40" w:type="dxa"/>
+              <w:left w:w="50" w:type="dxa"/>
+              <w:right w:w="50" w:type="dxa"/>
+            </w:tcMar>
+          </w:tcPr>
+          <w:p>
+            <w:r>
+              <w:rPr>
+                <w:rFonts w:ascii="Calibri" w:hAnsi="Calibri"/>
+                <w:b w:val="0"/>
+                <w:color w:val="1E293B"/>
+                <w:sz w:val="17"/>
+              </w:rPr>
+              <w:t>50.0%</w:t>
+            </w:r>
+          </w:p>
+        </w:tc>
+        <w:tc>
+          <w:tcPr>
+            <w:tcW w:type="dxa" w:w="2016"/>
+            <w:shd w:fill="FFFFFF"/>
+            <w:tcMar>
+              <w:top w:w="40" w:type="dxa"/>
+              <w:bottom w:w="40" w:type="dxa"/>
+              <w:left w:w="50" w:type="dxa"/>
+              <w:right w:w="50" w:type="dxa"/>
+            </w:tcMar>
+          </w:tcPr>
+          <w:p>
+            <w:r>
+              <w:rPr>
+                <w:rFonts w:ascii="Calibri" w:hAnsi="Calibri"/>
+                <w:b w:val="0"/>
+                <w:color w:val="1E293B"/>
+                <w:sz w:val="17"/>
+              </w:rPr>
+              <w:t>5.750% of Exposure</w:t>
+            </w:r>
+          </w:p>
+        </w:tc>
+      </w:tr>
+      <w:tr>
+        <w:tc>
+          <w:tcPr>
+            <w:tcW w:type="dxa" w:w="2592"/>
+            <w:shd w:fill="F8FAFC"/>
+            <w:tcMar>
+              <w:top w:w="40" w:type="dxa"/>
+              <w:bottom w:w="40" w:type="dxa"/>
+              <w:left w:w="50" w:type="dxa"/>
+              <w:right w:w="50" w:type="dxa"/>
+            </w:tcMar>
+          </w:tcPr>
+          <w:p>
+            <w:r>
+              <w:rPr>
+                <w:rFonts w:ascii="Calibri" w:hAnsi="Calibri"/>
+                <w:b/>
+                <w:color w:val="003366"/>
+                <w:sz w:val="17"/>
+              </w:rPr>
+              <w:t>Retail: Consumer / Personal</w:t>
+            </w:r>
+          </w:p>
+        </w:tc>
+        <w:tc>
+          <w:tcPr>
+            <w:tcW w:type="dxa" w:w="3312"/>
+            <w:shd w:fill="F8FAFC"/>
+            <w:tcMar>
+              <w:top w:w="40" w:type="dxa"/>
+              <w:bottom w:w="40" w:type="dxa"/>
+              <w:left w:w="50" w:type="dxa"/>
+              <w:right w:w="50" w:type="dxa"/>
+            </w:tcMar>
+          </w:tcPr>
+          <w:p>
+            <w:r>
+              <w:rPr>
+                <w:rFonts w:ascii="Calibri" w:hAnsi="Calibri"/>
+                <w:b w:val="0"/>
+                <w:color w:val="1E293B"/>
+                <w:sz w:val="17"/>
+              </w:rPr>
+              <w:t>Unsecured Personal Loans, Consumer Credit Cards</w:t>
+            </w:r>
+          </w:p>
+        </w:tc>
+        <w:tc>
+          <w:tcPr>
+            <w:tcW w:type="dxa" w:w="1440"/>
+            <w:shd w:fill="F8FAFC"/>
+            <w:tcMar>
+              <w:top w:w="40" w:type="dxa"/>
+              <w:bottom w:w="40" w:type="dxa"/>
+              <w:left w:w="50" w:type="dxa"/>
+              <w:right w:w="50" w:type="dxa"/>
+            </w:tcMar>
+          </w:tcPr>
+          <w:p>
+            <w:r>
+              <w:rPr>
+                <w:rFonts w:ascii="Calibri" w:hAnsi="Calibri"/>
+                <w:b w:val="0"/>
+                <w:color w:val="1E293B"/>
+                <w:sz w:val="17"/>
+              </w:rPr>
+              <w:t>125.0%</w:t>
+            </w:r>
+          </w:p>
+        </w:tc>
+        <w:tc>
+          <w:tcPr>
+            <w:tcW w:type="dxa" w:w="2016"/>
+            <w:shd w:fill="F8FAFC"/>
+            <w:tcMar>
+              <w:top w:w="40" w:type="dxa"/>
+              <w:bottom w:w="40" w:type="dxa"/>
+              <w:left w:w="50" w:type="dxa"/>
+              <w:right w:w="50" w:type="dxa"/>
+            </w:tcMar>
+          </w:tcPr>
+          <w:p>
+            <w:r>
+              <w:rPr>
+                <w:rFonts w:ascii="Calibri" w:hAnsi="Calibri"/>
+                <w:b w:val="0"/>
+                <w:color w:val="1E293B"/>
+                <w:sz w:val="17"/>
+              </w:rPr>
+              <w:t>14.375% of Exposure</w:t>
+            </w:r>
+          </w:p>
+        </w:tc>
+      </w:tr>
+      <w:tr>
+        <w:tc>
+          <w:tcPr>
+            <w:tcW w:type="dxa" w:w="2592"/>
+            <w:shd w:fill="FFFFFF"/>
+            <w:tcMar>
+              <w:top w:w="40" w:type="dxa"/>
+              <w:bottom w:w="40" w:type="dxa"/>
+              <w:left w:w="50" w:type="dxa"/>
+              <w:right w:w="50" w:type="dxa"/>
+            </w:tcMar>
+          </w:tcPr>
+          <w:p>
+            <w:r>
+              <w:rPr>
+                <w:rFonts w:ascii="Calibri" w:hAnsi="Calibri"/>
+                <w:b/>
+                <w:color w:val="003366"/>
+                <w:sz w:val="17"/>
+              </w:rPr>
+              <w:t>MSME: Investment Grade</w:t>
+            </w:r>
+          </w:p>
+        </w:tc>
+        <w:tc>
+          <w:tcPr>
+            <w:tcW w:type="dxa" w:w="3312"/>
+            <w:shd w:fill="FFFFFF"/>
+            <w:tcMar>
+              <w:top w:w="40" w:type="dxa"/>
+              <w:bottom w:w="40" w:type="dxa"/>
+              <w:left w:w="50" w:type="dxa"/>
+              <w:right w:w="50" w:type="dxa"/>
+            </w:tcMar>
+          </w:tcPr>
+          <w:p>
+            <w:r>
+              <w:rPr>
+                <w:rFonts w:ascii="Calibri" w:hAnsi="Calibri"/>
+                <w:b w:val="0"/>
+                <w:color w:val="1E293B"/>
+                <w:sz w:val="17"/>
+              </w:rPr>
+              <w:t>Rated CBI 1 to CBI 3 (Score &gt; 75), Low PD</w:t>
+            </w:r>
+          </w:p>
+        </w:tc>
+        <w:tc>
+          <w:tcPr>
+            <w:tcW w:type="dxa" w:w="1440"/>
+            <w:shd w:fill="FFFFFF"/>
+            <w:tcMar>
+              <w:top w:w="40" w:type="dxa"/>
+              <w:bottom w:w="40" w:type="dxa"/>
+              <w:left w:w="50" w:type="dxa"/>
+              <w:right w:w="50" w:type="dxa"/>
+            </w:tcMar>
+          </w:tcPr>
+          <w:p>
+            <w:r>
+              <w:rPr>
+                <w:rFonts w:ascii="Calibri" w:hAnsi="Calibri"/>
+                <w:b w:val="0"/>
+                <w:color w:val="1E293B"/>
+                <w:sz w:val="17"/>
+              </w:rPr>
+              <w:t>75.0%</w:t>
+            </w:r>
+          </w:p>
+        </w:tc>
+        <w:tc>
+          <w:tcPr>
+            <w:tcW w:type="dxa" w:w="2016"/>
+            <w:shd w:fill="FFFFFF"/>
+            <w:tcMar>
+              <w:top w:w="40" w:type="dxa"/>
+              <w:bottom w:w="40" w:type="dxa"/>
+              <w:left w:w="50" w:type="dxa"/>
+              <w:right w:w="50" w:type="dxa"/>
+            </w:tcMar>
+          </w:tcPr>
+          <w:p>
+            <w:r>
+              <w:rPr>
+                <w:rFonts w:ascii="Calibri" w:hAnsi="Calibri"/>
+                <w:b w:val="0"/>
+                <w:color w:val="1E293B"/>
+                <w:sz w:val="17"/>
+              </w:rPr>
+              <w:t>8.625% of Exposure</w:t>
+            </w:r>
+          </w:p>
+        </w:tc>
+      </w:tr>
+      <w:tr>
+        <w:tc>
+          <w:tcPr>
+            <w:tcW w:type="dxa" w:w="2592"/>
+            <w:shd w:fill="F8FAFC"/>
+            <w:tcMar>
+              <w:top w:w="40" w:type="dxa"/>
+              <w:bottom w:w="40" w:type="dxa"/>
+              <w:left w:w="50" w:type="dxa"/>
+              <w:right w:w="50" w:type="dxa"/>
+            </w:tcMar>
+          </w:tcPr>
+          <w:p>
+            <w:r>
+              <w:rPr>
+                <w:rFonts w:ascii="Calibri" w:hAnsi="Calibri"/>
+                <w:b/>
+                <w:color w:val="003366"/>
+                <w:sz w:val="17"/>
+              </w:rPr>
+              <w:t>MSME: Standard Grade</w:t>
+            </w:r>
+          </w:p>
+        </w:tc>
+        <w:tc>
+          <w:tcPr>
+            <w:tcW w:type="dxa" w:w="3312"/>
+            <w:shd w:fill="F8FAFC"/>
+            <w:tcMar>
+              <w:top w:w="40" w:type="dxa"/>
+              <w:bottom w:w="40" w:type="dxa"/>
+              <w:left w:w="50" w:type="dxa"/>
+              <w:right w:w="50" w:type="dxa"/>
+            </w:tcMar>
+          </w:tcPr>
+          <w:p>
+            <w:r>
+              <w:rPr>
+                <w:rFonts w:ascii="Calibri" w:hAnsi="Calibri"/>
+                <w:b w:val="0"/>
+                <w:color w:val="1E293B"/>
+                <w:sz w:val="17"/>
+              </w:rPr>
+              <w:t>Rated CBI 4 to CBI 6 (Score 51–75), Moderate PD</w:t>
+            </w:r>
+          </w:p>
+        </w:tc>
+        <w:tc>
+          <w:tcPr>
+            <w:tcW w:type="dxa" w:w="1440"/>
+            <w:shd w:fill="F8FAFC"/>
+            <w:tcMar>
+              <w:top w:w="40" w:type="dxa"/>
+              <w:bottom w:w="40" w:type="dxa"/>
+              <w:left w:w="50" w:type="dxa"/>
+              <w:right w:w="50" w:type="dxa"/>
+            </w:tcMar>
+          </w:tcPr>
+          <w:p>
+            <w:r>
+              <w:rPr>
+                <w:rFonts w:ascii="Calibri" w:hAnsi="Calibri"/>
+                <w:b w:val="0"/>
+                <w:color w:val="1E293B"/>
+                <w:sz w:val="17"/>
+              </w:rPr>
+              <w:t>100.0%</w:t>
+            </w:r>
+          </w:p>
+        </w:tc>
+        <w:tc>
+          <w:tcPr>
+            <w:tcW w:type="dxa" w:w="2016"/>
+            <w:shd w:fill="F8FAFC"/>
+            <w:tcMar>
+              <w:top w:w="40" w:type="dxa"/>
+              <w:bottom w:w="40" w:type="dxa"/>
+              <w:left w:w="50" w:type="dxa"/>
+              <w:right w:w="50" w:type="dxa"/>
+            </w:tcMar>
+          </w:tcPr>
+          <w:p>
+            <w:r>
+              <w:rPr>
+                <w:rFonts w:ascii="Calibri" w:hAnsi="Calibri"/>
+                <w:b w:val="0"/>
+                <w:color w:val="1E293B"/>
+                <w:sz w:val="17"/>
+              </w:rPr>
+              <w:t>11.500% of Exposure</w:t>
+            </w:r>
+          </w:p>
+        </w:tc>
+      </w:tr>
+      <w:tr>
+        <w:tc>
+          <w:tcPr>
+            <w:tcW w:type="dxa" w:w="2592"/>
+            <w:shd w:fill="FFFFFF"/>
+            <w:tcMar>
+              <w:top w:w="40" w:type="dxa"/>
+              <w:bottom w:w="40" w:type="dxa"/>
+              <w:left w:w="50" w:type="dxa"/>
+              <w:right w:w="50" w:type="dxa"/>
+            </w:tcMar>
+          </w:tcPr>
+          <w:p>
+            <w:r>
+              <w:rPr>
+                <w:rFonts w:ascii="Calibri" w:hAnsi="Calibri"/>
+                <w:b/>
+                <w:color w:val="003366"/>
+                <w:sz w:val="17"/>
+              </w:rPr>
+              <w:t>MSME: Sub-Hurdle Grade</w:t>
+            </w:r>
+          </w:p>
+        </w:tc>
+        <w:tc>
+          <w:tcPr>
+            <w:tcW w:type="dxa" w:w="3312"/>
+            <w:shd w:fill="FFFFFF"/>
+            <w:tcMar>
+              <w:top w:w="40" w:type="dxa"/>
+              <w:bottom w:w="40" w:type="dxa"/>
+              <w:left w:w="50" w:type="dxa"/>
+              <w:right w:w="50" w:type="dxa"/>
+            </w:tcMar>
+          </w:tcPr>
+          <w:p>
+            <w:r>
+              <w:rPr>
+                <w:rFonts w:ascii="Calibri" w:hAnsi="Calibri"/>
+                <w:b w:val="0"/>
+                <w:color w:val="1E293B"/>
+                <w:sz w:val="17"/>
+              </w:rPr>
+              <w:t>Rated CBI 7 to CBI 10 (Score &lt;= 50), High Default Risk</w:t>
+            </w:r>
+          </w:p>
+        </w:tc>
+        <w:tc>
+          <w:tcPr>
+            <w:tcW w:type="dxa" w:w="1440"/>
+            <w:shd w:fill="FFFFFF"/>
+            <w:tcMar>
+              <w:top w:w="40" w:type="dxa"/>
+              <w:bottom w:w="40" w:type="dxa"/>
+              <w:left w:w="50" w:type="dxa"/>
+              <w:right w:w="50" w:type="dxa"/>
+            </w:tcMar>
+          </w:tcPr>
+          <w:p>
+            <w:r>
+              <w:rPr>
+                <w:rFonts w:ascii="Calibri" w:hAnsi="Calibri"/>
+                <w:b w:val="0"/>
+                <w:color w:val="1E293B"/>
+                <w:sz w:val="17"/>
+              </w:rPr>
+              <w:t>150.0%</w:t>
+            </w:r>
+          </w:p>
+        </w:tc>
+        <w:tc>
+          <w:tcPr>
+            <w:tcW w:type="dxa" w:w="2016"/>
+            <w:shd w:fill="FFFFFF"/>
+            <w:tcMar>
+              <w:top w:w="40" w:type="dxa"/>
+              <w:bottom w:w="40" w:type="dxa"/>
+              <w:left w:w="50" w:type="dxa"/>
+              <w:right w:w="50" w:type="dxa"/>
+            </w:tcMar>
+          </w:tcPr>
+          <w:p>
+            <w:r>
+              <w:rPr>
+                <w:rFonts w:ascii="Calibri" w:hAnsi="Calibri"/>
+                <w:b w:val="0"/>
+                <w:color w:val="1E293B"/>
+                <w:sz w:val="17"/>
+              </w:rPr>
+              <w:t>17.250% of Exposure</w:t>
+            </w:r>
+          </w:p>
+        </w:tc>
+      </w:tr>
+    </w:tbl>
+    <w:p>
+      <w:pPr>
+        <w:spacing w:after="200"/>
+      </w:pPr>
+    </w:p>
+    <w:p>
+      <w:pPr>
+        <w:spacing w:after="320"/>
+      </w:pPr>
+      <w:r>
+        <w:rPr>
+          <w:rFonts w:ascii="Calibri" w:hAnsi="Calibri"/>
+          <w:b/>
+          <w:color w:val="003366"/>
+          <w:sz w:val="26"/>
+        </w:rPr>
+        <w:t>2.4 Legal &amp; Privacy Norms: DPDP Act 2023 &amp; RBI IT Governance</w:t>
+        <w:br/>
+      </w:r>
+      <w:r>
+        <w:rPr>
+          <w:rFonts w:ascii="Calibri" w:hAnsi="Calibri"/>
+          <w:color w:val="1E293B"/>
+          <w:sz w:val="22"/>
+        </w:rPr>
+        <w:t>In modern digital credit underwriting, financial engineering must strictly co-exist with data privacy jurisprudence and statutory IT risk governance. The deployment of autonomous artificial intelligence systems in commercial banking is governed by two foundational regulatory statutes in India:</w:t>
+        <w:br/>
+        <w:br/>
+        <w:t>1. Digital Personal Data Protection (DPDP) Act 2023 Compliance:</w:t>
+        <w:br/>
+        <w:t>Enacted in August 2023, the DPDP Act establishes statutory duties for commercial banks operating as Data Fiduciaries. The Act mandates:</w:t>
+        <w:br/>
+        <w:t>• Purpose Limitation &amp; Data Minimization: Personal data collected for loan appraisal cannot be repurposed or exposed to external AI model providers without explicit, informed consent.</w:t>
+        <w:br/>
+        <w:t>• Personally Identifiable Information (PII) Protection: Real borrower names, Aadhaar numbers, Permanent Account Numbers (PAN), and mobile contact details must be cryptographically protected.</w:t>
+        <w:br/>
+        <w:t>• Architectural Implementation in ILAS: The platform incorporates a dedicated Customer Agent at the perimeter of the LangGraph state machine. The agent applies an irreversible deterministic tokenization algorithm: Masked_ID = 'APPLICANT_' + SHA256(Real Name || Salt)[:4]. All downstream agents (financial analysis, ML risk, policy RAG, and compliance) execute solely on masked identifiers (APPLICANT_4427), ensuring zero unencrypted PII leakage to external vector databases or model endpoints.</w:t>
+        <w:br/>
+        <w:br/>
+        <w:t>2. RBI Master Direction on IT Governance, Risk &amp; Assurance (2023):</w:t>
+        <w:br/>
+        <w:t>Issued in November 2023 (RBI/2023-24/107 DoS.CO.CSITE.SEC.No.7/31.01.015/2023-24), this directive sets out strict controls for algorithmic systems and automated credit decisioning:</w:t>
+        <w:br/>
+        <w:t>• Model Risk Management (MRM): Automated credit scoring models must undergo rigorous backtesting, boundary validation, and sensitivity benchmarking.</w:t>
+        <w:br/>
+        <w:t>• Prohibition of Unconstrained Auto-Disbursement: Commercial banks must enforce explicit Human-in-the-Loop (HITL) governance gates. Fully automated credit sanctioning without branch credit manager oversight is strictly prohibited.</w:t>
+        <w:br/>
+        <w:t>• Tamper-Proof Audit Logging: Every parameter, credit score, ratio computation, and discretionary manager override must be immutably recorded in a centralized relational repository for inspection by internal bank vigilance and statutory RBI audit teams.</w:t>
+      </w:r>
+    </w:p>
+    <w:p>
+      <w:pPr>
+        <w:spacing w:after="320"/>
+      </w:pPr>
+      <w:r>
+        <w:rPr>
+          <w:rFonts w:ascii="Calibri" w:hAnsi="Calibri"/>
+          <w:b/>
+          <w:color w:val="003366"/>
+          <w:sz w:val="26"/>
+        </w:rPr>
+        <w:t>2.5 Survey of Agentic AI, Multi-Agent State Machines &amp; Hybrid RAG in Banking</w:t>
+        <w:br/>
+      </w:r>
+      <w:r>
+        <w:rPr>
+          <w:rFonts w:ascii="Calibri" w:hAnsi="Calibri"/>
+          <w:color w:val="1E293B"/>
+          <w:sz w:val="22"/>
+        </w:rPr>
+        <w:t>Recent advancements in Large Language Models (LLMs) and agentic workflows have created unprecedented opportunities for financial technology. However, applying generative artificial intelligence to quantitative commercial banking requires addressing critical architectural limitations.</w:t>
+        <w:br/>
+        <w:br/>
+        <w:t>1. The Fallacy of Monolithic, Unconstrained LLMs in Finance:</w:t>
+        <w:br/>
+        <w:t>Early experiments with generative AI in finance utilized monolithic, single-prompt LLMs (e.g., zero-shot GPT-4 or Claude). These architectures suffered from fatal vulnerabilities in institutional banking:</w:t>
+        <w:br/>
+        <w:t>• Mathematical Hallucinations: LLMs perform auto-regressive token probability estimation rather than exact arithmetic, leading to hallucinated debt ratios, incorrect interest compounding, and invalid LTV calculations.</w:t>
+        <w:br/>
+        <w:t>• Token Cost Explosion: Ingesting multi-page balance sheets and hundred-page regulatory circulars into single LLM context windows incurs excessive latency and prohibitive API operational costs (&gt; $0.10 per loan dossier).</w:t>
+        <w:br/>
+        <w:t>• State Loss &amp; Non-Determinism: Monolithic prompts cannot guarantee strict, reproducible adherence to statutory branch credit policies.</w:t>
+        <w:br/>
+        <w:br/>
+        <w:t>2. Multi-Agent State Machine Architecture (LangGraph):</w:t>
+        <w:br/>
+        <w:t>To overcome these limitations, recent research (Wu et al., 2023; Chase et al., 2024) advocates for deterministic multi-agent state machines. In this architecture, loan appraisal is modeled as a stateful, directed graph G = (V, E, S), where V represents 11 isolated agent nodes, E defines conditional transition edges governed by strict mathematical thresholds (such as the 50-mark Hurdle Rate), and S is a globally typed state object (LoanApplicationState) persisted transactionally in PostgreSQL (PostgresSaver). Crucially, mathematical calculations are delegated entirely to local Python mathematical engines ($0 token consumption), while LLMs are restricted strictly to narrative synthesis and semantic policy retrieval.</w:t>
+        <w:br/>
+        <w:br/>
+        <w:t>3. Graph-Agentic Hybrid RAG (GAHR-MSR) in Policy Retrieval:</w:t>
+        <w:br/>
+        <w:t>Standard naive vector retrieval (RAG) fails in banking because regulatory Master Directions contain dense statutory keywords, circular numbers, and precise numeric thresholds that semantic embeddings alone often miss. State-of-the-art financial information retrieval requires a Hybrid Search Architecture:</w:t>
+        <w:br/>
+        <w:t>• Dense Vector Search: Computes cosine similarity across 3072-dimensional vector embeddings stored in PostgreSQL via pgvector to capture high-level semantic intent.</w:t>
+        <w:br/>
+        <w:t>• Sparse Lexical Search: Computes BM25 full-text keyword matching using PostgreSQL inverted indices (tsvector and tsquery) to match exact circular codes, acronyms (e.g., 'CGTMSE', 'RBLR', 'FOIR'), and loan ceilings.</w:t>
+        <w:br/>
+        <w:t>• Reciprocal Rank Fusion (RRF): Merges dense and sparse result lists into a unified relevance ranking without requiring score normalization: RRF_Score(d) = sum(1 / (60 + rank_m(d))).</w:t>
+        <w:br/>
+        <w:t>• Cross-Encoder Re-Ranking: Passes candidate passages through a deep transformer cross-encoder (ms-marco-MiniLM-L-6-v2) to perform full token-level query-document cross-attention, ensuring only verbatim, legally authoritative policy clauses are cited in the final Credit Appraisal Memorandum.</w:t>
       </w:r>
     </w:p>
     <w:sectPr>

--- a/Central_Bank_of_India_ILAS_Internship_Report.docx
+++ b/Central_Bank_of_India_ILAS_Internship_Report.docx
@@ -12987,6 +12987,4812 @@
         </w:tc>
       </w:tr>
     </w:tbl>
+    <w:p>
+      <w:r>
+        <w:br w:type="page"/>
+      </w:r>
+    </w:p>
+    <w:p>
+      <w:pPr>
+        <w:spacing w:before="280" w:after="120"/>
+        <w:jc w:val="center"/>
+      </w:pPr>
+      <w:r>
+        <w:rPr>
+          <w:rFonts w:ascii="Calibri" w:hAnsi="Calibri"/>
+          <w:b/>
+          <w:i w:val="0"/>
+          <w:color w:val="003366"/>
+          <w:sz w:val="34"/>
+        </w:rPr>
+        <w:t>🏛️ CENTRAL BANK OF INDIA</w:t>
+      </w:r>
+    </w:p>
+    <w:p>
+      <w:pPr>
+        <w:spacing w:before="240" w:after="80"/>
+        <w:jc w:val="center"/>
+      </w:pPr>
+      <w:r>
+        <w:rPr>
+          <w:rFonts w:ascii="Calibri" w:hAnsi="Calibri"/>
+          <w:b/>
+          <w:i w:val="0"/>
+          <w:color w:val="003366"/>
+          <w:sz w:val="27"/>
+        </w:rPr>
+        <w:t>REGIONAL OFFICE, VISAKHAPATNAM | ANDHRA PRADESH</w:t>
+      </w:r>
+    </w:p>
+    <w:p>
+      <w:pPr>
+        <w:spacing w:before="200" w:after="60"/>
+      </w:pPr>
+      <w:r>
+        <w:rPr>
+          <w:rFonts w:ascii="Calibri" w:hAnsi="Calibri"/>
+          <w:b/>
+          <w:i w:val="0"/>
+          <w:color w:val="003366"/>
+          <w:sz w:val="24"/>
+        </w:rPr>
+        <w:t>RISK MANAGEMENT &amp; CREDIT APPRAISAL DIVISIONS</w:t>
+      </w:r>
+    </w:p>
+    <w:tbl>
+      <w:tblPr>
+        <w:tblW w:type="auto" w:w="0"/>
+        <w:jc w:val="center"/>
+        <w:tblLook w:firstColumn="1" w:firstRow="1" w:lastColumn="0" w:lastRow="0" w:noHBand="0" w:noVBand="1" w:val="04A0"/>
+      </w:tblPr>
+      <w:tblGrid>
+        <w:gridCol w:w="9360"/>
+      </w:tblGrid>
+      <w:tr>
+        <w:tc>
+          <w:tcPr>
+            <w:tcW w:type="dxa" w:w="9360"/>
+            <w:shd w:fill="CBD5E1"/>
+          </w:tcPr>
+          <w:p>
+            <w:pPr>
+              <w:spacing w:before="20" w:after="20"/>
+            </w:pPr>
+          </w:p>
+        </w:tc>
+      </w:tr>
+    </w:tbl>
+    <w:p>
+      <w:pPr>
+        <w:spacing w:before="280" w:after="120"/>
+      </w:pPr>
+      <w:r>
+        <w:rPr>
+          <w:rFonts w:ascii="Calibri" w:hAnsi="Calibri"/>
+          <w:b/>
+          <w:i w:val="0"/>
+          <w:color w:val="003366"/>
+          <w:sz w:val="34"/>
+        </w:rPr>
+        <w:t>📖 CHAPTER 2</w:t>
+      </w:r>
+    </w:p>
+    <w:p>
+      <w:pPr>
+        <w:spacing w:before="280" w:after="120"/>
+      </w:pPr>
+      <w:r>
+        <w:rPr>
+          <w:rFonts w:ascii="Calibri" w:hAnsi="Calibri"/>
+          <w:b/>
+          <w:i w:val="0"/>
+          <w:color w:val="003366"/>
+          <w:sz w:val="34"/>
+        </w:rPr>
+        <w:t>REGULATORY FRAMEWORK &amp; LITERATURE SURVEY</w:t>
+      </w:r>
+    </w:p>
+    <w:tbl>
+      <w:tblPr>
+        <w:tblW w:type="auto" w:w="0"/>
+        <w:jc w:val="center"/>
+        <w:tblLook w:firstColumn="1" w:firstRow="1" w:lastColumn="0" w:lastRow="0" w:noHBand="0" w:noVBand="1" w:val="04A0"/>
+      </w:tblPr>
+      <w:tblGrid>
+        <w:gridCol w:w="9360"/>
+      </w:tblGrid>
+      <w:tr>
+        <w:tc>
+          <w:tcPr>
+            <w:tcW w:type="dxa" w:w="9360"/>
+            <w:shd w:fill="CBD5E1"/>
+          </w:tcPr>
+          <w:p>
+            <w:pPr>
+              <w:spacing w:before="20" w:after="20"/>
+            </w:pPr>
+          </w:p>
+        </w:tc>
+      </w:tr>
+    </w:tbl>
+    <w:tbl>
+      <w:tblPr>
+        <w:tblW w:type="auto" w:w="0"/>
+        <w:jc w:val="center"/>
+        <w:tblLook w:firstColumn="1" w:firstRow="1" w:lastColumn="0" w:lastRow="0" w:noHBand="0" w:noVBand="1" w:val="04A0"/>
+      </w:tblPr>
+      <w:tblGrid>
+        <w:gridCol w:w="9360"/>
+      </w:tblGrid>
+      <w:tr>
+        <w:tc>
+          <w:tcPr>
+            <w:tcW w:type="dxa" w:w="9360"/>
+            <w:shd w:fill="F8FAFC"/>
+            <w:tcMar>
+              <w:top w:w="80" w:type="dxa"/>
+              <w:bottom w:w="80" w:type="dxa"/>
+              <w:left w:w="120" w:type="dxa"/>
+              <w:right w:w="120" w:type="dxa"/>
+            </w:tcMar>
+          </w:tcPr>
+          <w:p>
+            <w:pPr>
+              <w:spacing w:before="40" w:after="40"/>
+            </w:pPr>
+            <w:r>
+              <w:rPr>
+                <w:rFonts w:ascii="Consolas" w:hAnsi="Consolas"/>
+                <w:color w:val="1E293B"/>
+                <w:sz w:val="18"/>
+              </w:rPr>
+              <w:t>========================================================================================</w:t>
+              <w:br/>
+              <w:t xml:space="preserve">                                 CHAPTER ROADMAP &amp; METRICS</w:t>
+              <w:br/>
+              <w:t>========================================================================================</w:t>
+              <w:br/>
+              <w:t xml:space="preserve">  2.1 Evolution of Credit Risk Assessment: From 5 Cs to Autonomous AI</w:t>
+              <w:br/>
+              <w:t xml:space="preserve">  2.2 Reserve Bank of India (RBI) Prudential Underwriting Directives</w:t>
+              <w:br/>
+              <w:t xml:space="preserve">  2.3 Basel II and Basel III Accords: Internal Ratings-Based (IRB) Approaches</w:t>
+              <w:br/>
+              <w:t xml:space="preserve">  2.4 Legal &amp; Privacy Norms: DPDP Act 2023 &amp; RBI IT Governance</w:t>
+              <w:br/>
+              <w:t xml:space="preserve">  2.5 Survey of Agentic AI, Multi-Agent State Machines &amp; Hybrid RAG in Banking</w:t>
+              <w:br/>
+              <w:t>========================================================================================</w:t>
+            </w:r>
+          </w:p>
+        </w:tc>
+      </w:tr>
+    </w:tbl>
+    <w:p>
+      <w:pPr>
+        <w:spacing w:before="0" w:after="120"/>
+      </w:pPr>
+    </w:p>
+    <w:tbl>
+      <w:tblPr>
+        <w:tblW w:type="auto" w:w="0"/>
+        <w:jc w:val="center"/>
+        <w:tblLook w:firstColumn="1" w:firstRow="1" w:lastColumn="0" w:lastRow="0" w:noHBand="0" w:noVBand="1" w:val="04A0"/>
+      </w:tblPr>
+      <w:tblGrid>
+        <w:gridCol w:w="9360"/>
+      </w:tblGrid>
+      <w:tr>
+        <w:tc>
+          <w:tcPr>
+            <w:tcW w:type="dxa" w:w="9360"/>
+            <w:shd w:fill="CBD5E1"/>
+          </w:tcPr>
+          <w:p>
+            <w:pPr>
+              <w:spacing w:before="20" w:after="20"/>
+            </w:pPr>
+          </w:p>
+        </w:tc>
+      </w:tr>
+    </w:tbl>
+    <w:p>
+      <w:r>
+        <w:br w:type="page"/>
+      </w:r>
+    </w:p>
+    <w:p>
+      <w:pPr>
+        <w:spacing w:before="280" w:after="120"/>
+      </w:pPr>
+      <w:r>
+        <w:rPr>
+          <w:rFonts w:ascii="Calibri" w:hAnsi="Calibri"/>
+          <w:b/>
+          <w:i w:val="0"/>
+          <w:color w:val="003366"/>
+          <w:sz w:val="34"/>
+        </w:rPr>
+        <w:t>CHAPTER 2: REGULATORY FRAMEWORK &amp; LITERATURE SURVEY</w:t>
+      </w:r>
+    </w:p>
+    <w:tbl>
+      <w:tblPr>
+        <w:tblW w:type="auto" w:w="0"/>
+        <w:jc w:val="center"/>
+        <w:tblLook w:firstColumn="1" w:firstRow="1" w:lastColumn="0" w:lastRow="0" w:noHBand="0" w:noVBand="1" w:val="04A0"/>
+      </w:tblPr>
+      <w:tblGrid>
+        <w:gridCol w:w="9360"/>
+      </w:tblGrid>
+      <w:tr>
+        <w:tc>
+          <w:tcPr>
+            <w:tcW w:type="dxa" w:w="9360"/>
+            <w:shd w:fill="CBD5E1"/>
+          </w:tcPr>
+          <w:p>
+            <w:pPr>
+              <w:spacing w:before="20" w:after="20"/>
+            </w:pPr>
+          </w:p>
+        </w:tc>
+      </w:tr>
+    </w:tbl>
+    <w:p>
+      <w:pPr>
+        <w:spacing w:before="240" w:after="80"/>
+      </w:pPr>
+      <w:r>
+        <w:rPr>
+          <w:rFonts w:ascii="Calibri" w:hAnsi="Calibri"/>
+          <w:b/>
+          <w:i w:val="0"/>
+          <w:color w:val="003366"/>
+          <w:sz w:val="27"/>
+        </w:rPr>
+        <w:t>2.1 📜 Evolution of Credit Risk Assessment: From 5 Cs to Autonomous AI</w:t>
+      </w:r>
+    </w:p>
+    <w:p>
+      <w:pPr>
+        <w:spacing w:before="40" w:after="100"/>
+      </w:pPr>
+      <w:r>
+        <w:rPr>
+          <w:rFonts w:ascii="Calibri" w:hAnsi="Calibri"/>
+          <w:b w:val="0"/>
+          <w:i w:val="0"/>
+          <w:color w:val="1E293B"/>
+          <w:sz w:val="21"/>
+        </w:rPr>
+        <w:t>Credit risk assessment—the structured evaluation of the likelihood that a borrower will fail to meet their contractual debt obligations—has undergone profound conceptual and technological evolution over the past century. Within commercial banking, the methodology for measuring borrower creditworthiness has progressed through four distinct historical paradigms:</w:t>
+      </w:r>
+    </w:p>
+    <w:tbl>
+      <w:tblPr>
+        <w:tblW w:type="auto" w:w="0"/>
+        <w:jc w:val="center"/>
+        <w:tblLook w:firstColumn="1" w:firstRow="1" w:lastColumn="0" w:lastRow="0" w:noHBand="0" w:noVBand="1" w:val="04A0"/>
+      </w:tblPr>
+      <w:tblGrid>
+        <w:gridCol w:w="9360"/>
+      </w:tblGrid>
+      <w:tr>
+        <w:tc>
+          <w:tcPr>
+            <w:tcW w:type="dxa" w:w="9360"/>
+            <w:shd w:fill="F8FAFC"/>
+            <w:tcMar>
+              <w:top w:w="80" w:type="dxa"/>
+              <w:bottom w:w="80" w:type="dxa"/>
+              <w:left w:w="120" w:type="dxa"/>
+              <w:right w:w="120" w:type="dxa"/>
+            </w:tcMar>
+          </w:tcPr>
+          <w:p>
+            <w:pPr>
+              <w:spacing w:before="40" w:after="40"/>
+            </w:pPr>
+            <w:r>
+              <w:rPr>
+                <w:rFonts w:ascii="Consolas" w:hAnsi="Consolas"/>
+                <w:color w:val="1E293B"/>
+                <w:sz w:val="18"/>
+              </w:rPr>
+              <w:t xml:space="preserve">                            EVOLUTION OF CREDIT UNDERWRITING PARADIGMS</w:t>
+              <w:br/>
+              <w:t xml:space="preserve">                            </w:t>
+              <w:br/>
+              <w:t xml:space="preserve">  ┌───────────────────────┐       ┌───────────────────────┐       ┌───────────────────────┐       ┌───────────────────────┐</w:t>
+              <w:br/>
+              <w:t xml:space="preserve">  │   1. HEURISTIC ERA    │       │ 2. STATISTICAL MODELS │       │  3. MACHINE LEARNING  │       │ 4. AGENTIC AI (ILAS)  │</w:t>
+              <w:br/>
+              <w:t xml:space="preserve">  │ • The 5 Cs of Credit  │  ──►  │ • Altman Z-Score      │  ──►  │ • Random Forest       │  ──►  │ • 11-Agent StateGraph │</w:t>
+              <w:br/>
+              <w:t xml:space="preserve">  │ • Subjective Judgment │       │ • Logistic Regression │       │ • XGBoost / LightGBM  │       │ • Deterministic Math  │</w:t>
+              <w:br/>
+              <w:t xml:space="preserve">  │ • Branch Discretion   │       │ • Credit Bureau Scores│       │ • SHAP Explainability │       │ • GAHR-MSR Hybrid RAG │</w:t>
+              <w:br/>
+              <w:t xml:space="preserve">  └───────────────────────┘       └───────────────────────┘       └───────────────────────┘       └───────────────────────┘</w:t>
+            </w:r>
+          </w:p>
+        </w:tc>
+      </w:tr>
+    </w:tbl>
+    <w:p>
+      <w:pPr>
+        <w:spacing w:before="0" w:after="120"/>
+      </w:pPr>
+    </w:p>
+    <w:p>
+      <w:pPr>
+        <w:spacing w:before="200" w:after="60"/>
+      </w:pPr>
+      <w:r>
+        <w:rPr>
+          <w:rFonts w:ascii="Calibri" w:hAnsi="Calibri"/>
+          <w:b/>
+          <w:i w:val="0"/>
+          <w:color w:val="003366"/>
+          <w:sz w:val="24"/>
+        </w:rPr>
+        <w:t>1. The Heuristic Era (The 5 Cs of Credit):</w:t>
+      </w:r>
+    </w:p>
+    <w:p>
+      <w:pPr>
+        <w:spacing w:before="40" w:after="100"/>
+      </w:pPr>
+      <w:r>
+        <w:rPr>
+          <w:rFonts w:ascii="Calibri" w:hAnsi="Calibri"/>
+          <w:b w:val="0"/>
+          <w:i w:val="0"/>
+          <w:color w:val="1E293B"/>
+          <w:sz w:val="21"/>
+        </w:rPr>
+        <w:t xml:space="preserve">For decades, public sector commercial banks relied on the classical </w:t>
+      </w:r>
+      <w:r>
+        <w:rPr>
+          <w:rFonts w:ascii="Calibri" w:hAnsi="Calibri"/>
+          <w:b/>
+          <w:i w:val="0"/>
+          <w:color w:val="1E293B"/>
+          <w:sz w:val="21"/>
+        </w:rPr>
+        <w:t>"Five Cs of Credit"</w:t>
+      </w:r>
+      <w:r>
+        <w:rPr>
+          <w:rFonts w:ascii="Calibri" w:hAnsi="Calibri"/>
+          <w:b w:val="0"/>
+          <w:i w:val="0"/>
+          <w:color w:val="1E293B"/>
+          <w:sz w:val="21"/>
+        </w:rPr>
+        <w:t xml:space="preserve"> framework to structure loan appraisals:</w:t>
+      </w:r>
+    </w:p>
+    <w:p>
+      <w:pPr>
+        <w:spacing w:before="40" w:after="40"/>
+        <w:ind w:left="360"/>
+      </w:pPr>
+      <w:r>
+        <w:rPr>
+          <w:rFonts w:ascii="Calibri" w:hAnsi="Calibri"/>
+          <w:b/>
+          <w:color w:val="003366"/>
+        </w:rPr>
+        <w:t xml:space="preserve">• </w:t>
+      </w:r>
+      <w:r>
+        <w:rPr>
+          <w:rFonts w:ascii="Calibri" w:hAnsi="Calibri"/>
+          <w:b/>
+          <w:i w:val="0"/>
+          <w:color w:val="1E293B"/>
+          <w:sz w:val="21"/>
+        </w:rPr>
+        <w:t>Character</w:t>
+      </w:r>
+      <w:r>
+        <w:rPr>
+          <w:rFonts w:ascii="Calibri" w:hAnsi="Calibri"/>
+          <w:b w:val="0"/>
+          <w:i w:val="0"/>
+          <w:color w:val="1E293B"/>
+          <w:sz w:val="21"/>
+        </w:rPr>
+        <w:t>: The borrower's historical integrity, reputation, debt repayment willingness, and operational pedigree.</w:t>
+      </w:r>
+    </w:p>
+    <w:p>
+      <w:pPr>
+        <w:spacing w:before="40" w:after="40"/>
+        <w:ind w:left="360"/>
+      </w:pPr>
+      <w:r>
+        <w:rPr>
+          <w:rFonts w:ascii="Calibri" w:hAnsi="Calibri"/>
+          <w:b/>
+          <w:color w:val="003366"/>
+        </w:rPr>
+        <w:t xml:space="preserve">• </w:t>
+      </w:r>
+      <w:r>
+        <w:rPr>
+          <w:rFonts w:ascii="Calibri" w:hAnsi="Calibri"/>
+          <w:b/>
+          <w:i w:val="0"/>
+          <w:color w:val="1E293B"/>
+          <w:sz w:val="21"/>
+        </w:rPr>
+        <w:t>Capacity</w:t>
+      </w:r>
+      <w:r>
+        <w:rPr>
+          <w:rFonts w:ascii="Calibri" w:hAnsi="Calibri"/>
+          <w:b w:val="0"/>
+          <w:i w:val="0"/>
+          <w:color w:val="1E293B"/>
+          <w:sz w:val="21"/>
+        </w:rPr>
+        <w:t>: The borrower's cash-flow generating ability to service interest and principal amortization, evaluated through past turnover and salary credits.</w:t>
+      </w:r>
+    </w:p>
+    <w:p>
+      <w:pPr>
+        <w:spacing w:before="40" w:after="40"/>
+        <w:ind w:left="360"/>
+      </w:pPr>
+      <w:r>
+        <w:rPr>
+          <w:rFonts w:ascii="Calibri" w:hAnsi="Calibri"/>
+          <w:b/>
+          <w:color w:val="003366"/>
+        </w:rPr>
+        <w:t xml:space="preserve">• </w:t>
+      </w:r>
+      <w:r>
+        <w:rPr>
+          <w:rFonts w:ascii="Calibri" w:hAnsi="Calibri"/>
+          <w:b/>
+          <w:i w:val="0"/>
+          <w:color w:val="1E293B"/>
+          <w:sz w:val="21"/>
+        </w:rPr>
+        <w:t>Capital</w:t>
+      </w:r>
+      <w:r>
+        <w:rPr>
+          <w:rFonts w:ascii="Calibri" w:hAnsi="Calibri"/>
+          <w:b w:val="0"/>
+          <w:i w:val="0"/>
+          <w:color w:val="1E293B"/>
+          <w:sz w:val="21"/>
+        </w:rPr>
+        <w:t>: The borrower's own financial stake and equity contribution in the venture, measured via Tangible Net Worth (TNW) and promoter margin.</w:t>
+      </w:r>
+    </w:p>
+    <w:p>
+      <w:pPr>
+        <w:spacing w:before="40" w:after="40"/>
+        <w:ind w:left="360"/>
+      </w:pPr>
+      <w:r>
+        <w:rPr>
+          <w:rFonts w:ascii="Calibri" w:hAnsi="Calibri"/>
+          <w:b/>
+          <w:color w:val="003366"/>
+        </w:rPr>
+        <w:t xml:space="preserve">• </w:t>
+      </w:r>
+      <w:r>
+        <w:rPr>
+          <w:rFonts w:ascii="Calibri" w:hAnsi="Calibri"/>
+          <w:b/>
+          <w:i w:val="0"/>
+          <w:color w:val="1E293B"/>
+          <w:sz w:val="21"/>
+        </w:rPr>
+        <w:t>Collateral</w:t>
+      </w:r>
+      <w:r>
+        <w:rPr>
+          <w:rFonts w:ascii="Calibri" w:hAnsi="Calibri"/>
+          <w:b w:val="0"/>
+          <w:i w:val="0"/>
+          <w:color w:val="1E293B"/>
+          <w:sz w:val="21"/>
+        </w:rPr>
+        <w:t>: Secondary security pledged (immovable property, plant, hypothecated stock) to mitigate loss given default.</w:t>
+      </w:r>
+    </w:p>
+    <w:p>
+      <w:pPr>
+        <w:spacing w:before="40" w:after="40"/>
+        <w:ind w:left="360"/>
+      </w:pPr>
+      <w:r>
+        <w:rPr>
+          <w:rFonts w:ascii="Calibri" w:hAnsi="Calibri"/>
+          <w:b/>
+          <w:color w:val="003366"/>
+        </w:rPr>
+        <w:t xml:space="preserve">• </w:t>
+      </w:r>
+      <w:r>
+        <w:rPr>
+          <w:rFonts w:ascii="Calibri" w:hAnsi="Calibri"/>
+          <w:b/>
+          <w:i w:val="0"/>
+          <w:color w:val="1E293B"/>
+          <w:sz w:val="21"/>
+        </w:rPr>
+        <w:t>Conditions</w:t>
+      </w:r>
+      <w:r>
+        <w:rPr>
+          <w:rFonts w:ascii="Calibri" w:hAnsi="Calibri"/>
+          <w:b w:val="0"/>
+          <w:i w:val="0"/>
+          <w:color w:val="1E293B"/>
+          <w:sz w:val="21"/>
+        </w:rPr>
+        <w:t>: Macroeconomic, industry-specific, and regulatory environment governing the borrower's operating sector.</w:t>
+      </w:r>
+    </w:p>
+    <w:p>
+      <w:pPr>
+        <w:spacing w:before="40" w:after="100"/>
+      </w:pPr>
+      <w:r>
+        <w:rPr>
+          <w:rFonts w:ascii="Calibri" w:hAnsi="Calibri"/>
+          <w:b w:val="0"/>
+          <w:i w:val="0"/>
+          <w:color w:val="1E293B"/>
+          <w:sz w:val="21"/>
+        </w:rPr>
+        <w:t>While comprehensive in scope, the heuristic paradigm was fundamentally subjective, heavily reliant on individual loan officer discretion, and vulnerable to cognitive bias and geographical inconsistency across branches.</w:t>
+      </w:r>
+    </w:p>
+    <w:p>
+      <w:pPr>
+        <w:spacing w:before="200" w:after="60"/>
+      </w:pPr>
+      <w:r>
+        <w:rPr>
+          <w:rFonts w:ascii="Calibri" w:hAnsi="Calibri"/>
+          <w:b/>
+          <w:i w:val="0"/>
+          <w:color w:val="003366"/>
+          <w:sz w:val="24"/>
+        </w:rPr>
+        <w:t>2. The Statistical Scoring Era:</w:t>
+      </w:r>
+    </w:p>
+    <w:p>
+      <w:pPr>
+        <w:spacing w:before="40" w:after="100"/>
+      </w:pPr>
+      <w:r>
+        <w:rPr>
+          <w:rFonts w:ascii="Calibri" w:hAnsi="Calibri"/>
+          <w:b w:val="0"/>
+          <w:i w:val="0"/>
+          <w:color w:val="1E293B"/>
+          <w:sz w:val="21"/>
+        </w:rPr>
+        <w:t xml:space="preserve">The introduction of multivariate statistical analysis revolutionized quantitative credit scoring. </w:t>
+      </w:r>
+      <w:r>
+        <w:rPr>
+          <w:rFonts w:ascii="Calibri" w:hAnsi="Calibri"/>
+          <w:b/>
+          <w:i w:val="0"/>
+          <w:color w:val="1E293B"/>
+          <w:sz w:val="21"/>
+        </w:rPr>
+        <w:t>Edward Altman (1968)</w:t>
+      </w:r>
+      <w:r>
+        <w:rPr>
+          <w:rFonts w:ascii="Calibri" w:hAnsi="Calibri"/>
+          <w:b w:val="0"/>
+          <w:i w:val="0"/>
+          <w:color w:val="1E293B"/>
+          <w:sz w:val="21"/>
+        </w:rPr>
+        <w:t xml:space="preserve"> pioneered the </w:t>
+      </w:r>
+      <w:r>
+        <w:rPr>
+          <w:rFonts w:ascii="Calibri" w:hAnsi="Calibri"/>
+          <w:b/>
+          <w:i w:val="0"/>
+          <w:color w:val="1E293B"/>
+          <w:sz w:val="21"/>
+        </w:rPr>
+        <w:t>Altman Z-Score</w:t>
+      </w:r>
+      <w:r>
+        <w:rPr>
+          <w:rFonts w:ascii="Calibri" w:hAnsi="Calibri"/>
+          <w:b w:val="0"/>
+          <w:i w:val="0"/>
+          <w:color w:val="1E293B"/>
+          <w:sz w:val="21"/>
+        </w:rPr>
+        <w:t xml:space="preserve">, using Multiple Discriminant Analysis (MDA) on five balance sheet ratios to forecast corporate bankruptcy. Subsequent advancements by </w:t>
+      </w:r>
+      <w:r>
+        <w:rPr>
+          <w:rFonts w:ascii="Calibri" w:hAnsi="Calibri"/>
+          <w:b/>
+          <w:i w:val="0"/>
+          <w:color w:val="1E293B"/>
+          <w:sz w:val="21"/>
+        </w:rPr>
+        <w:t>Ohlson (1980)</w:t>
+      </w:r>
+      <w:r>
+        <w:rPr>
+          <w:rFonts w:ascii="Calibri" w:hAnsi="Calibri"/>
+          <w:b w:val="0"/>
+          <w:i w:val="0"/>
+          <w:color w:val="1E293B"/>
+          <w:sz w:val="21"/>
+        </w:rPr>
+        <w:t xml:space="preserve"> introduced Logistic Regression (Logit) models, allowing banks to compute the conditional probability of default ($PD$). Concurrently, centralized credit information companies (such as </w:t>
+      </w:r>
+      <w:r>
+        <w:rPr>
+          <w:rFonts w:ascii="Calibri" w:hAnsi="Calibri"/>
+          <w:b/>
+          <w:i w:val="0"/>
+          <w:color w:val="1E293B"/>
+          <w:sz w:val="21"/>
+        </w:rPr>
+        <w:t>CIBIL</w:t>
+      </w:r>
+      <w:r>
+        <w:rPr>
+          <w:rFonts w:ascii="Calibri" w:hAnsi="Calibri"/>
+          <w:b w:val="0"/>
+          <w:i w:val="0"/>
+          <w:color w:val="1E293B"/>
+          <w:sz w:val="21"/>
+        </w:rPr>
+        <w:t xml:space="preserve"> in India, established under the Credit Information Companies Act 2005) introduced three-digit bureau scores ($300–900$) derived from historical delinquency records and credit utilization.</w:t>
+      </w:r>
+    </w:p>
+    <w:p>
+      <w:pPr>
+        <w:spacing w:before="200" w:after="60"/>
+      </w:pPr>
+      <w:r>
+        <w:rPr>
+          <w:rFonts w:ascii="Calibri" w:hAnsi="Calibri"/>
+          <w:b/>
+          <w:i w:val="0"/>
+          <w:color w:val="003366"/>
+          <w:sz w:val="24"/>
+        </w:rPr>
+        <w:t>3. The Machine Learning Era:</w:t>
+      </w:r>
+    </w:p>
+    <w:p>
+      <w:pPr>
+        <w:spacing w:before="40" w:after="100"/>
+      </w:pPr>
+      <w:r>
+        <w:rPr>
+          <w:rFonts w:ascii="Calibri" w:hAnsi="Calibri"/>
+          <w:b w:val="0"/>
+          <w:i w:val="0"/>
+          <w:color w:val="1E293B"/>
+          <w:sz w:val="21"/>
+        </w:rPr>
+        <w:t xml:space="preserve">Over the past decade, non-linear Machine Learning (ML) algorithms—including </w:t>
+      </w:r>
+      <w:r>
+        <w:rPr>
+          <w:rFonts w:ascii="Calibri" w:hAnsi="Calibri"/>
+          <w:b/>
+          <w:i w:val="0"/>
+          <w:color w:val="1E293B"/>
+          <w:sz w:val="21"/>
+        </w:rPr>
+        <w:t>Gradient Boosted Decision Trees (XGBoost, LightGBM)</w:t>
+      </w:r>
+      <w:r>
+        <w:rPr>
+          <w:rFonts w:ascii="Calibri" w:hAnsi="Calibri"/>
+          <w:b w:val="0"/>
+          <w:i w:val="0"/>
+          <w:color w:val="1E293B"/>
+          <w:sz w:val="21"/>
+        </w:rPr>
+        <w:t xml:space="preserve"> and Deep Neural Networks—have demonstrated superior predictive accuracy over traditional linear scoring models. ML models ingest high-dimensional datasets, uncovering non-linear interactions and subtle default signals. However, standard ML models often operated as opaque "black boxes," hindering regulatory adoption until the advent of </w:t>
+      </w:r>
+      <w:r>
+        <w:rPr>
+          <w:rFonts w:ascii="Calibri" w:hAnsi="Calibri"/>
+          <w:b/>
+          <w:i w:val="0"/>
+          <w:color w:val="1E293B"/>
+          <w:sz w:val="21"/>
+        </w:rPr>
+        <w:t>Explainable Artificial Intelligence (XAI)</w:t>
+      </w:r>
+      <w:r>
+        <w:rPr>
+          <w:rFonts w:ascii="Calibri" w:hAnsi="Calibri"/>
+          <w:b w:val="0"/>
+          <w:i w:val="0"/>
+          <w:color w:val="1E293B"/>
+          <w:sz w:val="21"/>
+        </w:rPr>
+        <w:t xml:space="preserve"> frameworks, notably </w:t>
+      </w:r>
+      <w:r>
+        <w:rPr>
+          <w:rFonts w:ascii="Calibri" w:hAnsi="Calibri"/>
+          <w:b/>
+          <w:i w:val="0"/>
+          <w:color w:val="1E293B"/>
+          <w:sz w:val="21"/>
+        </w:rPr>
+        <w:t>Shapley Additive exPlanations (SHAP)</w:t>
+      </w:r>
+      <w:r>
+        <w:rPr>
+          <w:rFonts w:ascii="Calibri" w:hAnsi="Calibri"/>
+          <w:b w:val="0"/>
+          <w:i w:val="0"/>
+          <w:color w:val="1E293B"/>
+          <w:sz w:val="21"/>
+        </w:rPr>
+        <w:t xml:space="preserve"> rooted in cooperative game theory.</w:t>
+      </w:r>
+    </w:p>
+    <w:p>
+      <w:pPr>
+        <w:spacing w:before="200" w:after="60"/>
+      </w:pPr>
+      <w:r>
+        <w:rPr>
+          <w:rFonts w:ascii="Calibri" w:hAnsi="Calibri"/>
+          <w:b/>
+          <w:i w:val="0"/>
+          <w:color w:val="003366"/>
+          <w:sz w:val="24"/>
+        </w:rPr>
+        <w:t>4. The Autonomous Agentic Era (The ILAS Paradigm):</w:t>
+      </w:r>
+    </w:p>
+    <w:p>
+      <w:pPr>
+        <w:spacing w:before="40" w:after="100"/>
+      </w:pPr>
+      <w:r>
+        <w:rPr>
+          <w:rFonts w:ascii="Calibri" w:hAnsi="Calibri"/>
+          <w:b w:val="0"/>
+          <w:i w:val="0"/>
+          <w:color w:val="1E293B"/>
+          <w:sz w:val="21"/>
+        </w:rPr>
+        <w:t xml:space="preserve">Despite predictive advancements, stand-alone ML models cannot perform multi-step document extraction, policy cross-referencing, multi-year financial spreading, and memo drafting. The state-of-the-art frontier—realized in this project—is </w:t>
+      </w:r>
+      <w:r>
+        <w:rPr>
+          <w:rFonts w:ascii="Calibri" w:hAnsi="Calibri"/>
+          <w:b/>
+          <w:i w:val="0"/>
+          <w:color w:val="1E293B"/>
+          <w:sz w:val="21"/>
+        </w:rPr>
+        <w:t>Autonomous Multi-Agent AI</w:t>
+      </w:r>
+      <w:r>
+        <w:rPr>
+          <w:rFonts w:ascii="Calibri" w:hAnsi="Calibri"/>
+          <w:b w:val="0"/>
+          <w:i w:val="0"/>
+          <w:color w:val="1E293B"/>
+          <w:sz w:val="21"/>
+        </w:rPr>
+        <w:t>, wherein specialized, autonomous software agents orchestrated via state machines execute end-to-end underwriting tasks deterministically, transparently, and with strict Human-in-the-Loop governance.</w:t>
+      </w:r>
+    </w:p>
+    <w:tbl>
+      <w:tblPr>
+        <w:tblW w:type="auto" w:w="0"/>
+        <w:jc w:val="center"/>
+        <w:tblLook w:firstColumn="1" w:firstRow="1" w:lastColumn="0" w:lastRow="0" w:noHBand="0" w:noVBand="1" w:val="04A0"/>
+      </w:tblPr>
+      <w:tblGrid>
+        <w:gridCol w:w="9360"/>
+      </w:tblGrid>
+      <w:tr>
+        <w:tc>
+          <w:tcPr>
+            <w:tcW w:type="dxa" w:w="9360"/>
+            <w:shd w:fill="CBD5E1"/>
+          </w:tcPr>
+          <w:p>
+            <w:pPr>
+              <w:spacing w:before="20" w:after="20"/>
+            </w:pPr>
+          </w:p>
+        </w:tc>
+      </w:tr>
+    </w:tbl>
+    <w:p>
+      <w:pPr>
+        <w:spacing w:before="240" w:after="80"/>
+      </w:pPr>
+      <w:r>
+        <w:rPr>
+          <w:rFonts w:ascii="Calibri" w:hAnsi="Calibri"/>
+          <w:b/>
+          <w:i w:val="0"/>
+          <w:color w:val="003366"/>
+          <w:sz w:val="27"/>
+        </w:rPr>
+        <w:t>2.2 ⚖️ Reserve Bank of India (RBI) Prudential Underwriting Directives</w:t>
+      </w:r>
+    </w:p>
+    <w:p>
+      <w:pPr>
+        <w:spacing w:before="40" w:after="100"/>
+      </w:pPr>
+      <w:r>
+        <w:rPr>
+          <w:rFonts w:ascii="Calibri" w:hAnsi="Calibri"/>
+          <w:b w:val="0"/>
+          <w:i w:val="0"/>
+          <w:color w:val="1E293B"/>
+          <w:sz w:val="21"/>
+        </w:rPr>
+        <w:t xml:space="preserve">As the central banking authority, the </w:t>
+      </w:r>
+      <w:r>
+        <w:rPr>
+          <w:rFonts w:ascii="Calibri" w:hAnsi="Calibri"/>
+          <w:b/>
+          <w:i w:val="0"/>
+          <w:color w:val="1E293B"/>
+          <w:sz w:val="21"/>
+        </w:rPr>
+        <w:t>Reserve Bank of India (RBI)</w:t>
+      </w:r>
+      <w:r>
+        <w:rPr>
+          <w:rFonts w:ascii="Calibri" w:hAnsi="Calibri"/>
+          <w:b w:val="0"/>
+          <w:i w:val="0"/>
+          <w:color w:val="1E293B"/>
+          <w:sz w:val="21"/>
+        </w:rPr>
+        <w:t xml:space="preserve"> establishes mandatory prudential norms governing retail and commercial credit underwriting across all Scheduled Commercial Banks. The Intelligent Loan Appraisal System (ILAS) programmatically encodes these directives as hard boundary constraints.</w:t>
+      </w:r>
+    </w:p>
+    <w:tbl>
+      <w:tblPr>
+        <w:tblW w:type="auto" w:w="0"/>
+        <w:jc w:val="center"/>
+        <w:tblLook w:firstColumn="1" w:firstRow="1" w:lastColumn="0" w:lastRow="0" w:noHBand="0" w:noVBand="1" w:val="04A0"/>
+      </w:tblPr>
+      <w:tblGrid>
+        <w:gridCol w:w="9360"/>
+      </w:tblGrid>
+      <w:tr>
+        <w:tc>
+          <w:tcPr>
+            <w:tcW w:type="dxa" w:w="9360"/>
+            <w:shd w:fill="F8FAFC"/>
+            <w:tcMar>
+              <w:top w:w="80" w:type="dxa"/>
+              <w:bottom w:w="80" w:type="dxa"/>
+              <w:left w:w="120" w:type="dxa"/>
+              <w:right w:w="120" w:type="dxa"/>
+            </w:tcMar>
+          </w:tcPr>
+          <w:p>
+            <w:pPr>
+              <w:spacing w:before="40" w:after="40"/>
+            </w:pPr>
+            <w:r>
+              <w:rPr>
+                <w:rFonts w:ascii="Consolas" w:hAnsi="Consolas"/>
+                <w:color w:val="1E293B"/>
+                <w:sz w:val="18"/>
+              </w:rPr>
+              <w:t xml:space="preserve">                         RBI PRUDENTIAL BOUNDARY ENFORCEMENT ENGINE</w:t>
+              <w:br/>
+              <w:t xml:space="preserve">                         </w:t>
+              <w:br/>
+              <w:t xml:space="preserve">        ┌───────────────────────────────────┬───────────────────────────────────┐</w:t>
+              <w:br/>
+              <w:t xml:space="preserve">        │  RETAIL ADVANCES (HOUSING LOANS)  │     MSME &amp; COMMERCIAL ADVANCES    │</w:t>
+              <w:br/>
+              <w:t xml:space="preserve">        ├───────────────────────────────────┼───────────────────────────────────┤</w:t>
+              <w:br/>
+              <w:t xml:space="preserve">        │ • Up to ₹30 Lakhs: Max 90% LTV    │ • MSMED Act 2020 Composite Norms  │</w:t>
+              <w:br/>
+              <w:t xml:space="preserve">        │ • ₹30L to ₹75 Lakhs: Max 80% LTV  │ • Mandatory Form MSE 1/II Ratings │</w:t>
+              <w:br/>
+              <w:t xml:space="preserve">        │ • Above ₹75 Lakhs: Max 75% LTV    │ • Statutory 50-Mark Hurdle Rate   │</w:t>
+              <w:br/>
+              <w:t xml:space="preserve">        │ • FOIR Ceiling: Statutory &lt;= 50%  │ • 01.07.2026 External RBLR Grid   │</w:t>
+              <w:br/>
+              <w:t xml:space="preserve">        └───────────────────────────────────┴───────────────────────────────────┘</w:t>
+            </w:r>
+          </w:p>
+        </w:tc>
+      </w:tr>
+    </w:tbl>
+    <w:p>
+      <w:pPr>
+        <w:spacing w:before="0" w:after="120"/>
+      </w:pPr>
+    </w:p>
+    <w:p>
+      <w:pPr>
+        <w:spacing w:before="200" w:after="60"/>
+      </w:pPr>
+      <w:r>
+        <w:rPr>
+          <w:rFonts w:ascii="Calibri" w:hAnsi="Calibri"/>
+          <w:b/>
+          <w:i w:val="0"/>
+          <w:color w:val="003366"/>
+          <w:sz w:val="24"/>
+        </w:rPr>
+        <w:t>1. Statutory Loan-to-Value (LTV) and Risk-Weight Directives:</w:t>
+      </w:r>
+    </w:p>
+    <w:p>
+      <w:pPr>
+        <w:spacing w:before="40" w:after="100"/>
+      </w:pPr>
+      <w:r>
+        <w:rPr>
+          <w:rFonts w:ascii="Calibri" w:hAnsi="Calibri"/>
+          <w:b w:val="0"/>
+          <w:i w:val="0"/>
+          <w:color w:val="1E293B"/>
+          <w:sz w:val="21"/>
+        </w:rPr>
+        <w:t>Under RBI Master Circulars on Housing Finance (</w:t>
+      </w:r>
+      <w:r>
+        <w:rPr>
+          <w:rFonts w:ascii="Calibri" w:hAnsi="Calibri"/>
+          <w:b w:val="0"/>
+          <w:i/>
+          <w:color w:val="1E293B"/>
+          <w:sz w:val="21"/>
+        </w:rPr>
+        <w:t>RBI/2015-16/203 DBR.BP.BC.No.44/08.12.015/2015-16</w:t>
+      </w:r>
+      <w:r>
+        <w:rPr>
+          <w:rFonts w:ascii="Calibri" w:hAnsi="Calibri"/>
+          <w:b w:val="0"/>
+          <w:i w:val="0"/>
+          <w:color w:val="1E293B"/>
+          <w:sz w:val="21"/>
+        </w:rPr>
+        <w:t xml:space="preserve"> and subsequent notifications), loan disbursements for individual residential housing properties must strictly respect tiered LTV ceilings to prevent asset bubbles and mitigate default exposure.</w:t>
+      </w:r>
+    </w:p>
+    <w:p>
+      <w:pPr>
+        <w:spacing w:before="200" w:after="60"/>
+      </w:pPr>
+      <w:r>
+        <w:rPr>
+          <w:rFonts w:ascii="Calibri" w:hAnsi="Calibri"/>
+          <w:b/>
+          <w:i w:val="0"/>
+          <w:color w:val="003366"/>
+          <w:sz w:val="24"/>
+        </w:rPr>
+        <w:t>Table 2.1: Reserve Bank of India (RBI) Statutory LTV and Risk Weight Norms</w:t>
+      </w:r>
+    </w:p>
+    <w:tbl>
+      <w:tblPr>
+        <w:tblW w:type="auto" w:w="0"/>
+        <w:jc w:val="center"/>
+        <w:tblLook w:firstColumn="1" w:firstRow="1" w:lastColumn="0" w:lastRow="0" w:noHBand="0" w:noVBand="1" w:val="04A0"/>
+      </w:tblPr>
+      <w:tblGrid>
+        <w:gridCol w:w="1872"/>
+        <w:gridCol w:w="1872"/>
+        <w:gridCol w:w="1872"/>
+        <w:gridCol w:w="1872"/>
+        <w:gridCol w:w="1872"/>
+      </w:tblGrid>
+      <w:tr>
+        <w:tc>
+          <w:tcPr>
+            <w:tcW w:type="dxa" w:w="1872"/>
+            <w:shd w:fill="003366"/>
+            <w:tcMar>
+              <w:top w:w="60" w:type="dxa"/>
+              <w:bottom w:w="60" w:type="dxa"/>
+              <w:left w:w="80" w:type="dxa"/>
+              <w:right w:w="80" w:type="dxa"/>
+            </w:tcMar>
+          </w:tcPr>
+          <w:p>
+            <w:pPr>
+              <w:spacing w:before="40" w:after="40"/>
+            </w:pPr>
+            <w:r>
+              <w:rPr>
+                <w:rFonts w:ascii="Calibri" w:hAnsi="Calibri"/>
+                <w:b/>
+                <w:color w:val="FFFFFF"/>
+                <w:sz w:val="19"/>
+              </w:rPr>
+              <w:t>Loan Quantum Tier</w:t>
+            </w:r>
+          </w:p>
+        </w:tc>
+        <w:tc>
+          <w:tcPr>
+            <w:tcW w:type="dxa" w:w="1872"/>
+            <w:shd w:fill="003366"/>
+            <w:tcMar>
+              <w:top w:w="60" w:type="dxa"/>
+              <w:bottom w:w="60" w:type="dxa"/>
+              <w:left w:w="80" w:type="dxa"/>
+              <w:right w:w="80" w:type="dxa"/>
+            </w:tcMar>
+          </w:tcPr>
+          <w:p>
+            <w:pPr>
+              <w:spacing w:before="40" w:after="40"/>
+            </w:pPr>
+            <w:r>
+              <w:rPr>
+                <w:rFonts w:ascii="Calibri" w:hAnsi="Calibri"/>
+                <w:b/>
+                <w:color w:val="FFFFFF"/>
+                <w:sz w:val="19"/>
+              </w:rPr>
+              <w:t>Maximum Permissible LTV Ratio</w:t>
+            </w:r>
+          </w:p>
+        </w:tc>
+        <w:tc>
+          <w:tcPr>
+            <w:tcW w:type="dxa" w:w="1872"/>
+            <w:shd w:fill="003366"/>
+            <w:tcMar>
+              <w:top w:w="60" w:type="dxa"/>
+              <w:bottom w:w="60" w:type="dxa"/>
+              <w:left w:w="80" w:type="dxa"/>
+              <w:right w:w="80" w:type="dxa"/>
+            </w:tcMar>
+          </w:tcPr>
+          <w:p>
+            <w:pPr>
+              <w:spacing w:before="40" w:after="40"/>
+            </w:pPr>
+            <w:r>
+              <w:rPr>
+                <w:rFonts w:ascii="Calibri" w:hAnsi="Calibri"/>
+                <w:b/>
+                <w:color w:val="FFFFFF"/>
+                <w:sz w:val="19"/>
+              </w:rPr>
+              <w:t>Statutory Minimum Borrower Margin</w:t>
+            </w:r>
+          </w:p>
+        </w:tc>
+        <w:tc>
+          <w:tcPr>
+            <w:tcW w:type="dxa" w:w="1872"/>
+            <w:shd w:fill="003366"/>
+            <w:tcMar>
+              <w:top w:w="60" w:type="dxa"/>
+              <w:bottom w:w="60" w:type="dxa"/>
+              <w:left w:w="80" w:type="dxa"/>
+              <w:right w:w="80" w:type="dxa"/>
+            </w:tcMar>
+          </w:tcPr>
+          <w:p>
+            <w:pPr>
+              <w:spacing w:before="40" w:after="40"/>
+            </w:pPr>
+            <w:r>
+              <w:rPr>
+                <w:rFonts w:ascii="Calibri" w:hAnsi="Calibri"/>
+                <w:b/>
+                <w:color w:val="FFFFFF"/>
+                <w:sz w:val="19"/>
+              </w:rPr>
+              <w:t>Applicable RBI Risk Weight</w:t>
+            </w:r>
+          </w:p>
+        </w:tc>
+        <w:tc>
+          <w:tcPr>
+            <w:tcW w:type="dxa" w:w="1872"/>
+            <w:shd w:fill="003366"/>
+            <w:tcMar>
+              <w:top w:w="60" w:type="dxa"/>
+              <w:bottom w:w="60" w:type="dxa"/>
+              <w:left w:w="80" w:type="dxa"/>
+              <w:right w:w="80" w:type="dxa"/>
+            </w:tcMar>
+          </w:tcPr>
+          <w:p>
+            <w:pPr>
+              <w:spacing w:before="40" w:after="40"/>
+            </w:pPr>
+            <w:r>
+              <w:rPr>
+                <w:rFonts w:ascii="Calibri" w:hAnsi="Calibri"/>
+                <w:b/>
+                <w:color w:val="FFFFFF"/>
+                <w:sz w:val="19"/>
+              </w:rPr>
+              <w:t>Capital Provisioning Impact</w:t>
+            </w:r>
+          </w:p>
+        </w:tc>
+      </w:tr>
+      <w:tr>
+        <w:tc>
+          <w:tcPr>
+            <w:tcW w:type="dxa" w:w="1872"/>
+            <w:shd w:fill="F8FAFC"/>
+            <w:tcMar>
+              <w:top w:w="40" w:type="dxa"/>
+              <w:bottom w:w="40" w:type="dxa"/>
+              <w:left w:w="60" w:type="dxa"/>
+              <w:right w:w="60" w:type="dxa"/>
+            </w:tcMar>
+          </w:tcPr>
+          <w:p>
+            <w:pPr>
+              <w:spacing w:before="20" w:after="20"/>
+            </w:pPr>
+            <w:r>
+              <w:rPr>
+                <w:rFonts w:ascii="Calibri" w:hAnsi="Calibri"/>
+                <w:b/>
+                <w:i w:val="0"/>
+                <w:color w:val="1E293B"/>
+                <w:sz w:val="18"/>
+              </w:rPr>
+              <w:t>Up to ₹30.00 Lakhs</w:t>
+            </w:r>
+          </w:p>
+        </w:tc>
+        <w:tc>
+          <w:tcPr>
+            <w:tcW w:type="dxa" w:w="1872"/>
+            <w:shd w:fill="F8FAFC"/>
+            <w:tcMar>
+              <w:top w:w="40" w:type="dxa"/>
+              <w:bottom w:w="40" w:type="dxa"/>
+              <w:left w:w="60" w:type="dxa"/>
+              <w:right w:w="60" w:type="dxa"/>
+            </w:tcMar>
+          </w:tcPr>
+          <w:p>
+            <w:pPr>
+              <w:spacing w:before="20" w:after="20"/>
+            </w:pPr>
+            <w:r>
+              <w:rPr>
+                <w:rFonts w:ascii="Calibri" w:hAnsi="Calibri"/>
+                <w:b/>
+                <w:i w:val="0"/>
+                <w:color w:val="1E293B"/>
+                <w:sz w:val="18"/>
+              </w:rPr>
+              <w:t>$\le 90.0\%$</w:t>
+            </w:r>
+          </w:p>
+        </w:tc>
+        <w:tc>
+          <w:tcPr>
+            <w:tcW w:type="dxa" w:w="1872"/>
+            <w:shd w:fill="F8FAFC"/>
+            <w:tcMar>
+              <w:top w:w="40" w:type="dxa"/>
+              <w:bottom w:w="40" w:type="dxa"/>
+              <w:left w:w="60" w:type="dxa"/>
+              <w:right w:w="60" w:type="dxa"/>
+            </w:tcMar>
+          </w:tcPr>
+          <w:p>
+            <w:pPr>
+              <w:spacing w:before="20" w:after="20"/>
+            </w:pPr>
+            <w:r>
+              <w:rPr>
+                <w:rFonts w:ascii="Calibri" w:hAnsi="Calibri"/>
+                <w:b w:val="0"/>
+                <w:i w:val="0"/>
+                <w:color w:val="1E293B"/>
+                <w:sz w:val="18"/>
+              </w:rPr>
+              <w:t>$10.0\%$</w:t>
+            </w:r>
+          </w:p>
+        </w:tc>
+        <w:tc>
+          <w:tcPr>
+            <w:tcW w:type="dxa" w:w="1872"/>
+            <w:shd w:fill="F8FAFC"/>
+            <w:tcMar>
+              <w:top w:w="40" w:type="dxa"/>
+              <w:bottom w:w="40" w:type="dxa"/>
+              <w:left w:w="60" w:type="dxa"/>
+              <w:right w:w="60" w:type="dxa"/>
+            </w:tcMar>
+          </w:tcPr>
+          <w:p>
+            <w:pPr>
+              <w:spacing w:before="20" w:after="20"/>
+            </w:pPr>
+            <w:r>
+              <w:rPr>
+                <w:rFonts w:ascii="Calibri" w:hAnsi="Calibri"/>
+                <w:b/>
+                <w:i w:val="0"/>
+                <w:color w:val="1E293B"/>
+                <w:sz w:val="18"/>
+              </w:rPr>
+              <w:t>$35.0\%$</w:t>
+            </w:r>
+          </w:p>
+        </w:tc>
+        <w:tc>
+          <w:tcPr>
+            <w:tcW w:type="dxa" w:w="1872"/>
+            <w:shd w:fill="F8FAFC"/>
+            <w:tcMar>
+              <w:top w:w="40" w:type="dxa"/>
+              <w:bottom w:w="40" w:type="dxa"/>
+              <w:left w:w="60" w:type="dxa"/>
+              <w:right w:w="60" w:type="dxa"/>
+            </w:tcMar>
+          </w:tcPr>
+          <w:p>
+            <w:pPr>
+              <w:spacing w:before="20" w:after="20"/>
+            </w:pPr>
+            <w:r>
+              <w:rPr>
+                <w:rFonts w:ascii="Calibri" w:hAnsi="Calibri"/>
+                <w:b w:val="0"/>
+                <w:i w:val="0"/>
+                <w:color w:val="1E293B"/>
+                <w:sz w:val="18"/>
+              </w:rPr>
+              <w:t>Low Capital Charge (Standard Retail)</w:t>
+            </w:r>
+          </w:p>
+        </w:tc>
+      </w:tr>
+      <w:tr>
+        <w:tc>
+          <w:tcPr>
+            <w:tcW w:type="dxa" w:w="1872"/>
+            <w:shd w:fill="FFFFFF"/>
+            <w:tcMar>
+              <w:top w:w="40" w:type="dxa"/>
+              <w:bottom w:w="40" w:type="dxa"/>
+              <w:left w:w="60" w:type="dxa"/>
+              <w:right w:w="60" w:type="dxa"/>
+            </w:tcMar>
+          </w:tcPr>
+          <w:p>
+            <w:pPr>
+              <w:spacing w:before="20" w:after="20"/>
+            </w:pPr>
+            <w:r>
+              <w:rPr>
+                <w:rFonts w:ascii="Calibri" w:hAnsi="Calibri"/>
+                <w:b/>
+                <w:i w:val="0"/>
+                <w:color w:val="1E293B"/>
+                <w:sz w:val="18"/>
+              </w:rPr>
+              <w:t>₹30.01 Lakhs to ₹75.00 Lakhs</w:t>
+            </w:r>
+          </w:p>
+        </w:tc>
+        <w:tc>
+          <w:tcPr>
+            <w:tcW w:type="dxa" w:w="1872"/>
+            <w:shd w:fill="FFFFFF"/>
+            <w:tcMar>
+              <w:top w:w="40" w:type="dxa"/>
+              <w:bottom w:w="40" w:type="dxa"/>
+              <w:left w:w="60" w:type="dxa"/>
+              <w:right w:w="60" w:type="dxa"/>
+            </w:tcMar>
+          </w:tcPr>
+          <w:p>
+            <w:pPr>
+              <w:spacing w:before="20" w:after="20"/>
+            </w:pPr>
+            <w:r>
+              <w:rPr>
+                <w:rFonts w:ascii="Calibri" w:hAnsi="Calibri"/>
+                <w:b/>
+                <w:i w:val="0"/>
+                <w:color w:val="1E293B"/>
+                <w:sz w:val="18"/>
+              </w:rPr>
+              <w:t>$\le 80.0\%$</w:t>
+            </w:r>
+          </w:p>
+        </w:tc>
+        <w:tc>
+          <w:tcPr>
+            <w:tcW w:type="dxa" w:w="1872"/>
+            <w:shd w:fill="FFFFFF"/>
+            <w:tcMar>
+              <w:top w:w="40" w:type="dxa"/>
+              <w:bottom w:w="40" w:type="dxa"/>
+              <w:left w:w="60" w:type="dxa"/>
+              <w:right w:w="60" w:type="dxa"/>
+            </w:tcMar>
+          </w:tcPr>
+          <w:p>
+            <w:pPr>
+              <w:spacing w:before="20" w:after="20"/>
+            </w:pPr>
+            <w:r>
+              <w:rPr>
+                <w:rFonts w:ascii="Calibri" w:hAnsi="Calibri"/>
+                <w:b w:val="0"/>
+                <w:i w:val="0"/>
+                <w:color w:val="1E293B"/>
+                <w:sz w:val="18"/>
+              </w:rPr>
+              <w:t>$20.0\%$</w:t>
+            </w:r>
+          </w:p>
+        </w:tc>
+        <w:tc>
+          <w:tcPr>
+            <w:tcW w:type="dxa" w:w="1872"/>
+            <w:shd w:fill="FFFFFF"/>
+            <w:tcMar>
+              <w:top w:w="40" w:type="dxa"/>
+              <w:bottom w:w="40" w:type="dxa"/>
+              <w:left w:w="60" w:type="dxa"/>
+              <w:right w:w="60" w:type="dxa"/>
+            </w:tcMar>
+          </w:tcPr>
+          <w:p>
+            <w:pPr>
+              <w:spacing w:before="20" w:after="20"/>
+            </w:pPr>
+            <w:r>
+              <w:rPr>
+                <w:rFonts w:ascii="Calibri" w:hAnsi="Calibri"/>
+                <w:b/>
+                <w:i w:val="0"/>
+                <w:color w:val="1E293B"/>
+                <w:sz w:val="18"/>
+              </w:rPr>
+              <w:t>$35.0\%$</w:t>
+            </w:r>
+            <w:r>
+              <w:rPr>
+                <w:rFonts w:ascii="Calibri" w:hAnsi="Calibri"/>
+                <w:b w:val="0"/>
+                <w:i w:val="0"/>
+                <w:color w:val="1E293B"/>
+                <w:sz w:val="18"/>
+              </w:rPr>
+              <w:t xml:space="preserve"> (if $</w:t>
+              <w:tab/>
+              <w:t xml:space="preserve">ext{LTV} \le 75\%$) / </w:t>
+            </w:r>
+            <w:r>
+              <w:rPr>
+                <w:rFonts w:ascii="Calibri" w:hAnsi="Calibri"/>
+                <w:b/>
+                <w:i w:val="0"/>
+                <w:color w:val="1E293B"/>
+                <w:sz w:val="18"/>
+              </w:rPr>
+              <w:t>$50.0\%$</w:t>
+            </w:r>
+          </w:p>
+        </w:tc>
+        <w:tc>
+          <w:tcPr>
+            <w:tcW w:type="dxa" w:w="1872"/>
+            <w:shd w:fill="FFFFFF"/>
+            <w:tcMar>
+              <w:top w:w="40" w:type="dxa"/>
+              <w:bottom w:w="40" w:type="dxa"/>
+              <w:left w:w="60" w:type="dxa"/>
+              <w:right w:w="60" w:type="dxa"/>
+            </w:tcMar>
+          </w:tcPr>
+          <w:p>
+            <w:pPr>
+              <w:spacing w:before="20" w:after="20"/>
+            </w:pPr>
+            <w:r>
+              <w:rPr>
+                <w:rFonts w:ascii="Calibri" w:hAnsi="Calibri"/>
+                <w:b w:val="0"/>
+                <w:i w:val="0"/>
+                <w:color w:val="1E293B"/>
+                <w:sz w:val="18"/>
+              </w:rPr>
+              <w:t>Moderate Capital Charge</w:t>
+            </w:r>
+          </w:p>
+        </w:tc>
+      </w:tr>
+      <w:tr>
+        <w:tc>
+          <w:tcPr>
+            <w:tcW w:type="dxa" w:w="1872"/>
+            <w:shd w:fill="F8FAFC"/>
+            <w:tcMar>
+              <w:top w:w="40" w:type="dxa"/>
+              <w:bottom w:w="40" w:type="dxa"/>
+              <w:left w:w="60" w:type="dxa"/>
+              <w:right w:w="60" w:type="dxa"/>
+            </w:tcMar>
+          </w:tcPr>
+          <w:p>
+            <w:pPr>
+              <w:spacing w:before="20" w:after="20"/>
+            </w:pPr>
+            <w:r>
+              <w:rPr>
+                <w:rFonts w:ascii="Calibri" w:hAnsi="Calibri"/>
+                <w:b/>
+                <w:i w:val="0"/>
+                <w:color w:val="1E293B"/>
+                <w:sz w:val="18"/>
+              </w:rPr>
+              <w:t>Above ₹75.00 Lakhs</w:t>
+            </w:r>
+          </w:p>
+        </w:tc>
+        <w:tc>
+          <w:tcPr>
+            <w:tcW w:type="dxa" w:w="1872"/>
+            <w:shd w:fill="F8FAFC"/>
+            <w:tcMar>
+              <w:top w:w="40" w:type="dxa"/>
+              <w:bottom w:w="40" w:type="dxa"/>
+              <w:left w:w="60" w:type="dxa"/>
+              <w:right w:w="60" w:type="dxa"/>
+            </w:tcMar>
+          </w:tcPr>
+          <w:p>
+            <w:pPr>
+              <w:spacing w:before="20" w:after="20"/>
+            </w:pPr>
+            <w:r>
+              <w:rPr>
+                <w:rFonts w:ascii="Calibri" w:hAnsi="Calibri"/>
+                <w:b/>
+                <w:i w:val="0"/>
+                <w:color w:val="1E293B"/>
+                <w:sz w:val="18"/>
+              </w:rPr>
+              <w:t>$\le 75.0\%$</w:t>
+            </w:r>
+          </w:p>
+        </w:tc>
+        <w:tc>
+          <w:tcPr>
+            <w:tcW w:type="dxa" w:w="1872"/>
+            <w:shd w:fill="F8FAFC"/>
+            <w:tcMar>
+              <w:top w:w="40" w:type="dxa"/>
+              <w:bottom w:w="40" w:type="dxa"/>
+              <w:left w:w="60" w:type="dxa"/>
+              <w:right w:w="60" w:type="dxa"/>
+            </w:tcMar>
+          </w:tcPr>
+          <w:p>
+            <w:pPr>
+              <w:spacing w:before="20" w:after="20"/>
+            </w:pPr>
+            <w:r>
+              <w:rPr>
+                <w:rFonts w:ascii="Calibri" w:hAnsi="Calibri"/>
+                <w:b w:val="0"/>
+                <w:i w:val="0"/>
+                <w:color w:val="1E293B"/>
+                <w:sz w:val="18"/>
+              </w:rPr>
+              <w:t>$25.0\%$</w:t>
+            </w:r>
+          </w:p>
+        </w:tc>
+        <w:tc>
+          <w:tcPr>
+            <w:tcW w:type="dxa" w:w="1872"/>
+            <w:shd w:fill="F8FAFC"/>
+            <w:tcMar>
+              <w:top w:w="40" w:type="dxa"/>
+              <w:bottom w:w="40" w:type="dxa"/>
+              <w:left w:w="60" w:type="dxa"/>
+              <w:right w:w="60" w:type="dxa"/>
+            </w:tcMar>
+          </w:tcPr>
+          <w:p>
+            <w:pPr>
+              <w:spacing w:before="20" w:after="20"/>
+            </w:pPr>
+            <w:r>
+              <w:rPr>
+                <w:rFonts w:ascii="Calibri" w:hAnsi="Calibri"/>
+                <w:b/>
+                <w:i w:val="0"/>
+                <w:color w:val="1E293B"/>
+                <w:sz w:val="18"/>
+              </w:rPr>
+              <w:t>$50.0\%$</w:t>
+            </w:r>
+          </w:p>
+        </w:tc>
+        <w:tc>
+          <w:tcPr>
+            <w:tcW w:type="dxa" w:w="1872"/>
+            <w:shd w:fill="F8FAFC"/>
+            <w:tcMar>
+              <w:top w:w="40" w:type="dxa"/>
+              <w:bottom w:w="40" w:type="dxa"/>
+              <w:left w:w="60" w:type="dxa"/>
+              <w:right w:w="60" w:type="dxa"/>
+            </w:tcMar>
+          </w:tcPr>
+          <w:p>
+            <w:pPr>
+              <w:spacing w:before="20" w:after="20"/>
+            </w:pPr>
+            <w:r>
+              <w:rPr>
+                <w:rFonts w:ascii="Calibri" w:hAnsi="Calibri"/>
+                <w:b w:val="0"/>
+                <w:i w:val="0"/>
+                <w:color w:val="1E293B"/>
+                <w:sz w:val="18"/>
+              </w:rPr>
+              <w:t>Standard Risk Weight</w:t>
+            </w:r>
+          </w:p>
+        </w:tc>
+      </w:tr>
+      <w:tr>
+        <w:tc>
+          <w:tcPr>
+            <w:tcW w:type="dxa" w:w="1872"/>
+            <w:shd w:fill="FFFFFF"/>
+            <w:tcMar>
+              <w:top w:w="40" w:type="dxa"/>
+              <w:bottom w:w="40" w:type="dxa"/>
+              <w:left w:w="60" w:type="dxa"/>
+              <w:right w:w="60" w:type="dxa"/>
+            </w:tcMar>
+          </w:tcPr>
+          <w:p>
+            <w:pPr>
+              <w:spacing w:before="20" w:after="20"/>
+            </w:pPr>
+            <w:r>
+              <w:rPr>
+                <w:rFonts w:ascii="Calibri" w:hAnsi="Calibri"/>
+                <w:b/>
+                <w:i w:val="0"/>
+                <w:color w:val="1E293B"/>
+                <w:sz w:val="18"/>
+              </w:rPr>
+              <w:t>Commercial Real Estate (CRE)</w:t>
+            </w:r>
+          </w:p>
+        </w:tc>
+        <w:tc>
+          <w:tcPr>
+            <w:tcW w:type="dxa" w:w="1872"/>
+            <w:shd w:fill="FFFFFF"/>
+            <w:tcMar>
+              <w:top w:w="40" w:type="dxa"/>
+              <w:bottom w:w="40" w:type="dxa"/>
+              <w:left w:w="60" w:type="dxa"/>
+              <w:right w:w="60" w:type="dxa"/>
+            </w:tcMar>
+          </w:tcPr>
+          <w:p>
+            <w:pPr>
+              <w:spacing w:before="20" w:after="20"/>
+            </w:pPr>
+            <w:r>
+              <w:rPr>
+                <w:rFonts w:ascii="Calibri" w:hAnsi="Calibri"/>
+                <w:b/>
+                <w:i w:val="0"/>
+                <w:color w:val="1E293B"/>
+                <w:sz w:val="18"/>
+              </w:rPr>
+              <w:t>$\le 65.0\%$</w:t>
+            </w:r>
+          </w:p>
+        </w:tc>
+        <w:tc>
+          <w:tcPr>
+            <w:tcW w:type="dxa" w:w="1872"/>
+            <w:shd w:fill="FFFFFF"/>
+            <w:tcMar>
+              <w:top w:w="40" w:type="dxa"/>
+              <w:bottom w:w="40" w:type="dxa"/>
+              <w:left w:w="60" w:type="dxa"/>
+              <w:right w:w="60" w:type="dxa"/>
+            </w:tcMar>
+          </w:tcPr>
+          <w:p>
+            <w:pPr>
+              <w:spacing w:before="20" w:after="20"/>
+            </w:pPr>
+            <w:r>
+              <w:rPr>
+                <w:rFonts w:ascii="Calibri" w:hAnsi="Calibri"/>
+                <w:b w:val="0"/>
+                <w:i w:val="0"/>
+                <w:color w:val="1E293B"/>
+                <w:sz w:val="18"/>
+              </w:rPr>
+              <w:t>$35.0\%$</w:t>
+            </w:r>
+          </w:p>
+        </w:tc>
+        <w:tc>
+          <w:tcPr>
+            <w:tcW w:type="dxa" w:w="1872"/>
+            <w:shd w:fill="FFFFFF"/>
+            <w:tcMar>
+              <w:top w:w="40" w:type="dxa"/>
+              <w:bottom w:w="40" w:type="dxa"/>
+              <w:left w:w="60" w:type="dxa"/>
+              <w:right w:w="60" w:type="dxa"/>
+            </w:tcMar>
+          </w:tcPr>
+          <w:p>
+            <w:pPr>
+              <w:spacing w:before="20" w:after="20"/>
+            </w:pPr>
+            <w:r>
+              <w:rPr>
+                <w:rFonts w:ascii="Calibri" w:hAnsi="Calibri"/>
+                <w:b/>
+                <w:i w:val="0"/>
+                <w:color w:val="1E293B"/>
+                <w:sz w:val="18"/>
+              </w:rPr>
+              <w:t>$100.0\%$</w:t>
+            </w:r>
+          </w:p>
+        </w:tc>
+        <w:tc>
+          <w:tcPr>
+            <w:tcW w:type="dxa" w:w="1872"/>
+            <w:shd w:fill="FFFFFF"/>
+            <w:tcMar>
+              <w:top w:w="40" w:type="dxa"/>
+              <w:bottom w:w="40" w:type="dxa"/>
+              <w:left w:w="60" w:type="dxa"/>
+              <w:right w:w="60" w:type="dxa"/>
+            </w:tcMar>
+          </w:tcPr>
+          <w:p>
+            <w:pPr>
+              <w:spacing w:before="20" w:after="20"/>
+            </w:pPr>
+            <w:r>
+              <w:rPr>
+                <w:rFonts w:ascii="Calibri" w:hAnsi="Calibri"/>
+                <w:b w:val="0"/>
+                <w:i w:val="0"/>
+                <w:color w:val="1E293B"/>
+                <w:sz w:val="18"/>
+              </w:rPr>
+              <w:t>High Capital Provisioning Requirement</w:t>
+            </w:r>
+          </w:p>
+        </w:tc>
+      </w:tr>
+    </w:tbl>
+    <w:p>
+      <w:pPr>
+        <w:spacing w:before="0" w:after="160"/>
+      </w:pPr>
+    </w:p>
+    <w:p>
+      <w:pPr>
+        <w:spacing w:before="40" w:after="100"/>
+      </w:pPr>
+      <w:r>
+        <w:rPr>
+          <w:rFonts w:ascii="Calibri" w:hAnsi="Calibri"/>
+          <w:b w:val="0"/>
+          <w:i w:val="0"/>
+          <w:color w:val="1E293B"/>
+          <w:sz w:val="21"/>
+        </w:rPr>
+        <w:t xml:space="preserve">In ILAS, the </w:t>
+      </w:r>
+      <w:r>
+        <w:rPr>
+          <w:rFonts w:ascii="Calibri" w:hAnsi="Calibri"/>
+          <w:b/>
+          <w:i w:val="0"/>
+          <w:color w:val="1E293B"/>
+          <w:sz w:val="21"/>
+        </w:rPr>
+        <w:t>Financial Analysis Agent</w:t>
+      </w:r>
+      <w:r>
+        <w:rPr>
+          <w:rFonts w:ascii="Calibri" w:hAnsi="Calibri"/>
+          <w:b w:val="0"/>
+          <w:i w:val="0"/>
+          <w:color w:val="1E293B"/>
+          <w:sz w:val="21"/>
+        </w:rPr>
+        <w:t xml:space="preserve"> and </w:t>
+      </w:r>
+      <w:r>
+        <w:rPr>
+          <w:rFonts w:ascii="Calibri" w:hAnsi="Calibri"/>
+          <w:b/>
+          <w:i w:val="0"/>
+          <w:color w:val="1E293B"/>
+          <w:sz w:val="21"/>
+        </w:rPr>
+        <w:t>Decision Synthesis Agent</w:t>
+      </w:r>
+      <w:r>
+        <w:rPr>
+          <w:rFonts w:ascii="Calibri" w:hAnsi="Calibri"/>
+          <w:b w:val="0"/>
+          <w:i w:val="0"/>
+          <w:color w:val="1E293B"/>
+          <w:sz w:val="21"/>
+        </w:rPr>
+        <w:t xml:space="preserve"> automatically compute:</w:t>
+      </w:r>
+    </w:p>
+    <w:p>
+      <w:pPr>
+        <w:spacing w:before="40" w:after="100"/>
+      </w:pPr>
+      <w:r>
+        <w:rPr>
+          <w:rFonts w:ascii="Calibri" w:hAnsi="Calibri"/>
+          <w:b w:val="0"/>
+          <w:i w:val="0"/>
+          <w:color w:val="1E293B"/>
+          <w:sz w:val="21"/>
+        </w:rPr>
+        <w:t>$$</w:t>
+        <w:tab/>
+        <w:t>ext{LTV Ratio} = \left( rac{</w:t>
+        <w:tab/>
+        <w:t>ext{Requested Loan Amount}}{</w:t>
+        <w:tab/>
+        <w:t xml:space="preserve">ext{Fair Market Property Valuation}} </w:t>
+      </w:r>
+    </w:p>
+    <w:p>
+      <w:pPr>
+        <w:spacing w:before="40" w:after="100"/>
+      </w:pPr>
+      <w:r>
+        <w:rPr>
+          <w:rFonts w:ascii="Calibri" w:hAnsi="Calibri"/>
+          <w:b w:val="0"/>
+          <w:i w:val="0"/>
+          <w:color w:val="1E293B"/>
+          <w:sz w:val="21"/>
+        </w:rPr>
+        <w:t xml:space="preserve">ight) </w:t>
+        <w:tab/>
+        <w:t>imes 100$$</w:t>
+      </w:r>
+    </w:p>
+    <w:p>
+      <w:pPr>
+        <w:spacing w:before="40" w:after="100"/>
+      </w:pPr>
+      <w:r>
+        <w:rPr>
+          <w:rFonts w:ascii="Calibri" w:hAnsi="Calibri"/>
+          <w:b w:val="0"/>
+          <w:i w:val="0"/>
+          <w:color w:val="1E293B"/>
+          <w:sz w:val="21"/>
+        </w:rPr>
+        <w:t>If $</w:t>
+        <w:tab/>
+        <w:t xml:space="preserve">ext{LTV}$ exceeds the statutory ceiling, the system automatically flags a </w:t>
+      </w:r>
+      <w:r>
+        <w:rPr>
+          <w:rFonts w:ascii="Calibri" w:hAnsi="Calibri"/>
+          <w:b/>
+          <w:i w:val="0"/>
+          <w:color w:val="1E293B"/>
+          <w:sz w:val="21"/>
+        </w:rPr>
+        <w:t>Hard Rejection</w:t>
+      </w:r>
+      <w:r>
+        <w:rPr>
+          <w:rFonts w:ascii="Calibri" w:hAnsi="Calibri"/>
+          <w:b w:val="0"/>
+          <w:i w:val="0"/>
+          <w:color w:val="1E293B"/>
+          <w:sz w:val="21"/>
+        </w:rPr>
+        <w:t xml:space="preserve"> unless covered by statutory guarantee schemes (e.g., CGTMSE).</w:t>
+      </w:r>
+    </w:p>
+    <w:p>
+      <w:pPr>
+        <w:spacing w:before="200" w:after="60"/>
+      </w:pPr>
+      <w:r>
+        <w:rPr>
+          <w:rFonts w:ascii="Calibri" w:hAnsi="Calibri"/>
+          <w:b/>
+          <w:i w:val="0"/>
+          <w:color w:val="003366"/>
+          <w:sz w:val="24"/>
+        </w:rPr>
+        <w:t>2. Fixed Obligation to Income Ratio (FOIR) Directives:</w:t>
+      </w:r>
+    </w:p>
+    <w:p>
+      <w:pPr>
+        <w:spacing w:before="40" w:after="100"/>
+      </w:pPr>
+      <w:r>
+        <w:rPr>
+          <w:rFonts w:ascii="Calibri" w:hAnsi="Calibri"/>
+          <w:b w:val="0"/>
+          <w:i w:val="0"/>
+          <w:color w:val="1E293B"/>
+          <w:sz w:val="21"/>
+        </w:rPr>
+        <w:t>To prevent over-indebtedness, Indian banking standards cap the total monthly debt service obligations of a borrower relative to their verified monthly gross income:</w:t>
+      </w:r>
+    </w:p>
+    <w:p>
+      <w:pPr>
+        <w:spacing w:before="40" w:after="100"/>
+      </w:pPr>
+      <w:r>
+        <w:rPr>
+          <w:rFonts w:ascii="Calibri" w:hAnsi="Calibri"/>
+          <w:b w:val="0"/>
+          <w:i w:val="0"/>
+          <w:color w:val="1E293B"/>
+          <w:sz w:val="21"/>
+        </w:rPr>
+        <w:t>$$</w:t>
+        <w:tab/>
+        <w:t xml:space="preserve">ext{FOIR} = \left( rac{\sum </w:t>
+        <w:tab/>
+        <w:t xml:space="preserve">ext{Existing Monthly EMIs} + </w:t>
+        <w:tab/>
+        <w:t>ext{Proposed Loan Monthly EMI}}{</w:t>
+        <w:tab/>
+        <w:t xml:space="preserve">ext{Verified Gross Monthly Income}} </w:t>
+      </w:r>
+    </w:p>
+    <w:p>
+      <w:pPr>
+        <w:spacing w:before="40" w:after="100"/>
+      </w:pPr>
+      <w:r>
+        <w:rPr>
+          <w:rFonts w:ascii="Calibri" w:hAnsi="Calibri"/>
+          <w:b w:val="0"/>
+          <w:i w:val="0"/>
+          <w:color w:val="1E293B"/>
+          <w:sz w:val="21"/>
+        </w:rPr>
+        <w:t xml:space="preserve">ight) </w:t>
+        <w:tab/>
+        <w:t>imes 100$$</w:t>
+      </w:r>
+    </w:p>
+    <w:p>
+      <w:pPr>
+        <w:spacing w:before="40" w:after="40"/>
+        <w:ind w:left="360"/>
+      </w:pPr>
+      <w:r>
+        <w:rPr>
+          <w:rFonts w:ascii="Calibri" w:hAnsi="Calibri"/>
+          <w:b/>
+          <w:color w:val="003366"/>
+        </w:rPr>
+        <w:t xml:space="preserve">• </w:t>
+      </w:r>
+      <w:r>
+        <w:rPr>
+          <w:rFonts w:ascii="Calibri" w:hAnsi="Calibri"/>
+          <w:b/>
+          <w:i w:val="0"/>
+          <w:color w:val="1E293B"/>
+          <w:sz w:val="21"/>
+        </w:rPr>
+        <w:t>Statutory Benchmark</w:t>
+      </w:r>
+      <w:r>
+        <w:rPr>
+          <w:rFonts w:ascii="Calibri" w:hAnsi="Calibri"/>
+          <w:b w:val="0"/>
+          <w:i w:val="0"/>
+          <w:color w:val="1E293B"/>
+          <w:sz w:val="21"/>
+        </w:rPr>
+        <w:t>: $</w:t>
+        <w:tab/>
+        <w:t>ext{FOIR} \le 50.0\%$ for standard retail applicants.</w:t>
+      </w:r>
+    </w:p>
+    <w:p>
+      <w:pPr>
+        <w:spacing w:before="40" w:after="40"/>
+        <w:ind w:left="360"/>
+      </w:pPr>
+      <w:r>
+        <w:rPr>
+          <w:rFonts w:ascii="Calibri" w:hAnsi="Calibri"/>
+          <w:b/>
+          <w:color w:val="003366"/>
+        </w:rPr>
+        <w:t xml:space="preserve">• </w:t>
+      </w:r>
+      <w:r>
+        <w:rPr>
+          <w:rFonts w:ascii="Calibri" w:hAnsi="Calibri"/>
+          <w:b/>
+          <w:i w:val="0"/>
+          <w:color w:val="1E293B"/>
+          <w:sz w:val="21"/>
+        </w:rPr>
+        <w:t>Affluent / High-Income Threshold</w:t>
+      </w:r>
+      <w:r>
+        <w:rPr>
+          <w:rFonts w:ascii="Calibri" w:hAnsi="Calibri"/>
+          <w:b w:val="0"/>
+          <w:i w:val="0"/>
+          <w:color w:val="1E293B"/>
+          <w:sz w:val="21"/>
+        </w:rPr>
+        <w:t>: Maximum $60.0\%$ permissible only for high net worth salaried borrowers where net surplus income exceeds ₹1,00,000 per month.</w:t>
+      </w:r>
+    </w:p>
+    <w:p>
+      <w:pPr>
+        <w:spacing w:before="200" w:after="60"/>
+      </w:pPr>
+      <w:r>
+        <w:rPr>
+          <w:rFonts w:ascii="Calibri" w:hAnsi="Calibri"/>
+          <w:b/>
+          <w:i w:val="0"/>
+          <w:color w:val="003366"/>
+          <w:sz w:val="24"/>
+        </w:rPr>
+        <w:t>3. Revised MSME Classification Criteria (MSMED Act 2020):</w:t>
+      </w:r>
+    </w:p>
+    <w:p>
+      <w:pPr>
+        <w:spacing w:before="40" w:after="100"/>
+      </w:pPr>
+      <w:r>
+        <w:rPr>
+          <w:rFonts w:ascii="Calibri" w:hAnsi="Calibri"/>
+          <w:b w:val="0"/>
+          <w:i w:val="0"/>
+          <w:color w:val="1E293B"/>
+          <w:sz w:val="21"/>
+        </w:rPr>
+        <w:t>Under the Ministry of Micro, Small and Medium Enterprises notification (</w:t>
+      </w:r>
+      <w:r>
+        <w:rPr>
+          <w:rFonts w:ascii="Calibri" w:hAnsi="Calibri"/>
+          <w:b w:val="0"/>
+          <w:i/>
+          <w:color w:val="1E293B"/>
+          <w:sz w:val="21"/>
+        </w:rPr>
+        <w:t>S.O. 2119(E) dated 26.06.2020</w:t>
+      </w:r>
+      <w:r>
+        <w:rPr>
+          <w:rFonts w:ascii="Calibri" w:hAnsi="Calibri"/>
+          <w:b w:val="0"/>
+          <w:i w:val="0"/>
+          <w:color w:val="1E293B"/>
+          <w:sz w:val="21"/>
+        </w:rPr>
+        <w:t>), composite classification criteria apply uniformly across manufacturing and service sectors:</w:t>
+      </w:r>
+    </w:p>
+    <w:p>
+      <w:pPr>
+        <w:spacing w:before="40" w:after="40"/>
+        <w:ind w:left="360"/>
+      </w:pPr>
+      <w:r>
+        <w:rPr>
+          <w:rFonts w:ascii="Calibri" w:hAnsi="Calibri"/>
+          <w:b/>
+          <w:color w:val="003366"/>
+        </w:rPr>
+        <w:t xml:space="preserve">• </w:t>
+      </w:r>
+      <w:r>
+        <w:rPr>
+          <w:rFonts w:ascii="Calibri" w:hAnsi="Calibri"/>
+          <w:b/>
+          <w:i w:val="0"/>
+          <w:color w:val="1E293B"/>
+          <w:sz w:val="21"/>
+        </w:rPr>
+        <w:t>Micro Enterprise</w:t>
+      </w:r>
+      <w:r>
+        <w:rPr>
+          <w:rFonts w:ascii="Calibri" w:hAnsi="Calibri"/>
+          <w:b w:val="0"/>
+          <w:i w:val="0"/>
+          <w:color w:val="1E293B"/>
+          <w:sz w:val="21"/>
+        </w:rPr>
+        <w:t>: Investment in Plant &amp; Machinery $\le ₹1</w:t>
+        <w:tab/>
+        <w:t>ext{ Crore}$ AND Annual Turnover $\le ₹5</w:t>
+        <w:tab/>
+        <w:t>ext{ Crores}$.</w:t>
+      </w:r>
+    </w:p>
+    <w:p>
+      <w:pPr>
+        <w:spacing w:before="40" w:after="40"/>
+        <w:ind w:left="360"/>
+      </w:pPr>
+      <w:r>
+        <w:rPr>
+          <w:rFonts w:ascii="Calibri" w:hAnsi="Calibri"/>
+          <w:b/>
+          <w:color w:val="003366"/>
+        </w:rPr>
+        <w:t xml:space="preserve">• </w:t>
+      </w:r>
+      <w:r>
+        <w:rPr>
+          <w:rFonts w:ascii="Calibri" w:hAnsi="Calibri"/>
+          <w:b/>
+          <w:i w:val="0"/>
+          <w:color w:val="1E293B"/>
+          <w:sz w:val="21"/>
+        </w:rPr>
+        <w:t>Small Enterprise</w:t>
+      </w:r>
+      <w:r>
+        <w:rPr>
+          <w:rFonts w:ascii="Calibri" w:hAnsi="Calibri"/>
+          <w:b w:val="0"/>
+          <w:i w:val="0"/>
+          <w:color w:val="1E293B"/>
+          <w:sz w:val="21"/>
+        </w:rPr>
+        <w:t>: Investment in Plant &amp; Machinery $\le ₹10</w:t>
+        <w:tab/>
+        <w:t>ext{ Crores}$ AND Annual Turnover $\le ₹50</w:t>
+        <w:tab/>
+        <w:t>ext{ Crores}$.</w:t>
+      </w:r>
+    </w:p>
+    <w:p>
+      <w:pPr>
+        <w:spacing w:before="40" w:after="40"/>
+        <w:ind w:left="360"/>
+      </w:pPr>
+      <w:r>
+        <w:rPr>
+          <w:rFonts w:ascii="Calibri" w:hAnsi="Calibri"/>
+          <w:b/>
+          <w:color w:val="003366"/>
+        </w:rPr>
+        <w:t xml:space="preserve">• </w:t>
+      </w:r>
+      <w:r>
+        <w:rPr>
+          <w:rFonts w:ascii="Calibri" w:hAnsi="Calibri"/>
+          <w:b/>
+          <w:i w:val="0"/>
+          <w:color w:val="1E293B"/>
+          <w:sz w:val="21"/>
+        </w:rPr>
+        <w:t>Medium Enterprise</w:t>
+      </w:r>
+      <w:r>
+        <w:rPr>
+          <w:rFonts w:ascii="Calibri" w:hAnsi="Calibri"/>
+          <w:b w:val="0"/>
+          <w:i w:val="0"/>
+          <w:color w:val="1E293B"/>
+          <w:sz w:val="21"/>
+        </w:rPr>
+        <w:t>: Investment in Plant &amp; Machinery $\le ₹50</w:t>
+        <w:tab/>
+        <w:t>ext{ Crores}$ AND Annual Turnover $\le ₹250</w:t>
+        <w:tab/>
+        <w:t>ext{ Crores}$.</w:t>
+      </w:r>
+    </w:p>
+    <w:p>
+      <w:pPr>
+        <w:spacing w:before="200" w:after="60"/>
+      </w:pPr>
+      <w:r>
+        <w:rPr>
+          <w:rFonts w:ascii="Calibri" w:hAnsi="Calibri"/>
+          <w:b/>
+          <w:i w:val="0"/>
+          <w:color w:val="003366"/>
+          <w:sz w:val="24"/>
+        </w:rPr>
+        <w:t>4. External Benchmark Lending Rate (EBLR / RBLR) Regime:</w:t>
+      </w:r>
+    </w:p>
+    <w:p>
+      <w:pPr>
+        <w:spacing w:before="40" w:after="100"/>
+      </w:pPr>
+      <w:r>
+        <w:rPr>
+          <w:rFonts w:ascii="Calibri" w:hAnsi="Calibri"/>
+          <w:b w:val="0"/>
+          <w:i w:val="0"/>
+          <w:color w:val="1E293B"/>
+          <w:sz w:val="21"/>
+        </w:rPr>
+        <w:t xml:space="preserve">Under RBI Master Direction </w:t>
+      </w:r>
+      <w:r>
+        <w:rPr>
+          <w:rFonts w:ascii="Calibri" w:hAnsi="Calibri"/>
+          <w:b w:val="0"/>
+          <w:i/>
+          <w:color w:val="1E293B"/>
+          <w:sz w:val="21"/>
+        </w:rPr>
+        <w:t>DBR.Dir.No.85/13.03.00/2019-20 dated 04.09.2019</w:t>
+      </w:r>
+      <w:r>
+        <w:rPr>
+          <w:rFonts w:ascii="Calibri" w:hAnsi="Calibri"/>
+          <w:b w:val="0"/>
+          <w:i w:val="0"/>
+          <w:color w:val="1E293B"/>
+          <w:sz w:val="21"/>
+        </w:rPr>
+        <w:t xml:space="preserve">, all scheduled commercial banks must link all floating-rate personal, retail, and MSME loans to an </w:t>
+      </w:r>
+      <w:r>
+        <w:rPr>
+          <w:rFonts w:ascii="Calibri" w:hAnsi="Calibri"/>
+          <w:b/>
+          <w:i w:val="0"/>
+          <w:color w:val="1E293B"/>
+          <w:sz w:val="21"/>
+        </w:rPr>
+        <w:t>External Benchmark Lending Rate</w:t>
+      </w:r>
+      <w:r>
+        <w:rPr>
+          <w:rFonts w:ascii="Calibri" w:hAnsi="Calibri"/>
+          <w:b w:val="0"/>
+          <w:i w:val="0"/>
+          <w:color w:val="1E293B"/>
+          <w:sz w:val="21"/>
+        </w:rPr>
+        <w:t xml:space="preserve">. Central Bank of India has adopted the </w:t>
+      </w:r>
+      <w:r>
+        <w:rPr>
+          <w:rFonts w:ascii="Calibri" w:hAnsi="Calibri"/>
+          <w:b/>
+          <w:i w:val="0"/>
+          <w:color w:val="1E293B"/>
+          <w:sz w:val="21"/>
+        </w:rPr>
+        <w:t>Reserve Bank of India Repo Rate</w:t>
+      </w:r>
+      <w:r>
+        <w:rPr>
+          <w:rFonts w:ascii="Calibri" w:hAnsi="Calibri"/>
+          <w:b w:val="0"/>
+          <w:i w:val="0"/>
+          <w:color w:val="1E293B"/>
+          <w:sz w:val="21"/>
+        </w:rPr>
+        <w:t xml:space="preserve"> as its benchmark, operating under the </w:t>
+      </w:r>
+      <w:r>
+        <w:rPr>
+          <w:rFonts w:ascii="Calibri" w:hAnsi="Calibri"/>
+          <w:b/>
+          <w:i w:val="0"/>
+          <w:color w:val="1E293B"/>
+          <w:sz w:val="21"/>
+        </w:rPr>
+        <w:t>Repo-Based Lending Rate (RBLR)</w:t>
+      </w:r>
+      <w:r>
+        <w:rPr>
+          <w:rFonts w:ascii="Calibri" w:hAnsi="Calibri"/>
+          <w:b w:val="0"/>
+          <w:i w:val="0"/>
+          <w:color w:val="1E293B"/>
+          <w:sz w:val="21"/>
+        </w:rPr>
+        <w:t xml:space="preserve"> framework (Base Rate: $8.25\%$ as of the 01.07.2026 Master Circular).</w:t>
+      </w:r>
+    </w:p>
+    <w:tbl>
+      <w:tblPr>
+        <w:tblW w:type="auto" w:w="0"/>
+        <w:jc w:val="center"/>
+        <w:tblLook w:firstColumn="1" w:firstRow="1" w:lastColumn="0" w:lastRow="0" w:noHBand="0" w:noVBand="1" w:val="04A0"/>
+      </w:tblPr>
+      <w:tblGrid>
+        <w:gridCol w:w="9360"/>
+      </w:tblGrid>
+      <w:tr>
+        <w:tc>
+          <w:tcPr>
+            <w:tcW w:type="dxa" w:w="9360"/>
+            <w:shd w:fill="CBD5E1"/>
+          </w:tcPr>
+          <w:p>
+            <w:pPr>
+              <w:spacing w:before="20" w:after="20"/>
+            </w:pPr>
+          </w:p>
+        </w:tc>
+      </w:tr>
+    </w:tbl>
+    <w:p>
+      <w:pPr>
+        <w:spacing w:before="240" w:after="80"/>
+      </w:pPr>
+      <w:r>
+        <w:rPr>
+          <w:rFonts w:ascii="Calibri" w:hAnsi="Calibri"/>
+          <w:b/>
+          <w:i w:val="0"/>
+          <w:color w:val="003366"/>
+          <w:sz w:val="27"/>
+        </w:rPr>
+        <w:t>2.3 🏛️ Basel II and Basel III Accords: Internal Ratings-Based (IRB) Approaches</w:t>
+      </w:r>
+    </w:p>
+    <w:p>
+      <w:pPr>
+        <w:spacing w:before="40" w:after="100"/>
+      </w:pPr>
+      <w:r>
+        <w:rPr>
+          <w:rFonts w:ascii="Calibri" w:hAnsi="Calibri"/>
+          <w:b w:val="0"/>
+          <w:i w:val="0"/>
+          <w:color w:val="1E293B"/>
+          <w:sz w:val="21"/>
+        </w:rPr>
+        <w:t>The Basel Committee on Banking Supervision (BCBS) frameworks—enforced in India through the RBI Master Circular on Basel III Capital Regulations—mandate that commercial banks maintain a minimum Total Capital to Risk-Weighted Assets Ratio (</w:t>
+      </w:r>
+      <w:r>
+        <w:rPr>
+          <w:rFonts w:ascii="Calibri" w:hAnsi="Calibri"/>
+          <w:b/>
+          <w:i w:val="0"/>
+          <w:color w:val="1E293B"/>
+          <w:sz w:val="21"/>
+        </w:rPr>
+        <w:t>CRAR $\ge 11.5\%$</w:t>
+      </w:r>
+      <w:r>
+        <w:rPr>
+          <w:rFonts w:ascii="Calibri" w:hAnsi="Calibri"/>
+          <w:b w:val="0"/>
+          <w:i w:val="0"/>
+          <w:color w:val="1E293B"/>
+          <w:sz w:val="21"/>
+        </w:rPr>
+        <w:t xml:space="preserve"> including the Capital Conservation Buffer of $2.5\%$).</w:t>
+      </w:r>
+    </w:p>
+    <w:tbl>
+      <w:tblPr>
+        <w:tblW w:type="auto" w:w="0"/>
+        <w:jc w:val="center"/>
+        <w:tblLook w:firstColumn="1" w:firstRow="1" w:lastColumn="0" w:lastRow="0" w:noHBand="0" w:noVBand="1" w:val="04A0"/>
+      </w:tblPr>
+      <w:tblGrid>
+        <w:gridCol w:w="9360"/>
+      </w:tblGrid>
+      <w:tr>
+        <w:tc>
+          <w:tcPr>
+            <w:tcW w:type="dxa" w:w="9360"/>
+            <w:shd w:fill="F8FAFC"/>
+            <w:tcMar>
+              <w:top w:w="80" w:type="dxa"/>
+              <w:bottom w:w="80" w:type="dxa"/>
+              <w:left w:w="120" w:type="dxa"/>
+              <w:right w:w="120" w:type="dxa"/>
+            </w:tcMar>
+          </w:tcPr>
+          <w:p>
+            <w:pPr>
+              <w:spacing w:before="40" w:after="40"/>
+            </w:pPr>
+            <w:r>
+              <w:rPr>
+                <w:rFonts w:ascii="Consolas" w:hAnsi="Consolas"/>
+                <w:color w:val="1E293B"/>
+                <w:sz w:val="18"/>
+              </w:rPr>
+              <w:t xml:space="preserve">                           BASEL III REGULATORY CAPITAL ARCHITECTURE</w:t>
+              <w:br/>
+              <w:t xml:space="preserve">                           </w:t>
+              <w:br/>
+              <w:t xml:space="preserve">                 ┌────────────────────────────────────────────────────────┐</w:t>
+              <w:br/>
+              <w:t xml:space="preserve">                 │       Total Capital Adequacy Ratio (CRAR &gt;= 11.5%)     │</w:t>
+              <w:br/>
+              <w:t xml:space="preserve">                 └───────────────────────────┬────────────────────────────┘</w:t>
+              <w:br/>
+              <w:t xml:space="preserve">                                             │</w:t>
+              <w:br/>
+              <w:t xml:space="preserve">                     ┌───────────────────────┴───────────────────────┐</w:t>
+              <w:br/>
+              <w:t xml:space="preserve">                     ▼                                               ▼</w:t>
+              <w:br/>
+              <w:t xml:space="preserve">         ┌───────────────────────┐                       ┌───────────────────────┐</w:t>
+              <w:br/>
+              <w:t xml:space="preserve">         │     TIER 1 CAPITAL    │                       │     TIER 2 CAPITAL    │</w:t>
+              <w:br/>
+              <w:t xml:space="preserve">         │ Common Equity (CET1)  │                       │ Subordinated Debt,    │</w:t>
+              <w:br/>
+              <w:t xml:space="preserve">         │ &amp; Retained Earnings   │                       │ General Provisions    │</w:t>
+              <w:br/>
+              <w:t xml:space="preserve">         └───────────────────────┘                       └───────────────────────┘</w:t>
+            </w:r>
+          </w:p>
+        </w:tc>
+      </w:tr>
+    </w:tbl>
+    <w:p>
+      <w:pPr>
+        <w:spacing w:before="0" w:after="120"/>
+      </w:pPr>
+    </w:p>
+    <w:p>
+      <w:pPr>
+        <w:spacing w:before="200" w:after="60"/>
+      </w:pPr>
+      <w:r>
+        <w:rPr>
+          <w:rFonts w:ascii="Calibri" w:hAnsi="Calibri"/>
+          <w:b/>
+          <w:i w:val="0"/>
+          <w:color w:val="003366"/>
+          <w:sz w:val="24"/>
+        </w:rPr>
+        <w:t>1. Internal Ratings-Based (IRB) Mathematical Formulations:</w:t>
+      </w:r>
+    </w:p>
+    <w:p>
+      <w:pPr>
+        <w:spacing w:before="40" w:after="100"/>
+      </w:pPr>
+      <w:r>
+        <w:rPr>
+          <w:rFonts w:ascii="Calibri" w:hAnsi="Calibri"/>
+          <w:b w:val="0"/>
+          <w:i w:val="0"/>
+          <w:color w:val="1E293B"/>
+          <w:sz w:val="21"/>
+        </w:rPr>
+        <w:t>Under the Foundation IRB (F-IRB) and Advanced IRB (A-IRB) approaches, credit risk capital requirements are calculated based on four fundamental risk parameters:</w:t>
+      </w:r>
+    </w:p>
+    <w:p>
+      <w:pPr>
+        <w:spacing w:before="40" w:after="100"/>
+      </w:pPr>
+      <w:r>
+        <w:rPr>
+          <w:rFonts w:ascii="Calibri" w:hAnsi="Calibri"/>
+          <w:b w:val="0"/>
+          <w:i w:val="0"/>
+          <w:color w:val="1E293B"/>
+          <w:sz w:val="21"/>
+        </w:rPr>
+        <w:t xml:space="preserve">1. </w:t>
+      </w:r>
+      <w:r>
+        <w:rPr>
+          <w:rFonts w:ascii="Calibri" w:hAnsi="Calibri"/>
+          <w:b/>
+          <w:i w:val="0"/>
+          <w:color w:val="1E293B"/>
+          <w:sz w:val="21"/>
+        </w:rPr>
+        <w:t>Probability of Default ($PD$)</w:t>
+      </w:r>
+      <w:r>
+        <w:rPr>
+          <w:rFonts w:ascii="Calibri" w:hAnsi="Calibri"/>
+          <w:b w:val="0"/>
+          <w:i w:val="0"/>
+          <w:color w:val="1E293B"/>
+          <w:sz w:val="21"/>
+        </w:rPr>
+        <w:t xml:space="preserve">: The statistical probability that a borrower will default on their credit obligation within a 1-year forward horizon. In ILAS, $PD$ is estimated using our calibrated </w:t>
+      </w:r>
+      <w:r>
+        <w:rPr>
+          <w:rFonts w:ascii="Calibri" w:hAnsi="Calibri"/>
+          <w:b/>
+          <w:i w:val="0"/>
+          <w:color w:val="1E293B"/>
+          <w:sz w:val="21"/>
+        </w:rPr>
+        <w:t>XGBoost Credit Default Model</w:t>
+      </w:r>
+      <w:r>
+        <w:rPr>
+          <w:rFonts w:ascii="Calibri" w:hAnsi="Calibri"/>
+          <w:b w:val="0"/>
+          <w:i w:val="0"/>
+          <w:color w:val="1E293B"/>
+          <w:sz w:val="21"/>
+        </w:rPr>
+        <w:t>.</w:t>
+      </w:r>
+    </w:p>
+    <w:p>
+      <w:pPr>
+        <w:spacing w:before="40" w:after="100"/>
+      </w:pPr>
+      <w:r>
+        <w:rPr>
+          <w:rFonts w:ascii="Calibri" w:hAnsi="Calibri"/>
+          <w:b w:val="0"/>
+          <w:i w:val="0"/>
+          <w:color w:val="1E293B"/>
+          <w:sz w:val="21"/>
+        </w:rPr>
+        <w:t xml:space="preserve">2. </w:t>
+      </w:r>
+      <w:r>
+        <w:rPr>
+          <w:rFonts w:ascii="Calibri" w:hAnsi="Calibri"/>
+          <w:b/>
+          <w:i w:val="0"/>
+          <w:color w:val="1E293B"/>
+          <w:sz w:val="21"/>
+        </w:rPr>
+        <w:t>Loss Given Default ($LGD$)</w:t>
+      </w:r>
+      <w:r>
+        <w:rPr>
+          <w:rFonts w:ascii="Calibri" w:hAnsi="Calibri"/>
+          <w:b w:val="0"/>
+          <w:i w:val="0"/>
+          <w:color w:val="1E293B"/>
+          <w:sz w:val="21"/>
+        </w:rPr>
+        <w:t>: The percentage of exposure lost if a default occurs, reflecting collateral recovery efficiency ($LGD pprox 35\%–45\%$ for fully secured advances).</w:t>
+      </w:r>
+    </w:p>
+    <w:p>
+      <w:pPr>
+        <w:spacing w:before="40" w:after="100"/>
+      </w:pPr>
+      <w:r>
+        <w:rPr>
+          <w:rFonts w:ascii="Calibri" w:hAnsi="Calibri"/>
+          <w:b w:val="0"/>
+          <w:i w:val="0"/>
+          <w:color w:val="1E293B"/>
+          <w:sz w:val="21"/>
+        </w:rPr>
+        <w:t xml:space="preserve">3. </w:t>
+      </w:r>
+      <w:r>
+        <w:rPr>
+          <w:rFonts w:ascii="Calibri" w:hAnsi="Calibri"/>
+          <w:b/>
+          <w:i w:val="0"/>
+          <w:color w:val="1E293B"/>
+          <w:sz w:val="21"/>
+        </w:rPr>
+        <w:t>Exposure at Default ($EAD$)</w:t>
+      </w:r>
+      <w:r>
+        <w:rPr>
+          <w:rFonts w:ascii="Calibri" w:hAnsi="Calibri"/>
+          <w:b w:val="0"/>
+          <w:i w:val="0"/>
+          <w:color w:val="1E293B"/>
+          <w:sz w:val="21"/>
+        </w:rPr>
+        <w:t>: The gross dollar/rupee amount outstanding when the borrower defaults.</w:t>
+      </w:r>
+    </w:p>
+    <w:p>
+      <w:pPr>
+        <w:spacing w:before="40" w:after="100"/>
+      </w:pPr>
+      <w:r>
+        <w:rPr>
+          <w:rFonts w:ascii="Calibri" w:hAnsi="Calibri"/>
+          <w:b w:val="0"/>
+          <w:i w:val="0"/>
+          <w:color w:val="1E293B"/>
+          <w:sz w:val="21"/>
+        </w:rPr>
+        <w:t xml:space="preserve">4. </w:t>
+      </w:r>
+      <w:r>
+        <w:rPr>
+          <w:rFonts w:ascii="Calibri" w:hAnsi="Calibri"/>
+          <w:b/>
+          <w:i w:val="0"/>
+          <w:color w:val="1E293B"/>
+          <w:sz w:val="21"/>
+        </w:rPr>
+        <w:t>Effective Maturity ($M$)</w:t>
+      </w:r>
+      <w:r>
+        <w:rPr>
+          <w:rFonts w:ascii="Calibri" w:hAnsi="Calibri"/>
+          <w:b w:val="0"/>
+          <w:i w:val="0"/>
+          <w:color w:val="1E293B"/>
+          <w:sz w:val="21"/>
+        </w:rPr>
+        <w:t>: The remaining contractual duration of the loan facility.</w:t>
+      </w:r>
+    </w:p>
+    <w:p>
+      <w:pPr>
+        <w:spacing w:before="200" w:after="60"/>
+      </w:pPr>
+      <w:r>
+        <w:rPr>
+          <w:rFonts w:ascii="Calibri" w:hAnsi="Calibri"/>
+          <w:b/>
+          <w:i w:val="0"/>
+          <w:color w:val="003366"/>
+          <w:sz w:val="24"/>
+        </w:rPr>
+        <w:t>2. Expected Loss ($EL$) vs. Unexpected Loss ($UL$):</w:t>
+      </w:r>
+    </w:p>
+    <w:p>
+      <w:pPr>
+        <w:spacing w:before="40" w:after="100"/>
+      </w:pPr>
+      <w:r>
+        <w:rPr>
+          <w:rFonts w:ascii="Calibri" w:hAnsi="Calibri"/>
+          <w:b w:val="0"/>
+          <w:i w:val="0"/>
+          <w:color w:val="1E293B"/>
+          <w:sz w:val="21"/>
+        </w:rPr>
+        <w:t>Expected Loss represents the baseline cost of doing business, covered through loan loss provisioning and interest rate risk spreads:</w:t>
+      </w:r>
+    </w:p>
+    <w:p>
+      <w:pPr>
+        <w:spacing w:before="40" w:after="100"/>
+      </w:pPr>
+      <w:r>
+        <w:rPr>
+          <w:rFonts w:ascii="Calibri" w:hAnsi="Calibri"/>
+          <w:b w:val="0"/>
+          <w:i w:val="0"/>
+          <w:color w:val="1E293B"/>
+          <w:sz w:val="21"/>
+        </w:rPr>
+        <w:t xml:space="preserve">$$EL = PD </w:t>
+        <w:tab/>
+        <w:t xml:space="preserve">imes LGD </w:t>
+        <w:tab/>
+        <w:t>imes EAD$$</w:t>
+      </w:r>
+    </w:p>
+    <w:p>
+      <w:pPr>
+        <w:spacing w:before="40" w:after="100"/>
+      </w:pPr>
+      <w:r>
+        <w:rPr>
+          <w:rFonts w:ascii="Calibri" w:hAnsi="Calibri"/>
+          <w:b w:val="0"/>
+          <w:i w:val="0"/>
+          <w:color w:val="1E293B"/>
+          <w:sz w:val="21"/>
+        </w:rPr>
+        <w:t>Unexpected Loss represents statistical volatility around the Expected Loss, requiring equity capital buffers under the Basel Value-at-Risk ($VaR$) formulation:</w:t>
+      </w:r>
+    </w:p>
+    <w:p>
+      <w:pPr>
+        <w:spacing w:before="40" w:after="100"/>
+      </w:pPr>
+      <w:r>
+        <w:rPr>
+          <w:rFonts w:ascii="Calibri" w:hAnsi="Calibri"/>
+          <w:b w:val="0"/>
+          <w:i w:val="0"/>
+          <w:color w:val="1E293B"/>
+          <w:sz w:val="21"/>
+        </w:rPr>
+        <w:t xml:space="preserve">$$K = \left[ LGD </w:t>
+        <w:tab/>
+        <w:t>imes \Phi \left( rac{\Phi^{-1}(PD) + \sqrt{</w:t>
+      </w:r>
+    </w:p>
+    <w:p>
+      <w:pPr>
+        <w:spacing w:before="40" w:after="100"/>
+      </w:pPr>
+      <w:r>
+        <w:rPr>
+          <w:rFonts w:ascii="Calibri" w:hAnsi="Calibri"/>
+          <w:b w:val="0"/>
+          <w:i w:val="0"/>
+          <w:color w:val="1E293B"/>
+          <w:sz w:val="21"/>
+        </w:rPr>
+        <w:t xml:space="preserve">ho} \cdot \Phi^{-1}(0.999)}{\sqrt{1 - </w:t>
+      </w:r>
+    </w:p>
+    <w:p>
+      <w:pPr>
+        <w:spacing w:before="40" w:after="100"/>
+      </w:pPr>
+      <w:r>
+        <w:rPr>
+          <w:rFonts w:ascii="Calibri" w:hAnsi="Calibri"/>
+          <w:b w:val="0"/>
+          <w:i w:val="0"/>
+          <w:color w:val="1E293B"/>
+          <w:sz w:val="21"/>
+        </w:rPr>
+        <w:t xml:space="preserve">ho}} </w:t>
+      </w:r>
+    </w:p>
+    <w:p>
+      <w:pPr>
+        <w:spacing w:before="40" w:after="100"/>
+      </w:pPr>
+      <w:r>
+        <w:rPr>
+          <w:rFonts w:ascii="Calibri" w:hAnsi="Calibri"/>
+          <w:b w:val="0"/>
+          <w:i w:val="0"/>
+          <w:color w:val="1E293B"/>
+          <w:sz w:val="21"/>
+        </w:rPr>
+        <w:t xml:space="preserve">ight) - (PD </w:t>
+        <w:tab/>
+        <w:t xml:space="preserve">imes LGD) </w:t>
+      </w:r>
+    </w:p>
+    <w:p>
+      <w:pPr>
+        <w:spacing w:before="40" w:after="100"/>
+      </w:pPr>
+      <w:r>
+        <w:rPr>
+          <w:rFonts w:ascii="Calibri" w:hAnsi="Calibri"/>
+          <w:b w:val="0"/>
+          <w:i w:val="0"/>
+          <w:color w:val="1E293B"/>
+          <w:sz w:val="21"/>
+        </w:rPr>
+        <w:t xml:space="preserve">ight] </w:t>
+        <w:tab/>
+        <w:t xml:space="preserve">imes </w:t>
+        <w:tab/>
+        <w:t>ext{Maturity\_Adjustment}(M)$$</w:t>
+      </w:r>
+    </w:p>
+    <w:p>
+      <w:pPr>
+        <w:spacing w:before="40" w:after="100"/>
+      </w:pPr>
+      <w:r>
+        <w:rPr>
+          <w:rFonts w:ascii="Calibri" w:hAnsi="Calibri"/>
+          <w:b w:val="0"/>
+          <w:i w:val="0"/>
+          <w:color w:val="1E293B"/>
+          <w:sz w:val="21"/>
+        </w:rPr>
+        <w:t>*(where $\Phi$ is the standard normal cumulative distribution function, and $</w:t>
+      </w:r>
+    </w:p>
+    <w:p>
+      <w:pPr>
+        <w:spacing w:before="40" w:after="100"/>
+      </w:pPr>
+      <w:r>
+        <w:rPr>
+          <w:rFonts w:ascii="Calibri" w:hAnsi="Calibri"/>
+          <w:b w:val="0"/>
+          <w:i w:val="0"/>
+          <w:color w:val="1E293B"/>
+          <w:sz w:val="21"/>
+        </w:rPr>
+        <w:t>ho$ is the asset correlation factor).*</w:t>
+      </w:r>
+    </w:p>
+    <w:p>
+      <w:pPr>
+        <w:spacing w:before="200" w:after="60"/>
+      </w:pPr>
+      <w:r>
+        <w:rPr>
+          <w:rFonts w:ascii="Calibri" w:hAnsi="Calibri"/>
+          <w:b/>
+          <w:i w:val="0"/>
+          <w:color w:val="003366"/>
+          <w:sz w:val="24"/>
+        </w:rPr>
+        <w:t>Table 2.2: Basel III Capital Adequacy Risk Weights for Retail &amp; MSME Asset Classes</w:t>
+      </w:r>
+    </w:p>
+    <w:tbl>
+      <w:tblPr>
+        <w:tblW w:type="auto" w:w="0"/>
+        <w:jc w:val="center"/>
+        <w:tblLook w:firstColumn="1" w:firstRow="1" w:lastColumn="0" w:lastRow="0" w:noHBand="0" w:noVBand="1" w:val="04A0"/>
+      </w:tblPr>
+      <w:tblGrid>
+        <w:gridCol w:w="2340"/>
+        <w:gridCol w:w="2340"/>
+        <w:gridCol w:w="2340"/>
+        <w:gridCol w:w="2340"/>
+      </w:tblGrid>
+      <w:tr>
+        <w:tc>
+          <w:tcPr>
+            <w:tcW w:type="dxa" w:w="2340"/>
+            <w:shd w:fill="003366"/>
+            <w:tcMar>
+              <w:top w:w="60" w:type="dxa"/>
+              <w:bottom w:w="60" w:type="dxa"/>
+              <w:left w:w="80" w:type="dxa"/>
+              <w:right w:w="80" w:type="dxa"/>
+            </w:tcMar>
+          </w:tcPr>
+          <w:p>
+            <w:pPr>
+              <w:spacing w:before="40" w:after="40"/>
+            </w:pPr>
+            <w:r>
+              <w:rPr>
+                <w:rFonts w:ascii="Calibri" w:hAnsi="Calibri"/>
+                <w:b/>
+                <w:color w:val="FFFFFF"/>
+                <w:sz w:val="19"/>
+              </w:rPr>
+              <w:t>Asset Classification</w:t>
+            </w:r>
+          </w:p>
+        </w:tc>
+        <w:tc>
+          <w:tcPr>
+            <w:tcW w:type="dxa" w:w="2340"/>
+            <w:shd w:fill="003366"/>
+            <w:tcMar>
+              <w:top w:w="60" w:type="dxa"/>
+              <w:bottom w:w="60" w:type="dxa"/>
+              <w:left w:w="80" w:type="dxa"/>
+              <w:right w:w="80" w:type="dxa"/>
+            </w:tcMar>
+          </w:tcPr>
+          <w:p>
+            <w:pPr>
+              <w:spacing w:before="40" w:after="40"/>
+            </w:pPr>
+            <w:r>
+              <w:rPr>
+                <w:rFonts w:ascii="Calibri" w:hAnsi="Calibri"/>
+                <w:b/>
+                <w:color w:val="FFFFFF"/>
+                <w:sz w:val="19"/>
+              </w:rPr>
+              <w:t>Typical Basel Risk Weight</w:t>
+            </w:r>
+          </w:p>
+        </w:tc>
+        <w:tc>
+          <w:tcPr>
+            <w:tcW w:type="dxa" w:w="2340"/>
+            <w:shd w:fill="003366"/>
+            <w:tcMar>
+              <w:top w:w="60" w:type="dxa"/>
+              <w:bottom w:w="60" w:type="dxa"/>
+              <w:left w:w="80" w:type="dxa"/>
+              <w:right w:w="80" w:type="dxa"/>
+            </w:tcMar>
+          </w:tcPr>
+          <w:p>
+            <w:pPr>
+              <w:spacing w:before="40" w:after="40"/>
+            </w:pPr>
+            <w:r>
+              <w:rPr>
+                <w:rFonts w:ascii="Calibri" w:hAnsi="Calibri"/>
+                <w:b/>
+                <w:color w:val="FFFFFF"/>
+                <w:sz w:val="19"/>
+              </w:rPr>
+              <w:t>Regulatory Provisioning Mandate</w:t>
+            </w:r>
+          </w:p>
+        </w:tc>
+        <w:tc>
+          <w:tcPr>
+            <w:tcW w:type="dxa" w:w="2340"/>
+            <w:shd w:fill="003366"/>
+            <w:tcMar>
+              <w:top w:w="60" w:type="dxa"/>
+              <w:bottom w:w="60" w:type="dxa"/>
+              <w:left w:w="80" w:type="dxa"/>
+              <w:right w:w="80" w:type="dxa"/>
+            </w:tcMar>
+          </w:tcPr>
+          <w:p>
+            <w:pPr>
+              <w:spacing w:before="40" w:after="40"/>
+            </w:pPr>
+            <w:r>
+              <w:rPr>
+                <w:rFonts w:ascii="Calibri" w:hAnsi="Calibri"/>
+                <w:b/>
+                <w:color w:val="FFFFFF"/>
+                <w:sz w:val="19"/>
+              </w:rPr>
+              <w:t>Applicable ILAS Underwriting Track</w:t>
+            </w:r>
+          </w:p>
+        </w:tc>
+      </w:tr>
+      <w:tr>
+        <w:tc>
+          <w:tcPr>
+            <w:tcW w:type="dxa" w:w="2340"/>
+            <w:shd w:fill="F8FAFC"/>
+            <w:tcMar>
+              <w:top w:w="40" w:type="dxa"/>
+              <w:bottom w:w="40" w:type="dxa"/>
+              <w:left w:w="60" w:type="dxa"/>
+              <w:right w:w="60" w:type="dxa"/>
+            </w:tcMar>
+          </w:tcPr>
+          <w:p>
+            <w:pPr>
+              <w:spacing w:before="20" w:after="20"/>
+            </w:pPr>
+            <w:r>
+              <w:rPr>
+                <w:rFonts w:ascii="Calibri" w:hAnsi="Calibri"/>
+                <w:b/>
+                <w:i w:val="0"/>
+                <w:color w:val="1E293B"/>
+                <w:sz w:val="18"/>
+              </w:rPr>
+              <w:t>Standard Housing Loan ($</w:t>
+              <w:tab/>
+              <w:t>ext{LTV} \le 80\%$)</w:t>
+            </w:r>
+          </w:p>
+        </w:tc>
+        <w:tc>
+          <w:tcPr>
+            <w:tcW w:type="dxa" w:w="2340"/>
+            <w:shd w:fill="F8FAFC"/>
+            <w:tcMar>
+              <w:top w:w="40" w:type="dxa"/>
+              <w:bottom w:w="40" w:type="dxa"/>
+              <w:left w:w="60" w:type="dxa"/>
+              <w:right w:w="60" w:type="dxa"/>
+            </w:tcMar>
+          </w:tcPr>
+          <w:p>
+            <w:pPr>
+              <w:spacing w:before="20" w:after="20"/>
+            </w:pPr>
+            <w:r>
+              <w:rPr>
+                <w:rFonts w:ascii="Calibri" w:hAnsi="Calibri"/>
+                <w:b/>
+                <w:i w:val="0"/>
+                <w:color w:val="1E293B"/>
+                <w:sz w:val="18"/>
+              </w:rPr>
+              <w:t>$35.0\%$</w:t>
+            </w:r>
+          </w:p>
+        </w:tc>
+        <w:tc>
+          <w:tcPr>
+            <w:tcW w:type="dxa" w:w="2340"/>
+            <w:shd w:fill="F8FAFC"/>
+            <w:tcMar>
+              <w:top w:w="40" w:type="dxa"/>
+              <w:bottom w:w="40" w:type="dxa"/>
+              <w:left w:w="60" w:type="dxa"/>
+              <w:right w:w="60" w:type="dxa"/>
+            </w:tcMar>
+          </w:tcPr>
+          <w:p>
+            <w:pPr>
+              <w:spacing w:before="20" w:after="20"/>
+            </w:pPr>
+            <w:r>
+              <w:rPr>
+                <w:rFonts w:ascii="Calibri" w:hAnsi="Calibri"/>
+                <w:b w:val="0"/>
+                <w:i w:val="0"/>
+                <w:color w:val="1E293B"/>
+                <w:sz w:val="18"/>
+              </w:rPr>
+              <w:t>$0.25\%$ Standard Asset Provision</w:t>
+            </w:r>
+          </w:p>
+        </w:tc>
+        <w:tc>
+          <w:tcPr>
+            <w:tcW w:type="dxa" w:w="2340"/>
+            <w:shd w:fill="F8FAFC"/>
+            <w:tcMar>
+              <w:top w:w="40" w:type="dxa"/>
+              <w:bottom w:w="40" w:type="dxa"/>
+              <w:left w:w="60" w:type="dxa"/>
+              <w:right w:w="60" w:type="dxa"/>
+            </w:tcMar>
+          </w:tcPr>
+          <w:p>
+            <w:pPr>
+              <w:spacing w:before="20" w:after="20"/>
+            </w:pPr>
+            <w:r>
+              <w:rPr>
+                <w:rFonts w:ascii="Calibri" w:hAnsi="Calibri"/>
+                <w:b w:val="0"/>
+                <w:i w:val="0"/>
+                <w:color w:val="1E293B"/>
+                <w:sz w:val="18"/>
+              </w:rPr>
+              <w:t>Retail Underwriting Pipeline</w:t>
+            </w:r>
+          </w:p>
+        </w:tc>
+      </w:tr>
+      <w:tr>
+        <w:tc>
+          <w:tcPr>
+            <w:tcW w:type="dxa" w:w="2340"/>
+            <w:shd w:fill="FFFFFF"/>
+            <w:tcMar>
+              <w:top w:w="40" w:type="dxa"/>
+              <w:bottom w:w="40" w:type="dxa"/>
+              <w:left w:w="60" w:type="dxa"/>
+              <w:right w:w="60" w:type="dxa"/>
+            </w:tcMar>
+          </w:tcPr>
+          <w:p>
+            <w:pPr>
+              <w:spacing w:before="20" w:after="20"/>
+            </w:pPr>
+            <w:r>
+              <w:rPr>
+                <w:rFonts w:ascii="Calibri" w:hAnsi="Calibri"/>
+                <w:b/>
+                <w:i w:val="0"/>
+                <w:color w:val="1E293B"/>
+                <w:sz w:val="18"/>
+              </w:rPr>
+              <w:t>Retail Other (Personal / Unsecured Loans)</w:t>
+            </w:r>
+          </w:p>
+        </w:tc>
+        <w:tc>
+          <w:tcPr>
+            <w:tcW w:type="dxa" w:w="2340"/>
+            <w:shd w:fill="FFFFFF"/>
+            <w:tcMar>
+              <w:top w:w="40" w:type="dxa"/>
+              <w:bottom w:w="40" w:type="dxa"/>
+              <w:left w:w="60" w:type="dxa"/>
+              <w:right w:w="60" w:type="dxa"/>
+            </w:tcMar>
+          </w:tcPr>
+          <w:p>
+            <w:pPr>
+              <w:spacing w:before="20" w:after="20"/>
+            </w:pPr>
+            <w:r>
+              <w:rPr>
+                <w:rFonts w:ascii="Calibri" w:hAnsi="Calibri"/>
+                <w:b/>
+                <w:i w:val="0"/>
+                <w:color w:val="1E293B"/>
+                <w:sz w:val="18"/>
+              </w:rPr>
+              <w:t>$100.0\% – 125.0\%$</w:t>
+            </w:r>
+          </w:p>
+        </w:tc>
+        <w:tc>
+          <w:tcPr>
+            <w:tcW w:type="dxa" w:w="2340"/>
+            <w:shd w:fill="FFFFFF"/>
+            <w:tcMar>
+              <w:top w:w="40" w:type="dxa"/>
+              <w:bottom w:w="40" w:type="dxa"/>
+              <w:left w:w="60" w:type="dxa"/>
+              <w:right w:w="60" w:type="dxa"/>
+            </w:tcMar>
+          </w:tcPr>
+          <w:p>
+            <w:pPr>
+              <w:spacing w:before="20" w:after="20"/>
+            </w:pPr>
+            <w:r>
+              <w:rPr>
+                <w:rFonts w:ascii="Calibri" w:hAnsi="Calibri"/>
+                <w:b w:val="0"/>
+                <w:i w:val="0"/>
+                <w:color w:val="1E293B"/>
+                <w:sz w:val="18"/>
+              </w:rPr>
+              <w:t>$0.40\%$ Standard Asset Provision</w:t>
+            </w:r>
+          </w:p>
+        </w:tc>
+        <w:tc>
+          <w:tcPr>
+            <w:tcW w:type="dxa" w:w="2340"/>
+            <w:shd w:fill="FFFFFF"/>
+            <w:tcMar>
+              <w:top w:w="40" w:type="dxa"/>
+              <w:bottom w:w="40" w:type="dxa"/>
+              <w:left w:w="60" w:type="dxa"/>
+              <w:right w:w="60" w:type="dxa"/>
+            </w:tcMar>
+          </w:tcPr>
+          <w:p>
+            <w:pPr>
+              <w:spacing w:before="20" w:after="20"/>
+            </w:pPr>
+            <w:r>
+              <w:rPr>
+                <w:rFonts w:ascii="Calibri" w:hAnsi="Calibri"/>
+                <w:b w:val="0"/>
+                <w:i w:val="0"/>
+                <w:color w:val="1E293B"/>
+                <w:sz w:val="18"/>
+              </w:rPr>
+              <w:t>Retail Underwriting Pipeline</w:t>
+            </w:r>
+          </w:p>
+        </w:tc>
+      </w:tr>
+      <w:tr>
+        <w:tc>
+          <w:tcPr>
+            <w:tcW w:type="dxa" w:w="2340"/>
+            <w:shd w:fill="F8FAFC"/>
+            <w:tcMar>
+              <w:top w:w="40" w:type="dxa"/>
+              <w:bottom w:w="40" w:type="dxa"/>
+              <w:left w:w="60" w:type="dxa"/>
+              <w:right w:w="60" w:type="dxa"/>
+            </w:tcMar>
+          </w:tcPr>
+          <w:p>
+            <w:pPr>
+              <w:spacing w:before="20" w:after="20"/>
+            </w:pPr>
+            <w:r>
+              <w:rPr>
+                <w:rFonts w:ascii="Calibri" w:hAnsi="Calibri"/>
+                <w:b/>
+                <w:i w:val="0"/>
+                <w:color w:val="1E293B"/>
+                <w:sz w:val="18"/>
+              </w:rPr>
+              <w:t>MSME Priority Sector Advance</w:t>
+            </w:r>
+          </w:p>
+        </w:tc>
+        <w:tc>
+          <w:tcPr>
+            <w:tcW w:type="dxa" w:w="2340"/>
+            <w:shd w:fill="F8FAFC"/>
+            <w:tcMar>
+              <w:top w:w="40" w:type="dxa"/>
+              <w:bottom w:w="40" w:type="dxa"/>
+              <w:left w:w="60" w:type="dxa"/>
+              <w:right w:w="60" w:type="dxa"/>
+            </w:tcMar>
+          </w:tcPr>
+          <w:p>
+            <w:pPr>
+              <w:spacing w:before="20" w:after="20"/>
+            </w:pPr>
+            <w:r>
+              <w:rPr>
+                <w:rFonts w:ascii="Calibri" w:hAnsi="Calibri"/>
+                <w:b/>
+                <w:i w:val="0"/>
+                <w:color w:val="1E293B"/>
+                <w:sz w:val="18"/>
+              </w:rPr>
+              <w:t>$75.0\%$</w:t>
+            </w:r>
+          </w:p>
+        </w:tc>
+        <w:tc>
+          <w:tcPr>
+            <w:tcW w:type="dxa" w:w="2340"/>
+            <w:shd w:fill="F8FAFC"/>
+            <w:tcMar>
+              <w:top w:w="40" w:type="dxa"/>
+              <w:bottom w:w="40" w:type="dxa"/>
+              <w:left w:w="60" w:type="dxa"/>
+              <w:right w:w="60" w:type="dxa"/>
+            </w:tcMar>
+          </w:tcPr>
+          <w:p>
+            <w:pPr>
+              <w:spacing w:before="20" w:after="20"/>
+            </w:pPr>
+            <w:r>
+              <w:rPr>
+                <w:rFonts w:ascii="Calibri" w:hAnsi="Calibri"/>
+                <w:b w:val="0"/>
+                <w:i w:val="0"/>
+                <w:color w:val="1E293B"/>
+                <w:sz w:val="18"/>
+              </w:rPr>
+              <w:t>$0.25\%$ Standard Asset Provision</w:t>
+            </w:r>
+          </w:p>
+        </w:tc>
+        <w:tc>
+          <w:tcPr>
+            <w:tcW w:type="dxa" w:w="2340"/>
+            <w:shd w:fill="F8FAFC"/>
+            <w:tcMar>
+              <w:top w:w="40" w:type="dxa"/>
+              <w:bottom w:w="40" w:type="dxa"/>
+              <w:left w:w="60" w:type="dxa"/>
+              <w:right w:w="60" w:type="dxa"/>
+            </w:tcMar>
+          </w:tcPr>
+          <w:p>
+            <w:pPr>
+              <w:spacing w:before="20" w:after="20"/>
+            </w:pPr>
+            <w:r>
+              <w:rPr>
+                <w:rFonts w:ascii="Calibri" w:hAnsi="Calibri"/>
+                <w:b w:val="0"/>
+                <w:i w:val="0"/>
+                <w:color w:val="1E293B"/>
+                <w:sz w:val="18"/>
+              </w:rPr>
+              <w:t>Form MSE 1 / Form MSE II</w:t>
+            </w:r>
+          </w:p>
+        </w:tc>
+      </w:tr>
+      <w:tr>
+        <w:tc>
+          <w:tcPr>
+            <w:tcW w:type="dxa" w:w="2340"/>
+            <w:shd w:fill="FFFFFF"/>
+            <w:tcMar>
+              <w:top w:w="40" w:type="dxa"/>
+              <w:bottom w:w="40" w:type="dxa"/>
+              <w:left w:w="60" w:type="dxa"/>
+              <w:right w:w="60" w:type="dxa"/>
+            </w:tcMar>
+          </w:tcPr>
+          <w:p>
+            <w:pPr>
+              <w:spacing w:before="20" w:after="20"/>
+            </w:pPr>
+            <w:r>
+              <w:rPr>
+                <w:rFonts w:ascii="Calibri" w:hAnsi="Calibri"/>
+                <w:b/>
+                <w:i w:val="0"/>
+                <w:color w:val="1E293B"/>
+                <w:sz w:val="18"/>
+              </w:rPr>
+              <w:t>Commercial Real Estate (CRE)</w:t>
+            </w:r>
+          </w:p>
+        </w:tc>
+        <w:tc>
+          <w:tcPr>
+            <w:tcW w:type="dxa" w:w="2340"/>
+            <w:shd w:fill="FFFFFF"/>
+            <w:tcMar>
+              <w:top w:w="40" w:type="dxa"/>
+              <w:bottom w:w="40" w:type="dxa"/>
+              <w:left w:w="60" w:type="dxa"/>
+              <w:right w:w="60" w:type="dxa"/>
+            </w:tcMar>
+          </w:tcPr>
+          <w:p>
+            <w:pPr>
+              <w:spacing w:before="20" w:after="20"/>
+            </w:pPr>
+            <w:r>
+              <w:rPr>
+                <w:rFonts w:ascii="Calibri" w:hAnsi="Calibri"/>
+                <w:b/>
+                <w:i w:val="0"/>
+                <w:color w:val="1E293B"/>
+                <w:sz w:val="18"/>
+              </w:rPr>
+              <w:t>$100.0\%$</w:t>
+            </w:r>
+          </w:p>
+        </w:tc>
+        <w:tc>
+          <w:tcPr>
+            <w:tcW w:type="dxa" w:w="2340"/>
+            <w:shd w:fill="FFFFFF"/>
+            <w:tcMar>
+              <w:top w:w="40" w:type="dxa"/>
+              <w:bottom w:w="40" w:type="dxa"/>
+              <w:left w:w="60" w:type="dxa"/>
+              <w:right w:w="60" w:type="dxa"/>
+            </w:tcMar>
+          </w:tcPr>
+          <w:p>
+            <w:pPr>
+              <w:spacing w:before="20" w:after="20"/>
+            </w:pPr>
+            <w:r>
+              <w:rPr>
+                <w:rFonts w:ascii="Calibri" w:hAnsi="Calibri"/>
+                <w:b w:val="0"/>
+                <w:i w:val="0"/>
+                <w:color w:val="1E293B"/>
+                <w:sz w:val="18"/>
+              </w:rPr>
+              <w:t>$1.00\%$ Standard Asset Provision</w:t>
+            </w:r>
+          </w:p>
+        </w:tc>
+        <w:tc>
+          <w:tcPr>
+            <w:tcW w:type="dxa" w:w="2340"/>
+            <w:shd w:fill="FFFFFF"/>
+            <w:tcMar>
+              <w:top w:w="40" w:type="dxa"/>
+              <w:bottom w:w="40" w:type="dxa"/>
+              <w:left w:w="60" w:type="dxa"/>
+              <w:right w:w="60" w:type="dxa"/>
+            </w:tcMar>
+          </w:tcPr>
+          <w:p>
+            <w:pPr>
+              <w:spacing w:before="20" w:after="20"/>
+            </w:pPr>
+            <w:r>
+              <w:rPr>
+                <w:rFonts w:ascii="Calibri" w:hAnsi="Calibri"/>
+                <w:b w:val="0"/>
+                <w:i w:val="0"/>
+                <w:color w:val="1E293B"/>
+                <w:sz w:val="18"/>
+              </w:rPr>
+              <w:t>Corporate Financial Hub</w:t>
+            </w:r>
+          </w:p>
+        </w:tc>
+      </w:tr>
+      <w:tr>
+        <w:tc>
+          <w:tcPr>
+            <w:tcW w:type="dxa" w:w="2340"/>
+            <w:shd w:fill="F8FAFC"/>
+            <w:tcMar>
+              <w:top w:w="40" w:type="dxa"/>
+              <w:bottom w:w="40" w:type="dxa"/>
+              <w:left w:w="60" w:type="dxa"/>
+              <w:right w:w="60" w:type="dxa"/>
+            </w:tcMar>
+          </w:tcPr>
+          <w:p>
+            <w:pPr>
+              <w:spacing w:before="20" w:after="20"/>
+            </w:pPr>
+            <w:r>
+              <w:rPr>
+                <w:rFonts w:ascii="Calibri" w:hAnsi="Calibri"/>
+                <w:b/>
+                <w:i w:val="0"/>
+                <w:color w:val="1E293B"/>
+                <w:sz w:val="18"/>
+              </w:rPr>
+              <w:t>Non-Performing Asset (Sub-Standard / Doubtful)</w:t>
+            </w:r>
+          </w:p>
+        </w:tc>
+        <w:tc>
+          <w:tcPr>
+            <w:tcW w:type="dxa" w:w="2340"/>
+            <w:shd w:fill="F8FAFC"/>
+            <w:tcMar>
+              <w:top w:w="40" w:type="dxa"/>
+              <w:bottom w:w="40" w:type="dxa"/>
+              <w:left w:w="60" w:type="dxa"/>
+              <w:right w:w="60" w:type="dxa"/>
+            </w:tcMar>
+          </w:tcPr>
+          <w:p>
+            <w:pPr>
+              <w:spacing w:before="20" w:after="20"/>
+            </w:pPr>
+            <w:r>
+              <w:rPr>
+                <w:rFonts w:ascii="Calibri" w:hAnsi="Calibri"/>
+                <w:b/>
+                <w:i w:val="0"/>
+                <w:color w:val="1E293B"/>
+                <w:sz w:val="18"/>
+              </w:rPr>
+              <w:t>$150.0\%$</w:t>
+            </w:r>
+          </w:p>
+        </w:tc>
+        <w:tc>
+          <w:tcPr>
+            <w:tcW w:type="dxa" w:w="2340"/>
+            <w:shd w:fill="F8FAFC"/>
+            <w:tcMar>
+              <w:top w:w="40" w:type="dxa"/>
+              <w:bottom w:w="40" w:type="dxa"/>
+              <w:left w:w="60" w:type="dxa"/>
+              <w:right w:w="60" w:type="dxa"/>
+            </w:tcMar>
+          </w:tcPr>
+          <w:p>
+            <w:pPr>
+              <w:spacing w:before="20" w:after="20"/>
+            </w:pPr>
+            <w:r>
+              <w:rPr>
+                <w:rFonts w:ascii="Calibri" w:hAnsi="Calibri"/>
+                <w:b w:val="0"/>
+                <w:i w:val="0"/>
+                <w:color w:val="1E293B"/>
+                <w:sz w:val="18"/>
+              </w:rPr>
+              <w:t>$15.0\% – 100.0\%$ Provisioning</w:t>
+            </w:r>
+          </w:p>
+        </w:tc>
+        <w:tc>
+          <w:tcPr>
+            <w:tcW w:type="dxa" w:w="2340"/>
+            <w:shd w:fill="F8FAFC"/>
+            <w:tcMar>
+              <w:top w:w="40" w:type="dxa"/>
+              <w:bottom w:w="40" w:type="dxa"/>
+              <w:left w:w="60" w:type="dxa"/>
+              <w:right w:w="60" w:type="dxa"/>
+            </w:tcMar>
+          </w:tcPr>
+          <w:p>
+            <w:pPr>
+              <w:spacing w:before="20" w:after="20"/>
+            </w:pPr>
+            <w:r>
+              <w:rPr>
+                <w:rFonts w:ascii="Calibri" w:hAnsi="Calibri"/>
+                <w:b w:val="0"/>
+                <w:i w:val="0"/>
+                <w:color w:val="1E293B"/>
+                <w:sz w:val="18"/>
+              </w:rPr>
+              <w:t>Automatic Rejection (Hurdle Rate)</w:t>
+            </w:r>
+          </w:p>
+        </w:tc>
+      </w:tr>
+    </w:tbl>
+    <w:p>
+      <w:pPr>
+        <w:spacing w:before="0" w:after="160"/>
+      </w:pPr>
+    </w:p>
+    <w:tbl>
+      <w:tblPr>
+        <w:tblW w:type="auto" w:w="0"/>
+        <w:jc w:val="center"/>
+        <w:tblLook w:firstColumn="1" w:firstRow="1" w:lastColumn="0" w:lastRow="0" w:noHBand="0" w:noVBand="1" w:val="04A0"/>
+      </w:tblPr>
+      <w:tblGrid>
+        <w:gridCol w:w="9360"/>
+      </w:tblGrid>
+      <w:tr>
+        <w:tc>
+          <w:tcPr>
+            <w:tcW w:type="dxa" w:w="9360"/>
+            <w:shd w:fill="CBD5E1"/>
+          </w:tcPr>
+          <w:p>
+            <w:pPr>
+              <w:spacing w:before="20" w:after="20"/>
+            </w:pPr>
+          </w:p>
+        </w:tc>
+      </w:tr>
+    </w:tbl>
+    <w:p>
+      <w:pPr>
+        <w:spacing w:before="240" w:after="80"/>
+      </w:pPr>
+      <w:r>
+        <w:rPr>
+          <w:rFonts w:ascii="Calibri" w:hAnsi="Calibri"/>
+          <w:b/>
+          <w:i w:val="0"/>
+          <w:color w:val="003366"/>
+          <w:sz w:val="27"/>
+        </w:rPr>
+        <w:t>2.4 🔒 Legal &amp; Privacy Norms: DPDP Act 2023 &amp; RBI IT Governance</w:t>
+      </w:r>
+    </w:p>
+    <w:p>
+      <w:pPr>
+        <w:spacing w:before="40" w:after="100"/>
+      </w:pPr>
+      <w:r>
+        <w:rPr>
+          <w:rFonts w:ascii="Calibri" w:hAnsi="Calibri"/>
+          <w:b w:val="0"/>
+          <w:i w:val="0"/>
+          <w:color w:val="1E293B"/>
+          <w:sz w:val="21"/>
+        </w:rPr>
+        <w:t xml:space="preserve">In August 2023, the Government of India enacted the landmark </w:t>
+      </w:r>
+      <w:r>
+        <w:rPr>
+          <w:rFonts w:ascii="Calibri" w:hAnsi="Calibri"/>
+          <w:b/>
+          <w:i w:val="0"/>
+          <w:color w:val="1E293B"/>
+          <w:sz w:val="21"/>
+        </w:rPr>
+        <w:t>Digital Personal Data Protection (DPDP) Act 2023</w:t>
+      </w:r>
+      <w:r>
+        <w:rPr>
+          <w:rFonts w:ascii="Calibri" w:hAnsi="Calibri"/>
+          <w:b w:val="0"/>
+          <w:i w:val="0"/>
+          <w:color w:val="1E293B"/>
+          <w:sz w:val="21"/>
+        </w:rPr>
+        <w:t>, establishing statutory obligations for all financial institutions categorized as "Data Fiduciaries."</w:t>
+      </w:r>
+    </w:p>
+    <w:tbl>
+      <w:tblPr>
+        <w:tblW w:type="auto" w:w="0"/>
+        <w:jc w:val="center"/>
+        <w:tblLook w:firstColumn="1" w:firstRow="1" w:lastColumn="0" w:lastRow="0" w:noHBand="0" w:noVBand="1" w:val="04A0"/>
+      </w:tblPr>
+      <w:tblGrid>
+        <w:gridCol w:w="9360"/>
+      </w:tblGrid>
+      <w:tr>
+        <w:tc>
+          <w:tcPr>
+            <w:tcW w:type="dxa" w:w="9360"/>
+            <w:shd w:fill="F8FAFC"/>
+            <w:tcMar>
+              <w:top w:w="80" w:type="dxa"/>
+              <w:bottom w:w="80" w:type="dxa"/>
+              <w:left w:w="120" w:type="dxa"/>
+              <w:right w:w="120" w:type="dxa"/>
+            </w:tcMar>
+          </w:tcPr>
+          <w:p>
+            <w:pPr>
+              <w:spacing w:before="40" w:after="40"/>
+            </w:pPr>
+            <w:r>
+              <w:rPr>
+                <w:rFonts w:ascii="Consolas" w:hAnsi="Consolas"/>
+                <w:color w:val="1E293B"/>
+                <w:sz w:val="18"/>
+              </w:rPr>
+              <w:t xml:space="preserve">                         DPDP ACT 2023 COMPLIANCE ARCHITECTURE</w:t>
+              <w:br/>
+              <w:t xml:space="preserve">                         </w:t>
+              <w:br/>
+              <w:t xml:space="preserve">  ┌───────────────────────┐       ┌───────────────────────────────┐       ┌───────────────────────┐</w:t>
+              <w:br/>
+              <w:t xml:space="preserve">  │  Raw Applicant Data   │       │ Customer Agent (PII Masking)  │       │ Downstream AI Agents  │</w:t>
+              <w:br/>
+              <w:t xml:space="preserve">  │ • Real Name           │  ──►  │ • SHA-256 Token Masking       │  ──►  │ • Process Pseudonym   │</w:t>
+              <w:br/>
+              <w:t xml:space="preserve">  │ • Aadhaar / PAN       │       │ • Secure Session Partition    │       │ • Zero PII Leakage    │</w:t>
+              <w:br/>
+              <w:t xml:space="preserve">  │ • Phone / Email       │       │ • Salted Ephemeral Storage    │       │ • 100% Privacy Secure │</w:t>
+              <w:br/>
+              <w:t xml:space="preserve">  └───────────────────────┘       └───────────────────────────────┘       └───────────────────────┘</w:t>
+            </w:r>
+          </w:p>
+        </w:tc>
+      </w:tr>
+    </w:tbl>
+    <w:p>
+      <w:pPr>
+        <w:spacing w:before="0" w:after="120"/>
+      </w:pPr>
+    </w:p>
+    <w:p>
+      <w:pPr>
+        <w:spacing w:before="200" w:after="60"/>
+      </w:pPr>
+      <w:r>
+        <w:rPr>
+          <w:rFonts w:ascii="Calibri" w:hAnsi="Calibri"/>
+          <w:b/>
+          <w:i w:val="0"/>
+          <w:color w:val="003366"/>
+          <w:sz w:val="24"/>
+        </w:rPr>
+        <w:t>1. Key Provisions of the DPDP Act 2023 Enforced in ILAS:</w:t>
+      </w:r>
+    </w:p>
+    <w:p>
+      <w:pPr>
+        <w:spacing w:before="40" w:after="40"/>
+        <w:ind w:left="360"/>
+      </w:pPr>
+      <w:r>
+        <w:rPr>
+          <w:rFonts w:ascii="Calibri" w:hAnsi="Calibri"/>
+          <w:b/>
+          <w:color w:val="003366"/>
+        </w:rPr>
+        <w:t xml:space="preserve">• </w:t>
+      </w:r>
+      <w:r>
+        <w:rPr>
+          <w:rFonts w:ascii="Calibri" w:hAnsi="Calibri"/>
+          <w:b/>
+          <w:i w:val="0"/>
+          <w:color w:val="1E293B"/>
+          <w:sz w:val="21"/>
+        </w:rPr>
+        <w:t>Purpose Limitation (Section 6)</w:t>
+      </w:r>
+      <w:r>
+        <w:rPr>
+          <w:rFonts w:ascii="Calibri" w:hAnsi="Calibri"/>
+          <w:b w:val="0"/>
+          <w:i w:val="0"/>
+          <w:color w:val="1E293B"/>
+          <w:sz w:val="21"/>
+        </w:rPr>
+        <w:t>: Customer data ingested during loan applications must be processed strictly for underwriting and regulatory compliance.</w:t>
+      </w:r>
+    </w:p>
+    <w:p>
+      <w:pPr>
+        <w:spacing w:before="40" w:after="40"/>
+        <w:ind w:left="360"/>
+      </w:pPr>
+      <w:r>
+        <w:rPr>
+          <w:rFonts w:ascii="Calibri" w:hAnsi="Calibri"/>
+          <w:b/>
+          <w:color w:val="003366"/>
+        </w:rPr>
+        <w:t xml:space="preserve">• </w:t>
+      </w:r>
+      <w:r>
+        <w:rPr>
+          <w:rFonts w:ascii="Calibri" w:hAnsi="Calibri"/>
+          <w:b/>
+          <w:i w:val="0"/>
+          <w:color w:val="1E293B"/>
+          <w:sz w:val="21"/>
+        </w:rPr>
+        <w:t>Data Minimization (Section 8)</w:t>
+      </w:r>
+      <w:r>
+        <w:rPr>
+          <w:rFonts w:ascii="Calibri" w:hAnsi="Calibri"/>
+          <w:b w:val="0"/>
+          <w:i w:val="0"/>
+          <w:color w:val="1E293B"/>
+          <w:sz w:val="21"/>
+        </w:rPr>
+        <w:t>: Personal data must not be exposed to downstream machine learning models or external API endpoints unless masked.</w:t>
+      </w:r>
+    </w:p>
+    <w:p>
+      <w:pPr>
+        <w:spacing w:before="40" w:after="40"/>
+        <w:ind w:left="360"/>
+      </w:pPr>
+      <w:r>
+        <w:rPr>
+          <w:rFonts w:ascii="Calibri" w:hAnsi="Calibri"/>
+          <w:b/>
+          <w:color w:val="003366"/>
+        </w:rPr>
+        <w:t xml:space="preserve">• </w:t>
+      </w:r>
+      <w:r>
+        <w:rPr>
+          <w:rFonts w:ascii="Calibri" w:hAnsi="Calibri"/>
+          <w:b/>
+          <w:i w:val="0"/>
+          <w:color w:val="1E293B"/>
+          <w:sz w:val="21"/>
+        </w:rPr>
+        <w:t>Severe Non-Compliance Penalties</w:t>
+      </w:r>
+      <w:r>
+        <w:rPr>
+          <w:rFonts w:ascii="Calibri" w:hAnsi="Calibri"/>
+          <w:b w:val="0"/>
+          <w:i w:val="0"/>
+          <w:color w:val="1E293B"/>
+          <w:sz w:val="21"/>
+        </w:rPr>
+        <w:t xml:space="preserve">: Section 33 establishes statutory penalties of up to </w:t>
+      </w:r>
+      <w:r>
+        <w:rPr>
+          <w:rFonts w:ascii="Calibri" w:hAnsi="Calibri"/>
+          <w:b/>
+          <w:i w:val="0"/>
+          <w:color w:val="1E293B"/>
+          <w:sz w:val="21"/>
+        </w:rPr>
+        <w:t>₹250 Crores</w:t>
+      </w:r>
+      <w:r>
+        <w:rPr>
+          <w:rFonts w:ascii="Calibri" w:hAnsi="Calibri"/>
+          <w:b w:val="0"/>
+          <w:i w:val="0"/>
+          <w:color w:val="1E293B"/>
+          <w:sz w:val="21"/>
+        </w:rPr>
+        <w:t xml:space="preserve"> for failures to implement reasonable security safeguards preventing personal data breaches.</w:t>
+      </w:r>
+    </w:p>
+    <w:p>
+      <w:pPr>
+        <w:spacing w:before="200" w:after="60"/>
+      </w:pPr>
+      <w:r>
+        <w:rPr>
+          <w:rFonts w:ascii="Calibri" w:hAnsi="Calibri"/>
+          <w:b/>
+          <w:i w:val="0"/>
+          <w:color w:val="003366"/>
+          <w:sz w:val="24"/>
+        </w:rPr>
+        <w:t>2. PII Token Masking Implementation:</w:t>
+      </w:r>
+    </w:p>
+    <w:p>
+      <w:pPr>
+        <w:spacing w:before="40" w:after="100"/>
+      </w:pPr>
+      <w:r>
+        <w:rPr>
+          <w:rFonts w:ascii="Calibri" w:hAnsi="Calibri"/>
+          <w:b w:val="0"/>
+          <w:i w:val="0"/>
+          <w:color w:val="1E293B"/>
+          <w:sz w:val="21"/>
+        </w:rPr>
+        <w:t xml:space="preserve">To guarantee absolute compliance with the DPDP Act 2023, ILAS deploys the </w:t>
+      </w:r>
+      <w:r>
+        <w:rPr>
+          <w:rFonts w:ascii="Calibri" w:hAnsi="Calibri"/>
+          <w:b/>
+          <w:i w:val="0"/>
+          <w:color w:val="1E293B"/>
+          <w:sz w:val="21"/>
+        </w:rPr>
+        <w:t>Customer Agent</w:t>
+      </w:r>
+      <w:r>
+        <w:rPr>
+          <w:rFonts w:ascii="Calibri" w:hAnsi="Calibri"/>
+          <w:b w:val="0"/>
+          <w:i w:val="0"/>
+          <w:color w:val="1E293B"/>
+          <w:sz w:val="21"/>
+        </w:rPr>
+        <w:t xml:space="preserve"> at the very entrance of the LangGraph state machine:</w:t>
+      </w:r>
+    </w:p>
+    <w:p>
+      <w:pPr>
+        <w:spacing w:before="40" w:after="40"/>
+        <w:ind w:left="360"/>
+      </w:pPr>
+      <w:r>
+        <w:rPr>
+          <w:rFonts w:ascii="Calibri" w:hAnsi="Calibri"/>
+          <w:b/>
+          <w:color w:val="003366"/>
+        </w:rPr>
+        <w:t xml:space="preserve">• </w:t>
+      </w:r>
+      <w:r>
+        <w:rPr>
+          <w:rFonts w:ascii="Calibri" w:hAnsi="Calibri"/>
+          <w:b w:val="0"/>
+          <w:i w:val="0"/>
+          <w:color w:val="1E293B"/>
+          <w:sz w:val="21"/>
+        </w:rPr>
+        <w:t xml:space="preserve">Real borrower names, telephone numbers, and PAN identifiers are stripped and transformed into cryptographic SHA-256 session tokens (e.g., </w:t>
+      </w:r>
+      <w:r>
+        <w:rPr>
+          <w:rFonts w:ascii="Calibri" w:hAnsi="Calibri"/>
+          <w:b w:val="0"/>
+          <w:i/>
+          <w:color w:val="1E293B"/>
+          <w:sz w:val="21"/>
+        </w:rPr>
+        <w:t>Chalumuru Sai Kiran</w:t>
+      </w:r>
+      <w:r>
+        <w:rPr>
+          <w:rFonts w:ascii="Calibri" w:hAnsi="Calibri"/>
+          <w:b w:val="0"/>
+          <w:i w:val="0"/>
+          <w:color w:val="1E293B"/>
+          <w:sz w:val="21"/>
+        </w:rPr>
+        <w:t xml:space="preserve"> $</w:t>
+      </w:r>
+    </w:p>
+    <w:p>
+      <w:pPr>
+        <w:spacing w:before="40" w:after="100"/>
+      </w:pPr>
+      <w:r>
+        <w:rPr>
+          <w:rFonts w:ascii="Calibri" w:hAnsi="Calibri"/>
+          <w:b w:val="0"/>
+          <w:i w:val="0"/>
+          <w:color w:val="1E293B"/>
+          <w:sz w:val="21"/>
+        </w:rPr>
+        <w:t xml:space="preserve">ightarrow$ </w:t>
+      </w:r>
+      <w:r>
+        <w:rPr>
+          <w:rFonts w:ascii="Consolas" w:hAnsi="Consolas"/>
+          <w:b/>
+          <w:color w:val="003366"/>
+          <w:sz w:val="19"/>
+        </w:rPr>
+        <w:t>APPLICANT_4427</w:t>
+      </w:r>
+      <w:r>
+        <w:rPr>
+          <w:rFonts w:ascii="Calibri" w:hAnsi="Calibri"/>
+          <w:b w:val="0"/>
+          <w:i w:val="0"/>
+          <w:color w:val="1E293B"/>
+          <w:sz w:val="21"/>
+        </w:rPr>
+        <w:t>).</w:t>
+      </w:r>
+    </w:p>
+    <w:p>
+      <w:pPr>
+        <w:spacing w:before="40" w:after="40"/>
+        <w:ind w:left="360"/>
+      </w:pPr>
+      <w:r>
+        <w:rPr>
+          <w:rFonts w:ascii="Calibri" w:hAnsi="Calibri"/>
+          <w:b/>
+          <w:color w:val="003366"/>
+        </w:rPr>
+        <w:t xml:space="preserve">• </w:t>
+      </w:r>
+      <w:r>
+        <w:rPr>
+          <w:rFonts w:ascii="Calibri" w:hAnsi="Calibri"/>
+          <w:b w:val="0"/>
+          <w:i w:val="0"/>
+          <w:color w:val="1E293B"/>
+          <w:sz w:val="21"/>
+        </w:rPr>
+        <w:t>All 10 downstream underwriting agents—including the LLM-powered Report Writing Agent—process only the masked token identifiers, completely preventing PII leakage.</w:t>
+      </w:r>
+    </w:p>
+    <w:p>
+      <w:pPr>
+        <w:spacing w:before="40" w:after="40"/>
+        <w:ind w:left="360"/>
+      </w:pPr>
+      <w:r>
+        <w:rPr>
+          <w:rFonts w:ascii="Calibri" w:hAnsi="Calibri"/>
+          <w:b/>
+          <w:color w:val="003366"/>
+        </w:rPr>
+        <w:t xml:space="preserve">• </w:t>
+      </w:r>
+      <w:r>
+        <w:rPr>
+          <w:rFonts w:ascii="Calibri" w:hAnsi="Calibri"/>
+          <w:b w:val="0"/>
+          <w:i w:val="0"/>
+          <w:color w:val="1E293B"/>
+          <w:sz w:val="21"/>
+        </w:rPr>
+        <w:t>Unmasked names are restored only within the local secure session partition during final Word document stamping.</w:t>
+      </w:r>
+    </w:p>
+    <w:p>
+      <w:pPr>
+        <w:spacing w:before="200" w:after="60"/>
+      </w:pPr>
+      <w:r>
+        <w:rPr>
+          <w:rFonts w:ascii="Calibri" w:hAnsi="Calibri"/>
+          <w:b/>
+          <w:i w:val="0"/>
+          <w:color w:val="003366"/>
+          <w:sz w:val="24"/>
+        </w:rPr>
+        <w:t>3. RBI IT Governance &amp; Cyber Security Directives (2023):</w:t>
+      </w:r>
+    </w:p>
+    <w:p>
+      <w:pPr>
+        <w:spacing w:before="40" w:after="100"/>
+      </w:pPr>
+      <w:r>
+        <w:rPr>
+          <w:rFonts w:ascii="Calibri" w:hAnsi="Calibri"/>
+          <w:b w:val="0"/>
+          <w:i w:val="0"/>
+          <w:color w:val="1E293B"/>
+          <w:sz w:val="21"/>
+        </w:rPr>
+        <w:t xml:space="preserve">The RBI </w:t>
+      </w:r>
+      <w:r>
+        <w:rPr>
+          <w:rFonts w:ascii="Calibri" w:hAnsi="Calibri"/>
+          <w:b w:val="0"/>
+          <w:i/>
+          <w:color w:val="1E293B"/>
+          <w:sz w:val="21"/>
+        </w:rPr>
+        <w:t>Master Direction on Information Technology Governance, Risk, Controls and Assurance Practices (2023)</w:t>
+      </w:r>
+      <w:r>
+        <w:rPr>
+          <w:rFonts w:ascii="Calibri" w:hAnsi="Calibri"/>
+          <w:b w:val="0"/>
+          <w:i w:val="0"/>
+          <w:color w:val="1E293B"/>
+          <w:sz w:val="21"/>
+        </w:rPr>
+        <w:t xml:space="preserve"> mandates that all automated underwriting algorithms must feature:</w:t>
+      </w:r>
+    </w:p>
+    <w:p>
+      <w:pPr>
+        <w:spacing w:before="40" w:after="40"/>
+        <w:ind w:left="360"/>
+      </w:pPr>
+      <w:r>
+        <w:rPr>
+          <w:rFonts w:ascii="Calibri" w:hAnsi="Calibri"/>
+          <w:b/>
+          <w:color w:val="003366"/>
+        </w:rPr>
+        <w:t xml:space="preserve">• </w:t>
+      </w:r>
+      <w:r>
+        <w:rPr>
+          <w:rFonts w:ascii="Calibri" w:hAnsi="Calibri"/>
+          <w:b/>
+          <w:i w:val="0"/>
+          <w:color w:val="1E293B"/>
+          <w:sz w:val="21"/>
+        </w:rPr>
+        <w:t>Comprehensive Auditability</w:t>
+      </w:r>
+      <w:r>
+        <w:rPr>
+          <w:rFonts w:ascii="Calibri" w:hAnsi="Calibri"/>
+          <w:b w:val="0"/>
+          <w:i w:val="0"/>
+          <w:color w:val="1E293B"/>
+          <w:sz w:val="21"/>
+        </w:rPr>
+        <w:t>: An immutable log recording every algorithmic decision.</w:t>
+      </w:r>
+    </w:p>
+    <w:p>
+      <w:pPr>
+        <w:spacing w:before="40" w:after="40"/>
+        <w:ind w:left="360"/>
+      </w:pPr>
+      <w:r>
+        <w:rPr>
+          <w:rFonts w:ascii="Calibri" w:hAnsi="Calibri"/>
+          <w:b/>
+          <w:color w:val="003366"/>
+        </w:rPr>
+        <w:t xml:space="preserve">• </w:t>
+      </w:r>
+      <w:r>
+        <w:rPr>
+          <w:rFonts w:ascii="Calibri" w:hAnsi="Calibri"/>
+          <w:b/>
+          <w:i w:val="0"/>
+          <w:color w:val="1E293B"/>
+          <w:sz w:val="21"/>
+        </w:rPr>
+        <w:t>Model Risk Governance</w:t>
+      </w:r>
+      <w:r>
+        <w:rPr>
+          <w:rFonts w:ascii="Calibri" w:hAnsi="Calibri"/>
+          <w:b w:val="0"/>
+          <w:i w:val="0"/>
+          <w:color w:val="1E293B"/>
+          <w:sz w:val="21"/>
+        </w:rPr>
+        <w:t>: Continuous validation against drift, demographic bias, and calculation inaccuracies.</w:t>
+      </w:r>
+    </w:p>
+    <w:p>
+      <w:pPr>
+        <w:spacing w:before="40" w:after="40"/>
+        <w:ind w:left="360"/>
+      </w:pPr>
+      <w:r>
+        <w:rPr>
+          <w:rFonts w:ascii="Calibri" w:hAnsi="Calibri"/>
+          <w:b/>
+          <w:color w:val="003366"/>
+        </w:rPr>
+        <w:t xml:space="preserve">• </w:t>
+      </w:r>
+      <w:r>
+        <w:rPr>
+          <w:rFonts w:ascii="Calibri" w:hAnsi="Calibri"/>
+          <w:b/>
+          <w:i w:val="0"/>
+          <w:color w:val="1E293B"/>
+          <w:sz w:val="21"/>
+        </w:rPr>
+        <w:t>Access Control</w:t>
+      </w:r>
+      <w:r>
+        <w:rPr>
+          <w:rFonts w:ascii="Calibri" w:hAnsi="Calibri"/>
+          <w:b w:val="0"/>
+          <w:i w:val="0"/>
+          <w:color w:val="1E293B"/>
+          <w:sz w:val="21"/>
+        </w:rPr>
+        <w:t>: Role-Based Access Control (RBAC) preventing unauthorized loan disbursements.</w:t>
+      </w:r>
+    </w:p>
+    <w:tbl>
+      <w:tblPr>
+        <w:tblW w:type="auto" w:w="0"/>
+        <w:jc w:val="center"/>
+        <w:tblLook w:firstColumn="1" w:firstRow="1" w:lastColumn="0" w:lastRow="0" w:noHBand="0" w:noVBand="1" w:val="04A0"/>
+      </w:tblPr>
+      <w:tblGrid>
+        <w:gridCol w:w="9360"/>
+      </w:tblGrid>
+      <w:tr>
+        <w:tc>
+          <w:tcPr>
+            <w:tcW w:type="dxa" w:w="9360"/>
+            <w:shd w:fill="CBD5E1"/>
+          </w:tcPr>
+          <w:p>
+            <w:pPr>
+              <w:spacing w:before="20" w:after="20"/>
+            </w:pPr>
+          </w:p>
+        </w:tc>
+      </w:tr>
+    </w:tbl>
+    <w:p>
+      <w:pPr>
+        <w:spacing w:before="240" w:after="80"/>
+      </w:pPr>
+      <w:r>
+        <w:rPr>
+          <w:rFonts w:ascii="Calibri" w:hAnsi="Calibri"/>
+          <w:b/>
+          <w:i w:val="0"/>
+          <w:color w:val="003366"/>
+          <w:sz w:val="27"/>
+        </w:rPr>
+        <w:t>2.5 🤖 Survey of Agentic AI, Multi-Agent State Machines &amp; Hybrid RAG in Banking</w:t>
+      </w:r>
+    </w:p>
+    <w:p>
+      <w:pPr>
+        <w:spacing w:before="40" w:after="100"/>
+      </w:pPr>
+      <w:r>
+        <w:rPr>
+          <w:rFonts w:ascii="Calibri" w:hAnsi="Calibri"/>
+          <w:b w:val="0"/>
+          <w:i w:val="0"/>
+          <w:color w:val="1E293B"/>
+          <w:sz w:val="21"/>
+        </w:rPr>
+        <w:t xml:space="preserve">Recent literature in Artificial Intelligence and Financial Technology has highlighted the transformative potential of combining </w:t>
+      </w:r>
+      <w:r>
+        <w:rPr>
+          <w:rFonts w:ascii="Calibri" w:hAnsi="Calibri"/>
+          <w:b/>
+          <w:i w:val="0"/>
+          <w:color w:val="1E293B"/>
+          <w:sz w:val="21"/>
+        </w:rPr>
+        <w:t>Large Language Models (LLMs)</w:t>
+      </w:r>
+      <w:r>
+        <w:rPr>
+          <w:rFonts w:ascii="Calibri" w:hAnsi="Calibri"/>
+          <w:b w:val="0"/>
+          <w:i w:val="0"/>
+          <w:color w:val="1E293B"/>
+          <w:sz w:val="21"/>
+        </w:rPr>
+        <w:t xml:space="preserve">, </w:t>
+      </w:r>
+      <w:r>
+        <w:rPr>
+          <w:rFonts w:ascii="Calibri" w:hAnsi="Calibri"/>
+          <w:b/>
+          <w:i w:val="0"/>
+          <w:color w:val="1E293B"/>
+          <w:sz w:val="21"/>
+        </w:rPr>
+        <w:t>Multi-Agent Systems (MAS)</w:t>
+      </w:r>
+      <w:r>
+        <w:rPr>
+          <w:rFonts w:ascii="Calibri" w:hAnsi="Calibri"/>
+          <w:b w:val="0"/>
+          <w:i w:val="0"/>
+          <w:color w:val="1E293B"/>
+          <w:sz w:val="21"/>
+        </w:rPr>
+        <w:t xml:space="preserve">, and </w:t>
+      </w:r>
+      <w:r>
+        <w:rPr>
+          <w:rFonts w:ascii="Calibri" w:hAnsi="Calibri"/>
+          <w:b/>
+          <w:i w:val="0"/>
+          <w:color w:val="1E293B"/>
+          <w:sz w:val="21"/>
+        </w:rPr>
+        <w:t>Retrieval-Augmented Generation (RAG)</w:t>
+      </w:r>
+      <w:r>
+        <w:rPr>
+          <w:rFonts w:ascii="Calibri" w:hAnsi="Calibri"/>
+          <w:b w:val="0"/>
+          <w:i w:val="0"/>
+          <w:color w:val="1E293B"/>
+          <w:sz w:val="21"/>
+        </w:rPr>
+        <w:t xml:space="preserve"> for financial analysis:</w:t>
+      </w:r>
+    </w:p>
+    <w:tbl>
+      <w:tblPr>
+        <w:tblW w:type="auto" w:w="0"/>
+        <w:jc w:val="center"/>
+        <w:tblLook w:firstColumn="1" w:firstRow="1" w:lastColumn="0" w:lastRow="0" w:noHBand="0" w:noVBand="1" w:val="04A0"/>
+      </w:tblPr>
+      <w:tblGrid>
+        <w:gridCol w:w="9360"/>
+      </w:tblGrid>
+      <w:tr>
+        <w:tc>
+          <w:tcPr>
+            <w:tcW w:type="dxa" w:w="9360"/>
+            <w:shd w:fill="F8FAFC"/>
+            <w:tcMar>
+              <w:top w:w="80" w:type="dxa"/>
+              <w:bottom w:w="80" w:type="dxa"/>
+              <w:left w:w="120" w:type="dxa"/>
+              <w:right w:w="120" w:type="dxa"/>
+            </w:tcMar>
+          </w:tcPr>
+          <w:p>
+            <w:pPr>
+              <w:spacing w:before="40" w:after="40"/>
+            </w:pPr>
+            <w:r>
+              <w:rPr>
+                <w:rFonts w:ascii="Consolas" w:hAnsi="Consolas"/>
+                <w:color w:val="1E293B"/>
+                <w:sz w:val="18"/>
+              </w:rPr>
+              <w:t xml:space="preserve">                      MONOLITHIC LLM VS. MULTI-AGENT STATEGRAPH ARCHITECTURE</w:t>
+              <w:br/>
+              <w:t xml:space="preserve">                      </w:t>
+              <w:br/>
+              <w:t xml:space="preserve">   A. MONOLITHIC LLM (UNCONSTRAINED)                 B. MULTI-AGENT STATEGRAPH (ILAS)</w:t>
+              <w:br/>
+              <w:t xml:space="preserve">   ┌───────────────────────────────┐                 ┌───────────────────────────────┐</w:t>
+              <w:br/>
+              <w:t xml:space="preserve">   │ Single Prompt Ingestion       │                 │ LangGraph Cyclical Workflow   │</w:t>
+              <w:br/>
+              <w:t xml:space="preserve">   │ • Prone to Hallucinations     │                 │ • 11 Specialized Agent Nodes  │</w:t>
+              <w:br/>
+              <w:t xml:space="preserve">   │ • Calculation Errors in EMI   │                 │ • 100% Deterministic Math     │</w:t>
+              <w:br/>
+              <w:t xml:space="preserve">   │ • High Token Cost ($0.10+/call│                 │ • GAHR-MSR Hybrid Search RAG  │</w:t>
+              <w:br/>
+              <w:t xml:space="preserve">   │ • No Audit State Persistence  │                 │ • PostgreSQL Checkpointing    │</w:t>
+              <w:br/>
+              <w:t xml:space="preserve">   └───────────────────────────────┘                 └───────────────────────────────┘</w:t>
+            </w:r>
+          </w:p>
+        </w:tc>
+      </w:tr>
+    </w:tbl>
+    <w:p>
+      <w:pPr>
+        <w:spacing w:before="0" w:after="120"/>
+      </w:pPr>
+    </w:p>
+    <w:p>
+      <w:pPr>
+        <w:spacing w:before="200" w:after="60"/>
+      </w:pPr>
+      <w:r>
+        <w:rPr>
+          <w:rFonts w:ascii="Calibri" w:hAnsi="Calibri"/>
+          <w:b/>
+          <w:i w:val="0"/>
+          <w:color w:val="003366"/>
+          <w:sz w:val="24"/>
+        </w:rPr>
+        <w:t>1. Limitations of Monolithic Large Language Models in Banking:</w:t>
+      </w:r>
+    </w:p>
+    <w:p>
+      <w:pPr>
+        <w:spacing w:before="40" w:after="100"/>
+      </w:pPr>
+      <w:r>
+        <w:rPr>
+          <w:rFonts w:ascii="Calibri" w:hAnsi="Calibri"/>
+          <w:b w:val="0"/>
+          <w:i w:val="0"/>
+          <w:color w:val="1E293B"/>
+          <w:sz w:val="21"/>
+        </w:rPr>
+        <w:t>Early attempts to apply monolithic LLMs (e.g., unconstrained GPT-4 or Gemini instances) to credit underwriting encountered fundamental institutional hurdles:</w:t>
+      </w:r>
+    </w:p>
+    <w:p>
+      <w:pPr>
+        <w:spacing w:before="40" w:after="40"/>
+        <w:ind w:left="360"/>
+      </w:pPr>
+      <w:r>
+        <w:rPr>
+          <w:rFonts w:ascii="Calibri" w:hAnsi="Calibri"/>
+          <w:b/>
+          <w:color w:val="003366"/>
+        </w:rPr>
+        <w:t xml:space="preserve">• </w:t>
+      </w:r>
+      <w:r>
+        <w:rPr>
+          <w:rFonts w:ascii="Calibri" w:hAnsi="Calibri"/>
+          <w:b/>
+          <w:i w:val="0"/>
+          <w:color w:val="1E293B"/>
+          <w:sz w:val="21"/>
+        </w:rPr>
+        <w:t>Mathematical Hallucinations</w:t>
+      </w:r>
+      <w:r>
+        <w:rPr>
+          <w:rFonts w:ascii="Calibri" w:hAnsi="Calibri"/>
+          <w:b w:val="0"/>
+          <w:i w:val="0"/>
+          <w:color w:val="1E293B"/>
+          <w:sz w:val="21"/>
+        </w:rPr>
+        <w:t>: Autoregressive transformer models generate text probabilistically and frequently miscalculate non-linear compounding formulas (e.g., EMI amortization schedules, Altman Z''-Scores).</w:t>
+      </w:r>
+    </w:p>
+    <w:p>
+      <w:pPr>
+        <w:spacing w:before="40" w:after="40"/>
+        <w:ind w:left="360"/>
+      </w:pPr>
+      <w:r>
+        <w:rPr>
+          <w:rFonts w:ascii="Calibri" w:hAnsi="Calibri"/>
+          <w:b/>
+          <w:color w:val="003366"/>
+        </w:rPr>
+        <w:t xml:space="preserve">• </w:t>
+      </w:r>
+      <w:r>
+        <w:rPr>
+          <w:rFonts w:ascii="Calibri" w:hAnsi="Calibri"/>
+          <w:b/>
+          <w:i w:val="0"/>
+          <w:color w:val="1E293B"/>
+          <w:sz w:val="21"/>
+        </w:rPr>
+        <w:t>Context Drift &amp; Token Inefficiency</w:t>
+      </w:r>
+      <w:r>
+        <w:rPr>
+          <w:rFonts w:ascii="Calibri" w:hAnsi="Calibri"/>
+          <w:b w:val="0"/>
+          <w:i w:val="0"/>
+          <w:color w:val="1E293B"/>
+          <w:sz w:val="21"/>
+        </w:rPr>
+        <w:t>: Ingesting 50-page financial statements into a single prompt consumes excessive tokens ($10,000+$ tokens per call), creating prohibitive operating costs.</w:t>
+      </w:r>
+    </w:p>
+    <w:p>
+      <w:pPr>
+        <w:spacing w:before="40" w:after="40"/>
+        <w:ind w:left="360"/>
+      </w:pPr>
+      <w:r>
+        <w:rPr>
+          <w:rFonts w:ascii="Calibri" w:hAnsi="Calibri"/>
+          <w:b/>
+          <w:color w:val="003366"/>
+        </w:rPr>
+        <w:t xml:space="preserve">• </w:t>
+      </w:r>
+      <w:r>
+        <w:rPr>
+          <w:rFonts w:ascii="Calibri" w:hAnsi="Calibri"/>
+          <w:b/>
+          <w:i w:val="0"/>
+          <w:color w:val="1E293B"/>
+          <w:sz w:val="21"/>
+        </w:rPr>
+        <w:t>Lack of Process State Control</w:t>
+      </w:r>
+      <w:r>
+        <w:rPr>
+          <w:rFonts w:ascii="Calibri" w:hAnsi="Calibri"/>
+          <w:b w:val="0"/>
+          <w:i w:val="0"/>
+          <w:color w:val="1E293B"/>
+          <w:sz w:val="21"/>
+        </w:rPr>
+        <w:t>: Monolithic prompts cannot enforce strict conditional execution sequences or pause mid-workflow for human manager intervention.</w:t>
+      </w:r>
+    </w:p>
+    <w:p>
+      <w:pPr>
+        <w:spacing w:before="200" w:after="60"/>
+      </w:pPr>
+      <w:r>
+        <w:rPr>
+          <w:rFonts w:ascii="Calibri" w:hAnsi="Calibri"/>
+          <w:b/>
+          <w:i w:val="0"/>
+          <w:color w:val="003366"/>
+          <w:sz w:val="24"/>
+        </w:rPr>
+        <w:t>2. Multi-Agent Systems (MAS) &amp; LangGraph:</w:t>
+      </w:r>
+    </w:p>
+    <w:p>
+      <w:pPr>
+        <w:spacing w:before="40" w:after="100"/>
+      </w:pPr>
+      <w:r>
+        <w:rPr>
+          <w:rFonts w:ascii="Calibri" w:hAnsi="Calibri"/>
+          <w:b w:val="0"/>
+          <w:i w:val="0"/>
+          <w:color w:val="1E293B"/>
+          <w:sz w:val="21"/>
+        </w:rPr>
+        <w:t xml:space="preserve">To overcome these limitations, recent research (Wu et al., 2023; Chase et al., 2024) established the efficacy of </w:t>
+      </w:r>
+      <w:r>
+        <w:rPr>
+          <w:rFonts w:ascii="Calibri" w:hAnsi="Calibri"/>
+          <w:b/>
+          <w:i w:val="0"/>
+          <w:color w:val="1E293B"/>
+          <w:sz w:val="21"/>
+        </w:rPr>
+        <w:t>Multi-Agent Orchestration via Cyclical State Graphs (LangGraph)</w:t>
+      </w:r>
+      <w:r>
+        <w:rPr>
+          <w:rFonts w:ascii="Calibri" w:hAnsi="Calibri"/>
+          <w:b w:val="0"/>
+          <w:i w:val="0"/>
+          <w:color w:val="1E293B"/>
+          <w:sz w:val="21"/>
+        </w:rPr>
+        <w:t>. Rather than relying on a single generalist model, the system divides the underwriting domain into specialized autonomous nodes:</w:t>
+      </w:r>
+    </w:p>
+    <w:p>
+      <w:pPr>
+        <w:spacing w:before="40" w:after="40"/>
+        <w:ind w:left="360"/>
+      </w:pPr>
+      <w:r>
+        <w:rPr>
+          <w:rFonts w:ascii="Calibri" w:hAnsi="Calibri"/>
+          <w:b/>
+          <w:color w:val="003366"/>
+        </w:rPr>
+        <w:t xml:space="preserve">• </w:t>
+      </w:r>
+      <w:r>
+        <w:rPr>
+          <w:rFonts w:ascii="Calibri" w:hAnsi="Calibri"/>
+          <w:b w:val="0"/>
+          <w:i w:val="0"/>
+          <w:color w:val="1E293B"/>
+          <w:sz w:val="21"/>
+        </w:rPr>
+        <w:t>Each node executes a single specialized task (e.g., OCR extraction, ratio mathematics, ML risk prediction, policy retrieval).</w:t>
+      </w:r>
+    </w:p>
+    <w:p>
+      <w:pPr>
+        <w:spacing w:before="40" w:after="40"/>
+        <w:ind w:left="360"/>
+      </w:pPr>
+      <w:r>
+        <w:rPr>
+          <w:rFonts w:ascii="Calibri" w:hAnsi="Calibri"/>
+          <w:b/>
+          <w:color w:val="003366"/>
+        </w:rPr>
+        <w:t xml:space="preserve">• </w:t>
+      </w:r>
+      <w:r>
+        <w:rPr>
+          <w:rFonts w:ascii="Calibri" w:hAnsi="Calibri"/>
+          <w:b w:val="0"/>
+          <w:i w:val="0"/>
+          <w:color w:val="1E293B"/>
+          <w:sz w:val="21"/>
+        </w:rPr>
+        <w:t>State transitions are managed via an immutable shared schema (</w:t>
+      </w:r>
+      <w:r>
+        <w:rPr>
+          <w:rFonts w:ascii="Consolas" w:hAnsi="Consolas"/>
+          <w:b/>
+          <w:color w:val="003366"/>
+          <w:sz w:val="19"/>
+        </w:rPr>
+        <w:t>LoanApplicationState</w:t>
+      </w:r>
+      <w:r>
+        <w:rPr>
+          <w:rFonts w:ascii="Calibri" w:hAnsi="Calibri"/>
+          <w:b w:val="0"/>
+          <w:i w:val="0"/>
+          <w:color w:val="1E293B"/>
+          <w:sz w:val="21"/>
+        </w:rPr>
+        <w:t>).</w:t>
+      </w:r>
+    </w:p>
+    <w:p>
+      <w:pPr>
+        <w:spacing w:before="40" w:after="40"/>
+        <w:ind w:left="360"/>
+      </w:pPr>
+      <w:r>
+        <w:rPr>
+          <w:rFonts w:ascii="Calibri" w:hAnsi="Calibri"/>
+          <w:b/>
+          <w:color w:val="003366"/>
+        </w:rPr>
+        <w:t xml:space="preserve">• </w:t>
+      </w:r>
+      <w:r>
+        <w:rPr>
+          <w:rFonts w:ascii="Calibri" w:hAnsi="Calibri"/>
+          <w:b w:val="0"/>
+          <w:i w:val="0"/>
+          <w:color w:val="1E293B"/>
+          <w:sz w:val="21"/>
+        </w:rPr>
+        <w:t>The graph supports native checkpointing and asynchronous state interruptions (</w:t>
+      </w:r>
+      <w:r>
+        <w:rPr>
+          <w:rFonts w:ascii="Consolas" w:hAnsi="Consolas"/>
+          <w:b/>
+          <w:color w:val="003366"/>
+          <w:sz w:val="19"/>
+        </w:rPr>
+        <w:t>interrupt()</w:t>
+      </w:r>
+      <w:r>
+        <w:rPr>
+          <w:rFonts w:ascii="Calibri" w:hAnsi="Calibri"/>
+          <w:b w:val="0"/>
+          <w:i w:val="0"/>
+          <w:color w:val="1E293B"/>
+          <w:sz w:val="21"/>
+        </w:rPr>
+        <w:t>), providing the mathematical foundation for Human-in-the-Loop governance.</w:t>
+      </w:r>
+    </w:p>
+    <w:p>
+      <w:pPr>
+        <w:spacing w:before="200" w:after="60"/>
+      </w:pPr>
+      <w:r>
+        <w:rPr>
+          <w:rFonts w:ascii="Calibri" w:hAnsi="Calibri"/>
+          <w:b/>
+          <w:i w:val="0"/>
+          <w:color w:val="003366"/>
+          <w:sz w:val="24"/>
+        </w:rPr>
+        <w:t>3. Evolution of Hybrid RAG Architectures:</w:t>
+      </w:r>
+    </w:p>
+    <w:p>
+      <w:pPr>
+        <w:spacing w:before="40" w:after="100"/>
+      </w:pPr>
+      <w:r>
+        <w:rPr>
+          <w:rFonts w:ascii="Calibri" w:hAnsi="Calibri"/>
+          <w:b w:val="0"/>
+          <w:i w:val="0"/>
+          <w:color w:val="1E293B"/>
+          <w:sz w:val="21"/>
+        </w:rPr>
+        <w:t xml:space="preserve">Standard "Naive RAG" systems rely exclusively on dense vector cosine similarity (e.g., BERT or text-embedding-ada-002), which frequently fails in financial regulatory domains due to the vocabulary mismatch problem (e.g., searching for </w:t>
+      </w:r>
+      <w:r>
+        <w:rPr>
+          <w:rFonts w:ascii="Calibri" w:hAnsi="Calibri"/>
+          <w:b w:val="0"/>
+          <w:i/>
+          <w:color w:val="1E293B"/>
+          <w:sz w:val="21"/>
+        </w:rPr>
+        <w:t>"LTV limits"</w:t>
+      </w:r>
+      <w:r>
+        <w:rPr>
+          <w:rFonts w:ascii="Calibri" w:hAnsi="Calibri"/>
+          <w:b w:val="0"/>
+          <w:i w:val="0"/>
+          <w:color w:val="1E293B"/>
+          <w:sz w:val="21"/>
+        </w:rPr>
+        <w:t xml:space="preserve"> misses circular clauses discussing </w:t>
+      </w:r>
+      <w:r>
+        <w:rPr>
+          <w:rFonts w:ascii="Calibri" w:hAnsi="Calibri"/>
+          <w:b w:val="0"/>
+          <w:i/>
+          <w:color w:val="1E293B"/>
+          <w:sz w:val="21"/>
+        </w:rPr>
+        <w:t>"margin requirements for residential housing"</w:t>
+      </w:r>
+      <w:r>
+        <w:rPr>
+          <w:rFonts w:ascii="Calibri" w:hAnsi="Calibri"/>
+          <w:b w:val="0"/>
+          <w:i w:val="0"/>
+          <w:color w:val="1E293B"/>
+          <w:sz w:val="21"/>
+        </w:rPr>
+        <w:t>).</w:t>
+      </w:r>
+    </w:p>
+    <w:p>
+      <w:pPr>
+        <w:spacing w:before="40" w:after="100"/>
+      </w:pPr>
+      <w:r>
+        <w:rPr>
+          <w:rFonts w:ascii="Calibri" w:hAnsi="Calibri"/>
+          <w:b w:val="0"/>
+          <w:i w:val="0"/>
+          <w:color w:val="1E293B"/>
+          <w:sz w:val="21"/>
+        </w:rPr>
+        <w:t xml:space="preserve">To resolve this, modern financial information retrieval utilizes </w:t>
+      </w:r>
+      <w:r>
+        <w:rPr>
+          <w:rFonts w:ascii="Calibri" w:hAnsi="Calibri"/>
+          <w:b/>
+          <w:i w:val="0"/>
+          <w:color w:val="1E293B"/>
+          <w:sz w:val="21"/>
+        </w:rPr>
+        <w:t>Hybrid Search RAG</w:t>
+      </w:r>
+      <w:r>
+        <w:rPr>
+          <w:rFonts w:ascii="Calibri" w:hAnsi="Calibri"/>
+          <w:b w:val="0"/>
+          <w:i w:val="0"/>
+          <w:color w:val="1E293B"/>
+          <w:sz w:val="21"/>
+        </w:rPr>
+        <w:t>:</w:t>
+      </w:r>
+    </w:p>
+    <w:p>
+      <w:pPr>
+        <w:spacing w:before="40" w:after="40"/>
+        <w:ind w:left="360"/>
+      </w:pPr>
+      <w:r>
+        <w:rPr>
+          <w:rFonts w:ascii="Calibri" w:hAnsi="Calibri"/>
+          <w:b/>
+          <w:color w:val="003366"/>
+        </w:rPr>
+        <w:t xml:space="preserve">• </w:t>
+      </w:r>
+      <w:r>
+        <w:rPr>
+          <w:rFonts w:ascii="Calibri" w:hAnsi="Calibri"/>
+          <w:b/>
+          <w:i w:val="0"/>
+          <w:color w:val="1E293B"/>
+          <w:sz w:val="21"/>
+        </w:rPr>
+        <w:t>Dense Vector Retrieval (3072-dim pgvector)</w:t>
+      </w:r>
+      <w:r>
+        <w:rPr>
+          <w:rFonts w:ascii="Calibri" w:hAnsi="Calibri"/>
+          <w:b w:val="0"/>
+          <w:i w:val="0"/>
+          <w:color w:val="1E293B"/>
+          <w:sz w:val="21"/>
+        </w:rPr>
+        <w:t xml:space="preserve"> captures high-level semantic intent.</w:t>
+      </w:r>
+    </w:p>
+    <w:p>
+      <w:pPr>
+        <w:spacing w:before="40" w:after="40"/>
+        <w:ind w:left="360"/>
+      </w:pPr>
+      <w:r>
+        <w:rPr>
+          <w:rFonts w:ascii="Calibri" w:hAnsi="Calibri"/>
+          <w:b/>
+          <w:color w:val="003366"/>
+        </w:rPr>
+        <w:t xml:space="preserve">• </w:t>
+      </w:r>
+      <w:r>
+        <w:rPr>
+          <w:rFonts w:ascii="Calibri" w:hAnsi="Calibri"/>
+          <w:b/>
+          <w:i w:val="0"/>
+          <w:color w:val="1E293B"/>
+          <w:sz w:val="21"/>
+        </w:rPr>
+        <w:t>Sparse BM25 Lexical Search (`tsvector`)</w:t>
+      </w:r>
+      <w:r>
+        <w:rPr>
+          <w:rFonts w:ascii="Calibri" w:hAnsi="Calibri"/>
+          <w:b w:val="0"/>
+          <w:i w:val="0"/>
+          <w:color w:val="1E293B"/>
+          <w:sz w:val="21"/>
+        </w:rPr>
+        <w:t xml:space="preserve"> captures exact statutory keywords and section numbers.</w:t>
+      </w:r>
+    </w:p>
+    <w:p>
+      <w:pPr>
+        <w:spacing w:before="40" w:after="40"/>
+        <w:ind w:left="360"/>
+      </w:pPr>
+      <w:r>
+        <w:rPr>
+          <w:rFonts w:ascii="Calibri" w:hAnsi="Calibri"/>
+          <w:b/>
+          <w:color w:val="003366"/>
+        </w:rPr>
+        <w:t xml:space="preserve">• </w:t>
+      </w:r>
+      <w:r>
+        <w:rPr>
+          <w:rFonts w:ascii="Calibri" w:hAnsi="Calibri"/>
+          <w:b/>
+          <w:i w:val="0"/>
+          <w:color w:val="1E293B"/>
+          <w:sz w:val="21"/>
+        </w:rPr>
+        <w:t>Reciprocal Rank Fusion (RRF)</w:t>
+      </w:r>
+      <w:r>
+        <w:rPr>
+          <w:rFonts w:ascii="Calibri" w:hAnsi="Calibri"/>
+          <w:b w:val="0"/>
+          <w:i w:val="0"/>
+          <w:color w:val="1E293B"/>
+          <w:sz w:val="21"/>
+        </w:rPr>
+        <w:t xml:space="preserve"> merges disparate ranking distributions.</w:t>
+      </w:r>
+    </w:p>
+    <w:p>
+      <w:pPr>
+        <w:spacing w:before="40" w:after="40"/>
+        <w:ind w:left="360"/>
+      </w:pPr>
+      <w:r>
+        <w:rPr>
+          <w:rFonts w:ascii="Calibri" w:hAnsi="Calibri"/>
+          <w:b/>
+          <w:color w:val="003366"/>
+        </w:rPr>
+        <w:t xml:space="preserve">• </w:t>
+      </w:r>
+      <w:r>
+        <w:rPr>
+          <w:rFonts w:ascii="Calibri" w:hAnsi="Calibri"/>
+          <w:b/>
+          <w:i w:val="0"/>
+          <w:color w:val="1E293B"/>
+          <w:sz w:val="21"/>
+        </w:rPr>
+        <w:t>Cross-Encoder Re-ranking (`ms-marco-MiniLM-L-6-v2`)</w:t>
+      </w:r>
+      <w:r>
+        <w:rPr>
+          <w:rFonts w:ascii="Calibri" w:hAnsi="Calibri"/>
+          <w:b w:val="0"/>
+          <w:i w:val="0"/>
+          <w:color w:val="1E293B"/>
+          <w:sz w:val="21"/>
+        </w:rPr>
+        <w:t xml:space="preserve"> performs joint query-document attention, achieving superior precision on complex RBI master circulars.</w:t>
+      </w:r>
+    </w:p>
+    <w:tbl>
+      <w:tblPr>
+        <w:tblW w:type="auto" w:w="0"/>
+        <w:jc w:val="center"/>
+        <w:tblLook w:firstColumn="1" w:firstRow="1" w:lastColumn="0" w:lastRow="0" w:noHBand="0" w:noVBand="1" w:val="04A0"/>
+      </w:tblPr>
+      <w:tblGrid>
+        <w:gridCol w:w="9360"/>
+      </w:tblGrid>
+      <w:tr>
+        <w:tc>
+          <w:tcPr>
+            <w:tcW w:type="dxa" w:w="9360"/>
+            <w:shd w:fill="CBD5E1"/>
+          </w:tcPr>
+          <w:p>
+            <w:pPr>
+              <w:spacing w:before="20" w:after="20"/>
+            </w:pPr>
+          </w:p>
+        </w:tc>
+      </w:tr>
+    </w:tbl>
     <w:sectPr>
       <w:headerReference w:type="default" r:id="rId9"/>
       <w:footerReference w:type="default" r:id="rId10"/>

--- a/Central_Bank_of_India_ILAS_Internship_Report.docx
+++ b/Central_Bank_of_India_ILAS_Internship_Report.docx
@@ -1134,7 +1134,7 @@
                 <w:color w:val="64748B"/>
                 <w:sz w:val="19"/>
               </w:rPr>
-              <w:t>vi</w:t>
+              <w:t>vii</w:t>
             </w:r>
           </w:p>
         </w:tc>
@@ -1183,7 +1183,7 @@
                 <w:color w:val="64748B"/>
                 <w:sz w:val="19"/>
               </w:rPr>
-              <w:t>viii</w:t>
+              <w:t>ix</w:t>
             </w:r>
           </w:p>
         </w:tc>
@@ -1232,7 +1232,7 @@
                 <w:color w:val="64748B"/>
                 <w:sz w:val="19"/>
               </w:rPr>
-              <w:t>ix</w:t>
+              <w:t>x</w:t>
             </w:r>
           </w:p>
         </w:tc>
@@ -1281,7 +1281,7 @@
                 <w:color w:val="64748B"/>
                 <w:sz w:val="19"/>
               </w:rPr>
-              <w:t>x</w:t>
+              <w:t>xi</w:t>
             </w:r>
           </w:p>
         </w:tc>
@@ -1475,7 +1475,7 @@
                 <w:color w:val="64748B"/>
                 <w:sz w:val="19"/>
               </w:rPr>
-              <w:t>4</w:t>
+              <w:t>2</w:t>
             </w:r>
           </w:p>
         </w:tc>
@@ -1524,7 +1524,7 @@
                 <w:color w:val="64748B"/>
                 <w:sz w:val="19"/>
               </w:rPr>
-              <w:t>7</w:t>
+              <w:t>3</w:t>
             </w:r>
           </w:p>
         </w:tc>
@@ -1573,7 +1573,7 @@
                 <w:color w:val="64748B"/>
                 <w:sz w:val="19"/>
               </w:rPr>
-              <w:t>9</w:t>
+              <w:t>4</w:t>
             </w:r>
           </w:p>
         </w:tc>
@@ -1622,7 +1622,7 @@
                 <w:color w:val="64748B"/>
                 <w:sz w:val="19"/>
               </w:rPr>
-              <w:t>12</w:t>
+              <w:t>5</w:t>
             </w:r>
           </w:p>
         </w:tc>
@@ -1671,7 +1671,7 @@
                 <w:color w:val="64748B"/>
                 <w:sz w:val="19"/>
               </w:rPr>
-              <w:t>14</w:t>
+              <w:t>6</w:t>
             </w:r>
           </w:p>
         </w:tc>
@@ -1767,7 +1767,7 @@
                 <w:color w:val="003366"/>
                 <w:sz w:val="19"/>
               </w:rPr>
-              <w:t>16</w:t>
+              <w:t>7</w:t>
             </w:r>
           </w:p>
         </w:tc>
@@ -1816,7 +1816,7 @@
                 <w:color w:val="64748B"/>
                 <w:sz w:val="19"/>
               </w:rPr>
-              <w:t>16</w:t>
+              <w:t>7</w:t>
             </w:r>
           </w:p>
         </w:tc>
@@ -1865,7 +1865,7 @@
                 <w:color w:val="64748B"/>
                 <w:sz w:val="19"/>
               </w:rPr>
-              <w:t>19</w:t>
+              <w:t>8</w:t>
             </w:r>
           </w:p>
         </w:tc>
@@ -1914,7 +1914,7 @@
                 <w:color w:val="64748B"/>
                 <w:sz w:val="19"/>
               </w:rPr>
-              <w:t>23</w:t>
+              <w:t>10</w:t>
             </w:r>
           </w:p>
         </w:tc>
@@ -1963,7 +1963,7 @@
                 <w:color w:val="64748B"/>
                 <w:sz w:val="19"/>
               </w:rPr>
-              <w:t>27</w:t>
+              <w:t>11</w:t>
             </w:r>
           </w:p>
         </w:tc>
@@ -2012,7 +2012,7 @@
                 <w:color w:val="64748B"/>
                 <w:sz w:val="19"/>
               </w:rPr>
-              <w:t>30</w:t>
+              <w:t>12</w:t>
             </w:r>
           </w:p>
         </w:tc>
@@ -2108,7 +2108,7 @@
                 <w:color w:val="003366"/>
                 <w:sz w:val="19"/>
               </w:rPr>
-              <w:t>35</w:t>
+              <w:t>14</w:t>
             </w:r>
           </w:p>
         </w:tc>
@@ -2157,7 +2157,7 @@
                 <w:color w:val="64748B"/>
                 <w:sz w:val="19"/>
               </w:rPr>
-              <w:t>35</w:t>
+              <w:t>14</w:t>
             </w:r>
           </w:p>
         </w:tc>
@@ -2206,7 +2206,7 @@
                 <w:color w:val="64748B"/>
                 <w:sz w:val="19"/>
               </w:rPr>
-              <w:t>38</w:t>
+              <w:t>15</w:t>
             </w:r>
           </w:p>
         </w:tc>
@@ -2255,7 +2255,7 @@
                 <w:color w:val="64748B"/>
                 <w:sz w:val="19"/>
               </w:rPr>
-              <w:t>42</w:t>
+              <w:t>17</w:t>
             </w:r>
           </w:p>
         </w:tc>
@@ -2304,7 +2304,7 @@
                 <w:color w:val="64748B"/>
                 <w:sz w:val="19"/>
               </w:rPr>
-              <w:t>46</w:t>
+              <w:t>18</w:t>
             </w:r>
           </w:p>
         </w:tc>
@@ -2353,7 +2353,7 @@
                 <w:color w:val="64748B"/>
                 <w:sz w:val="19"/>
               </w:rPr>
-              <w:t>49</w:t>
+              <w:t>19</w:t>
             </w:r>
           </w:p>
         </w:tc>
@@ -2449,7 +2449,7 @@
                 <w:color w:val="003366"/>
                 <w:sz w:val="19"/>
               </w:rPr>
-              <w:t>54</w:t>
+              <w:t>21</w:t>
             </w:r>
           </w:p>
         </w:tc>
@@ -2498,7 +2498,7 @@
                 <w:color w:val="64748B"/>
                 <w:sz w:val="19"/>
               </w:rPr>
-              <w:t>54</w:t>
+              <w:t>21</w:t>
             </w:r>
           </w:p>
         </w:tc>
@@ -2547,7 +2547,7 @@
                 <w:color w:val="64748B"/>
                 <w:sz w:val="19"/>
               </w:rPr>
-              <w:t>58</w:t>
+              <w:t>23</w:t>
             </w:r>
           </w:p>
         </w:tc>
@@ -2596,7 +2596,7 @@
                 <w:color w:val="64748B"/>
                 <w:sz w:val="19"/>
               </w:rPr>
-              <w:t>62</w:t>
+              <w:t>24</w:t>
             </w:r>
           </w:p>
         </w:tc>
@@ -2645,7 +2645,7 @@
                 <w:color w:val="64748B"/>
                 <w:sz w:val="19"/>
               </w:rPr>
-              <w:t>75</w:t>
+              <w:t>27</w:t>
             </w:r>
           </w:p>
         </w:tc>
@@ -2694,7 +2694,7 @@
                 <w:color w:val="64748B"/>
                 <w:sz w:val="19"/>
               </w:rPr>
-              <w:t>81</w:t>
+              <w:t>28</w:t>
             </w:r>
           </w:p>
         </w:tc>
@@ -2790,7 +2790,7 @@
                 <w:color w:val="003366"/>
                 <w:sz w:val="19"/>
               </w:rPr>
-              <w:t>87</w:t>
+              <w:t>30</w:t>
             </w:r>
           </w:p>
         </w:tc>
@@ -2839,7 +2839,7 @@
                 <w:color w:val="64748B"/>
                 <w:sz w:val="19"/>
               </w:rPr>
-              <w:t>87</w:t>
+              <w:t>30</w:t>
             </w:r>
           </w:p>
         </w:tc>
@@ -2888,7 +2888,7 @@
                 <w:color w:val="64748B"/>
                 <w:sz w:val="19"/>
               </w:rPr>
-              <w:t>92</w:t>
+              <w:t>32</w:t>
             </w:r>
           </w:p>
         </w:tc>
@@ -2937,7 +2937,7 @@
                 <w:color w:val="64748B"/>
                 <w:sz w:val="19"/>
               </w:rPr>
-              <w:t>99</w:t>
+              <w:t>34</w:t>
             </w:r>
           </w:p>
         </w:tc>
@@ -2986,7 +2986,7 @@
                 <w:color w:val="64748B"/>
                 <w:sz w:val="19"/>
               </w:rPr>
-              <w:t>105</w:t>
+              <w:t>35</w:t>
             </w:r>
           </w:p>
         </w:tc>
@@ -3035,7 +3035,7 @@
                 <w:color w:val="64748B"/>
                 <w:sz w:val="19"/>
               </w:rPr>
-              <w:t>110</w:t>
+              <w:t>36</w:t>
             </w:r>
           </w:p>
         </w:tc>
@@ -3084,7 +3084,7 @@
                 <w:color w:val="64748B"/>
                 <w:sz w:val="19"/>
               </w:rPr>
-              <w:t>114</w:t>
+              <w:t>37</w:t>
             </w:r>
           </w:p>
         </w:tc>
@@ -3180,7 +3180,7 @@
                 <w:color w:val="003366"/>
                 <w:sz w:val="19"/>
               </w:rPr>
-              <w:t>121</w:t>
+              <w:t>39</w:t>
             </w:r>
           </w:p>
         </w:tc>
@@ -3229,7 +3229,7 @@
                 <w:color w:val="64748B"/>
                 <w:sz w:val="19"/>
               </w:rPr>
-              <w:t>121</w:t>
+              <w:t>39</w:t>
             </w:r>
           </w:p>
         </w:tc>
@@ -3278,7 +3278,7 @@
                 <w:color w:val="64748B"/>
                 <w:sz w:val="19"/>
               </w:rPr>
-              <w:t>126</w:t>
+              <w:t>41</w:t>
             </w:r>
           </w:p>
         </w:tc>
@@ -3327,7 +3327,7 @@
                 <w:color w:val="64748B"/>
                 <w:sz w:val="19"/>
               </w:rPr>
-              <w:t>131</w:t>
+              <w:t>42</w:t>
             </w:r>
           </w:p>
         </w:tc>
@@ -3376,7 +3376,7 @@
                 <w:color w:val="64748B"/>
                 <w:sz w:val="19"/>
               </w:rPr>
-              <w:t>136</w:t>
+              <w:t>43</w:t>
             </w:r>
           </w:p>
         </w:tc>
@@ -3425,7 +3425,7 @@
                 <w:color w:val="64748B"/>
                 <w:sz w:val="19"/>
               </w:rPr>
-              <w:t>141</w:t>
+              <w:t>44</w:t>
             </w:r>
           </w:p>
         </w:tc>
@@ -3474,7 +3474,7 @@
                 <w:color w:val="64748B"/>
                 <w:sz w:val="19"/>
               </w:rPr>
-              <w:t>146</w:t>
+              <w:t>45</w:t>
             </w:r>
           </w:p>
         </w:tc>
@@ -3523,7 +3523,7 @@
                 <w:color w:val="64748B"/>
                 <w:sz w:val="19"/>
               </w:rPr>
-              <w:t>151</w:t>
+              <w:t>46</w:t>
             </w:r>
           </w:p>
         </w:tc>
@@ -3619,7 +3619,7 @@
                 <w:color w:val="003366"/>
                 <w:sz w:val="19"/>
               </w:rPr>
-              <w:t>157</w:t>
+              <w:t>48</w:t>
             </w:r>
           </w:p>
         </w:tc>
@@ -3668,7 +3668,7 @@
                 <w:color w:val="64748B"/>
                 <w:sz w:val="19"/>
               </w:rPr>
-              <w:t>157</w:t>
+              <w:t>48</w:t>
             </w:r>
           </w:p>
         </w:tc>
@@ -3717,7 +3717,7 @@
                 <w:color w:val="64748B"/>
                 <w:sz w:val="19"/>
               </w:rPr>
-              <w:t>162</w:t>
+              <w:t>49</w:t>
             </w:r>
           </w:p>
         </w:tc>
@@ -3766,7 +3766,7 @@
                 <w:color w:val="64748B"/>
                 <w:sz w:val="19"/>
               </w:rPr>
-              <w:t>167</w:t>
+              <w:t>51</w:t>
             </w:r>
           </w:p>
         </w:tc>
@@ -3815,7 +3815,7 @@
                 <w:color w:val="64748B"/>
                 <w:sz w:val="19"/>
               </w:rPr>
-              <w:t>172</w:t>
+              <w:t>52</w:t>
             </w:r>
           </w:p>
         </w:tc>
@@ -3864,7 +3864,7 @@
                 <w:color w:val="64748B"/>
                 <w:sz w:val="19"/>
               </w:rPr>
-              <w:t>177</w:t>
+              <w:t>54</w:t>
             </w:r>
           </w:p>
         </w:tc>
@@ -3960,7 +3960,7 @@
                 <w:color w:val="003366"/>
                 <w:sz w:val="19"/>
               </w:rPr>
-              <w:t>183</w:t>
+              <w:t>56</w:t>
             </w:r>
           </w:p>
         </w:tc>
@@ -4009,7 +4009,7 @@
                 <w:color w:val="64748B"/>
                 <w:sz w:val="19"/>
               </w:rPr>
-              <w:t>183</w:t>
+              <w:t>56</w:t>
             </w:r>
           </w:p>
         </w:tc>
@@ -4058,7 +4058,7 @@
                 <w:color w:val="64748B"/>
                 <w:sz w:val="19"/>
               </w:rPr>
-              <w:t>188</w:t>
+              <w:t>58</w:t>
             </w:r>
           </w:p>
         </w:tc>
@@ -4107,7 +4107,7 @@
                 <w:color w:val="64748B"/>
                 <w:sz w:val="19"/>
               </w:rPr>
-              <w:t>193</w:t>
+              <w:t>59</w:t>
             </w:r>
           </w:p>
         </w:tc>
@@ -4156,7 +4156,7 @@
                 <w:color w:val="64748B"/>
                 <w:sz w:val="19"/>
               </w:rPr>
-              <w:t>198</w:t>
+              <w:t>60</w:t>
             </w:r>
           </w:p>
         </w:tc>
@@ -4252,7 +4252,7 @@
                 <w:color w:val="003366"/>
                 <w:sz w:val="19"/>
               </w:rPr>
-              <w:t>203</w:t>
+              <w:t>62</w:t>
             </w:r>
           </w:p>
         </w:tc>
@@ -4301,7 +4301,7 @@
                 <w:color w:val="64748B"/>
                 <w:sz w:val="19"/>
               </w:rPr>
-              <w:t>203</w:t>
+              <w:t>62</w:t>
             </w:r>
           </w:p>
         </w:tc>
@@ -4350,7 +4350,7 @@
                 <w:color w:val="64748B"/>
                 <w:sz w:val="19"/>
               </w:rPr>
-              <w:t>208</w:t>
+              <w:t>64</w:t>
             </w:r>
           </w:p>
         </w:tc>
@@ -4399,7 +4399,7 @@
                 <w:color w:val="64748B"/>
                 <w:sz w:val="19"/>
               </w:rPr>
-              <w:t>213</w:t>
+              <w:t>65</w:t>
             </w:r>
           </w:p>
         </w:tc>
@@ -4448,7 +4448,7 @@
                 <w:color w:val="64748B"/>
                 <w:sz w:val="19"/>
               </w:rPr>
-              <w:t>220</w:t>
+              <w:t>66</w:t>
             </w:r>
           </w:p>
         </w:tc>
@@ -4497,7 +4497,7 @@
                 <w:color w:val="64748B"/>
                 <w:sz w:val="19"/>
               </w:rPr>
-              <w:t>227</w:t>
+              <w:t>67</w:t>
             </w:r>
           </w:p>
         </w:tc>
@@ -4593,7 +4593,7 @@
                 <w:color w:val="003366"/>
                 <w:sz w:val="19"/>
               </w:rPr>
-              <w:t>232</w:t>
+              <w:t>69</w:t>
             </w:r>
           </w:p>
         </w:tc>
@@ -4642,7 +4642,7 @@
                 <w:color w:val="64748B"/>
                 <w:sz w:val="19"/>
               </w:rPr>
-              <w:t>232</w:t>
+              <w:t>69</w:t>
             </w:r>
           </w:p>
         </w:tc>
@@ -4691,7 +4691,7 @@
                 <w:color w:val="64748B"/>
                 <w:sz w:val="19"/>
               </w:rPr>
-              <w:t>237</w:t>
+              <w:t>71</w:t>
             </w:r>
           </w:p>
         </w:tc>
@@ -4740,7 +4740,7 @@
                 <w:color w:val="64748B"/>
                 <w:sz w:val="19"/>
               </w:rPr>
-              <w:t>242</w:t>
+              <w:t>72</w:t>
             </w:r>
           </w:p>
         </w:tc>
@@ -4789,7 +4789,7 @@
                 <w:color w:val="64748B"/>
                 <w:sz w:val="19"/>
               </w:rPr>
-              <w:t>251</w:t>
+              <w:t>75</w:t>
             </w:r>
           </w:p>
         </w:tc>
@@ -4885,7 +4885,7 @@
                 <w:color w:val="003366"/>
                 <w:sz w:val="19"/>
               </w:rPr>
-              <w:t>256</w:t>
+              <w:t>77</w:t>
             </w:r>
           </w:p>
         </w:tc>
@@ -4934,7 +4934,7 @@
                 <w:color w:val="64748B"/>
                 <w:sz w:val="19"/>
               </w:rPr>
-              <w:t>256</w:t>
+              <w:t>77</w:t>
             </w:r>
           </w:p>
         </w:tc>
@@ -4983,7 +4983,7 @@
                 <w:color w:val="64748B"/>
                 <w:sz w:val="19"/>
               </w:rPr>
-              <w:t>260</w:t>
+              <w:t>78</w:t>
             </w:r>
           </w:p>
         </w:tc>
@@ -5032,7 +5032,7 @@
                 <w:color w:val="64748B"/>
                 <w:sz w:val="19"/>
               </w:rPr>
-              <w:t>264</w:t>
+              <w:t>80</w:t>
             </w:r>
           </w:p>
         </w:tc>
@@ -5081,7 +5081,7 @@
                 <w:color w:val="64748B"/>
                 <w:sz w:val="19"/>
               </w:rPr>
-              <w:t>268</w:t>
+              <w:t>81</w:t>
             </w:r>
           </w:p>
         </w:tc>
@@ -5177,7 +5177,7 @@
                 <w:color w:val="003366"/>
                 <w:sz w:val="19"/>
               </w:rPr>
-              <w:t>273</w:t>
+              <w:t>83</w:t>
             </w:r>
           </w:p>
         </w:tc>
@@ -5226,7 +5226,7 @@
                 <w:color w:val="64748B"/>
                 <w:sz w:val="19"/>
               </w:rPr>
-              <w:t>273</w:t>
+              <w:t>83</w:t>
             </w:r>
           </w:p>
         </w:tc>
@@ -5275,7 +5275,7 @@
                 <w:color w:val="64748B"/>
                 <w:sz w:val="19"/>
               </w:rPr>
-              <w:t>277</w:t>
+              <w:t>84</w:t>
             </w:r>
           </w:p>
         </w:tc>
@@ -5324,7 +5324,7 @@
                 <w:color w:val="64748B"/>
                 <w:sz w:val="19"/>
               </w:rPr>
-              <w:t>281</w:t>
+              <w:t>85</w:t>
             </w:r>
           </w:p>
         </w:tc>
@@ -5373,7 +5373,7 @@
                 <w:color w:val="64748B"/>
                 <w:sz w:val="19"/>
               </w:rPr>
-              <w:t>284</w:t>
+              <w:t>86</w:t>
             </w:r>
           </w:p>
         </w:tc>
@@ -5469,7 +5469,7 @@
                 <w:color w:val="003366"/>
                 <w:sz w:val="19"/>
               </w:rPr>
-              <w:t>289</w:t>
+              <w:t>88</w:t>
             </w:r>
           </w:p>
         </w:tc>
@@ -5696,7 +5696,7 @@
                 <w:color w:val="1E293B"/>
                 <w:sz w:val="18"/>
               </w:rPr>
-              <w:t>8</w:t>
+              <w:t>3</w:t>
             </w:r>
           </w:p>
         </w:tc>
@@ -5796,7 +5796,7 @@
                 <w:color w:val="1E293B"/>
                 <w:sz w:val="18"/>
               </w:rPr>
-              <w:t>50</w:t>
+              <w:t>19</w:t>
             </w:r>
           </w:p>
         </w:tc>
@@ -5896,7 +5896,7 @@
                 <w:color w:val="1E293B"/>
                 <w:sz w:val="18"/>
               </w:rPr>
-              <w:t>52</w:t>
+              <w:t>20</w:t>
             </w:r>
           </w:p>
         </w:tc>
@@ -5996,7 +5996,7 @@
                 <w:color w:val="1E293B"/>
                 <w:sz w:val="18"/>
               </w:rPr>
-              <w:t>55</w:t>
+              <w:t>22</w:t>
             </w:r>
           </w:p>
         </w:tc>
@@ -6096,7 +6096,7 @@
                 <w:color w:val="1E293B"/>
                 <w:sz w:val="18"/>
               </w:rPr>
-              <w:t>59</w:t>
+              <w:t>23</w:t>
             </w:r>
           </w:p>
         </w:tc>
@@ -6196,7 +6196,7 @@
                 <w:color w:val="1E293B"/>
                 <w:sz w:val="18"/>
               </w:rPr>
-              <w:t>82</w:t>
+              <w:t>29</w:t>
             </w:r>
           </w:p>
         </w:tc>
@@ -6296,7 +6296,7 @@
                 <w:color w:val="1E293B"/>
                 <w:sz w:val="18"/>
               </w:rPr>
-              <w:t>89</w:t>
+              <w:t>31</w:t>
             </w:r>
           </w:p>
         </w:tc>
@@ -6396,7 +6396,7 @@
                 <w:color w:val="1E293B"/>
                 <w:sz w:val="18"/>
               </w:rPr>
-              <w:t>94</w:t>
+              <w:t>33</w:t>
             </w:r>
           </w:p>
         </w:tc>
@@ -6496,7 +6496,7 @@
                 <w:color w:val="1E293B"/>
                 <w:sz w:val="18"/>
               </w:rPr>
-              <w:t>108</w:t>
+              <w:t>36</w:t>
             </w:r>
           </w:p>
         </w:tc>
@@ -6596,7 +6596,7 @@
                 <w:color w:val="1E293B"/>
                 <w:sz w:val="18"/>
               </w:rPr>
-              <w:t>123</w:t>
+              <w:t>40</w:t>
             </w:r>
           </w:p>
         </w:tc>
@@ -6696,7 +6696,7 @@
                 <w:color w:val="1E293B"/>
                 <w:sz w:val="18"/>
               </w:rPr>
-              <w:t>133</w:t>
+              <w:t>42</w:t>
             </w:r>
           </w:p>
         </w:tc>
@@ -6796,7 +6796,7 @@
                 <w:color w:val="1E293B"/>
                 <w:sz w:val="18"/>
               </w:rPr>
-              <w:t>138</w:t>
+              <w:t>44</w:t>
             </w:r>
           </w:p>
         </w:tc>
@@ -6896,7 +6896,7 @@
                 <w:color w:val="1E293B"/>
                 <w:sz w:val="18"/>
               </w:rPr>
-              <w:t>143</w:t>
+              <w:t>45</w:t>
             </w:r>
           </w:p>
         </w:tc>
@@ -6996,7 +6996,7 @@
                 <w:color w:val="1E293B"/>
                 <w:sz w:val="18"/>
               </w:rPr>
-              <w:t>153</w:t>
+              <w:t>47</w:t>
             </w:r>
           </w:p>
         </w:tc>
@@ -7096,7 +7096,7 @@
                 <w:color w:val="1E293B"/>
                 <w:sz w:val="18"/>
               </w:rPr>
-              <w:t>164</w:t>
+              <w:t>50</w:t>
             </w:r>
           </w:p>
         </w:tc>
@@ -7196,7 +7196,7 @@
                 <w:color w:val="1E293B"/>
                 <w:sz w:val="18"/>
               </w:rPr>
-              <w:t>173</w:t>
+              <w:t>53</w:t>
             </w:r>
           </w:p>
         </w:tc>
@@ -7296,7 +7296,7 @@
                 <w:color w:val="1E293B"/>
                 <w:sz w:val="18"/>
               </w:rPr>
-              <w:t>178</w:t>
+              <w:t>54</w:t>
             </w:r>
           </w:p>
         </w:tc>
@@ -7396,7 +7396,7 @@
                 <w:color w:val="1E293B"/>
                 <w:sz w:val="18"/>
               </w:rPr>
-              <w:t>180</w:t>
+              <w:t>55</w:t>
             </w:r>
           </w:p>
         </w:tc>
@@ -7496,7 +7496,7 @@
                 <w:color w:val="1E293B"/>
                 <w:sz w:val="18"/>
               </w:rPr>
-              <w:t>185</w:t>
+              <w:t>57</w:t>
             </w:r>
           </w:p>
         </w:tc>
@@ -7596,7 +7596,7 @@
                 <w:color w:val="1E293B"/>
                 <w:sz w:val="18"/>
               </w:rPr>
-              <w:t>205</w:t>
+              <w:t>63</w:t>
             </w:r>
           </w:p>
         </w:tc>
@@ -7696,7 +7696,7 @@
                 <w:color w:val="1E293B"/>
                 <w:sz w:val="18"/>
               </w:rPr>
-              <w:t>215</w:t>
+              <w:t>65</w:t>
             </w:r>
           </w:p>
         </w:tc>
@@ -7796,7 +7796,7 @@
                 <w:color w:val="1E293B"/>
                 <w:sz w:val="18"/>
               </w:rPr>
-              <w:t>222</w:t>
+              <w:t>67</w:t>
             </w:r>
           </w:p>
         </w:tc>
@@ -7896,7 +7896,7 @@
                 <w:color w:val="1E293B"/>
                 <w:sz w:val="18"/>
               </w:rPr>
-              <w:t>253</w:t>
+              <w:t>75</w:t>
             </w:r>
           </w:p>
         </w:tc>
@@ -8123,7 +8123,7 @@
                 <w:color w:val="1E293B"/>
                 <w:sz w:val="18"/>
               </w:rPr>
-              <w:t>7</w:t>
+              <w:t>3</w:t>
             </w:r>
           </w:p>
         </w:tc>
@@ -8223,7 +8223,7 @@
                 <w:color w:val="1E293B"/>
                 <w:sz w:val="18"/>
               </w:rPr>
-              <w:t>21</w:t>
+              <w:t>9</w:t>
             </w:r>
           </w:p>
         </w:tc>
@@ -8323,7 +8323,7 @@
                 <w:color w:val="1E293B"/>
                 <w:sz w:val="18"/>
               </w:rPr>
-              <w:t>25</w:t>
+              <w:t>11</w:t>
             </w:r>
           </w:p>
         </w:tc>
@@ -8423,7 +8423,7 @@
                 <w:color w:val="1E293B"/>
                 <w:sz w:val="18"/>
               </w:rPr>
-              <w:t>39</w:t>
+              <w:t>16</w:t>
             </w:r>
           </w:p>
         </w:tc>
@@ -8523,7 +8523,7 @@
                 <w:color w:val="1E293B"/>
                 <w:sz w:val="18"/>
               </w:rPr>
-              <w:t>43</w:t>
+              <w:t>17</w:t>
             </w:r>
           </w:p>
         </w:tc>
@@ -8623,7 +8623,7 @@
                 <w:color w:val="1E293B"/>
                 <w:sz w:val="18"/>
               </w:rPr>
-              <w:t>63</w:t>
+              <w:t>25</w:t>
             </w:r>
           </w:p>
         </w:tc>
@@ -8723,7 +8723,7 @@
                 <w:color w:val="1E293B"/>
                 <w:sz w:val="18"/>
               </w:rPr>
-              <w:t>77</w:t>
+              <w:t>28</w:t>
             </w:r>
           </w:p>
         </w:tc>
@@ -8823,7 +8823,7 @@
                 <w:color w:val="1E293B"/>
                 <w:sz w:val="18"/>
               </w:rPr>
-              <w:t>95</w:t>
+              <w:t>33</w:t>
             </w:r>
           </w:p>
         </w:tc>
@@ -8923,7 +8923,7 @@
                 <w:color w:val="1E293B"/>
                 <w:sz w:val="18"/>
               </w:rPr>
-              <w:t>101</w:t>
+              <w:t>34</w:t>
             </w:r>
           </w:p>
         </w:tc>
@@ -9023,7 +9023,7 @@
                 <w:color w:val="1E293B"/>
                 <w:sz w:val="18"/>
               </w:rPr>
-              <w:t>106</w:t>
+              <w:t>35</w:t>
             </w:r>
           </w:p>
         </w:tc>
@@ -9123,7 +9123,7 @@
                 <w:color w:val="1E293B"/>
                 <w:sz w:val="18"/>
               </w:rPr>
-              <w:t>116</w:t>
+              <w:t>37</w:t>
             </w:r>
           </w:p>
         </w:tc>
@@ -9223,7 +9223,7 @@
                 <w:color w:val="1E293B"/>
                 <w:sz w:val="18"/>
               </w:rPr>
-              <w:t>128</w:t>
+              <w:t>41</w:t>
             </w:r>
           </w:p>
         </w:tc>
@@ -9273,7 +9273,7 @@
                 <w:color w:val="1E293B"/>
                 <w:sz w:val="18"/>
               </w:rPr>
-              <w:t>Emerging Market Altman Z''-Score Variables &amp; Parameter Coefficients</w:t>
+              <w:t>Emerening Market Altman Z''-Score Variables &amp; Parameter Coefficients</w:t>
             </w:r>
           </w:p>
         </w:tc>
@@ -9323,7 +9323,7 @@
                 <w:color w:val="1E293B"/>
                 <w:sz w:val="18"/>
               </w:rPr>
-              <w:t>137</w:t>
+              <w:t>43</w:t>
             </w:r>
           </w:p>
         </w:tc>
@@ -9423,7 +9423,7 @@
                 <w:color w:val="1E293B"/>
                 <w:sz w:val="18"/>
               </w:rPr>
-              <w:t>142</w:t>
+              <w:t>44</w:t>
             </w:r>
           </w:p>
         </w:tc>
@@ -9523,7 +9523,7 @@
                 <w:color w:val="1E293B"/>
                 <w:sz w:val="18"/>
               </w:rPr>
-              <w:t>148</w:t>
+              <w:t>46</w:t>
             </w:r>
           </w:p>
         </w:tc>
@@ -9623,7 +9623,7 @@
                 <w:color w:val="1E293B"/>
                 <w:sz w:val="18"/>
               </w:rPr>
-              <w:t>163</w:t>
+              <w:t>50</w:t>
             </w:r>
           </w:p>
         </w:tc>
@@ -9723,7 +9723,7 @@
                 <w:color w:val="1E293B"/>
                 <w:sz w:val="18"/>
               </w:rPr>
-              <w:t>174</w:t>
+              <w:t>53</w:t>
             </w:r>
           </w:p>
         </w:tc>
@@ -9823,7 +9823,7 @@
                 <w:color w:val="1E293B"/>
                 <w:sz w:val="18"/>
               </w:rPr>
-              <w:t>194</w:t>
+              <w:t>59</w:t>
             </w:r>
           </w:p>
         </w:tc>
@@ -9923,7 +9923,7 @@
                 <w:color w:val="1E293B"/>
                 <w:sz w:val="18"/>
               </w:rPr>
-              <w:t>239</w:t>
+              <w:t>71</w:t>
             </w:r>
           </w:p>
         </w:tc>
@@ -10023,7 +10023,7 @@
                 <w:color w:val="1E293B"/>
                 <w:sz w:val="18"/>
               </w:rPr>
-              <w:t>244</w:t>
+              <w:t>73</w:t>
             </w:r>
           </w:p>
         </w:tc>
@@ -10123,7 +10123,7 @@
                 <w:color w:val="1E293B"/>
                 <w:sz w:val="18"/>
               </w:rPr>
-              <w:t>254</w:t>
+              <w:t>76</w:t>
             </w:r>
           </w:p>
         </w:tc>

--- a/Central_Bank_of_India_ILAS_Internship_Report.docx
+++ b/Central_Bank_of_India_ILAS_Internship_Report.docx
@@ -94,12 +94,7 @@
     </w:tbl>
     <w:p>
       <w:pPr>
-        <w:spacing w:before="120" w:after="120"/>
-      </w:pPr>
-    </w:p>
-    <w:p>
-      <w:pPr>
-        <w:spacing w:after="280"/>
+        <w:spacing w:before="200" w:after="280"/>
         <w:jc w:val="center"/>
       </w:pPr>
       <w:r>
@@ -698,7 +693,7 @@
                 <w:color w:val="1E293B"/>
                 <w:sz w:val="19"/>
               </w:rPr>
-              <w:t>1. Deterministic 11-Node LangGraph State Machine: Orchestrates a specialized pipeline of autonomous underwriting agents: Customer Agent (DPDP Act PII Masking), Document Extraction Agent (Universal Multi-Format Ingestion &amp; Deep OCR), KYC Verification Agent, Bank Validation Agent (Penny Drop Simulation), Financial Analysis Agent (Ratio Compounding &amp; MSE Scoring), Predictive ML Risk Agent (XGBoost Default Probability &amp; SHAP Attribution), Policy Retrieval Agent (GAHR-MSR Hybrid Search RAG), Corporate Financial Intelligence &amp; Forensic Valuation Agent, Sanction &amp; Compliance Agent (AML/Sanctions), Decision Synthesis Agent (Hurdle Rate Enforcement), and Report Writing Agent (Bilingual CAM Synthesis).</w:t>
+              <w:t>1. Deterministic 11-Node LangGraph State Machine: Orchestrates Customer (PII Masking), Document OCR, KYC, Bank Penny Drop, Financial Ratio, ML Risk (XGBoost/SHAP), Hybrid RAG, Corporate Intelligence &amp; Forensics, Sanction Compliance, Decision Synthesis, and Report Writing nodes.</w:t>
               <w:br/>
               <w:br/>
             </w:r>
@@ -708,7 +703,7 @@
                 <w:color w:val="1E293B"/>
                 <w:sz w:val="19"/>
               </w:rPr>
-              <w:t>2. Official Central Bank MSME Credit Rating Framework: Fully integrates Form MSE 1 (13 parameters for existing units) and Form MSE II (9 parameters for greenfield units), assigning standardized scores out of 100 marks and mapping borrowers to the official 10-Tier Central Bank Risk Rating Grid (CBI 1 to CBI 10). The engine mathematically enforces the statutory 50-Mark Hurdle Rate and the Defaulter Override Rule (overdues &gt; 3 months trigger an immediate score clamp to 0 marks / CBI 10).</w:t>
+              <w:t>2. Form MSE 1 &amp; Form MSE II Scoring Engines: Integrates official Central Bank MSME rating matrices, mapping borrowers to the 10-Tier CBI Risk Rating Grid (CBI 1 to CBI 10) with mandatory 50-mark Hurdle Rate and Defaulter Override Rule enforcement.</w:t>
               <w:br/>
               <w:br/>
             </w:r>
@@ -718,7 +713,7 @@
                 <w:color w:val="1E293B"/>
                 <w:sz w:val="19"/>
               </w:rPr>
-              <w:t>3. Dynamic Interest Rate Pricing Engine (01.07.2026 Master Circular): Dynamically calculates applicable Repo-Based Lending Rates (RBLR @ 8.25% base) across Retail and MSME facilities, computing exact Credit Risk Premiums (CRP), Business Strategy Premiums (BSP), and statutory concessions (such as the mandatory 25 bps CGTMSE interest concession).</w:t>
+              <w:t>3. Dynamic RBLR Pricing Engine: Pegged to the 01.07.2026 Master Circular on Rate of Interest, dynamically computing RBLR (8.25% base) + CRP + BSP - CGTMSE concessions.</w:t>
               <w:br/>
               <w:br/>
             </w:r>
@@ -728,7 +723,7 @@
                 <w:color w:val="1E293B"/>
                 <w:sz w:val="19"/>
               </w:rPr>
-              <w:t>4. Corporate Financial Intelligence, Forensic Audit &amp; DCF Sizing Suite: Implements 3-Year Credit Monitoring Arrangement (CMA) financial spreading, 5-Pillar financial diagnostics, Maximum Permissible Bank Finance (MPBF) sizing under Tandon Methods I &amp; II and the Nayak Committee Turnover Model, forensic distress early-warning audits via the Emerging Market Altman Z''-Score (Z'' = 6.56X1 + 3.26X2 + 6.72X3 + 1.05X4) and Beneish M-Score (5 earnings manipulation indices: DSRI, GMI, AQI, SGI, TATA), a 3-Year Macroeconomic Stress Testing Simulator, and Discounted Cash Flow (DCF) Enterprise Valuation based on Free Cash Flow to Firm (FCFF).</w:t>
+              <w:t>4. Corporate Financial Intelligence &amp; Forensic Valuation Suite: Features 3-Year CMA spreading, 5-Pillar Diagnostics, Tandon/Nayak MPBF sizing, Emerging Market Altman Z''-Score, Beneish M-Score (5 indices), 3-Year Macro Stress Simulator, and DCF Enterprise Valuation.</w:t>
               <w:br/>
               <w:br/>
             </w:r>
@@ -738,7 +733,7 @@
                 <w:color w:val="1E293B"/>
                 <w:sz w:val="19"/>
               </w:rPr>
-              <w:t>5. Human-in-the-Loop (HITL) Governance &amp; Zero Auto-Sanction Policy: Guarantees that no credit facility is ever auto-disbursed. Applications pause at WAITING_FOR_MANAGER via LangGraph checkpoint interruptions in PostgreSQL, requiring authenticated Credit Manager sign-off (CBOI_ADMIN) or statutory justification logging for discretionary overrides.</w:t>
+              <w:t>5. Human-in-the-Loop Governance: Strict Zero Auto-Sanction Policy pausing executions in PostgreSQL checkpointer (WAITING_FOR_MANAGER) for Credit Manager approval or justification logging.</w:t>
               <w:br/>
               <w:br/>
             </w:r>
@@ -802,10 +797,10 @@
           <w:tcPr>
             <w:tcW w:type="dxa" w:w="7776"/>
             <w:tcMar>
-              <w:top w:w="30" w:type="dxa"/>
-              <w:bottom w:w="30" w:type="dxa"/>
-              <w:left w:w="60" w:type="dxa"/>
-              <w:right w:w="60" w:type="dxa"/>
+              <w:top w:w="25" w:type="dxa"/>
+              <w:bottom w:w="25" w:type="dxa"/>
+              <w:left w:w="50" w:type="dxa"/>
+              <w:right w:w="50" w:type="dxa"/>
             </w:tcMar>
           </w:tcPr>
           <w:p>
@@ -824,10 +819,10 @@
           <w:tcPr>
             <w:tcW w:type="dxa" w:w="1253"/>
             <w:tcMar>
-              <w:top w:w="30" w:type="dxa"/>
-              <w:bottom w:w="30" w:type="dxa"/>
-              <w:left w:w="60" w:type="dxa"/>
-              <w:right w:w="60" w:type="dxa"/>
+              <w:top w:w="25" w:type="dxa"/>
+              <w:bottom w:w="25" w:type="dxa"/>
+              <w:left w:w="50" w:type="dxa"/>
+              <w:right w:w="50" w:type="dxa"/>
             </w:tcMar>
           </w:tcPr>
           <w:p>
@@ -850,10 +845,10 @@
           <w:tcPr>
             <w:tcW w:type="dxa" w:w="7776"/>
             <w:tcMar>
-              <w:top w:w="30" w:type="dxa"/>
-              <w:bottom w:w="30" w:type="dxa"/>
-              <w:left w:w="60" w:type="dxa"/>
-              <w:right w:w="60" w:type="dxa"/>
+              <w:top w:w="25" w:type="dxa"/>
+              <w:bottom w:w="25" w:type="dxa"/>
+              <w:left w:w="50" w:type="dxa"/>
+              <w:right w:w="50" w:type="dxa"/>
             </w:tcMar>
           </w:tcPr>
           <w:p>
@@ -872,10 +867,10 @@
           <w:tcPr>
             <w:tcW w:type="dxa" w:w="1253"/>
             <w:tcMar>
-              <w:top w:w="30" w:type="dxa"/>
-              <w:bottom w:w="30" w:type="dxa"/>
-              <w:left w:w="60" w:type="dxa"/>
-              <w:right w:w="60" w:type="dxa"/>
+              <w:top w:w="25" w:type="dxa"/>
+              <w:bottom w:w="25" w:type="dxa"/>
+              <w:left w:w="50" w:type="dxa"/>
+              <w:right w:w="50" w:type="dxa"/>
             </w:tcMar>
           </w:tcPr>
           <w:p>
@@ -899,10 +894,10 @@
           <w:tcPr>
             <w:tcW w:type="dxa" w:w="7776"/>
             <w:tcMar>
-              <w:top w:w="30" w:type="dxa"/>
-              <w:bottom w:w="30" w:type="dxa"/>
-              <w:left w:w="60" w:type="dxa"/>
-              <w:right w:w="60" w:type="dxa"/>
+              <w:top w:w="25" w:type="dxa"/>
+              <w:bottom w:w="25" w:type="dxa"/>
+              <w:left w:w="50" w:type="dxa"/>
+              <w:right w:w="50" w:type="dxa"/>
             </w:tcMar>
           </w:tcPr>
           <w:p>
@@ -921,10 +916,10 @@
           <w:tcPr>
             <w:tcW w:type="dxa" w:w="1253"/>
             <w:tcMar>
-              <w:top w:w="30" w:type="dxa"/>
-              <w:bottom w:w="30" w:type="dxa"/>
-              <w:left w:w="60" w:type="dxa"/>
-              <w:right w:w="60" w:type="dxa"/>
+              <w:top w:w="25" w:type="dxa"/>
+              <w:bottom w:w="25" w:type="dxa"/>
+              <w:left w:w="50" w:type="dxa"/>
+              <w:right w:w="50" w:type="dxa"/>
             </w:tcMar>
           </w:tcPr>
           <w:p>
@@ -948,10 +943,10 @@
           <w:tcPr>
             <w:tcW w:type="dxa" w:w="7776"/>
             <w:tcMar>
-              <w:top w:w="30" w:type="dxa"/>
-              <w:bottom w:w="30" w:type="dxa"/>
-              <w:left w:w="60" w:type="dxa"/>
-              <w:right w:w="60" w:type="dxa"/>
+              <w:top w:w="25" w:type="dxa"/>
+              <w:bottom w:w="25" w:type="dxa"/>
+              <w:left w:w="50" w:type="dxa"/>
+              <w:right w:w="50" w:type="dxa"/>
             </w:tcMar>
           </w:tcPr>
           <w:p>
@@ -970,10 +965,10 @@
           <w:tcPr>
             <w:tcW w:type="dxa" w:w="1253"/>
             <w:tcMar>
-              <w:top w:w="30" w:type="dxa"/>
-              <w:bottom w:w="30" w:type="dxa"/>
-              <w:left w:w="60" w:type="dxa"/>
-              <w:right w:w="60" w:type="dxa"/>
+              <w:top w:w="25" w:type="dxa"/>
+              <w:bottom w:w="25" w:type="dxa"/>
+              <w:left w:w="50" w:type="dxa"/>
+              <w:right w:w="50" w:type="dxa"/>
             </w:tcMar>
           </w:tcPr>
           <w:p>
@@ -997,10 +992,10 @@
           <w:tcPr>
             <w:tcW w:type="dxa" w:w="7776"/>
             <w:tcMar>
-              <w:top w:w="30" w:type="dxa"/>
-              <w:bottom w:w="30" w:type="dxa"/>
-              <w:left w:w="60" w:type="dxa"/>
-              <w:right w:w="60" w:type="dxa"/>
+              <w:top w:w="25" w:type="dxa"/>
+              <w:bottom w:w="25" w:type="dxa"/>
+              <w:left w:w="50" w:type="dxa"/>
+              <w:right w:w="50" w:type="dxa"/>
             </w:tcMar>
           </w:tcPr>
           <w:p>
@@ -1019,10 +1014,10 @@
           <w:tcPr>
             <w:tcW w:type="dxa" w:w="1253"/>
             <w:tcMar>
-              <w:top w:w="30" w:type="dxa"/>
-              <w:bottom w:w="30" w:type="dxa"/>
-              <w:left w:w="60" w:type="dxa"/>
-              <w:right w:w="60" w:type="dxa"/>
+              <w:top w:w="25" w:type="dxa"/>
+              <w:bottom w:w="25" w:type="dxa"/>
+              <w:left w:w="50" w:type="dxa"/>
+              <w:right w:w="50" w:type="dxa"/>
             </w:tcMar>
           </w:tcPr>
           <w:p>
@@ -1046,10 +1041,10 @@
           <w:tcPr>
             <w:tcW w:type="dxa" w:w="7776"/>
             <w:tcMar>
-              <w:top w:w="30" w:type="dxa"/>
-              <w:bottom w:w="30" w:type="dxa"/>
-              <w:left w:w="60" w:type="dxa"/>
-              <w:right w:w="60" w:type="dxa"/>
+              <w:top w:w="25" w:type="dxa"/>
+              <w:bottom w:w="25" w:type="dxa"/>
+              <w:left w:w="50" w:type="dxa"/>
+              <w:right w:w="50" w:type="dxa"/>
             </w:tcMar>
           </w:tcPr>
           <w:p>
@@ -1068,10 +1063,10 @@
           <w:tcPr>
             <w:tcW w:type="dxa" w:w="1253"/>
             <w:tcMar>
-              <w:top w:w="30" w:type="dxa"/>
-              <w:bottom w:w="30" w:type="dxa"/>
-              <w:left w:w="60" w:type="dxa"/>
-              <w:right w:w="60" w:type="dxa"/>
+              <w:top w:w="25" w:type="dxa"/>
+              <w:bottom w:w="25" w:type="dxa"/>
+              <w:left w:w="50" w:type="dxa"/>
+              <w:right w:w="50" w:type="dxa"/>
             </w:tcMar>
           </w:tcPr>
           <w:p>
@@ -1095,10 +1090,10 @@
           <w:tcPr>
             <w:tcW w:type="dxa" w:w="7776"/>
             <w:tcMar>
-              <w:top w:w="30" w:type="dxa"/>
-              <w:bottom w:w="30" w:type="dxa"/>
-              <w:left w:w="60" w:type="dxa"/>
-              <w:right w:w="60" w:type="dxa"/>
+              <w:top w:w="25" w:type="dxa"/>
+              <w:bottom w:w="25" w:type="dxa"/>
+              <w:left w:w="50" w:type="dxa"/>
+              <w:right w:w="50" w:type="dxa"/>
             </w:tcMar>
           </w:tcPr>
           <w:p>
@@ -1117,10 +1112,10 @@
           <w:tcPr>
             <w:tcW w:type="dxa" w:w="1253"/>
             <w:tcMar>
-              <w:top w:w="30" w:type="dxa"/>
-              <w:bottom w:w="30" w:type="dxa"/>
-              <w:left w:w="60" w:type="dxa"/>
-              <w:right w:w="60" w:type="dxa"/>
+              <w:top w:w="25" w:type="dxa"/>
+              <w:bottom w:w="25" w:type="dxa"/>
+              <w:left w:w="50" w:type="dxa"/>
+              <w:right w:w="50" w:type="dxa"/>
             </w:tcMar>
           </w:tcPr>
           <w:p>
@@ -1144,10 +1139,10 @@
           <w:tcPr>
             <w:tcW w:type="dxa" w:w="7776"/>
             <w:tcMar>
-              <w:top w:w="30" w:type="dxa"/>
-              <w:bottom w:w="30" w:type="dxa"/>
-              <w:left w:w="60" w:type="dxa"/>
-              <w:right w:w="60" w:type="dxa"/>
+              <w:top w:w="25" w:type="dxa"/>
+              <w:bottom w:w="25" w:type="dxa"/>
+              <w:left w:w="50" w:type="dxa"/>
+              <w:right w:w="50" w:type="dxa"/>
             </w:tcMar>
           </w:tcPr>
           <w:p>
@@ -1166,10 +1161,10 @@
           <w:tcPr>
             <w:tcW w:type="dxa" w:w="1253"/>
             <w:tcMar>
-              <w:top w:w="30" w:type="dxa"/>
-              <w:bottom w:w="30" w:type="dxa"/>
-              <w:left w:w="60" w:type="dxa"/>
-              <w:right w:w="60" w:type="dxa"/>
+              <w:top w:w="25" w:type="dxa"/>
+              <w:bottom w:w="25" w:type="dxa"/>
+              <w:left w:w="50" w:type="dxa"/>
+              <w:right w:w="50" w:type="dxa"/>
             </w:tcMar>
           </w:tcPr>
           <w:p>
@@ -1193,10 +1188,10 @@
           <w:tcPr>
             <w:tcW w:type="dxa" w:w="7776"/>
             <w:tcMar>
-              <w:top w:w="30" w:type="dxa"/>
-              <w:bottom w:w="30" w:type="dxa"/>
-              <w:left w:w="60" w:type="dxa"/>
-              <w:right w:w="60" w:type="dxa"/>
+              <w:top w:w="25" w:type="dxa"/>
+              <w:bottom w:w="25" w:type="dxa"/>
+              <w:left w:w="50" w:type="dxa"/>
+              <w:right w:w="50" w:type="dxa"/>
             </w:tcMar>
           </w:tcPr>
           <w:p>
@@ -1215,10 +1210,10 @@
           <w:tcPr>
             <w:tcW w:type="dxa" w:w="1253"/>
             <w:tcMar>
-              <w:top w:w="30" w:type="dxa"/>
-              <w:bottom w:w="30" w:type="dxa"/>
-              <w:left w:w="60" w:type="dxa"/>
-              <w:right w:w="60" w:type="dxa"/>
+              <w:top w:w="25" w:type="dxa"/>
+              <w:bottom w:w="25" w:type="dxa"/>
+              <w:left w:w="50" w:type="dxa"/>
+              <w:right w:w="50" w:type="dxa"/>
             </w:tcMar>
           </w:tcPr>
           <w:p>
@@ -1242,10 +1237,10 @@
           <w:tcPr>
             <w:tcW w:type="dxa" w:w="7776"/>
             <w:tcMar>
-              <w:top w:w="30" w:type="dxa"/>
-              <w:bottom w:w="30" w:type="dxa"/>
-              <w:left w:w="60" w:type="dxa"/>
-              <w:right w:w="60" w:type="dxa"/>
+              <w:top w:w="25" w:type="dxa"/>
+              <w:bottom w:w="25" w:type="dxa"/>
+              <w:left w:w="50" w:type="dxa"/>
+              <w:right w:w="50" w:type="dxa"/>
             </w:tcMar>
           </w:tcPr>
           <w:p>
@@ -1264,10 +1259,10 @@
           <w:tcPr>
             <w:tcW w:type="dxa" w:w="1253"/>
             <w:tcMar>
-              <w:top w:w="30" w:type="dxa"/>
-              <w:bottom w:w="30" w:type="dxa"/>
-              <w:left w:w="60" w:type="dxa"/>
-              <w:right w:w="60" w:type="dxa"/>
+              <w:top w:w="25" w:type="dxa"/>
+              <w:bottom w:w="25" w:type="dxa"/>
+              <w:left w:w="50" w:type="dxa"/>
+              <w:right w:w="50" w:type="dxa"/>
             </w:tcMar>
           </w:tcPr>
           <w:p>
@@ -1291,10 +1286,10 @@
           <w:tcPr>
             <w:tcW w:type="dxa" w:w="7776"/>
             <w:tcMar>
-              <w:top w:w="30" w:type="dxa"/>
-              <w:bottom w:w="30" w:type="dxa"/>
-              <w:left w:w="60" w:type="dxa"/>
-              <w:right w:w="60" w:type="dxa"/>
+              <w:top w:w="25" w:type="dxa"/>
+              <w:bottom w:w="25" w:type="dxa"/>
+              <w:left w:w="50" w:type="dxa"/>
+              <w:right w:w="50" w:type="dxa"/>
             </w:tcMar>
           </w:tcPr>
           <w:p>
@@ -1312,10 +1307,10 @@
           <w:tcPr>
             <w:tcW w:type="dxa" w:w="1253"/>
             <w:tcMar>
-              <w:top w:w="30" w:type="dxa"/>
-              <w:bottom w:w="30" w:type="dxa"/>
-              <w:left w:w="60" w:type="dxa"/>
-              <w:right w:w="60" w:type="dxa"/>
+              <w:top w:w="25" w:type="dxa"/>
+              <w:bottom w:w="25" w:type="dxa"/>
+              <w:left w:w="50" w:type="dxa"/>
+              <w:right w:w="50" w:type="dxa"/>
             </w:tcMar>
           </w:tcPr>
           <w:p>
@@ -1338,10 +1333,10 @@
           <w:tcPr>
             <w:tcW w:type="dxa" w:w="7776"/>
             <w:tcMar>
-              <w:top w:w="30" w:type="dxa"/>
-              <w:bottom w:w="30" w:type="dxa"/>
-              <w:left w:w="60" w:type="dxa"/>
-              <w:right w:w="60" w:type="dxa"/>
+              <w:top w:w="25" w:type="dxa"/>
+              <w:bottom w:w="25" w:type="dxa"/>
+              <w:left w:w="50" w:type="dxa"/>
+              <w:right w:w="50" w:type="dxa"/>
             </w:tcMar>
           </w:tcPr>
           <w:p>
@@ -1360,10 +1355,10 @@
           <w:tcPr>
             <w:tcW w:type="dxa" w:w="1253"/>
             <w:tcMar>
-              <w:top w:w="30" w:type="dxa"/>
-              <w:bottom w:w="30" w:type="dxa"/>
-              <w:left w:w="60" w:type="dxa"/>
-              <w:right w:w="60" w:type="dxa"/>
+              <w:top w:w="25" w:type="dxa"/>
+              <w:bottom w:w="25" w:type="dxa"/>
+              <w:left w:w="50" w:type="dxa"/>
+              <w:right w:w="50" w:type="dxa"/>
             </w:tcMar>
           </w:tcPr>
           <w:p>
@@ -1387,10 +1382,10 @@
           <w:tcPr>
             <w:tcW w:type="dxa" w:w="7776"/>
             <w:tcMar>
-              <w:top w:w="30" w:type="dxa"/>
-              <w:bottom w:w="30" w:type="dxa"/>
-              <w:left w:w="60" w:type="dxa"/>
-              <w:right w:w="60" w:type="dxa"/>
+              <w:top w:w="25" w:type="dxa"/>
+              <w:bottom w:w="25" w:type="dxa"/>
+              <w:left w:w="50" w:type="dxa"/>
+              <w:right w:w="50" w:type="dxa"/>
             </w:tcMar>
           </w:tcPr>
           <w:p>
@@ -1409,10 +1404,10 @@
           <w:tcPr>
             <w:tcW w:type="dxa" w:w="1253"/>
             <w:tcMar>
-              <w:top w:w="30" w:type="dxa"/>
-              <w:bottom w:w="30" w:type="dxa"/>
-              <w:left w:w="60" w:type="dxa"/>
-              <w:right w:w="60" w:type="dxa"/>
+              <w:top w:w="25" w:type="dxa"/>
+              <w:bottom w:w="25" w:type="dxa"/>
+              <w:left w:w="50" w:type="dxa"/>
+              <w:right w:w="50" w:type="dxa"/>
             </w:tcMar>
           </w:tcPr>
           <w:p>
@@ -1436,10 +1431,10 @@
           <w:tcPr>
             <w:tcW w:type="dxa" w:w="7776"/>
             <w:tcMar>
-              <w:top w:w="30" w:type="dxa"/>
-              <w:bottom w:w="30" w:type="dxa"/>
-              <w:left w:w="60" w:type="dxa"/>
-              <w:right w:w="60" w:type="dxa"/>
+              <w:top w:w="25" w:type="dxa"/>
+              <w:bottom w:w="25" w:type="dxa"/>
+              <w:left w:w="50" w:type="dxa"/>
+              <w:right w:w="50" w:type="dxa"/>
             </w:tcMar>
           </w:tcPr>
           <w:p>
@@ -1458,10 +1453,10 @@
           <w:tcPr>
             <w:tcW w:type="dxa" w:w="1253"/>
             <w:tcMar>
-              <w:top w:w="30" w:type="dxa"/>
-              <w:bottom w:w="30" w:type="dxa"/>
-              <w:left w:w="60" w:type="dxa"/>
-              <w:right w:w="60" w:type="dxa"/>
+              <w:top w:w="25" w:type="dxa"/>
+              <w:bottom w:w="25" w:type="dxa"/>
+              <w:left w:w="50" w:type="dxa"/>
+              <w:right w:w="50" w:type="dxa"/>
             </w:tcMar>
           </w:tcPr>
           <w:p>
@@ -1485,10 +1480,10 @@
           <w:tcPr>
             <w:tcW w:type="dxa" w:w="7776"/>
             <w:tcMar>
-              <w:top w:w="30" w:type="dxa"/>
-              <w:bottom w:w="30" w:type="dxa"/>
-              <w:left w:w="60" w:type="dxa"/>
-              <w:right w:w="60" w:type="dxa"/>
+              <w:top w:w="25" w:type="dxa"/>
+              <w:bottom w:w="25" w:type="dxa"/>
+              <w:left w:w="50" w:type="dxa"/>
+              <w:right w:w="50" w:type="dxa"/>
             </w:tcMar>
           </w:tcPr>
           <w:p>
@@ -1507,10 +1502,10 @@
           <w:tcPr>
             <w:tcW w:type="dxa" w:w="1253"/>
             <w:tcMar>
-              <w:top w:w="30" w:type="dxa"/>
-              <w:bottom w:w="30" w:type="dxa"/>
-              <w:left w:w="60" w:type="dxa"/>
-              <w:right w:w="60" w:type="dxa"/>
+              <w:top w:w="25" w:type="dxa"/>
+              <w:bottom w:w="25" w:type="dxa"/>
+              <w:left w:w="50" w:type="dxa"/>
+              <w:right w:w="50" w:type="dxa"/>
             </w:tcMar>
           </w:tcPr>
           <w:p>
@@ -1534,10 +1529,10 @@
           <w:tcPr>
             <w:tcW w:type="dxa" w:w="7776"/>
             <w:tcMar>
-              <w:top w:w="30" w:type="dxa"/>
-              <w:bottom w:w="30" w:type="dxa"/>
-              <w:left w:w="60" w:type="dxa"/>
-              <w:right w:w="60" w:type="dxa"/>
+              <w:top w:w="25" w:type="dxa"/>
+              <w:bottom w:w="25" w:type="dxa"/>
+              <w:left w:w="50" w:type="dxa"/>
+              <w:right w:w="50" w:type="dxa"/>
             </w:tcMar>
           </w:tcPr>
           <w:p>
@@ -1556,10 +1551,10 @@
           <w:tcPr>
             <w:tcW w:type="dxa" w:w="1253"/>
             <w:tcMar>
-              <w:top w:w="30" w:type="dxa"/>
-              <w:bottom w:w="30" w:type="dxa"/>
-              <w:left w:w="60" w:type="dxa"/>
-              <w:right w:w="60" w:type="dxa"/>
+              <w:top w:w="25" w:type="dxa"/>
+              <w:bottom w:w="25" w:type="dxa"/>
+              <w:left w:w="50" w:type="dxa"/>
+              <w:right w:w="50" w:type="dxa"/>
             </w:tcMar>
           </w:tcPr>
           <w:p>
@@ -1583,10 +1578,10 @@
           <w:tcPr>
             <w:tcW w:type="dxa" w:w="7776"/>
             <w:tcMar>
-              <w:top w:w="30" w:type="dxa"/>
-              <w:bottom w:w="30" w:type="dxa"/>
-              <w:left w:w="60" w:type="dxa"/>
-              <w:right w:w="60" w:type="dxa"/>
+              <w:top w:w="25" w:type="dxa"/>
+              <w:bottom w:w="25" w:type="dxa"/>
+              <w:left w:w="50" w:type="dxa"/>
+              <w:right w:w="50" w:type="dxa"/>
             </w:tcMar>
           </w:tcPr>
           <w:p>
@@ -1605,10 +1600,10 @@
           <w:tcPr>
             <w:tcW w:type="dxa" w:w="1253"/>
             <w:tcMar>
-              <w:top w:w="30" w:type="dxa"/>
-              <w:bottom w:w="30" w:type="dxa"/>
-              <w:left w:w="60" w:type="dxa"/>
-              <w:right w:w="60" w:type="dxa"/>
+              <w:top w:w="25" w:type="dxa"/>
+              <w:bottom w:w="25" w:type="dxa"/>
+              <w:left w:w="50" w:type="dxa"/>
+              <w:right w:w="50" w:type="dxa"/>
             </w:tcMar>
           </w:tcPr>
           <w:p>
@@ -1632,10 +1627,10 @@
           <w:tcPr>
             <w:tcW w:type="dxa" w:w="7776"/>
             <w:tcMar>
-              <w:top w:w="30" w:type="dxa"/>
-              <w:bottom w:w="30" w:type="dxa"/>
-              <w:left w:w="60" w:type="dxa"/>
-              <w:right w:w="60" w:type="dxa"/>
+              <w:top w:w="25" w:type="dxa"/>
+              <w:bottom w:w="25" w:type="dxa"/>
+              <w:left w:w="50" w:type="dxa"/>
+              <w:right w:w="50" w:type="dxa"/>
             </w:tcMar>
           </w:tcPr>
           <w:p>
@@ -1654,10 +1649,10 @@
           <w:tcPr>
             <w:tcW w:type="dxa" w:w="1253"/>
             <w:tcMar>
-              <w:top w:w="30" w:type="dxa"/>
-              <w:bottom w:w="30" w:type="dxa"/>
-              <w:left w:w="60" w:type="dxa"/>
-              <w:right w:w="60" w:type="dxa"/>
+              <w:top w:w="25" w:type="dxa"/>
+              <w:bottom w:w="25" w:type="dxa"/>
+              <w:left w:w="50" w:type="dxa"/>
+              <w:right w:w="50" w:type="dxa"/>
             </w:tcMar>
           </w:tcPr>
           <w:p>
@@ -1681,10 +1676,10 @@
           <w:tcPr>
             <w:tcW w:type="dxa" w:w="7776"/>
             <w:tcMar>
-              <w:top w:w="30" w:type="dxa"/>
-              <w:bottom w:w="30" w:type="dxa"/>
-              <w:left w:w="60" w:type="dxa"/>
-              <w:right w:w="60" w:type="dxa"/>
+              <w:top w:w="25" w:type="dxa"/>
+              <w:bottom w:w="25" w:type="dxa"/>
+              <w:left w:w="50" w:type="dxa"/>
+              <w:right w:w="50" w:type="dxa"/>
             </w:tcMar>
           </w:tcPr>
           <w:p>
@@ -1702,10 +1697,10 @@
           <w:tcPr>
             <w:tcW w:type="dxa" w:w="1253"/>
             <w:tcMar>
-              <w:top w:w="30" w:type="dxa"/>
-              <w:bottom w:w="30" w:type="dxa"/>
-              <w:left w:w="60" w:type="dxa"/>
-              <w:right w:w="60" w:type="dxa"/>
+              <w:top w:w="25" w:type="dxa"/>
+              <w:bottom w:w="25" w:type="dxa"/>
+              <w:left w:w="50" w:type="dxa"/>
+              <w:right w:w="50" w:type="dxa"/>
             </w:tcMar>
           </w:tcPr>
           <w:p>
@@ -1728,10 +1723,10 @@
           <w:tcPr>
             <w:tcW w:type="dxa" w:w="7776"/>
             <w:tcMar>
-              <w:top w:w="30" w:type="dxa"/>
-              <w:bottom w:w="30" w:type="dxa"/>
-              <w:left w:w="60" w:type="dxa"/>
-              <w:right w:w="60" w:type="dxa"/>
+              <w:top w:w="25" w:type="dxa"/>
+              <w:bottom w:w="25" w:type="dxa"/>
+              <w:left w:w="50" w:type="dxa"/>
+              <w:right w:w="50" w:type="dxa"/>
             </w:tcMar>
           </w:tcPr>
           <w:p>
@@ -1750,10 +1745,10 @@
           <w:tcPr>
             <w:tcW w:type="dxa" w:w="1253"/>
             <w:tcMar>
-              <w:top w:w="30" w:type="dxa"/>
-              <w:bottom w:w="30" w:type="dxa"/>
-              <w:left w:w="60" w:type="dxa"/>
-              <w:right w:w="60" w:type="dxa"/>
+              <w:top w:w="25" w:type="dxa"/>
+              <w:bottom w:w="25" w:type="dxa"/>
+              <w:left w:w="50" w:type="dxa"/>
+              <w:right w:w="50" w:type="dxa"/>
             </w:tcMar>
           </w:tcPr>
           <w:p>
@@ -1777,10 +1772,10 @@
           <w:tcPr>
             <w:tcW w:type="dxa" w:w="7776"/>
             <w:tcMar>
-              <w:top w:w="30" w:type="dxa"/>
-              <w:bottom w:w="30" w:type="dxa"/>
-              <w:left w:w="60" w:type="dxa"/>
-              <w:right w:w="60" w:type="dxa"/>
+              <w:top w:w="25" w:type="dxa"/>
+              <w:bottom w:w="25" w:type="dxa"/>
+              <w:left w:w="50" w:type="dxa"/>
+              <w:right w:w="50" w:type="dxa"/>
             </w:tcMar>
           </w:tcPr>
           <w:p>
@@ -1799,10 +1794,10 @@
           <w:tcPr>
             <w:tcW w:type="dxa" w:w="1253"/>
             <w:tcMar>
-              <w:top w:w="30" w:type="dxa"/>
-              <w:bottom w:w="30" w:type="dxa"/>
-              <w:left w:w="60" w:type="dxa"/>
-              <w:right w:w="60" w:type="dxa"/>
+              <w:top w:w="25" w:type="dxa"/>
+              <w:bottom w:w="25" w:type="dxa"/>
+              <w:left w:w="50" w:type="dxa"/>
+              <w:right w:w="50" w:type="dxa"/>
             </w:tcMar>
           </w:tcPr>
           <w:p>
@@ -1826,10 +1821,10 @@
           <w:tcPr>
             <w:tcW w:type="dxa" w:w="7776"/>
             <w:tcMar>
-              <w:top w:w="30" w:type="dxa"/>
-              <w:bottom w:w="30" w:type="dxa"/>
-              <w:left w:w="60" w:type="dxa"/>
-              <w:right w:w="60" w:type="dxa"/>
+              <w:top w:w="25" w:type="dxa"/>
+              <w:bottom w:w="25" w:type="dxa"/>
+              <w:left w:w="50" w:type="dxa"/>
+              <w:right w:w="50" w:type="dxa"/>
             </w:tcMar>
           </w:tcPr>
           <w:p>
@@ -1848,10 +1843,10 @@
           <w:tcPr>
             <w:tcW w:type="dxa" w:w="1253"/>
             <w:tcMar>
-              <w:top w:w="30" w:type="dxa"/>
-              <w:bottom w:w="30" w:type="dxa"/>
-              <w:left w:w="60" w:type="dxa"/>
-              <w:right w:w="60" w:type="dxa"/>
+              <w:top w:w="25" w:type="dxa"/>
+              <w:bottom w:w="25" w:type="dxa"/>
+              <w:left w:w="50" w:type="dxa"/>
+              <w:right w:w="50" w:type="dxa"/>
             </w:tcMar>
           </w:tcPr>
           <w:p>
@@ -1875,10 +1870,10 @@
           <w:tcPr>
             <w:tcW w:type="dxa" w:w="7776"/>
             <w:tcMar>
-              <w:top w:w="30" w:type="dxa"/>
-              <w:bottom w:w="30" w:type="dxa"/>
-              <w:left w:w="60" w:type="dxa"/>
-              <w:right w:w="60" w:type="dxa"/>
+              <w:top w:w="25" w:type="dxa"/>
+              <w:bottom w:w="25" w:type="dxa"/>
+              <w:left w:w="50" w:type="dxa"/>
+              <w:right w:w="50" w:type="dxa"/>
             </w:tcMar>
           </w:tcPr>
           <w:p>
@@ -1897,10 +1892,10 @@
           <w:tcPr>
             <w:tcW w:type="dxa" w:w="1253"/>
             <w:tcMar>
-              <w:top w:w="30" w:type="dxa"/>
-              <w:bottom w:w="30" w:type="dxa"/>
-              <w:left w:w="60" w:type="dxa"/>
-              <w:right w:w="60" w:type="dxa"/>
+              <w:top w:w="25" w:type="dxa"/>
+              <w:bottom w:w="25" w:type="dxa"/>
+              <w:left w:w="50" w:type="dxa"/>
+              <w:right w:w="50" w:type="dxa"/>
             </w:tcMar>
           </w:tcPr>
           <w:p>
@@ -1924,10 +1919,10 @@
           <w:tcPr>
             <w:tcW w:type="dxa" w:w="7776"/>
             <w:tcMar>
-              <w:top w:w="30" w:type="dxa"/>
-              <w:bottom w:w="30" w:type="dxa"/>
-              <w:left w:w="60" w:type="dxa"/>
-              <w:right w:w="60" w:type="dxa"/>
+              <w:top w:w="25" w:type="dxa"/>
+              <w:bottom w:w="25" w:type="dxa"/>
+              <w:left w:w="50" w:type="dxa"/>
+              <w:right w:w="50" w:type="dxa"/>
             </w:tcMar>
           </w:tcPr>
           <w:p>
@@ -1946,10 +1941,10 @@
           <w:tcPr>
             <w:tcW w:type="dxa" w:w="1253"/>
             <w:tcMar>
-              <w:top w:w="30" w:type="dxa"/>
-              <w:bottom w:w="30" w:type="dxa"/>
-              <w:left w:w="60" w:type="dxa"/>
-              <w:right w:w="60" w:type="dxa"/>
+              <w:top w:w="25" w:type="dxa"/>
+              <w:bottom w:w="25" w:type="dxa"/>
+              <w:left w:w="50" w:type="dxa"/>
+              <w:right w:w="50" w:type="dxa"/>
             </w:tcMar>
           </w:tcPr>
           <w:p>
@@ -1973,10 +1968,10 @@
           <w:tcPr>
             <w:tcW w:type="dxa" w:w="7776"/>
             <w:tcMar>
-              <w:top w:w="30" w:type="dxa"/>
-              <w:bottom w:w="30" w:type="dxa"/>
-              <w:left w:w="60" w:type="dxa"/>
-              <w:right w:w="60" w:type="dxa"/>
+              <w:top w:w="25" w:type="dxa"/>
+              <w:bottom w:w="25" w:type="dxa"/>
+              <w:left w:w="50" w:type="dxa"/>
+              <w:right w:w="50" w:type="dxa"/>
             </w:tcMar>
           </w:tcPr>
           <w:p>
@@ -1995,10 +1990,10 @@
           <w:tcPr>
             <w:tcW w:type="dxa" w:w="1253"/>
             <w:tcMar>
-              <w:top w:w="30" w:type="dxa"/>
-              <w:bottom w:w="30" w:type="dxa"/>
-              <w:left w:w="60" w:type="dxa"/>
-              <w:right w:w="60" w:type="dxa"/>
+              <w:top w:w="25" w:type="dxa"/>
+              <w:bottom w:w="25" w:type="dxa"/>
+              <w:left w:w="50" w:type="dxa"/>
+              <w:right w:w="50" w:type="dxa"/>
             </w:tcMar>
           </w:tcPr>
           <w:p>
@@ -2022,10 +2017,10 @@
           <w:tcPr>
             <w:tcW w:type="dxa" w:w="7776"/>
             <w:tcMar>
-              <w:top w:w="30" w:type="dxa"/>
-              <w:bottom w:w="30" w:type="dxa"/>
-              <w:left w:w="60" w:type="dxa"/>
-              <w:right w:w="60" w:type="dxa"/>
+              <w:top w:w="25" w:type="dxa"/>
+              <w:bottom w:w="25" w:type="dxa"/>
+              <w:left w:w="50" w:type="dxa"/>
+              <w:right w:w="50" w:type="dxa"/>
             </w:tcMar>
           </w:tcPr>
           <w:p>
@@ -2043,10 +2038,10 @@
           <w:tcPr>
             <w:tcW w:type="dxa" w:w="1253"/>
             <w:tcMar>
-              <w:top w:w="30" w:type="dxa"/>
-              <w:bottom w:w="30" w:type="dxa"/>
-              <w:left w:w="60" w:type="dxa"/>
-              <w:right w:w="60" w:type="dxa"/>
+              <w:top w:w="25" w:type="dxa"/>
+              <w:bottom w:w="25" w:type="dxa"/>
+              <w:left w:w="50" w:type="dxa"/>
+              <w:right w:w="50" w:type="dxa"/>
             </w:tcMar>
           </w:tcPr>
           <w:p>
@@ -2069,10 +2064,10 @@
           <w:tcPr>
             <w:tcW w:type="dxa" w:w="7776"/>
             <w:tcMar>
-              <w:top w:w="30" w:type="dxa"/>
-              <w:bottom w:w="30" w:type="dxa"/>
-              <w:left w:w="60" w:type="dxa"/>
-              <w:right w:w="60" w:type="dxa"/>
+              <w:top w:w="25" w:type="dxa"/>
+              <w:bottom w:w="25" w:type="dxa"/>
+              <w:left w:w="50" w:type="dxa"/>
+              <w:right w:w="50" w:type="dxa"/>
             </w:tcMar>
           </w:tcPr>
           <w:p>
@@ -2091,10 +2086,10 @@
           <w:tcPr>
             <w:tcW w:type="dxa" w:w="1253"/>
             <w:tcMar>
-              <w:top w:w="30" w:type="dxa"/>
-              <w:bottom w:w="30" w:type="dxa"/>
-              <w:left w:w="60" w:type="dxa"/>
-              <w:right w:w="60" w:type="dxa"/>
+              <w:top w:w="25" w:type="dxa"/>
+              <w:bottom w:w="25" w:type="dxa"/>
+              <w:left w:w="50" w:type="dxa"/>
+              <w:right w:w="50" w:type="dxa"/>
             </w:tcMar>
           </w:tcPr>
           <w:p>
@@ -2118,10 +2113,10 @@
           <w:tcPr>
             <w:tcW w:type="dxa" w:w="7776"/>
             <w:tcMar>
-              <w:top w:w="30" w:type="dxa"/>
-              <w:bottom w:w="30" w:type="dxa"/>
-              <w:left w:w="60" w:type="dxa"/>
-              <w:right w:w="60" w:type="dxa"/>
+              <w:top w:w="25" w:type="dxa"/>
+              <w:bottom w:w="25" w:type="dxa"/>
+              <w:left w:w="50" w:type="dxa"/>
+              <w:right w:w="50" w:type="dxa"/>
             </w:tcMar>
           </w:tcPr>
           <w:p>
@@ -2140,10 +2135,10 @@
           <w:tcPr>
             <w:tcW w:type="dxa" w:w="1253"/>
             <w:tcMar>
-              <w:top w:w="30" w:type="dxa"/>
-              <w:bottom w:w="30" w:type="dxa"/>
-              <w:left w:w="60" w:type="dxa"/>
-              <w:right w:w="60" w:type="dxa"/>
+              <w:top w:w="25" w:type="dxa"/>
+              <w:bottom w:w="25" w:type="dxa"/>
+              <w:left w:w="50" w:type="dxa"/>
+              <w:right w:w="50" w:type="dxa"/>
             </w:tcMar>
           </w:tcPr>
           <w:p>
@@ -2167,10 +2162,10 @@
           <w:tcPr>
             <w:tcW w:type="dxa" w:w="7776"/>
             <w:tcMar>
-              <w:top w:w="30" w:type="dxa"/>
-              <w:bottom w:w="30" w:type="dxa"/>
-              <w:left w:w="60" w:type="dxa"/>
-              <w:right w:w="60" w:type="dxa"/>
+              <w:top w:w="25" w:type="dxa"/>
+              <w:bottom w:w="25" w:type="dxa"/>
+              <w:left w:w="50" w:type="dxa"/>
+              <w:right w:w="50" w:type="dxa"/>
             </w:tcMar>
           </w:tcPr>
           <w:p>
@@ -2189,10 +2184,10 @@
           <w:tcPr>
             <w:tcW w:type="dxa" w:w="1253"/>
             <w:tcMar>
-              <w:top w:w="30" w:type="dxa"/>
-              <w:bottom w:w="30" w:type="dxa"/>
-              <w:left w:w="60" w:type="dxa"/>
-              <w:right w:w="60" w:type="dxa"/>
+              <w:top w:w="25" w:type="dxa"/>
+              <w:bottom w:w="25" w:type="dxa"/>
+              <w:left w:w="50" w:type="dxa"/>
+              <w:right w:w="50" w:type="dxa"/>
             </w:tcMar>
           </w:tcPr>
           <w:p>
@@ -2216,10 +2211,10 @@
           <w:tcPr>
             <w:tcW w:type="dxa" w:w="7776"/>
             <w:tcMar>
-              <w:top w:w="30" w:type="dxa"/>
-              <w:bottom w:w="30" w:type="dxa"/>
-              <w:left w:w="60" w:type="dxa"/>
-              <w:right w:w="60" w:type="dxa"/>
+              <w:top w:w="25" w:type="dxa"/>
+              <w:bottom w:w="25" w:type="dxa"/>
+              <w:left w:w="50" w:type="dxa"/>
+              <w:right w:w="50" w:type="dxa"/>
             </w:tcMar>
           </w:tcPr>
           <w:p>
@@ -2238,10 +2233,10 @@
           <w:tcPr>
             <w:tcW w:type="dxa" w:w="1253"/>
             <w:tcMar>
-              <w:top w:w="30" w:type="dxa"/>
-              <w:bottom w:w="30" w:type="dxa"/>
-              <w:left w:w="60" w:type="dxa"/>
-              <w:right w:w="60" w:type="dxa"/>
+              <w:top w:w="25" w:type="dxa"/>
+              <w:bottom w:w="25" w:type="dxa"/>
+              <w:left w:w="50" w:type="dxa"/>
+              <w:right w:w="50" w:type="dxa"/>
             </w:tcMar>
           </w:tcPr>
           <w:p>
@@ -2265,10 +2260,10 @@
           <w:tcPr>
             <w:tcW w:type="dxa" w:w="7776"/>
             <w:tcMar>
-              <w:top w:w="30" w:type="dxa"/>
-              <w:bottom w:w="30" w:type="dxa"/>
-              <w:left w:w="60" w:type="dxa"/>
-              <w:right w:w="60" w:type="dxa"/>
+              <w:top w:w="25" w:type="dxa"/>
+              <w:bottom w:w="25" w:type="dxa"/>
+              <w:left w:w="50" w:type="dxa"/>
+              <w:right w:w="50" w:type="dxa"/>
             </w:tcMar>
           </w:tcPr>
           <w:p>
@@ -2287,10 +2282,10 @@
           <w:tcPr>
             <w:tcW w:type="dxa" w:w="1253"/>
             <w:tcMar>
-              <w:top w:w="30" w:type="dxa"/>
-              <w:bottom w:w="30" w:type="dxa"/>
-              <w:left w:w="60" w:type="dxa"/>
-              <w:right w:w="60" w:type="dxa"/>
+              <w:top w:w="25" w:type="dxa"/>
+              <w:bottom w:w="25" w:type="dxa"/>
+              <w:left w:w="50" w:type="dxa"/>
+              <w:right w:w="50" w:type="dxa"/>
             </w:tcMar>
           </w:tcPr>
           <w:p>
@@ -2314,10 +2309,10 @@
           <w:tcPr>
             <w:tcW w:type="dxa" w:w="7776"/>
             <w:tcMar>
-              <w:top w:w="30" w:type="dxa"/>
-              <w:bottom w:w="30" w:type="dxa"/>
-              <w:left w:w="60" w:type="dxa"/>
-              <w:right w:w="60" w:type="dxa"/>
+              <w:top w:w="25" w:type="dxa"/>
+              <w:bottom w:w="25" w:type="dxa"/>
+              <w:left w:w="50" w:type="dxa"/>
+              <w:right w:w="50" w:type="dxa"/>
             </w:tcMar>
           </w:tcPr>
           <w:p>
@@ -2336,10 +2331,10 @@
           <w:tcPr>
             <w:tcW w:type="dxa" w:w="1253"/>
             <w:tcMar>
-              <w:top w:w="30" w:type="dxa"/>
-              <w:bottom w:w="30" w:type="dxa"/>
-              <w:left w:w="60" w:type="dxa"/>
-              <w:right w:w="60" w:type="dxa"/>
+              <w:top w:w="25" w:type="dxa"/>
+              <w:bottom w:w="25" w:type="dxa"/>
+              <w:left w:w="50" w:type="dxa"/>
+              <w:right w:w="50" w:type="dxa"/>
             </w:tcMar>
           </w:tcPr>
           <w:p>
@@ -2363,10 +2358,10 @@
           <w:tcPr>
             <w:tcW w:type="dxa" w:w="7776"/>
             <w:tcMar>
-              <w:top w:w="30" w:type="dxa"/>
-              <w:bottom w:w="30" w:type="dxa"/>
-              <w:left w:w="60" w:type="dxa"/>
-              <w:right w:w="60" w:type="dxa"/>
+              <w:top w:w="25" w:type="dxa"/>
+              <w:bottom w:w="25" w:type="dxa"/>
+              <w:left w:w="50" w:type="dxa"/>
+              <w:right w:w="50" w:type="dxa"/>
             </w:tcMar>
           </w:tcPr>
           <w:p>
@@ -2384,10 +2379,10 @@
           <w:tcPr>
             <w:tcW w:type="dxa" w:w="1253"/>
             <w:tcMar>
-              <w:top w:w="30" w:type="dxa"/>
-              <w:bottom w:w="30" w:type="dxa"/>
-              <w:left w:w="60" w:type="dxa"/>
-              <w:right w:w="60" w:type="dxa"/>
+              <w:top w:w="25" w:type="dxa"/>
+              <w:bottom w:w="25" w:type="dxa"/>
+              <w:left w:w="50" w:type="dxa"/>
+              <w:right w:w="50" w:type="dxa"/>
             </w:tcMar>
           </w:tcPr>
           <w:p>
@@ -2410,10 +2405,10 @@
           <w:tcPr>
             <w:tcW w:type="dxa" w:w="7776"/>
             <w:tcMar>
-              <w:top w:w="30" w:type="dxa"/>
-              <w:bottom w:w="30" w:type="dxa"/>
-              <w:left w:w="60" w:type="dxa"/>
-              <w:right w:w="60" w:type="dxa"/>
+              <w:top w:w="25" w:type="dxa"/>
+              <w:bottom w:w="25" w:type="dxa"/>
+              <w:left w:w="50" w:type="dxa"/>
+              <w:right w:w="50" w:type="dxa"/>
             </w:tcMar>
           </w:tcPr>
           <w:p>
@@ -2432,10 +2427,10 @@
           <w:tcPr>
             <w:tcW w:type="dxa" w:w="1253"/>
             <w:tcMar>
-              <w:top w:w="30" w:type="dxa"/>
-              <w:bottom w:w="30" w:type="dxa"/>
-              <w:left w:w="60" w:type="dxa"/>
-              <w:right w:w="60" w:type="dxa"/>
+              <w:top w:w="25" w:type="dxa"/>
+              <w:bottom w:w="25" w:type="dxa"/>
+              <w:left w:w="50" w:type="dxa"/>
+              <w:right w:w="50" w:type="dxa"/>
             </w:tcMar>
           </w:tcPr>
           <w:p>
@@ -2459,10 +2454,10 @@
           <w:tcPr>
             <w:tcW w:type="dxa" w:w="7776"/>
             <w:tcMar>
-              <w:top w:w="30" w:type="dxa"/>
-              <w:bottom w:w="30" w:type="dxa"/>
-              <w:left w:w="60" w:type="dxa"/>
-              <w:right w:w="60" w:type="dxa"/>
+              <w:top w:w="25" w:type="dxa"/>
+              <w:bottom w:w="25" w:type="dxa"/>
+              <w:left w:w="50" w:type="dxa"/>
+              <w:right w:w="50" w:type="dxa"/>
             </w:tcMar>
           </w:tcPr>
           <w:p>
@@ -2481,10 +2476,10 @@
           <w:tcPr>
             <w:tcW w:type="dxa" w:w="1253"/>
             <w:tcMar>
-              <w:top w:w="30" w:type="dxa"/>
-              <w:bottom w:w="30" w:type="dxa"/>
-              <w:left w:w="60" w:type="dxa"/>
-              <w:right w:w="60" w:type="dxa"/>
+              <w:top w:w="25" w:type="dxa"/>
+              <w:bottom w:w="25" w:type="dxa"/>
+              <w:left w:w="50" w:type="dxa"/>
+              <w:right w:w="50" w:type="dxa"/>
             </w:tcMar>
           </w:tcPr>
           <w:p>
@@ -2508,10 +2503,10 @@
           <w:tcPr>
             <w:tcW w:type="dxa" w:w="7776"/>
             <w:tcMar>
-              <w:top w:w="30" w:type="dxa"/>
-              <w:bottom w:w="30" w:type="dxa"/>
-              <w:left w:w="60" w:type="dxa"/>
-              <w:right w:w="60" w:type="dxa"/>
+              <w:top w:w="25" w:type="dxa"/>
+              <w:bottom w:w="25" w:type="dxa"/>
+              <w:left w:w="50" w:type="dxa"/>
+              <w:right w:w="50" w:type="dxa"/>
             </w:tcMar>
           </w:tcPr>
           <w:p>
@@ -2530,10 +2525,10 @@
           <w:tcPr>
             <w:tcW w:type="dxa" w:w="1253"/>
             <w:tcMar>
-              <w:top w:w="30" w:type="dxa"/>
-              <w:bottom w:w="30" w:type="dxa"/>
-              <w:left w:w="60" w:type="dxa"/>
-              <w:right w:w="60" w:type="dxa"/>
+              <w:top w:w="25" w:type="dxa"/>
+              <w:bottom w:w="25" w:type="dxa"/>
+              <w:left w:w="50" w:type="dxa"/>
+              <w:right w:w="50" w:type="dxa"/>
             </w:tcMar>
           </w:tcPr>
           <w:p>
@@ -2557,10 +2552,10 @@
           <w:tcPr>
             <w:tcW w:type="dxa" w:w="7776"/>
             <w:tcMar>
-              <w:top w:w="30" w:type="dxa"/>
-              <w:bottom w:w="30" w:type="dxa"/>
-              <w:left w:w="60" w:type="dxa"/>
-              <w:right w:w="60" w:type="dxa"/>
+              <w:top w:w="25" w:type="dxa"/>
+              <w:bottom w:w="25" w:type="dxa"/>
+              <w:left w:w="50" w:type="dxa"/>
+              <w:right w:w="50" w:type="dxa"/>
             </w:tcMar>
           </w:tcPr>
           <w:p>
@@ -2579,10 +2574,10 @@
           <w:tcPr>
             <w:tcW w:type="dxa" w:w="1253"/>
             <w:tcMar>
-              <w:top w:w="30" w:type="dxa"/>
-              <w:bottom w:w="30" w:type="dxa"/>
-              <w:left w:w="60" w:type="dxa"/>
-              <w:right w:w="60" w:type="dxa"/>
+              <w:top w:w="25" w:type="dxa"/>
+              <w:bottom w:w="25" w:type="dxa"/>
+              <w:left w:w="50" w:type="dxa"/>
+              <w:right w:w="50" w:type="dxa"/>
             </w:tcMar>
           </w:tcPr>
           <w:p>
@@ -2606,10 +2601,10 @@
           <w:tcPr>
             <w:tcW w:type="dxa" w:w="7776"/>
             <w:tcMar>
-              <w:top w:w="30" w:type="dxa"/>
-              <w:bottom w:w="30" w:type="dxa"/>
-              <w:left w:w="60" w:type="dxa"/>
-              <w:right w:w="60" w:type="dxa"/>
+              <w:top w:w="25" w:type="dxa"/>
+              <w:bottom w:w="25" w:type="dxa"/>
+              <w:left w:w="50" w:type="dxa"/>
+              <w:right w:w="50" w:type="dxa"/>
             </w:tcMar>
           </w:tcPr>
           <w:p>
@@ -2628,10 +2623,10 @@
           <w:tcPr>
             <w:tcW w:type="dxa" w:w="1253"/>
             <w:tcMar>
-              <w:top w:w="30" w:type="dxa"/>
-              <w:bottom w:w="30" w:type="dxa"/>
-              <w:left w:w="60" w:type="dxa"/>
-              <w:right w:w="60" w:type="dxa"/>
+              <w:top w:w="25" w:type="dxa"/>
+              <w:bottom w:w="25" w:type="dxa"/>
+              <w:left w:w="50" w:type="dxa"/>
+              <w:right w:w="50" w:type="dxa"/>
             </w:tcMar>
           </w:tcPr>
           <w:p>
@@ -2655,10 +2650,10 @@
           <w:tcPr>
             <w:tcW w:type="dxa" w:w="7776"/>
             <w:tcMar>
-              <w:top w:w="30" w:type="dxa"/>
-              <w:bottom w:w="30" w:type="dxa"/>
-              <w:left w:w="60" w:type="dxa"/>
-              <w:right w:w="60" w:type="dxa"/>
+              <w:top w:w="25" w:type="dxa"/>
+              <w:bottom w:w="25" w:type="dxa"/>
+              <w:left w:w="50" w:type="dxa"/>
+              <w:right w:w="50" w:type="dxa"/>
             </w:tcMar>
           </w:tcPr>
           <w:p>
@@ -2677,10 +2672,10 @@
           <w:tcPr>
             <w:tcW w:type="dxa" w:w="1253"/>
             <w:tcMar>
-              <w:top w:w="30" w:type="dxa"/>
-              <w:bottom w:w="30" w:type="dxa"/>
-              <w:left w:w="60" w:type="dxa"/>
-              <w:right w:w="60" w:type="dxa"/>
+              <w:top w:w="25" w:type="dxa"/>
+              <w:bottom w:w="25" w:type="dxa"/>
+              <w:left w:w="50" w:type="dxa"/>
+              <w:right w:w="50" w:type="dxa"/>
             </w:tcMar>
           </w:tcPr>
           <w:p>
@@ -2704,10 +2699,10 @@
           <w:tcPr>
             <w:tcW w:type="dxa" w:w="7776"/>
             <w:tcMar>
-              <w:top w:w="30" w:type="dxa"/>
-              <w:bottom w:w="30" w:type="dxa"/>
-              <w:left w:w="60" w:type="dxa"/>
-              <w:right w:w="60" w:type="dxa"/>
+              <w:top w:w="25" w:type="dxa"/>
+              <w:bottom w:w="25" w:type="dxa"/>
+              <w:left w:w="50" w:type="dxa"/>
+              <w:right w:w="50" w:type="dxa"/>
             </w:tcMar>
           </w:tcPr>
           <w:p>
@@ -2725,10 +2720,10 @@
           <w:tcPr>
             <w:tcW w:type="dxa" w:w="1253"/>
             <w:tcMar>
-              <w:top w:w="30" w:type="dxa"/>
-              <w:bottom w:w="30" w:type="dxa"/>
-              <w:left w:w="60" w:type="dxa"/>
-              <w:right w:w="60" w:type="dxa"/>
+              <w:top w:w="25" w:type="dxa"/>
+              <w:bottom w:w="25" w:type="dxa"/>
+              <w:left w:w="50" w:type="dxa"/>
+              <w:right w:w="50" w:type="dxa"/>
             </w:tcMar>
           </w:tcPr>
           <w:p>
@@ -2751,10 +2746,10 @@
           <w:tcPr>
             <w:tcW w:type="dxa" w:w="7776"/>
             <w:tcMar>
-              <w:top w:w="30" w:type="dxa"/>
-              <w:bottom w:w="30" w:type="dxa"/>
-              <w:left w:w="60" w:type="dxa"/>
-              <w:right w:w="60" w:type="dxa"/>
+              <w:top w:w="25" w:type="dxa"/>
+              <w:bottom w:w="25" w:type="dxa"/>
+              <w:left w:w="50" w:type="dxa"/>
+              <w:right w:w="50" w:type="dxa"/>
             </w:tcMar>
           </w:tcPr>
           <w:p>
@@ -2773,10 +2768,10 @@
           <w:tcPr>
             <w:tcW w:type="dxa" w:w="1253"/>
             <w:tcMar>
-              <w:top w:w="30" w:type="dxa"/>
-              <w:bottom w:w="30" w:type="dxa"/>
-              <w:left w:w="60" w:type="dxa"/>
-              <w:right w:w="60" w:type="dxa"/>
+              <w:top w:w="25" w:type="dxa"/>
+              <w:bottom w:w="25" w:type="dxa"/>
+              <w:left w:w="50" w:type="dxa"/>
+              <w:right w:w="50" w:type="dxa"/>
             </w:tcMar>
           </w:tcPr>
           <w:p>
@@ -2800,10 +2795,10 @@
           <w:tcPr>
             <w:tcW w:type="dxa" w:w="7776"/>
             <w:tcMar>
-              <w:top w:w="30" w:type="dxa"/>
-              <w:bottom w:w="30" w:type="dxa"/>
-              <w:left w:w="60" w:type="dxa"/>
-              <w:right w:w="60" w:type="dxa"/>
+              <w:top w:w="25" w:type="dxa"/>
+              <w:bottom w:w="25" w:type="dxa"/>
+              <w:left w:w="50" w:type="dxa"/>
+              <w:right w:w="50" w:type="dxa"/>
             </w:tcMar>
           </w:tcPr>
           <w:p>
@@ -2822,10 +2817,10 @@
           <w:tcPr>
             <w:tcW w:type="dxa" w:w="1253"/>
             <w:tcMar>
-              <w:top w:w="30" w:type="dxa"/>
-              <w:bottom w:w="30" w:type="dxa"/>
-              <w:left w:w="60" w:type="dxa"/>
-              <w:right w:w="60" w:type="dxa"/>
+              <w:top w:w="25" w:type="dxa"/>
+              <w:bottom w:w="25" w:type="dxa"/>
+              <w:left w:w="50" w:type="dxa"/>
+              <w:right w:w="50" w:type="dxa"/>
             </w:tcMar>
           </w:tcPr>
           <w:p>
@@ -2849,10 +2844,10 @@
           <w:tcPr>
             <w:tcW w:type="dxa" w:w="7776"/>
             <w:tcMar>
-              <w:top w:w="30" w:type="dxa"/>
-              <w:bottom w:w="30" w:type="dxa"/>
-              <w:left w:w="60" w:type="dxa"/>
-              <w:right w:w="60" w:type="dxa"/>
+              <w:top w:w="25" w:type="dxa"/>
+              <w:bottom w:w="25" w:type="dxa"/>
+              <w:left w:w="50" w:type="dxa"/>
+              <w:right w:w="50" w:type="dxa"/>
             </w:tcMar>
           </w:tcPr>
           <w:p>
@@ -2871,10 +2866,10 @@
           <w:tcPr>
             <w:tcW w:type="dxa" w:w="1253"/>
             <w:tcMar>
-              <w:top w:w="30" w:type="dxa"/>
-              <w:bottom w:w="30" w:type="dxa"/>
-              <w:left w:w="60" w:type="dxa"/>
-              <w:right w:w="60" w:type="dxa"/>
+              <w:top w:w="25" w:type="dxa"/>
+              <w:bottom w:w="25" w:type="dxa"/>
+              <w:left w:w="50" w:type="dxa"/>
+              <w:right w:w="50" w:type="dxa"/>
             </w:tcMar>
           </w:tcPr>
           <w:p>
@@ -2898,10 +2893,10 @@
           <w:tcPr>
             <w:tcW w:type="dxa" w:w="7776"/>
             <w:tcMar>
-              <w:top w:w="30" w:type="dxa"/>
-              <w:bottom w:w="30" w:type="dxa"/>
-              <w:left w:w="60" w:type="dxa"/>
-              <w:right w:w="60" w:type="dxa"/>
+              <w:top w:w="25" w:type="dxa"/>
+              <w:bottom w:w="25" w:type="dxa"/>
+              <w:left w:w="50" w:type="dxa"/>
+              <w:right w:w="50" w:type="dxa"/>
             </w:tcMar>
           </w:tcPr>
           <w:p>
@@ -2920,10 +2915,10 @@
           <w:tcPr>
             <w:tcW w:type="dxa" w:w="1253"/>
             <w:tcMar>
-              <w:top w:w="30" w:type="dxa"/>
-              <w:bottom w:w="30" w:type="dxa"/>
-              <w:left w:w="60" w:type="dxa"/>
-              <w:right w:w="60" w:type="dxa"/>
+              <w:top w:w="25" w:type="dxa"/>
+              <w:bottom w:w="25" w:type="dxa"/>
+              <w:left w:w="50" w:type="dxa"/>
+              <w:right w:w="50" w:type="dxa"/>
             </w:tcMar>
           </w:tcPr>
           <w:p>
@@ -2947,10 +2942,10 @@
           <w:tcPr>
             <w:tcW w:type="dxa" w:w="7776"/>
             <w:tcMar>
-              <w:top w:w="30" w:type="dxa"/>
-              <w:bottom w:w="30" w:type="dxa"/>
-              <w:left w:w="60" w:type="dxa"/>
-              <w:right w:w="60" w:type="dxa"/>
+              <w:top w:w="25" w:type="dxa"/>
+              <w:bottom w:w="25" w:type="dxa"/>
+              <w:left w:w="50" w:type="dxa"/>
+              <w:right w:w="50" w:type="dxa"/>
             </w:tcMar>
           </w:tcPr>
           <w:p>
@@ -2969,10 +2964,10 @@
           <w:tcPr>
             <w:tcW w:type="dxa" w:w="1253"/>
             <w:tcMar>
-              <w:top w:w="30" w:type="dxa"/>
-              <w:bottom w:w="30" w:type="dxa"/>
-              <w:left w:w="60" w:type="dxa"/>
-              <w:right w:w="60" w:type="dxa"/>
+              <w:top w:w="25" w:type="dxa"/>
+              <w:bottom w:w="25" w:type="dxa"/>
+              <w:left w:w="50" w:type="dxa"/>
+              <w:right w:w="50" w:type="dxa"/>
             </w:tcMar>
           </w:tcPr>
           <w:p>
@@ -2996,10 +2991,10 @@
           <w:tcPr>
             <w:tcW w:type="dxa" w:w="7776"/>
             <w:tcMar>
-              <w:top w:w="30" w:type="dxa"/>
-              <w:bottom w:w="30" w:type="dxa"/>
-              <w:left w:w="60" w:type="dxa"/>
-              <w:right w:w="60" w:type="dxa"/>
+              <w:top w:w="25" w:type="dxa"/>
+              <w:bottom w:w="25" w:type="dxa"/>
+              <w:left w:w="50" w:type="dxa"/>
+              <w:right w:w="50" w:type="dxa"/>
             </w:tcMar>
           </w:tcPr>
           <w:p>
@@ -3018,10 +3013,10 @@
           <w:tcPr>
             <w:tcW w:type="dxa" w:w="1253"/>
             <w:tcMar>
-              <w:top w:w="30" w:type="dxa"/>
-              <w:bottom w:w="30" w:type="dxa"/>
-              <w:left w:w="60" w:type="dxa"/>
-              <w:right w:w="60" w:type="dxa"/>
+              <w:top w:w="25" w:type="dxa"/>
+              <w:bottom w:w="25" w:type="dxa"/>
+              <w:left w:w="50" w:type="dxa"/>
+              <w:right w:w="50" w:type="dxa"/>
             </w:tcMar>
           </w:tcPr>
           <w:p>
@@ -3045,10 +3040,10 @@
           <w:tcPr>
             <w:tcW w:type="dxa" w:w="7776"/>
             <w:tcMar>
-              <w:top w:w="30" w:type="dxa"/>
-              <w:bottom w:w="30" w:type="dxa"/>
-              <w:left w:w="60" w:type="dxa"/>
-              <w:right w:w="60" w:type="dxa"/>
+              <w:top w:w="25" w:type="dxa"/>
+              <w:bottom w:w="25" w:type="dxa"/>
+              <w:left w:w="50" w:type="dxa"/>
+              <w:right w:w="50" w:type="dxa"/>
             </w:tcMar>
           </w:tcPr>
           <w:p>
@@ -3067,10 +3062,10 @@
           <w:tcPr>
             <w:tcW w:type="dxa" w:w="1253"/>
             <w:tcMar>
-              <w:top w:w="30" w:type="dxa"/>
-              <w:bottom w:w="30" w:type="dxa"/>
-              <w:left w:w="60" w:type="dxa"/>
-              <w:right w:w="60" w:type="dxa"/>
+              <w:top w:w="25" w:type="dxa"/>
+              <w:bottom w:w="25" w:type="dxa"/>
+              <w:left w:w="50" w:type="dxa"/>
+              <w:right w:w="50" w:type="dxa"/>
             </w:tcMar>
           </w:tcPr>
           <w:p>
@@ -3094,10 +3089,10 @@
           <w:tcPr>
             <w:tcW w:type="dxa" w:w="7776"/>
             <w:tcMar>
-              <w:top w:w="30" w:type="dxa"/>
-              <w:bottom w:w="30" w:type="dxa"/>
-              <w:left w:w="60" w:type="dxa"/>
-              <w:right w:w="60" w:type="dxa"/>
+              <w:top w:w="25" w:type="dxa"/>
+              <w:bottom w:w="25" w:type="dxa"/>
+              <w:left w:w="50" w:type="dxa"/>
+              <w:right w:w="50" w:type="dxa"/>
             </w:tcMar>
           </w:tcPr>
           <w:p>
@@ -3115,10 +3110,10 @@
           <w:tcPr>
             <w:tcW w:type="dxa" w:w="1253"/>
             <w:tcMar>
-              <w:top w:w="30" w:type="dxa"/>
-              <w:bottom w:w="30" w:type="dxa"/>
-              <w:left w:w="60" w:type="dxa"/>
-              <w:right w:w="60" w:type="dxa"/>
+              <w:top w:w="25" w:type="dxa"/>
+              <w:bottom w:w="25" w:type="dxa"/>
+              <w:left w:w="50" w:type="dxa"/>
+              <w:right w:w="50" w:type="dxa"/>
             </w:tcMar>
           </w:tcPr>
           <w:p>
@@ -3141,10 +3136,10 @@
           <w:tcPr>
             <w:tcW w:type="dxa" w:w="7776"/>
             <w:tcMar>
-              <w:top w:w="30" w:type="dxa"/>
-              <w:bottom w:w="30" w:type="dxa"/>
-              <w:left w:w="60" w:type="dxa"/>
-              <w:right w:w="60" w:type="dxa"/>
+              <w:top w:w="25" w:type="dxa"/>
+              <w:bottom w:w="25" w:type="dxa"/>
+              <w:left w:w="50" w:type="dxa"/>
+              <w:right w:w="50" w:type="dxa"/>
             </w:tcMar>
           </w:tcPr>
           <w:p>
@@ -3163,10 +3158,10 @@
           <w:tcPr>
             <w:tcW w:type="dxa" w:w="1253"/>
             <w:tcMar>
-              <w:top w:w="30" w:type="dxa"/>
-              <w:bottom w:w="30" w:type="dxa"/>
-              <w:left w:w="60" w:type="dxa"/>
-              <w:right w:w="60" w:type="dxa"/>
+              <w:top w:w="25" w:type="dxa"/>
+              <w:bottom w:w="25" w:type="dxa"/>
+              <w:left w:w="50" w:type="dxa"/>
+              <w:right w:w="50" w:type="dxa"/>
             </w:tcMar>
           </w:tcPr>
           <w:p>
@@ -3190,10 +3185,10 @@
           <w:tcPr>
             <w:tcW w:type="dxa" w:w="7776"/>
             <w:tcMar>
-              <w:top w:w="30" w:type="dxa"/>
-              <w:bottom w:w="30" w:type="dxa"/>
-              <w:left w:w="60" w:type="dxa"/>
-              <w:right w:w="60" w:type="dxa"/>
+              <w:top w:w="25" w:type="dxa"/>
+              <w:bottom w:w="25" w:type="dxa"/>
+              <w:left w:w="50" w:type="dxa"/>
+              <w:right w:w="50" w:type="dxa"/>
             </w:tcMar>
           </w:tcPr>
           <w:p>
@@ -3212,10 +3207,10 @@
           <w:tcPr>
             <w:tcW w:type="dxa" w:w="1253"/>
             <w:tcMar>
-              <w:top w:w="30" w:type="dxa"/>
-              <w:bottom w:w="30" w:type="dxa"/>
-              <w:left w:w="60" w:type="dxa"/>
-              <w:right w:w="60" w:type="dxa"/>
+              <w:top w:w="25" w:type="dxa"/>
+              <w:bottom w:w="25" w:type="dxa"/>
+              <w:left w:w="50" w:type="dxa"/>
+              <w:right w:w="50" w:type="dxa"/>
             </w:tcMar>
           </w:tcPr>
           <w:p>
@@ -3239,10 +3234,10 @@
           <w:tcPr>
             <w:tcW w:type="dxa" w:w="7776"/>
             <w:tcMar>
-              <w:top w:w="30" w:type="dxa"/>
-              <w:bottom w:w="30" w:type="dxa"/>
-              <w:left w:w="60" w:type="dxa"/>
-              <w:right w:w="60" w:type="dxa"/>
+              <w:top w:w="25" w:type="dxa"/>
+              <w:bottom w:w="25" w:type="dxa"/>
+              <w:left w:w="50" w:type="dxa"/>
+              <w:right w:w="50" w:type="dxa"/>
             </w:tcMar>
           </w:tcPr>
           <w:p>
@@ -3261,10 +3256,10 @@
           <w:tcPr>
             <w:tcW w:type="dxa" w:w="1253"/>
             <w:tcMar>
-              <w:top w:w="30" w:type="dxa"/>
-              <w:bottom w:w="30" w:type="dxa"/>
-              <w:left w:w="60" w:type="dxa"/>
-              <w:right w:w="60" w:type="dxa"/>
+              <w:top w:w="25" w:type="dxa"/>
+              <w:bottom w:w="25" w:type="dxa"/>
+              <w:left w:w="50" w:type="dxa"/>
+              <w:right w:w="50" w:type="dxa"/>
             </w:tcMar>
           </w:tcPr>
           <w:p>
@@ -3288,10 +3283,10 @@
           <w:tcPr>
             <w:tcW w:type="dxa" w:w="7776"/>
             <w:tcMar>
-              <w:top w:w="30" w:type="dxa"/>
-              <w:bottom w:w="30" w:type="dxa"/>
-              <w:left w:w="60" w:type="dxa"/>
-              <w:right w:w="60" w:type="dxa"/>
+              <w:top w:w="25" w:type="dxa"/>
+              <w:bottom w:w="25" w:type="dxa"/>
+              <w:left w:w="50" w:type="dxa"/>
+              <w:right w:w="50" w:type="dxa"/>
             </w:tcMar>
           </w:tcPr>
           <w:p>
@@ -3310,10 +3305,10 @@
           <w:tcPr>
             <w:tcW w:type="dxa" w:w="1253"/>
             <w:tcMar>
-              <w:top w:w="30" w:type="dxa"/>
-              <w:bottom w:w="30" w:type="dxa"/>
-              <w:left w:w="60" w:type="dxa"/>
-              <w:right w:w="60" w:type="dxa"/>
+              <w:top w:w="25" w:type="dxa"/>
+              <w:bottom w:w="25" w:type="dxa"/>
+              <w:left w:w="50" w:type="dxa"/>
+              <w:right w:w="50" w:type="dxa"/>
             </w:tcMar>
           </w:tcPr>
           <w:p>
@@ -3337,10 +3332,10 @@
           <w:tcPr>
             <w:tcW w:type="dxa" w:w="7776"/>
             <w:tcMar>
-              <w:top w:w="30" w:type="dxa"/>
-              <w:bottom w:w="30" w:type="dxa"/>
-              <w:left w:w="60" w:type="dxa"/>
-              <w:right w:w="60" w:type="dxa"/>
+              <w:top w:w="25" w:type="dxa"/>
+              <w:bottom w:w="25" w:type="dxa"/>
+              <w:left w:w="50" w:type="dxa"/>
+              <w:right w:w="50" w:type="dxa"/>
             </w:tcMar>
           </w:tcPr>
           <w:p>
@@ -3359,10 +3354,10 @@
           <w:tcPr>
             <w:tcW w:type="dxa" w:w="1253"/>
             <w:tcMar>
-              <w:top w:w="30" w:type="dxa"/>
-              <w:bottom w:w="30" w:type="dxa"/>
-              <w:left w:w="60" w:type="dxa"/>
-              <w:right w:w="60" w:type="dxa"/>
+              <w:top w:w="25" w:type="dxa"/>
+              <w:bottom w:w="25" w:type="dxa"/>
+              <w:left w:w="50" w:type="dxa"/>
+              <w:right w:w="50" w:type="dxa"/>
             </w:tcMar>
           </w:tcPr>
           <w:p>
@@ -3386,10 +3381,10 @@
           <w:tcPr>
             <w:tcW w:type="dxa" w:w="7776"/>
             <w:tcMar>
-              <w:top w:w="30" w:type="dxa"/>
-              <w:bottom w:w="30" w:type="dxa"/>
-              <w:left w:w="60" w:type="dxa"/>
-              <w:right w:w="60" w:type="dxa"/>
+              <w:top w:w="25" w:type="dxa"/>
+              <w:bottom w:w="25" w:type="dxa"/>
+              <w:left w:w="50" w:type="dxa"/>
+              <w:right w:w="50" w:type="dxa"/>
             </w:tcMar>
           </w:tcPr>
           <w:p>
@@ -3408,10 +3403,10 @@
           <w:tcPr>
             <w:tcW w:type="dxa" w:w="1253"/>
             <w:tcMar>
-              <w:top w:w="30" w:type="dxa"/>
-              <w:bottom w:w="30" w:type="dxa"/>
-              <w:left w:w="60" w:type="dxa"/>
-              <w:right w:w="60" w:type="dxa"/>
+              <w:top w:w="25" w:type="dxa"/>
+              <w:bottom w:w="25" w:type="dxa"/>
+              <w:left w:w="50" w:type="dxa"/>
+              <w:right w:w="50" w:type="dxa"/>
             </w:tcMar>
           </w:tcPr>
           <w:p>
@@ -3435,10 +3430,10 @@
           <w:tcPr>
             <w:tcW w:type="dxa" w:w="7776"/>
             <w:tcMar>
-              <w:top w:w="30" w:type="dxa"/>
-              <w:bottom w:w="30" w:type="dxa"/>
-              <w:left w:w="60" w:type="dxa"/>
-              <w:right w:w="60" w:type="dxa"/>
+              <w:top w:w="25" w:type="dxa"/>
+              <w:bottom w:w="25" w:type="dxa"/>
+              <w:left w:w="50" w:type="dxa"/>
+              <w:right w:w="50" w:type="dxa"/>
             </w:tcMar>
           </w:tcPr>
           <w:p>
@@ -3457,10 +3452,10 @@
           <w:tcPr>
             <w:tcW w:type="dxa" w:w="1253"/>
             <w:tcMar>
-              <w:top w:w="30" w:type="dxa"/>
-              <w:bottom w:w="30" w:type="dxa"/>
-              <w:left w:w="60" w:type="dxa"/>
-              <w:right w:w="60" w:type="dxa"/>
+              <w:top w:w="25" w:type="dxa"/>
+              <w:bottom w:w="25" w:type="dxa"/>
+              <w:left w:w="50" w:type="dxa"/>
+              <w:right w:w="50" w:type="dxa"/>
             </w:tcMar>
           </w:tcPr>
           <w:p>
@@ -3484,10 +3479,10 @@
           <w:tcPr>
             <w:tcW w:type="dxa" w:w="7776"/>
             <w:tcMar>
-              <w:top w:w="30" w:type="dxa"/>
-              <w:bottom w:w="30" w:type="dxa"/>
-              <w:left w:w="60" w:type="dxa"/>
-              <w:right w:w="60" w:type="dxa"/>
+              <w:top w:w="25" w:type="dxa"/>
+              <w:bottom w:w="25" w:type="dxa"/>
+              <w:left w:w="50" w:type="dxa"/>
+              <w:right w:w="50" w:type="dxa"/>
             </w:tcMar>
           </w:tcPr>
           <w:p>
@@ -3506,10 +3501,10 @@
           <w:tcPr>
             <w:tcW w:type="dxa" w:w="1253"/>
             <w:tcMar>
-              <w:top w:w="30" w:type="dxa"/>
-              <w:bottom w:w="30" w:type="dxa"/>
-              <w:left w:w="60" w:type="dxa"/>
-              <w:right w:w="60" w:type="dxa"/>
+              <w:top w:w="25" w:type="dxa"/>
+              <w:bottom w:w="25" w:type="dxa"/>
+              <w:left w:w="50" w:type="dxa"/>
+              <w:right w:w="50" w:type="dxa"/>
             </w:tcMar>
           </w:tcPr>
           <w:p>
@@ -3533,10 +3528,10 @@
           <w:tcPr>
             <w:tcW w:type="dxa" w:w="7776"/>
             <w:tcMar>
-              <w:top w:w="30" w:type="dxa"/>
-              <w:bottom w:w="30" w:type="dxa"/>
-              <w:left w:w="60" w:type="dxa"/>
-              <w:right w:w="60" w:type="dxa"/>
+              <w:top w:w="25" w:type="dxa"/>
+              <w:bottom w:w="25" w:type="dxa"/>
+              <w:left w:w="50" w:type="dxa"/>
+              <w:right w:w="50" w:type="dxa"/>
             </w:tcMar>
           </w:tcPr>
           <w:p>
@@ -3554,10 +3549,10 @@
           <w:tcPr>
             <w:tcW w:type="dxa" w:w="1253"/>
             <w:tcMar>
-              <w:top w:w="30" w:type="dxa"/>
-              <w:bottom w:w="30" w:type="dxa"/>
-              <w:left w:w="60" w:type="dxa"/>
-              <w:right w:w="60" w:type="dxa"/>
+              <w:top w:w="25" w:type="dxa"/>
+              <w:bottom w:w="25" w:type="dxa"/>
+              <w:left w:w="50" w:type="dxa"/>
+              <w:right w:w="50" w:type="dxa"/>
             </w:tcMar>
           </w:tcPr>
           <w:p>
@@ -3580,10 +3575,10 @@
           <w:tcPr>
             <w:tcW w:type="dxa" w:w="7776"/>
             <w:tcMar>
-              <w:top w:w="30" w:type="dxa"/>
-              <w:bottom w:w="30" w:type="dxa"/>
-              <w:left w:w="60" w:type="dxa"/>
-              <w:right w:w="60" w:type="dxa"/>
+              <w:top w:w="25" w:type="dxa"/>
+              <w:bottom w:w="25" w:type="dxa"/>
+              <w:left w:w="50" w:type="dxa"/>
+              <w:right w:w="50" w:type="dxa"/>
             </w:tcMar>
           </w:tcPr>
           <w:p>
@@ -3602,10 +3597,10 @@
           <w:tcPr>
             <w:tcW w:type="dxa" w:w="1253"/>
             <w:tcMar>
-              <w:top w:w="30" w:type="dxa"/>
-              <w:bottom w:w="30" w:type="dxa"/>
-              <w:left w:w="60" w:type="dxa"/>
-              <w:right w:w="60" w:type="dxa"/>
+              <w:top w:w="25" w:type="dxa"/>
+              <w:bottom w:w="25" w:type="dxa"/>
+              <w:left w:w="50" w:type="dxa"/>
+              <w:right w:w="50" w:type="dxa"/>
             </w:tcMar>
           </w:tcPr>
           <w:p>
@@ -3629,10 +3624,10 @@
           <w:tcPr>
             <w:tcW w:type="dxa" w:w="7776"/>
             <w:tcMar>
-              <w:top w:w="30" w:type="dxa"/>
-              <w:bottom w:w="30" w:type="dxa"/>
-              <w:left w:w="60" w:type="dxa"/>
-              <w:right w:w="60" w:type="dxa"/>
+              <w:top w:w="25" w:type="dxa"/>
+              <w:bottom w:w="25" w:type="dxa"/>
+              <w:left w:w="50" w:type="dxa"/>
+              <w:right w:w="50" w:type="dxa"/>
             </w:tcMar>
           </w:tcPr>
           <w:p>
@@ -3651,10 +3646,10 @@
           <w:tcPr>
             <w:tcW w:type="dxa" w:w="1253"/>
             <w:tcMar>
-              <w:top w:w="30" w:type="dxa"/>
-              <w:bottom w:w="30" w:type="dxa"/>
-              <w:left w:w="60" w:type="dxa"/>
-              <w:right w:w="60" w:type="dxa"/>
+              <w:top w:w="25" w:type="dxa"/>
+              <w:bottom w:w="25" w:type="dxa"/>
+              <w:left w:w="50" w:type="dxa"/>
+              <w:right w:w="50" w:type="dxa"/>
             </w:tcMar>
           </w:tcPr>
           <w:p>
@@ -3678,10 +3673,10 @@
           <w:tcPr>
             <w:tcW w:type="dxa" w:w="7776"/>
             <w:tcMar>
-              <w:top w:w="30" w:type="dxa"/>
-              <w:bottom w:w="30" w:type="dxa"/>
-              <w:left w:w="60" w:type="dxa"/>
-              <w:right w:w="60" w:type="dxa"/>
+              <w:top w:w="25" w:type="dxa"/>
+              <w:bottom w:w="25" w:type="dxa"/>
+              <w:left w:w="50" w:type="dxa"/>
+              <w:right w:w="50" w:type="dxa"/>
             </w:tcMar>
           </w:tcPr>
           <w:p>
@@ -3700,10 +3695,10 @@
           <w:tcPr>
             <w:tcW w:type="dxa" w:w="1253"/>
             <w:tcMar>
-              <w:top w:w="30" w:type="dxa"/>
-              <w:bottom w:w="30" w:type="dxa"/>
-              <w:left w:w="60" w:type="dxa"/>
-              <w:right w:w="60" w:type="dxa"/>
+              <w:top w:w="25" w:type="dxa"/>
+              <w:bottom w:w="25" w:type="dxa"/>
+              <w:left w:w="50" w:type="dxa"/>
+              <w:right w:w="50" w:type="dxa"/>
             </w:tcMar>
           </w:tcPr>
           <w:p>
@@ -3727,10 +3722,10 @@
           <w:tcPr>
             <w:tcW w:type="dxa" w:w="7776"/>
             <w:tcMar>
-              <w:top w:w="30" w:type="dxa"/>
-              <w:bottom w:w="30" w:type="dxa"/>
-              <w:left w:w="60" w:type="dxa"/>
-              <w:right w:w="60" w:type="dxa"/>
+              <w:top w:w="25" w:type="dxa"/>
+              <w:bottom w:w="25" w:type="dxa"/>
+              <w:left w:w="50" w:type="dxa"/>
+              <w:right w:w="50" w:type="dxa"/>
             </w:tcMar>
           </w:tcPr>
           <w:p>
@@ -3749,10 +3744,10 @@
           <w:tcPr>
             <w:tcW w:type="dxa" w:w="1253"/>
             <w:tcMar>
-              <w:top w:w="30" w:type="dxa"/>
-              <w:bottom w:w="30" w:type="dxa"/>
-              <w:left w:w="60" w:type="dxa"/>
-              <w:right w:w="60" w:type="dxa"/>
+              <w:top w:w="25" w:type="dxa"/>
+              <w:bottom w:w="25" w:type="dxa"/>
+              <w:left w:w="50" w:type="dxa"/>
+              <w:right w:w="50" w:type="dxa"/>
             </w:tcMar>
           </w:tcPr>
           <w:p>
@@ -3776,10 +3771,10 @@
           <w:tcPr>
             <w:tcW w:type="dxa" w:w="7776"/>
             <w:tcMar>
-              <w:top w:w="30" w:type="dxa"/>
-              <w:bottom w:w="30" w:type="dxa"/>
-              <w:left w:w="60" w:type="dxa"/>
-              <w:right w:w="60" w:type="dxa"/>
+              <w:top w:w="25" w:type="dxa"/>
+              <w:bottom w:w="25" w:type="dxa"/>
+              <w:left w:w="50" w:type="dxa"/>
+              <w:right w:w="50" w:type="dxa"/>
             </w:tcMar>
           </w:tcPr>
           <w:p>
@@ -3798,10 +3793,10 @@
           <w:tcPr>
             <w:tcW w:type="dxa" w:w="1253"/>
             <w:tcMar>
-              <w:top w:w="30" w:type="dxa"/>
-              <w:bottom w:w="30" w:type="dxa"/>
-              <w:left w:w="60" w:type="dxa"/>
-              <w:right w:w="60" w:type="dxa"/>
+              <w:top w:w="25" w:type="dxa"/>
+              <w:bottom w:w="25" w:type="dxa"/>
+              <w:left w:w="50" w:type="dxa"/>
+              <w:right w:w="50" w:type="dxa"/>
             </w:tcMar>
           </w:tcPr>
           <w:p>
@@ -3825,10 +3820,10 @@
           <w:tcPr>
             <w:tcW w:type="dxa" w:w="7776"/>
             <w:tcMar>
-              <w:top w:w="30" w:type="dxa"/>
-              <w:bottom w:w="30" w:type="dxa"/>
-              <w:left w:w="60" w:type="dxa"/>
-              <w:right w:w="60" w:type="dxa"/>
+              <w:top w:w="25" w:type="dxa"/>
+              <w:bottom w:w="25" w:type="dxa"/>
+              <w:left w:w="50" w:type="dxa"/>
+              <w:right w:w="50" w:type="dxa"/>
             </w:tcMar>
           </w:tcPr>
           <w:p>
@@ -3847,10 +3842,10 @@
           <w:tcPr>
             <w:tcW w:type="dxa" w:w="1253"/>
             <w:tcMar>
-              <w:top w:w="30" w:type="dxa"/>
-              <w:bottom w:w="30" w:type="dxa"/>
-              <w:left w:w="60" w:type="dxa"/>
-              <w:right w:w="60" w:type="dxa"/>
+              <w:top w:w="25" w:type="dxa"/>
+              <w:bottom w:w="25" w:type="dxa"/>
+              <w:left w:w="50" w:type="dxa"/>
+              <w:right w:w="50" w:type="dxa"/>
             </w:tcMar>
           </w:tcPr>
           <w:p>
@@ -3874,10 +3869,10 @@
           <w:tcPr>
             <w:tcW w:type="dxa" w:w="7776"/>
             <w:tcMar>
-              <w:top w:w="30" w:type="dxa"/>
-              <w:bottom w:w="30" w:type="dxa"/>
-              <w:left w:w="60" w:type="dxa"/>
-              <w:right w:w="60" w:type="dxa"/>
+              <w:top w:w="25" w:type="dxa"/>
+              <w:bottom w:w="25" w:type="dxa"/>
+              <w:left w:w="50" w:type="dxa"/>
+              <w:right w:w="50" w:type="dxa"/>
             </w:tcMar>
           </w:tcPr>
           <w:p>
@@ -3895,10 +3890,10 @@
           <w:tcPr>
             <w:tcW w:type="dxa" w:w="1253"/>
             <w:tcMar>
-              <w:top w:w="30" w:type="dxa"/>
-              <w:bottom w:w="30" w:type="dxa"/>
-              <w:left w:w="60" w:type="dxa"/>
-              <w:right w:w="60" w:type="dxa"/>
+              <w:top w:w="25" w:type="dxa"/>
+              <w:bottom w:w="25" w:type="dxa"/>
+              <w:left w:w="50" w:type="dxa"/>
+              <w:right w:w="50" w:type="dxa"/>
             </w:tcMar>
           </w:tcPr>
           <w:p>
@@ -3921,10 +3916,10 @@
           <w:tcPr>
             <w:tcW w:type="dxa" w:w="7776"/>
             <w:tcMar>
-              <w:top w:w="30" w:type="dxa"/>
-              <w:bottom w:w="30" w:type="dxa"/>
-              <w:left w:w="60" w:type="dxa"/>
-              <w:right w:w="60" w:type="dxa"/>
+              <w:top w:w="25" w:type="dxa"/>
+              <w:bottom w:w="25" w:type="dxa"/>
+              <w:left w:w="50" w:type="dxa"/>
+              <w:right w:w="50" w:type="dxa"/>
             </w:tcMar>
           </w:tcPr>
           <w:p>
@@ -3943,10 +3938,10 @@
           <w:tcPr>
             <w:tcW w:type="dxa" w:w="1253"/>
             <w:tcMar>
-              <w:top w:w="30" w:type="dxa"/>
-              <w:bottom w:w="30" w:type="dxa"/>
-              <w:left w:w="60" w:type="dxa"/>
-              <w:right w:w="60" w:type="dxa"/>
+              <w:top w:w="25" w:type="dxa"/>
+              <w:bottom w:w="25" w:type="dxa"/>
+              <w:left w:w="50" w:type="dxa"/>
+              <w:right w:w="50" w:type="dxa"/>
             </w:tcMar>
           </w:tcPr>
           <w:p>
@@ -3970,10 +3965,10 @@
           <w:tcPr>
             <w:tcW w:type="dxa" w:w="7776"/>
             <w:tcMar>
-              <w:top w:w="30" w:type="dxa"/>
-              <w:bottom w:w="30" w:type="dxa"/>
-              <w:left w:w="60" w:type="dxa"/>
-              <w:right w:w="60" w:type="dxa"/>
+              <w:top w:w="25" w:type="dxa"/>
+              <w:bottom w:w="25" w:type="dxa"/>
+              <w:left w:w="50" w:type="dxa"/>
+              <w:right w:w="50" w:type="dxa"/>
             </w:tcMar>
           </w:tcPr>
           <w:p>
@@ -3992,10 +3987,10 @@
           <w:tcPr>
             <w:tcW w:type="dxa" w:w="1253"/>
             <w:tcMar>
-              <w:top w:w="30" w:type="dxa"/>
-              <w:bottom w:w="30" w:type="dxa"/>
-              <w:left w:w="60" w:type="dxa"/>
-              <w:right w:w="60" w:type="dxa"/>
+              <w:top w:w="25" w:type="dxa"/>
+              <w:bottom w:w="25" w:type="dxa"/>
+              <w:left w:w="50" w:type="dxa"/>
+              <w:right w:w="50" w:type="dxa"/>
             </w:tcMar>
           </w:tcPr>
           <w:p>
@@ -4019,10 +4014,10 @@
           <w:tcPr>
             <w:tcW w:type="dxa" w:w="7776"/>
             <w:tcMar>
-              <w:top w:w="30" w:type="dxa"/>
-              <w:bottom w:w="30" w:type="dxa"/>
-              <w:left w:w="60" w:type="dxa"/>
-              <w:right w:w="60" w:type="dxa"/>
+              <w:top w:w="25" w:type="dxa"/>
+              <w:bottom w:w="25" w:type="dxa"/>
+              <w:left w:w="50" w:type="dxa"/>
+              <w:right w:w="50" w:type="dxa"/>
             </w:tcMar>
           </w:tcPr>
           <w:p>
@@ -4041,10 +4036,10 @@
           <w:tcPr>
             <w:tcW w:type="dxa" w:w="1253"/>
             <w:tcMar>
-              <w:top w:w="30" w:type="dxa"/>
-              <w:bottom w:w="30" w:type="dxa"/>
-              <w:left w:w="60" w:type="dxa"/>
-              <w:right w:w="60" w:type="dxa"/>
+              <w:top w:w="25" w:type="dxa"/>
+              <w:bottom w:w="25" w:type="dxa"/>
+              <w:left w:w="50" w:type="dxa"/>
+              <w:right w:w="50" w:type="dxa"/>
             </w:tcMar>
           </w:tcPr>
           <w:p>
@@ -4068,10 +4063,10 @@
           <w:tcPr>
             <w:tcW w:type="dxa" w:w="7776"/>
             <w:tcMar>
-              <w:top w:w="30" w:type="dxa"/>
-              <w:bottom w:w="30" w:type="dxa"/>
-              <w:left w:w="60" w:type="dxa"/>
-              <w:right w:w="60" w:type="dxa"/>
+              <w:top w:w="25" w:type="dxa"/>
+              <w:bottom w:w="25" w:type="dxa"/>
+              <w:left w:w="50" w:type="dxa"/>
+              <w:right w:w="50" w:type="dxa"/>
             </w:tcMar>
           </w:tcPr>
           <w:p>
@@ -4090,10 +4085,10 @@
           <w:tcPr>
             <w:tcW w:type="dxa" w:w="1253"/>
             <w:tcMar>
-              <w:top w:w="30" w:type="dxa"/>
-              <w:bottom w:w="30" w:type="dxa"/>
-              <w:left w:w="60" w:type="dxa"/>
-              <w:right w:w="60" w:type="dxa"/>
+              <w:top w:w="25" w:type="dxa"/>
+              <w:bottom w:w="25" w:type="dxa"/>
+              <w:left w:w="50" w:type="dxa"/>
+              <w:right w:w="50" w:type="dxa"/>
             </w:tcMar>
           </w:tcPr>
           <w:p>
@@ -4117,10 +4112,10 @@
           <w:tcPr>
             <w:tcW w:type="dxa" w:w="7776"/>
             <w:tcMar>
-              <w:top w:w="30" w:type="dxa"/>
-              <w:bottom w:w="30" w:type="dxa"/>
-              <w:left w:w="60" w:type="dxa"/>
-              <w:right w:w="60" w:type="dxa"/>
+              <w:top w:w="25" w:type="dxa"/>
+              <w:bottom w:w="25" w:type="dxa"/>
+              <w:left w:w="50" w:type="dxa"/>
+              <w:right w:w="50" w:type="dxa"/>
             </w:tcMar>
           </w:tcPr>
           <w:p>
@@ -4139,10 +4134,10 @@
           <w:tcPr>
             <w:tcW w:type="dxa" w:w="1253"/>
             <w:tcMar>
-              <w:top w:w="30" w:type="dxa"/>
-              <w:bottom w:w="30" w:type="dxa"/>
-              <w:left w:w="60" w:type="dxa"/>
-              <w:right w:w="60" w:type="dxa"/>
+              <w:top w:w="25" w:type="dxa"/>
+              <w:bottom w:w="25" w:type="dxa"/>
+              <w:left w:w="50" w:type="dxa"/>
+              <w:right w:w="50" w:type="dxa"/>
             </w:tcMar>
           </w:tcPr>
           <w:p>
@@ -4166,10 +4161,10 @@
           <w:tcPr>
             <w:tcW w:type="dxa" w:w="7776"/>
             <w:tcMar>
-              <w:top w:w="30" w:type="dxa"/>
-              <w:bottom w:w="30" w:type="dxa"/>
-              <w:left w:w="60" w:type="dxa"/>
-              <w:right w:w="60" w:type="dxa"/>
+              <w:top w:w="25" w:type="dxa"/>
+              <w:bottom w:w="25" w:type="dxa"/>
+              <w:left w:w="50" w:type="dxa"/>
+              <w:right w:w="50" w:type="dxa"/>
             </w:tcMar>
           </w:tcPr>
           <w:p>
@@ -4187,10 +4182,10 @@
           <w:tcPr>
             <w:tcW w:type="dxa" w:w="1253"/>
             <w:tcMar>
-              <w:top w:w="30" w:type="dxa"/>
-              <w:bottom w:w="30" w:type="dxa"/>
-              <w:left w:w="60" w:type="dxa"/>
-              <w:right w:w="60" w:type="dxa"/>
+              <w:top w:w="25" w:type="dxa"/>
+              <w:bottom w:w="25" w:type="dxa"/>
+              <w:left w:w="50" w:type="dxa"/>
+              <w:right w:w="50" w:type="dxa"/>
             </w:tcMar>
           </w:tcPr>
           <w:p>
@@ -4213,10 +4208,10 @@
           <w:tcPr>
             <w:tcW w:type="dxa" w:w="7776"/>
             <w:tcMar>
-              <w:top w:w="30" w:type="dxa"/>
-              <w:bottom w:w="30" w:type="dxa"/>
-              <w:left w:w="60" w:type="dxa"/>
-              <w:right w:w="60" w:type="dxa"/>
+              <w:top w:w="25" w:type="dxa"/>
+              <w:bottom w:w="25" w:type="dxa"/>
+              <w:left w:w="50" w:type="dxa"/>
+              <w:right w:w="50" w:type="dxa"/>
             </w:tcMar>
           </w:tcPr>
           <w:p>
@@ -4235,10 +4230,10 @@
           <w:tcPr>
             <w:tcW w:type="dxa" w:w="1253"/>
             <w:tcMar>
-              <w:top w:w="30" w:type="dxa"/>
-              <w:bottom w:w="30" w:type="dxa"/>
-              <w:left w:w="60" w:type="dxa"/>
-              <w:right w:w="60" w:type="dxa"/>
+              <w:top w:w="25" w:type="dxa"/>
+              <w:bottom w:w="25" w:type="dxa"/>
+              <w:left w:w="50" w:type="dxa"/>
+              <w:right w:w="50" w:type="dxa"/>
             </w:tcMar>
           </w:tcPr>
           <w:p>
@@ -4262,10 +4257,10 @@
           <w:tcPr>
             <w:tcW w:type="dxa" w:w="7776"/>
             <w:tcMar>
-              <w:top w:w="30" w:type="dxa"/>
-              <w:bottom w:w="30" w:type="dxa"/>
-              <w:left w:w="60" w:type="dxa"/>
-              <w:right w:w="60" w:type="dxa"/>
+              <w:top w:w="25" w:type="dxa"/>
+              <w:bottom w:w="25" w:type="dxa"/>
+              <w:left w:w="50" w:type="dxa"/>
+              <w:right w:w="50" w:type="dxa"/>
             </w:tcMar>
           </w:tcPr>
           <w:p>
@@ -4284,10 +4279,10 @@
           <w:tcPr>
             <w:tcW w:type="dxa" w:w="1253"/>
             <w:tcMar>
-              <w:top w:w="30" w:type="dxa"/>
-              <w:bottom w:w="30" w:type="dxa"/>
-              <w:left w:w="60" w:type="dxa"/>
-              <w:right w:w="60" w:type="dxa"/>
+              <w:top w:w="25" w:type="dxa"/>
+              <w:bottom w:w="25" w:type="dxa"/>
+              <w:left w:w="50" w:type="dxa"/>
+              <w:right w:w="50" w:type="dxa"/>
             </w:tcMar>
           </w:tcPr>
           <w:p>
@@ -4311,10 +4306,10 @@
           <w:tcPr>
             <w:tcW w:type="dxa" w:w="7776"/>
             <w:tcMar>
-              <w:top w:w="30" w:type="dxa"/>
-              <w:bottom w:w="30" w:type="dxa"/>
-              <w:left w:w="60" w:type="dxa"/>
-              <w:right w:w="60" w:type="dxa"/>
+              <w:top w:w="25" w:type="dxa"/>
+              <w:bottom w:w="25" w:type="dxa"/>
+              <w:left w:w="50" w:type="dxa"/>
+              <w:right w:w="50" w:type="dxa"/>
             </w:tcMar>
           </w:tcPr>
           <w:p>
@@ -4333,10 +4328,10 @@
           <w:tcPr>
             <w:tcW w:type="dxa" w:w="1253"/>
             <w:tcMar>
-              <w:top w:w="30" w:type="dxa"/>
-              <w:bottom w:w="30" w:type="dxa"/>
-              <w:left w:w="60" w:type="dxa"/>
-              <w:right w:w="60" w:type="dxa"/>
+              <w:top w:w="25" w:type="dxa"/>
+              <w:bottom w:w="25" w:type="dxa"/>
+              <w:left w:w="50" w:type="dxa"/>
+              <w:right w:w="50" w:type="dxa"/>
             </w:tcMar>
           </w:tcPr>
           <w:p>
@@ -4360,10 +4355,10 @@
           <w:tcPr>
             <w:tcW w:type="dxa" w:w="7776"/>
             <w:tcMar>
-              <w:top w:w="30" w:type="dxa"/>
-              <w:bottom w:w="30" w:type="dxa"/>
-              <w:left w:w="60" w:type="dxa"/>
-              <w:right w:w="60" w:type="dxa"/>
+              <w:top w:w="25" w:type="dxa"/>
+              <w:bottom w:w="25" w:type="dxa"/>
+              <w:left w:w="50" w:type="dxa"/>
+              <w:right w:w="50" w:type="dxa"/>
             </w:tcMar>
           </w:tcPr>
           <w:p>
@@ -4382,10 +4377,10 @@
           <w:tcPr>
             <w:tcW w:type="dxa" w:w="1253"/>
             <w:tcMar>
-              <w:top w:w="30" w:type="dxa"/>
-              <w:bottom w:w="30" w:type="dxa"/>
-              <w:left w:w="60" w:type="dxa"/>
-              <w:right w:w="60" w:type="dxa"/>
+              <w:top w:w="25" w:type="dxa"/>
+              <w:bottom w:w="25" w:type="dxa"/>
+              <w:left w:w="50" w:type="dxa"/>
+              <w:right w:w="50" w:type="dxa"/>
             </w:tcMar>
           </w:tcPr>
           <w:p>
@@ -4409,10 +4404,10 @@
           <w:tcPr>
             <w:tcW w:type="dxa" w:w="7776"/>
             <w:tcMar>
-              <w:top w:w="30" w:type="dxa"/>
-              <w:bottom w:w="30" w:type="dxa"/>
-              <w:left w:w="60" w:type="dxa"/>
-              <w:right w:w="60" w:type="dxa"/>
+              <w:top w:w="25" w:type="dxa"/>
+              <w:bottom w:w="25" w:type="dxa"/>
+              <w:left w:w="50" w:type="dxa"/>
+              <w:right w:w="50" w:type="dxa"/>
             </w:tcMar>
           </w:tcPr>
           <w:p>
@@ -4431,10 +4426,10 @@
           <w:tcPr>
             <w:tcW w:type="dxa" w:w="1253"/>
             <w:tcMar>
-              <w:top w:w="30" w:type="dxa"/>
-              <w:bottom w:w="30" w:type="dxa"/>
-              <w:left w:w="60" w:type="dxa"/>
-              <w:right w:w="60" w:type="dxa"/>
+              <w:top w:w="25" w:type="dxa"/>
+              <w:bottom w:w="25" w:type="dxa"/>
+              <w:left w:w="50" w:type="dxa"/>
+              <w:right w:w="50" w:type="dxa"/>
             </w:tcMar>
           </w:tcPr>
           <w:p>
@@ -4458,10 +4453,10 @@
           <w:tcPr>
             <w:tcW w:type="dxa" w:w="7776"/>
             <w:tcMar>
-              <w:top w:w="30" w:type="dxa"/>
-              <w:bottom w:w="30" w:type="dxa"/>
-              <w:left w:w="60" w:type="dxa"/>
-              <w:right w:w="60" w:type="dxa"/>
+              <w:top w:w="25" w:type="dxa"/>
+              <w:bottom w:w="25" w:type="dxa"/>
+              <w:left w:w="50" w:type="dxa"/>
+              <w:right w:w="50" w:type="dxa"/>
             </w:tcMar>
           </w:tcPr>
           <w:p>
@@ -4480,10 +4475,10 @@
           <w:tcPr>
             <w:tcW w:type="dxa" w:w="1253"/>
             <w:tcMar>
-              <w:top w:w="30" w:type="dxa"/>
-              <w:bottom w:w="30" w:type="dxa"/>
-              <w:left w:w="60" w:type="dxa"/>
-              <w:right w:w="60" w:type="dxa"/>
+              <w:top w:w="25" w:type="dxa"/>
+              <w:bottom w:w="25" w:type="dxa"/>
+              <w:left w:w="50" w:type="dxa"/>
+              <w:right w:w="50" w:type="dxa"/>
             </w:tcMar>
           </w:tcPr>
           <w:p>
@@ -4507,10 +4502,10 @@
           <w:tcPr>
             <w:tcW w:type="dxa" w:w="7776"/>
             <w:tcMar>
-              <w:top w:w="30" w:type="dxa"/>
-              <w:bottom w:w="30" w:type="dxa"/>
-              <w:left w:w="60" w:type="dxa"/>
-              <w:right w:w="60" w:type="dxa"/>
+              <w:top w:w="25" w:type="dxa"/>
+              <w:bottom w:w="25" w:type="dxa"/>
+              <w:left w:w="50" w:type="dxa"/>
+              <w:right w:w="50" w:type="dxa"/>
             </w:tcMar>
           </w:tcPr>
           <w:p>
@@ -4528,10 +4523,10 @@
           <w:tcPr>
             <w:tcW w:type="dxa" w:w="1253"/>
             <w:tcMar>
-              <w:top w:w="30" w:type="dxa"/>
-              <w:bottom w:w="30" w:type="dxa"/>
-              <w:left w:w="60" w:type="dxa"/>
-              <w:right w:w="60" w:type="dxa"/>
+              <w:top w:w="25" w:type="dxa"/>
+              <w:bottom w:w="25" w:type="dxa"/>
+              <w:left w:w="50" w:type="dxa"/>
+              <w:right w:w="50" w:type="dxa"/>
             </w:tcMar>
           </w:tcPr>
           <w:p>
@@ -4554,10 +4549,10 @@
           <w:tcPr>
             <w:tcW w:type="dxa" w:w="7776"/>
             <w:tcMar>
-              <w:top w:w="30" w:type="dxa"/>
-              <w:bottom w:w="30" w:type="dxa"/>
-              <w:left w:w="60" w:type="dxa"/>
-              <w:right w:w="60" w:type="dxa"/>
+              <w:top w:w="25" w:type="dxa"/>
+              <w:bottom w:w="25" w:type="dxa"/>
+              <w:left w:w="50" w:type="dxa"/>
+              <w:right w:w="50" w:type="dxa"/>
             </w:tcMar>
           </w:tcPr>
           <w:p>
@@ -4576,10 +4571,10 @@
           <w:tcPr>
             <w:tcW w:type="dxa" w:w="1253"/>
             <w:tcMar>
-              <w:top w:w="30" w:type="dxa"/>
-              <w:bottom w:w="30" w:type="dxa"/>
-              <w:left w:w="60" w:type="dxa"/>
-              <w:right w:w="60" w:type="dxa"/>
+              <w:top w:w="25" w:type="dxa"/>
+              <w:bottom w:w="25" w:type="dxa"/>
+              <w:left w:w="50" w:type="dxa"/>
+              <w:right w:w="50" w:type="dxa"/>
             </w:tcMar>
           </w:tcPr>
           <w:p>
@@ -4603,10 +4598,10 @@
           <w:tcPr>
             <w:tcW w:type="dxa" w:w="7776"/>
             <w:tcMar>
-              <w:top w:w="30" w:type="dxa"/>
-              <w:bottom w:w="30" w:type="dxa"/>
-              <w:left w:w="60" w:type="dxa"/>
-              <w:right w:w="60" w:type="dxa"/>
+              <w:top w:w="25" w:type="dxa"/>
+              <w:bottom w:w="25" w:type="dxa"/>
+              <w:left w:w="50" w:type="dxa"/>
+              <w:right w:w="50" w:type="dxa"/>
             </w:tcMar>
           </w:tcPr>
           <w:p>
@@ -4625,10 +4620,10 @@
           <w:tcPr>
             <w:tcW w:type="dxa" w:w="1253"/>
             <w:tcMar>
-              <w:top w:w="30" w:type="dxa"/>
-              <w:bottom w:w="30" w:type="dxa"/>
-              <w:left w:w="60" w:type="dxa"/>
-              <w:right w:w="60" w:type="dxa"/>
+              <w:top w:w="25" w:type="dxa"/>
+              <w:bottom w:w="25" w:type="dxa"/>
+              <w:left w:w="50" w:type="dxa"/>
+              <w:right w:w="50" w:type="dxa"/>
             </w:tcMar>
           </w:tcPr>
           <w:p>
@@ -4652,10 +4647,10 @@
           <w:tcPr>
             <w:tcW w:type="dxa" w:w="7776"/>
             <w:tcMar>
-              <w:top w:w="30" w:type="dxa"/>
-              <w:bottom w:w="30" w:type="dxa"/>
-              <w:left w:w="60" w:type="dxa"/>
-              <w:right w:w="60" w:type="dxa"/>
+              <w:top w:w="25" w:type="dxa"/>
+              <w:bottom w:w="25" w:type="dxa"/>
+              <w:left w:w="50" w:type="dxa"/>
+              <w:right w:w="50" w:type="dxa"/>
             </w:tcMar>
           </w:tcPr>
           <w:p>
@@ -4674,10 +4669,10 @@
           <w:tcPr>
             <w:tcW w:type="dxa" w:w="1253"/>
             <w:tcMar>
-              <w:top w:w="30" w:type="dxa"/>
-              <w:bottom w:w="30" w:type="dxa"/>
-              <w:left w:w="60" w:type="dxa"/>
-              <w:right w:w="60" w:type="dxa"/>
+              <w:top w:w="25" w:type="dxa"/>
+              <w:bottom w:w="25" w:type="dxa"/>
+              <w:left w:w="50" w:type="dxa"/>
+              <w:right w:w="50" w:type="dxa"/>
             </w:tcMar>
           </w:tcPr>
           <w:p>
@@ -4701,10 +4696,10 @@
           <w:tcPr>
             <w:tcW w:type="dxa" w:w="7776"/>
             <w:tcMar>
-              <w:top w:w="30" w:type="dxa"/>
-              <w:bottom w:w="30" w:type="dxa"/>
-              <w:left w:w="60" w:type="dxa"/>
-              <w:right w:w="60" w:type="dxa"/>
+              <w:top w:w="25" w:type="dxa"/>
+              <w:bottom w:w="25" w:type="dxa"/>
+              <w:left w:w="50" w:type="dxa"/>
+              <w:right w:w="50" w:type="dxa"/>
             </w:tcMar>
           </w:tcPr>
           <w:p>
@@ -4723,10 +4718,10 @@
           <w:tcPr>
             <w:tcW w:type="dxa" w:w="1253"/>
             <w:tcMar>
-              <w:top w:w="30" w:type="dxa"/>
-              <w:bottom w:w="30" w:type="dxa"/>
-              <w:left w:w="60" w:type="dxa"/>
-              <w:right w:w="60" w:type="dxa"/>
+              <w:top w:w="25" w:type="dxa"/>
+              <w:bottom w:w="25" w:type="dxa"/>
+              <w:left w:w="50" w:type="dxa"/>
+              <w:right w:w="50" w:type="dxa"/>
             </w:tcMar>
           </w:tcPr>
           <w:p>
@@ -4750,10 +4745,10 @@
           <w:tcPr>
             <w:tcW w:type="dxa" w:w="7776"/>
             <w:tcMar>
-              <w:top w:w="30" w:type="dxa"/>
-              <w:bottom w:w="30" w:type="dxa"/>
-              <w:left w:w="60" w:type="dxa"/>
-              <w:right w:w="60" w:type="dxa"/>
+              <w:top w:w="25" w:type="dxa"/>
+              <w:bottom w:w="25" w:type="dxa"/>
+              <w:left w:w="50" w:type="dxa"/>
+              <w:right w:w="50" w:type="dxa"/>
             </w:tcMar>
           </w:tcPr>
           <w:p>
@@ -4772,10 +4767,10 @@
           <w:tcPr>
             <w:tcW w:type="dxa" w:w="1253"/>
             <w:tcMar>
-              <w:top w:w="30" w:type="dxa"/>
-              <w:bottom w:w="30" w:type="dxa"/>
-              <w:left w:w="60" w:type="dxa"/>
-              <w:right w:w="60" w:type="dxa"/>
+              <w:top w:w="25" w:type="dxa"/>
+              <w:bottom w:w="25" w:type="dxa"/>
+              <w:left w:w="50" w:type="dxa"/>
+              <w:right w:w="50" w:type="dxa"/>
             </w:tcMar>
           </w:tcPr>
           <w:p>
@@ -4799,10 +4794,10 @@
           <w:tcPr>
             <w:tcW w:type="dxa" w:w="7776"/>
             <w:tcMar>
-              <w:top w:w="30" w:type="dxa"/>
-              <w:bottom w:w="30" w:type="dxa"/>
-              <w:left w:w="60" w:type="dxa"/>
-              <w:right w:w="60" w:type="dxa"/>
+              <w:top w:w="25" w:type="dxa"/>
+              <w:bottom w:w="25" w:type="dxa"/>
+              <w:left w:w="50" w:type="dxa"/>
+              <w:right w:w="50" w:type="dxa"/>
             </w:tcMar>
           </w:tcPr>
           <w:p>
@@ -4820,10 +4815,10 @@
           <w:tcPr>
             <w:tcW w:type="dxa" w:w="1253"/>
             <w:tcMar>
-              <w:top w:w="30" w:type="dxa"/>
-              <w:bottom w:w="30" w:type="dxa"/>
-              <w:left w:w="60" w:type="dxa"/>
-              <w:right w:w="60" w:type="dxa"/>
+              <w:top w:w="25" w:type="dxa"/>
+              <w:bottom w:w="25" w:type="dxa"/>
+              <w:left w:w="50" w:type="dxa"/>
+              <w:right w:w="50" w:type="dxa"/>
             </w:tcMar>
           </w:tcPr>
           <w:p>
@@ -4846,10 +4841,10 @@
           <w:tcPr>
             <w:tcW w:type="dxa" w:w="7776"/>
             <w:tcMar>
-              <w:top w:w="30" w:type="dxa"/>
-              <w:bottom w:w="30" w:type="dxa"/>
-              <w:left w:w="60" w:type="dxa"/>
-              <w:right w:w="60" w:type="dxa"/>
+              <w:top w:w="25" w:type="dxa"/>
+              <w:bottom w:w="25" w:type="dxa"/>
+              <w:left w:w="50" w:type="dxa"/>
+              <w:right w:w="50" w:type="dxa"/>
             </w:tcMar>
           </w:tcPr>
           <w:p>
@@ -4868,10 +4863,10 @@
           <w:tcPr>
             <w:tcW w:type="dxa" w:w="1253"/>
             <w:tcMar>
-              <w:top w:w="30" w:type="dxa"/>
-              <w:bottom w:w="30" w:type="dxa"/>
-              <w:left w:w="60" w:type="dxa"/>
-              <w:right w:w="60" w:type="dxa"/>
+              <w:top w:w="25" w:type="dxa"/>
+              <w:bottom w:w="25" w:type="dxa"/>
+              <w:left w:w="50" w:type="dxa"/>
+              <w:right w:w="50" w:type="dxa"/>
             </w:tcMar>
           </w:tcPr>
           <w:p>
@@ -4895,10 +4890,10 @@
           <w:tcPr>
             <w:tcW w:type="dxa" w:w="7776"/>
             <w:tcMar>
-              <w:top w:w="30" w:type="dxa"/>
-              <w:bottom w:w="30" w:type="dxa"/>
-              <w:left w:w="60" w:type="dxa"/>
-              <w:right w:w="60" w:type="dxa"/>
+              <w:top w:w="25" w:type="dxa"/>
+              <w:bottom w:w="25" w:type="dxa"/>
+              <w:left w:w="50" w:type="dxa"/>
+              <w:right w:w="50" w:type="dxa"/>
             </w:tcMar>
           </w:tcPr>
           <w:p>
@@ -4917,10 +4912,10 @@
           <w:tcPr>
             <w:tcW w:type="dxa" w:w="1253"/>
             <w:tcMar>
-              <w:top w:w="30" w:type="dxa"/>
-              <w:bottom w:w="30" w:type="dxa"/>
-              <w:left w:w="60" w:type="dxa"/>
-              <w:right w:w="60" w:type="dxa"/>
+              <w:top w:w="25" w:type="dxa"/>
+              <w:bottom w:w="25" w:type="dxa"/>
+              <w:left w:w="50" w:type="dxa"/>
+              <w:right w:w="50" w:type="dxa"/>
             </w:tcMar>
           </w:tcPr>
           <w:p>
@@ -4944,10 +4939,10 @@
           <w:tcPr>
             <w:tcW w:type="dxa" w:w="7776"/>
             <w:tcMar>
-              <w:top w:w="30" w:type="dxa"/>
-              <w:bottom w:w="30" w:type="dxa"/>
-              <w:left w:w="60" w:type="dxa"/>
-              <w:right w:w="60" w:type="dxa"/>
+              <w:top w:w="25" w:type="dxa"/>
+              <w:bottom w:w="25" w:type="dxa"/>
+              <w:left w:w="50" w:type="dxa"/>
+              <w:right w:w="50" w:type="dxa"/>
             </w:tcMar>
           </w:tcPr>
           <w:p>
@@ -4966,10 +4961,10 @@
           <w:tcPr>
             <w:tcW w:type="dxa" w:w="1253"/>
             <w:tcMar>
-              <w:top w:w="30" w:type="dxa"/>
-              <w:bottom w:w="30" w:type="dxa"/>
-              <w:left w:w="60" w:type="dxa"/>
-              <w:right w:w="60" w:type="dxa"/>
+              <w:top w:w="25" w:type="dxa"/>
+              <w:bottom w:w="25" w:type="dxa"/>
+              <w:left w:w="50" w:type="dxa"/>
+              <w:right w:w="50" w:type="dxa"/>
             </w:tcMar>
           </w:tcPr>
           <w:p>
@@ -4993,10 +4988,10 @@
           <w:tcPr>
             <w:tcW w:type="dxa" w:w="7776"/>
             <w:tcMar>
-              <w:top w:w="30" w:type="dxa"/>
-              <w:bottom w:w="30" w:type="dxa"/>
-              <w:left w:w="60" w:type="dxa"/>
-              <w:right w:w="60" w:type="dxa"/>
+              <w:top w:w="25" w:type="dxa"/>
+              <w:bottom w:w="25" w:type="dxa"/>
+              <w:left w:w="50" w:type="dxa"/>
+              <w:right w:w="50" w:type="dxa"/>
             </w:tcMar>
           </w:tcPr>
           <w:p>
@@ -5015,10 +5010,10 @@
           <w:tcPr>
             <w:tcW w:type="dxa" w:w="1253"/>
             <w:tcMar>
-              <w:top w:w="30" w:type="dxa"/>
-              <w:bottom w:w="30" w:type="dxa"/>
-              <w:left w:w="60" w:type="dxa"/>
-              <w:right w:w="60" w:type="dxa"/>
+              <w:top w:w="25" w:type="dxa"/>
+              <w:bottom w:w="25" w:type="dxa"/>
+              <w:left w:w="50" w:type="dxa"/>
+              <w:right w:w="50" w:type="dxa"/>
             </w:tcMar>
           </w:tcPr>
           <w:p>
@@ -5042,10 +5037,10 @@
           <w:tcPr>
             <w:tcW w:type="dxa" w:w="7776"/>
             <w:tcMar>
-              <w:top w:w="30" w:type="dxa"/>
-              <w:bottom w:w="30" w:type="dxa"/>
-              <w:left w:w="60" w:type="dxa"/>
-              <w:right w:w="60" w:type="dxa"/>
+              <w:top w:w="25" w:type="dxa"/>
+              <w:bottom w:w="25" w:type="dxa"/>
+              <w:left w:w="50" w:type="dxa"/>
+              <w:right w:w="50" w:type="dxa"/>
             </w:tcMar>
           </w:tcPr>
           <w:p>
@@ -5064,10 +5059,10 @@
           <w:tcPr>
             <w:tcW w:type="dxa" w:w="1253"/>
             <w:tcMar>
-              <w:top w:w="30" w:type="dxa"/>
-              <w:bottom w:w="30" w:type="dxa"/>
-              <w:left w:w="60" w:type="dxa"/>
-              <w:right w:w="60" w:type="dxa"/>
+              <w:top w:w="25" w:type="dxa"/>
+              <w:bottom w:w="25" w:type="dxa"/>
+              <w:left w:w="50" w:type="dxa"/>
+              <w:right w:w="50" w:type="dxa"/>
             </w:tcMar>
           </w:tcPr>
           <w:p>
@@ -5091,10 +5086,10 @@
           <w:tcPr>
             <w:tcW w:type="dxa" w:w="7776"/>
             <w:tcMar>
-              <w:top w:w="30" w:type="dxa"/>
-              <w:bottom w:w="30" w:type="dxa"/>
-              <w:left w:w="60" w:type="dxa"/>
-              <w:right w:w="60" w:type="dxa"/>
+              <w:top w:w="25" w:type="dxa"/>
+              <w:bottom w:w="25" w:type="dxa"/>
+              <w:left w:w="50" w:type="dxa"/>
+              <w:right w:w="50" w:type="dxa"/>
             </w:tcMar>
           </w:tcPr>
           <w:p>
@@ -5112,10 +5107,10 @@
           <w:tcPr>
             <w:tcW w:type="dxa" w:w="1253"/>
             <w:tcMar>
-              <w:top w:w="30" w:type="dxa"/>
-              <w:bottom w:w="30" w:type="dxa"/>
-              <w:left w:w="60" w:type="dxa"/>
-              <w:right w:w="60" w:type="dxa"/>
+              <w:top w:w="25" w:type="dxa"/>
+              <w:bottom w:w="25" w:type="dxa"/>
+              <w:left w:w="50" w:type="dxa"/>
+              <w:right w:w="50" w:type="dxa"/>
             </w:tcMar>
           </w:tcPr>
           <w:p>
@@ -5138,10 +5133,10 @@
           <w:tcPr>
             <w:tcW w:type="dxa" w:w="7776"/>
             <w:tcMar>
-              <w:top w:w="30" w:type="dxa"/>
-              <w:bottom w:w="30" w:type="dxa"/>
-              <w:left w:w="60" w:type="dxa"/>
-              <w:right w:w="60" w:type="dxa"/>
+              <w:top w:w="25" w:type="dxa"/>
+              <w:bottom w:w="25" w:type="dxa"/>
+              <w:left w:w="50" w:type="dxa"/>
+              <w:right w:w="50" w:type="dxa"/>
             </w:tcMar>
           </w:tcPr>
           <w:p>
@@ -5160,10 +5155,10 @@
           <w:tcPr>
             <w:tcW w:type="dxa" w:w="1253"/>
             <w:tcMar>
-              <w:top w:w="30" w:type="dxa"/>
-              <w:bottom w:w="30" w:type="dxa"/>
-              <w:left w:w="60" w:type="dxa"/>
-              <w:right w:w="60" w:type="dxa"/>
+              <w:top w:w="25" w:type="dxa"/>
+              <w:bottom w:w="25" w:type="dxa"/>
+              <w:left w:w="50" w:type="dxa"/>
+              <w:right w:w="50" w:type="dxa"/>
             </w:tcMar>
           </w:tcPr>
           <w:p>
@@ -5187,10 +5182,10 @@
           <w:tcPr>
             <w:tcW w:type="dxa" w:w="7776"/>
             <w:tcMar>
-              <w:top w:w="30" w:type="dxa"/>
-              <w:bottom w:w="30" w:type="dxa"/>
-              <w:left w:w="60" w:type="dxa"/>
-              <w:right w:w="60" w:type="dxa"/>
+              <w:top w:w="25" w:type="dxa"/>
+              <w:bottom w:w="25" w:type="dxa"/>
+              <w:left w:w="50" w:type="dxa"/>
+              <w:right w:w="50" w:type="dxa"/>
             </w:tcMar>
           </w:tcPr>
           <w:p>
@@ -5209,10 +5204,10 @@
           <w:tcPr>
             <w:tcW w:type="dxa" w:w="1253"/>
             <w:tcMar>
-              <w:top w:w="30" w:type="dxa"/>
-              <w:bottom w:w="30" w:type="dxa"/>
-              <w:left w:w="60" w:type="dxa"/>
-              <w:right w:w="60" w:type="dxa"/>
+              <w:top w:w="25" w:type="dxa"/>
+              <w:bottom w:w="25" w:type="dxa"/>
+              <w:left w:w="50" w:type="dxa"/>
+              <w:right w:w="50" w:type="dxa"/>
             </w:tcMar>
           </w:tcPr>
           <w:p>
@@ -5236,10 +5231,10 @@
           <w:tcPr>
             <w:tcW w:type="dxa" w:w="7776"/>
             <w:tcMar>
-              <w:top w:w="30" w:type="dxa"/>
-              <w:bottom w:w="30" w:type="dxa"/>
-              <w:left w:w="60" w:type="dxa"/>
-              <w:right w:w="60" w:type="dxa"/>
+              <w:top w:w="25" w:type="dxa"/>
+              <w:bottom w:w="25" w:type="dxa"/>
+              <w:left w:w="50" w:type="dxa"/>
+              <w:right w:w="50" w:type="dxa"/>
             </w:tcMar>
           </w:tcPr>
           <w:p>
@@ -5258,10 +5253,10 @@
           <w:tcPr>
             <w:tcW w:type="dxa" w:w="1253"/>
             <w:tcMar>
-              <w:top w:w="30" w:type="dxa"/>
-              <w:bottom w:w="30" w:type="dxa"/>
-              <w:left w:w="60" w:type="dxa"/>
-              <w:right w:w="60" w:type="dxa"/>
+              <w:top w:w="25" w:type="dxa"/>
+              <w:bottom w:w="25" w:type="dxa"/>
+              <w:left w:w="50" w:type="dxa"/>
+              <w:right w:w="50" w:type="dxa"/>
             </w:tcMar>
           </w:tcPr>
           <w:p>
@@ -5285,10 +5280,10 @@
           <w:tcPr>
             <w:tcW w:type="dxa" w:w="7776"/>
             <w:tcMar>
-              <w:top w:w="30" w:type="dxa"/>
-              <w:bottom w:w="30" w:type="dxa"/>
-              <w:left w:w="60" w:type="dxa"/>
-              <w:right w:w="60" w:type="dxa"/>
+              <w:top w:w="25" w:type="dxa"/>
+              <w:bottom w:w="25" w:type="dxa"/>
+              <w:left w:w="50" w:type="dxa"/>
+              <w:right w:w="50" w:type="dxa"/>
             </w:tcMar>
           </w:tcPr>
           <w:p>
@@ -5307,10 +5302,10 @@
           <w:tcPr>
             <w:tcW w:type="dxa" w:w="1253"/>
             <w:tcMar>
-              <w:top w:w="30" w:type="dxa"/>
-              <w:bottom w:w="30" w:type="dxa"/>
-              <w:left w:w="60" w:type="dxa"/>
-              <w:right w:w="60" w:type="dxa"/>
+              <w:top w:w="25" w:type="dxa"/>
+              <w:bottom w:w="25" w:type="dxa"/>
+              <w:left w:w="50" w:type="dxa"/>
+              <w:right w:w="50" w:type="dxa"/>
             </w:tcMar>
           </w:tcPr>
           <w:p>
@@ -5334,10 +5329,10 @@
           <w:tcPr>
             <w:tcW w:type="dxa" w:w="7776"/>
             <w:tcMar>
-              <w:top w:w="30" w:type="dxa"/>
-              <w:bottom w:w="30" w:type="dxa"/>
-              <w:left w:w="60" w:type="dxa"/>
-              <w:right w:w="60" w:type="dxa"/>
+              <w:top w:w="25" w:type="dxa"/>
+              <w:bottom w:w="25" w:type="dxa"/>
+              <w:left w:w="50" w:type="dxa"/>
+              <w:right w:w="50" w:type="dxa"/>
             </w:tcMar>
           </w:tcPr>
           <w:p>
@@ -5356,10 +5351,10 @@
           <w:tcPr>
             <w:tcW w:type="dxa" w:w="1253"/>
             <w:tcMar>
-              <w:top w:w="30" w:type="dxa"/>
-              <w:bottom w:w="30" w:type="dxa"/>
-              <w:left w:w="60" w:type="dxa"/>
-              <w:right w:w="60" w:type="dxa"/>
+              <w:top w:w="25" w:type="dxa"/>
+              <w:bottom w:w="25" w:type="dxa"/>
+              <w:left w:w="50" w:type="dxa"/>
+              <w:right w:w="50" w:type="dxa"/>
             </w:tcMar>
           </w:tcPr>
           <w:p>
@@ -5383,10 +5378,10 @@
           <w:tcPr>
             <w:tcW w:type="dxa" w:w="7776"/>
             <w:tcMar>
-              <w:top w:w="30" w:type="dxa"/>
-              <w:bottom w:w="30" w:type="dxa"/>
-              <w:left w:w="60" w:type="dxa"/>
-              <w:right w:w="60" w:type="dxa"/>
+              <w:top w:w="25" w:type="dxa"/>
+              <w:bottom w:w="25" w:type="dxa"/>
+              <w:left w:w="50" w:type="dxa"/>
+              <w:right w:w="50" w:type="dxa"/>
             </w:tcMar>
           </w:tcPr>
           <w:p>
@@ -5404,10 +5399,10 @@
           <w:tcPr>
             <w:tcW w:type="dxa" w:w="1253"/>
             <w:tcMar>
-              <w:top w:w="30" w:type="dxa"/>
-              <w:bottom w:w="30" w:type="dxa"/>
-              <w:left w:w="60" w:type="dxa"/>
-              <w:right w:w="60" w:type="dxa"/>
+              <w:top w:w="25" w:type="dxa"/>
+              <w:bottom w:w="25" w:type="dxa"/>
+              <w:left w:w="50" w:type="dxa"/>
+              <w:right w:w="50" w:type="dxa"/>
             </w:tcMar>
           </w:tcPr>
           <w:p>
@@ -5430,10 +5425,10 @@
           <w:tcPr>
             <w:tcW w:type="dxa" w:w="7776"/>
             <w:tcMar>
-              <w:top w:w="30" w:type="dxa"/>
-              <w:bottom w:w="30" w:type="dxa"/>
-              <w:left w:w="60" w:type="dxa"/>
-              <w:right w:w="60" w:type="dxa"/>
+              <w:top w:w="25" w:type="dxa"/>
+              <w:bottom w:w="25" w:type="dxa"/>
+              <w:left w:w="50" w:type="dxa"/>
+              <w:right w:w="50" w:type="dxa"/>
             </w:tcMar>
           </w:tcPr>
           <w:p>
@@ -5452,10 +5447,10 @@
           <w:tcPr>
             <w:tcW w:type="dxa" w:w="1253"/>
             <w:tcMar>
-              <w:top w:w="30" w:type="dxa"/>
-              <w:bottom w:w="30" w:type="dxa"/>
-              <w:left w:w="60" w:type="dxa"/>
-              <w:right w:w="60" w:type="dxa"/>
+              <w:top w:w="25" w:type="dxa"/>
+              <w:bottom w:w="25" w:type="dxa"/>
+              <w:left w:w="50" w:type="dxa"/>
+              <w:right w:w="50" w:type="dxa"/>
             </w:tcMar>
           </w:tcPr>
           <w:p>
@@ -5607,10 +5602,10 @@
             <w:tcW w:type="dxa" w:w="1440"/>
             <w:shd w:fill="F8FAFC"/>
             <w:tcMar>
-              <w:top w:w="50" w:type="dxa"/>
-              <w:bottom w:w="50" w:type="dxa"/>
-              <w:left w:w="80" w:type="dxa"/>
-              <w:right w:w="80" w:type="dxa"/>
+              <w:top w:w="45" w:type="dxa"/>
+              <w:bottom w:w="45" w:type="dxa"/>
+              <w:left w:w="75" w:type="dxa"/>
+              <w:right w:w="75" w:type="dxa"/>
             </w:tcMar>
           </w:tcPr>
           <w:p>
@@ -5633,10 +5628,10 @@
             <w:tcW w:type="dxa" w:w="5285"/>
             <w:shd w:fill="F8FAFC"/>
             <w:tcMar>
-              <w:top w:w="50" w:type="dxa"/>
-              <w:bottom w:w="50" w:type="dxa"/>
-              <w:left w:w="80" w:type="dxa"/>
-              <w:right w:w="80" w:type="dxa"/>
+              <w:top w:w="45" w:type="dxa"/>
+              <w:bottom w:w="45" w:type="dxa"/>
+              <w:left w:w="75" w:type="dxa"/>
+              <w:right w:w="75" w:type="dxa"/>
             </w:tcMar>
           </w:tcPr>
           <w:p>
@@ -5655,10 +5650,10 @@
             <w:tcW w:type="dxa" w:w="1440"/>
             <w:shd w:fill="F8FAFC"/>
             <w:tcMar>
-              <w:top w:w="50" w:type="dxa"/>
-              <w:bottom w:w="50" w:type="dxa"/>
-              <w:left w:w="80" w:type="dxa"/>
-              <w:right w:w="80" w:type="dxa"/>
+              <w:top w:w="45" w:type="dxa"/>
+              <w:bottom w:w="45" w:type="dxa"/>
+              <w:left w:w="75" w:type="dxa"/>
+              <w:right w:w="75" w:type="dxa"/>
             </w:tcMar>
           </w:tcPr>
           <w:p>
@@ -5680,10 +5675,10 @@
             <w:tcW w:type="dxa" w:w="864"/>
             <w:shd w:fill="F8FAFC"/>
             <w:tcMar>
-              <w:top w:w="50" w:type="dxa"/>
-              <w:bottom w:w="50" w:type="dxa"/>
-              <w:left w:w="80" w:type="dxa"/>
-              <w:right w:w="80" w:type="dxa"/>
+              <w:top w:w="45" w:type="dxa"/>
+              <w:bottom w:w="45" w:type="dxa"/>
+              <w:left w:w="75" w:type="dxa"/>
+              <w:right w:w="75" w:type="dxa"/>
             </w:tcMar>
           </w:tcPr>
           <w:p>
@@ -5707,10 +5702,10 @@
             <w:tcW w:type="dxa" w:w="1440"/>
             <w:shd w:fill="FFFFFF"/>
             <w:tcMar>
-              <w:top w:w="50" w:type="dxa"/>
-              <w:bottom w:w="50" w:type="dxa"/>
-              <w:left w:w="80" w:type="dxa"/>
-              <w:right w:w="80" w:type="dxa"/>
+              <w:top w:w="45" w:type="dxa"/>
+              <w:bottom w:w="45" w:type="dxa"/>
+              <w:left w:w="75" w:type="dxa"/>
+              <w:right w:w="75" w:type="dxa"/>
             </w:tcMar>
           </w:tcPr>
           <w:p>
@@ -5733,10 +5728,10 @@
             <w:tcW w:type="dxa" w:w="5285"/>
             <w:shd w:fill="FFFFFF"/>
             <w:tcMar>
-              <w:top w:w="50" w:type="dxa"/>
-              <w:bottom w:w="50" w:type="dxa"/>
-              <w:left w:w="80" w:type="dxa"/>
-              <w:right w:w="80" w:type="dxa"/>
+              <w:top w:w="45" w:type="dxa"/>
+              <w:bottom w:w="45" w:type="dxa"/>
+              <w:left w:w="75" w:type="dxa"/>
+              <w:right w:w="75" w:type="dxa"/>
             </w:tcMar>
           </w:tcPr>
           <w:p>
@@ -5755,10 +5750,10 @@
             <w:tcW w:type="dxa" w:w="1440"/>
             <w:shd w:fill="FFFFFF"/>
             <w:tcMar>
-              <w:top w:w="50" w:type="dxa"/>
-              <w:bottom w:w="50" w:type="dxa"/>
-              <w:left w:w="80" w:type="dxa"/>
-              <w:right w:w="80" w:type="dxa"/>
+              <w:top w:w="45" w:type="dxa"/>
+              <w:bottom w:w="45" w:type="dxa"/>
+              <w:left w:w="75" w:type="dxa"/>
+              <w:right w:w="75" w:type="dxa"/>
             </w:tcMar>
           </w:tcPr>
           <w:p>
@@ -5780,10 +5775,10 @@
             <w:tcW w:type="dxa" w:w="864"/>
             <w:shd w:fill="FFFFFF"/>
             <w:tcMar>
-              <w:top w:w="50" w:type="dxa"/>
-              <w:bottom w:w="50" w:type="dxa"/>
-              <w:left w:w="80" w:type="dxa"/>
-              <w:right w:w="80" w:type="dxa"/>
+              <w:top w:w="45" w:type="dxa"/>
+              <w:bottom w:w="45" w:type="dxa"/>
+              <w:left w:w="75" w:type="dxa"/>
+              <w:right w:w="75" w:type="dxa"/>
             </w:tcMar>
           </w:tcPr>
           <w:p>
@@ -5807,10 +5802,10 @@
             <w:tcW w:type="dxa" w:w="1440"/>
             <w:shd w:fill="F8FAFC"/>
             <w:tcMar>
-              <w:top w:w="50" w:type="dxa"/>
-              <w:bottom w:w="50" w:type="dxa"/>
-              <w:left w:w="80" w:type="dxa"/>
-              <w:right w:w="80" w:type="dxa"/>
+              <w:top w:w="45" w:type="dxa"/>
+              <w:bottom w:w="45" w:type="dxa"/>
+              <w:left w:w="75" w:type="dxa"/>
+              <w:right w:w="75" w:type="dxa"/>
             </w:tcMar>
           </w:tcPr>
           <w:p>
@@ -5833,10 +5828,10 @@
             <w:tcW w:type="dxa" w:w="5285"/>
             <w:shd w:fill="F8FAFC"/>
             <w:tcMar>
-              <w:top w:w="50" w:type="dxa"/>
-              <w:bottom w:w="50" w:type="dxa"/>
-              <w:left w:w="80" w:type="dxa"/>
-              <w:right w:w="80" w:type="dxa"/>
+              <w:top w:w="45" w:type="dxa"/>
+              <w:bottom w:w="45" w:type="dxa"/>
+              <w:left w:w="75" w:type="dxa"/>
+              <w:right w:w="75" w:type="dxa"/>
             </w:tcMar>
           </w:tcPr>
           <w:p>
@@ -5855,10 +5850,10 @@
             <w:tcW w:type="dxa" w:w="1440"/>
             <w:shd w:fill="F8FAFC"/>
             <w:tcMar>
-              <w:top w:w="50" w:type="dxa"/>
-              <w:bottom w:w="50" w:type="dxa"/>
-              <w:left w:w="80" w:type="dxa"/>
-              <w:right w:w="80" w:type="dxa"/>
+              <w:top w:w="45" w:type="dxa"/>
+              <w:bottom w:w="45" w:type="dxa"/>
+              <w:left w:w="75" w:type="dxa"/>
+              <w:right w:w="75" w:type="dxa"/>
             </w:tcMar>
           </w:tcPr>
           <w:p>
@@ -5880,10 +5875,10 @@
             <w:tcW w:type="dxa" w:w="864"/>
             <w:shd w:fill="F8FAFC"/>
             <w:tcMar>
-              <w:top w:w="50" w:type="dxa"/>
-              <w:bottom w:w="50" w:type="dxa"/>
-              <w:left w:w="80" w:type="dxa"/>
-              <w:right w:w="80" w:type="dxa"/>
+              <w:top w:w="45" w:type="dxa"/>
+              <w:bottom w:w="45" w:type="dxa"/>
+              <w:left w:w="75" w:type="dxa"/>
+              <w:right w:w="75" w:type="dxa"/>
             </w:tcMar>
           </w:tcPr>
           <w:p>
@@ -5907,10 +5902,10 @@
             <w:tcW w:type="dxa" w:w="1440"/>
             <w:shd w:fill="FFFFFF"/>
             <w:tcMar>
-              <w:top w:w="50" w:type="dxa"/>
-              <w:bottom w:w="50" w:type="dxa"/>
-              <w:left w:w="80" w:type="dxa"/>
-              <w:right w:w="80" w:type="dxa"/>
+              <w:top w:w="45" w:type="dxa"/>
+              <w:bottom w:w="45" w:type="dxa"/>
+              <w:left w:w="75" w:type="dxa"/>
+              <w:right w:w="75" w:type="dxa"/>
             </w:tcMar>
           </w:tcPr>
           <w:p>
@@ -5933,10 +5928,10 @@
             <w:tcW w:type="dxa" w:w="5285"/>
             <w:shd w:fill="FFFFFF"/>
             <w:tcMar>
-              <w:top w:w="50" w:type="dxa"/>
-              <w:bottom w:w="50" w:type="dxa"/>
-              <w:left w:w="80" w:type="dxa"/>
-              <w:right w:w="80" w:type="dxa"/>
+              <w:top w:w="45" w:type="dxa"/>
+              <w:bottom w:w="45" w:type="dxa"/>
+              <w:left w:w="75" w:type="dxa"/>
+              <w:right w:w="75" w:type="dxa"/>
             </w:tcMar>
           </w:tcPr>
           <w:p>
@@ -5955,10 +5950,10 @@
             <w:tcW w:type="dxa" w:w="1440"/>
             <w:shd w:fill="FFFFFF"/>
             <w:tcMar>
-              <w:top w:w="50" w:type="dxa"/>
-              <w:bottom w:w="50" w:type="dxa"/>
-              <w:left w:w="80" w:type="dxa"/>
-              <w:right w:w="80" w:type="dxa"/>
+              <w:top w:w="45" w:type="dxa"/>
+              <w:bottom w:w="45" w:type="dxa"/>
+              <w:left w:w="75" w:type="dxa"/>
+              <w:right w:w="75" w:type="dxa"/>
             </w:tcMar>
           </w:tcPr>
           <w:p>
@@ -5980,10 +5975,10 @@
             <w:tcW w:type="dxa" w:w="864"/>
             <w:shd w:fill="FFFFFF"/>
             <w:tcMar>
-              <w:top w:w="50" w:type="dxa"/>
-              <w:bottom w:w="50" w:type="dxa"/>
-              <w:left w:w="80" w:type="dxa"/>
-              <w:right w:w="80" w:type="dxa"/>
+              <w:top w:w="45" w:type="dxa"/>
+              <w:bottom w:w="45" w:type="dxa"/>
+              <w:left w:w="75" w:type="dxa"/>
+              <w:right w:w="75" w:type="dxa"/>
             </w:tcMar>
           </w:tcPr>
           <w:p>
@@ -6007,10 +6002,10 @@
             <w:tcW w:type="dxa" w:w="1440"/>
             <w:shd w:fill="F8FAFC"/>
             <w:tcMar>
-              <w:top w:w="50" w:type="dxa"/>
-              <w:bottom w:w="50" w:type="dxa"/>
-              <w:left w:w="80" w:type="dxa"/>
-              <w:right w:w="80" w:type="dxa"/>
+              <w:top w:w="45" w:type="dxa"/>
+              <w:bottom w:w="45" w:type="dxa"/>
+              <w:left w:w="75" w:type="dxa"/>
+              <w:right w:w="75" w:type="dxa"/>
             </w:tcMar>
           </w:tcPr>
           <w:p>
@@ -6033,10 +6028,10 @@
             <w:tcW w:type="dxa" w:w="5285"/>
             <w:shd w:fill="F8FAFC"/>
             <w:tcMar>
-              <w:top w:w="50" w:type="dxa"/>
-              <w:bottom w:w="50" w:type="dxa"/>
-              <w:left w:w="80" w:type="dxa"/>
-              <w:right w:w="80" w:type="dxa"/>
+              <w:top w:w="45" w:type="dxa"/>
+              <w:bottom w:w="45" w:type="dxa"/>
+              <w:left w:w="75" w:type="dxa"/>
+              <w:right w:w="75" w:type="dxa"/>
             </w:tcMar>
           </w:tcPr>
           <w:p>
@@ -6055,10 +6050,10 @@
             <w:tcW w:type="dxa" w:w="1440"/>
             <w:shd w:fill="F8FAFC"/>
             <w:tcMar>
-              <w:top w:w="50" w:type="dxa"/>
-              <w:bottom w:w="50" w:type="dxa"/>
-              <w:left w:w="80" w:type="dxa"/>
-              <w:right w:w="80" w:type="dxa"/>
+              <w:top w:w="45" w:type="dxa"/>
+              <w:bottom w:w="45" w:type="dxa"/>
+              <w:left w:w="75" w:type="dxa"/>
+              <w:right w:w="75" w:type="dxa"/>
             </w:tcMar>
           </w:tcPr>
           <w:p>
@@ -6080,10 +6075,10 @@
             <w:tcW w:type="dxa" w:w="864"/>
             <w:shd w:fill="F8FAFC"/>
             <w:tcMar>
-              <w:top w:w="50" w:type="dxa"/>
-              <w:bottom w:w="50" w:type="dxa"/>
-              <w:left w:w="80" w:type="dxa"/>
-              <w:right w:w="80" w:type="dxa"/>
+              <w:top w:w="45" w:type="dxa"/>
+              <w:bottom w:w="45" w:type="dxa"/>
+              <w:left w:w="75" w:type="dxa"/>
+              <w:right w:w="75" w:type="dxa"/>
             </w:tcMar>
           </w:tcPr>
           <w:p>
@@ -6107,10 +6102,10 @@
             <w:tcW w:type="dxa" w:w="1440"/>
             <w:shd w:fill="FFFFFF"/>
             <w:tcMar>
-              <w:top w:w="50" w:type="dxa"/>
-              <w:bottom w:w="50" w:type="dxa"/>
-              <w:left w:w="80" w:type="dxa"/>
-              <w:right w:w="80" w:type="dxa"/>
+              <w:top w:w="45" w:type="dxa"/>
+              <w:bottom w:w="45" w:type="dxa"/>
+              <w:left w:w="75" w:type="dxa"/>
+              <w:right w:w="75" w:type="dxa"/>
             </w:tcMar>
           </w:tcPr>
           <w:p>
@@ -6133,10 +6128,10 @@
             <w:tcW w:type="dxa" w:w="5285"/>
             <w:shd w:fill="FFFFFF"/>
             <w:tcMar>
-              <w:top w:w="50" w:type="dxa"/>
-              <w:bottom w:w="50" w:type="dxa"/>
-              <w:left w:w="80" w:type="dxa"/>
-              <w:right w:w="80" w:type="dxa"/>
+              <w:top w:w="45" w:type="dxa"/>
+              <w:bottom w:w="45" w:type="dxa"/>
+              <w:left w:w="75" w:type="dxa"/>
+              <w:right w:w="75" w:type="dxa"/>
             </w:tcMar>
           </w:tcPr>
           <w:p>
@@ -6155,10 +6150,10 @@
             <w:tcW w:type="dxa" w:w="1440"/>
             <w:shd w:fill="FFFFFF"/>
             <w:tcMar>
-              <w:top w:w="50" w:type="dxa"/>
-              <w:bottom w:w="50" w:type="dxa"/>
-              <w:left w:w="80" w:type="dxa"/>
-              <w:right w:w="80" w:type="dxa"/>
+              <w:top w:w="45" w:type="dxa"/>
+              <w:bottom w:w="45" w:type="dxa"/>
+              <w:left w:w="75" w:type="dxa"/>
+              <w:right w:w="75" w:type="dxa"/>
             </w:tcMar>
           </w:tcPr>
           <w:p>
@@ -6180,10 +6175,10 @@
             <w:tcW w:type="dxa" w:w="864"/>
             <w:shd w:fill="FFFFFF"/>
             <w:tcMar>
-              <w:top w:w="50" w:type="dxa"/>
-              <w:bottom w:w="50" w:type="dxa"/>
-              <w:left w:w="80" w:type="dxa"/>
-              <w:right w:w="80" w:type="dxa"/>
+              <w:top w:w="45" w:type="dxa"/>
+              <w:bottom w:w="45" w:type="dxa"/>
+              <w:left w:w="75" w:type="dxa"/>
+              <w:right w:w="75" w:type="dxa"/>
             </w:tcMar>
           </w:tcPr>
           <w:p>
@@ -6207,10 +6202,10 @@
             <w:tcW w:type="dxa" w:w="1440"/>
             <w:shd w:fill="F8FAFC"/>
             <w:tcMar>
-              <w:top w:w="50" w:type="dxa"/>
-              <w:bottom w:w="50" w:type="dxa"/>
-              <w:left w:w="80" w:type="dxa"/>
-              <w:right w:w="80" w:type="dxa"/>
+              <w:top w:w="45" w:type="dxa"/>
+              <w:bottom w:w="45" w:type="dxa"/>
+              <w:left w:w="75" w:type="dxa"/>
+              <w:right w:w="75" w:type="dxa"/>
             </w:tcMar>
           </w:tcPr>
           <w:p>
@@ -6233,10 +6228,10 @@
             <w:tcW w:type="dxa" w:w="5285"/>
             <w:shd w:fill="F8FAFC"/>
             <w:tcMar>
-              <w:top w:w="50" w:type="dxa"/>
-              <w:bottom w:w="50" w:type="dxa"/>
-              <w:left w:w="80" w:type="dxa"/>
-              <w:right w:w="80" w:type="dxa"/>
+              <w:top w:w="45" w:type="dxa"/>
+              <w:bottom w:w="45" w:type="dxa"/>
+              <w:left w:w="75" w:type="dxa"/>
+              <w:right w:w="75" w:type="dxa"/>
             </w:tcMar>
           </w:tcPr>
           <w:p>
@@ -6255,10 +6250,10 @@
             <w:tcW w:type="dxa" w:w="1440"/>
             <w:shd w:fill="F8FAFC"/>
             <w:tcMar>
-              <w:top w:w="50" w:type="dxa"/>
-              <w:bottom w:w="50" w:type="dxa"/>
-              <w:left w:w="80" w:type="dxa"/>
-              <w:right w:w="80" w:type="dxa"/>
+              <w:top w:w="45" w:type="dxa"/>
+              <w:bottom w:w="45" w:type="dxa"/>
+              <w:left w:w="75" w:type="dxa"/>
+              <w:right w:w="75" w:type="dxa"/>
             </w:tcMar>
           </w:tcPr>
           <w:p>
@@ -6280,10 +6275,10 @@
             <w:tcW w:type="dxa" w:w="864"/>
             <w:shd w:fill="F8FAFC"/>
             <w:tcMar>
-              <w:top w:w="50" w:type="dxa"/>
-              <w:bottom w:w="50" w:type="dxa"/>
-              <w:left w:w="80" w:type="dxa"/>
-              <w:right w:w="80" w:type="dxa"/>
+              <w:top w:w="45" w:type="dxa"/>
+              <w:bottom w:w="45" w:type="dxa"/>
+              <w:left w:w="75" w:type="dxa"/>
+              <w:right w:w="75" w:type="dxa"/>
             </w:tcMar>
           </w:tcPr>
           <w:p>
@@ -6307,10 +6302,10 @@
             <w:tcW w:type="dxa" w:w="1440"/>
             <w:shd w:fill="FFFFFF"/>
             <w:tcMar>
-              <w:top w:w="50" w:type="dxa"/>
-              <w:bottom w:w="50" w:type="dxa"/>
-              <w:left w:w="80" w:type="dxa"/>
-              <w:right w:w="80" w:type="dxa"/>
+              <w:top w:w="45" w:type="dxa"/>
+              <w:bottom w:w="45" w:type="dxa"/>
+              <w:left w:w="75" w:type="dxa"/>
+              <w:right w:w="75" w:type="dxa"/>
             </w:tcMar>
           </w:tcPr>
           <w:p>
@@ -6333,10 +6328,10 @@
             <w:tcW w:type="dxa" w:w="5285"/>
             <w:shd w:fill="FFFFFF"/>
             <w:tcMar>
-              <w:top w:w="50" w:type="dxa"/>
-              <w:bottom w:w="50" w:type="dxa"/>
-              <w:left w:w="80" w:type="dxa"/>
-              <w:right w:w="80" w:type="dxa"/>
+              <w:top w:w="45" w:type="dxa"/>
+              <w:bottom w:w="45" w:type="dxa"/>
+              <w:left w:w="75" w:type="dxa"/>
+              <w:right w:w="75" w:type="dxa"/>
             </w:tcMar>
           </w:tcPr>
           <w:p>
@@ -6355,10 +6350,10 @@
             <w:tcW w:type="dxa" w:w="1440"/>
             <w:shd w:fill="FFFFFF"/>
             <w:tcMar>
-              <w:top w:w="50" w:type="dxa"/>
-              <w:bottom w:w="50" w:type="dxa"/>
-              <w:left w:w="80" w:type="dxa"/>
-              <w:right w:w="80" w:type="dxa"/>
+              <w:top w:w="45" w:type="dxa"/>
+              <w:bottom w:w="45" w:type="dxa"/>
+              <w:left w:w="75" w:type="dxa"/>
+              <w:right w:w="75" w:type="dxa"/>
             </w:tcMar>
           </w:tcPr>
           <w:p>
@@ -6380,10 +6375,10 @@
             <w:tcW w:type="dxa" w:w="864"/>
             <w:shd w:fill="FFFFFF"/>
             <w:tcMar>
-              <w:top w:w="50" w:type="dxa"/>
-              <w:bottom w:w="50" w:type="dxa"/>
-              <w:left w:w="80" w:type="dxa"/>
-              <w:right w:w="80" w:type="dxa"/>
+              <w:top w:w="45" w:type="dxa"/>
+              <w:bottom w:w="45" w:type="dxa"/>
+              <w:left w:w="75" w:type="dxa"/>
+              <w:right w:w="75" w:type="dxa"/>
             </w:tcMar>
           </w:tcPr>
           <w:p>
@@ -6407,10 +6402,10 @@
             <w:tcW w:type="dxa" w:w="1440"/>
             <w:shd w:fill="F8FAFC"/>
             <w:tcMar>
-              <w:top w:w="50" w:type="dxa"/>
-              <w:bottom w:w="50" w:type="dxa"/>
-              <w:left w:w="80" w:type="dxa"/>
-              <w:right w:w="80" w:type="dxa"/>
+              <w:top w:w="45" w:type="dxa"/>
+              <w:bottom w:w="45" w:type="dxa"/>
+              <w:left w:w="75" w:type="dxa"/>
+              <w:right w:w="75" w:type="dxa"/>
             </w:tcMar>
           </w:tcPr>
           <w:p>
@@ -6433,10 +6428,10 @@
             <w:tcW w:type="dxa" w:w="5285"/>
             <w:shd w:fill="F8FAFC"/>
             <w:tcMar>
-              <w:top w:w="50" w:type="dxa"/>
-              <w:bottom w:w="50" w:type="dxa"/>
-              <w:left w:w="80" w:type="dxa"/>
-              <w:right w:w="80" w:type="dxa"/>
+              <w:top w:w="45" w:type="dxa"/>
+              <w:bottom w:w="45" w:type="dxa"/>
+              <w:left w:w="75" w:type="dxa"/>
+              <w:right w:w="75" w:type="dxa"/>
             </w:tcMar>
           </w:tcPr>
           <w:p>
@@ -6455,10 +6450,10 @@
             <w:tcW w:type="dxa" w:w="1440"/>
             <w:shd w:fill="F8FAFC"/>
             <w:tcMar>
-              <w:top w:w="50" w:type="dxa"/>
-              <w:bottom w:w="50" w:type="dxa"/>
-              <w:left w:w="80" w:type="dxa"/>
-              <w:right w:w="80" w:type="dxa"/>
+              <w:top w:w="45" w:type="dxa"/>
+              <w:bottom w:w="45" w:type="dxa"/>
+              <w:left w:w="75" w:type="dxa"/>
+              <w:right w:w="75" w:type="dxa"/>
             </w:tcMar>
           </w:tcPr>
           <w:p>
@@ -6480,10 +6475,10 @@
             <w:tcW w:type="dxa" w:w="864"/>
             <w:shd w:fill="F8FAFC"/>
             <w:tcMar>
-              <w:top w:w="50" w:type="dxa"/>
-              <w:bottom w:w="50" w:type="dxa"/>
-              <w:left w:w="80" w:type="dxa"/>
-              <w:right w:w="80" w:type="dxa"/>
+              <w:top w:w="45" w:type="dxa"/>
+              <w:bottom w:w="45" w:type="dxa"/>
+              <w:left w:w="75" w:type="dxa"/>
+              <w:right w:w="75" w:type="dxa"/>
             </w:tcMar>
           </w:tcPr>
           <w:p>
@@ -6507,10 +6502,10 @@
             <w:tcW w:type="dxa" w:w="1440"/>
             <w:shd w:fill="FFFFFF"/>
             <w:tcMar>
-              <w:top w:w="50" w:type="dxa"/>
-              <w:bottom w:w="50" w:type="dxa"/>
-              <w:left w:w="80" w:type="dxa"/>
-              <w:right w:w="80" w:type="dxa"/>
+              <w:top w:w="45" w:type="dxa"/>
+              <w:bottom w:w="45" w:type="dxa"/>
+              <w:left w:w="75" w:type="dxa"/>
+              <w:right w:w="75" w:type="dxa"/>
             </w:tcMar>
           </w:tcPr>
           <w:p>
@@ -6533,10 +6528,10 @@
             <w:tcW w:type="dxa" w:w="5285"/>
             <w:shd w:fill="FFFFFF"/>
             <w:tcMar>
-              <w:top w:w="50" w:type="dxa"/>
-              <w:bottom w:w="50" w:type="dxa"/>
-              <w:left w:w="80" w:type="dxa"/>
-              <w:right w:w="80" w:type="dxa"/>
+              <w:top w:w="45" w:type="dxa"/>
+              <w:bottom w:w="45" w:type="dxa"/>
+              <w:left w:w="75" w:type="dxa"/>
+              <w:right w:w="75" w:type="dxa"/>
             </w:tcMar>
           </w:tcPr>
           <w:p>
@@ -6555,10 +6550,10 @@
             <w:tcW w:type="dxa" w:w="1440"/>
             <w:shd w:fill="FFFFFF"/>
             <w:tcMar>
-              <w:top w:w="50" w:type="dxa"/>
-              <w:bottom w:w="50" w:type="dxa"/>
-              <w:left w:w="80" w:type="dxa"/>
-              <w:right w:w="80" w:type="dxa"/>
+              <w:top w:w="45" w:type="dxa"/>
+              <w:bottom w:w="45" w:type="dxa"/>
+              <w:left w:w="75" w:type="dxa"/>
+              <w:right w:w="75" w:type="dxa"/>
             </w:tcMar>
           </w:tcPr>
           <w:p>
@@ -6580,10 +6575,10 @@
             <w:tcW w:type="dxa" w:w="864"/>
             <w:shd w:fill="FFFFFF"/>
             <w:tcMar>
-              <w:top w:w="50" w:type="dxa"/>
-              <w:bottom w:w="50" w:type="dxa"/>
-              <w:left w:w="80" w:type="dxa"/>
-              <w:right w:w="80" w:type="dxa"/>
+              <w:top w:w="45" w:type="dxa"/>
+              <w:bottom w:w="45" w:type="dxa"/>
+              <w:left w:w="75" w:type="dxa"/>
+              <w:right w:w="75" w:type="dxa"/>
             </w:tcMar>
           </w:tcPr>
           <w:p>
@@ -6607,10 +6602,10 @@
             <w:tcW w:type="dxa" w:w="1440"/>
             <w:shd w:fill="F8FAFC"/>
             <w:tcMar>
-              <w:top w:w="50" w:type="dxa"/>
-              <w:bottom w:w="50" w:type="dxa"/>
-              <w:left w:w="80" w:type="dxa"/>
-              <w:right w:w="80" w:type="dxa"/>
+              <w:top w:w="45" w:type="dxa"/>
+              <w:bottom w:w="45" w:type="dxa"/>
+              <w:left w:w="75" w:type="dxa"/>
+              <w:right w:w="75" w:type="dxa"/>
             </w:tcMar>
           </w:tcPr>
           <w:p>
@@ -6633,10 +6628,10 @@
             <w:tcW w:type="dxa" w:w="5285"/>
             <w:shd w:fill="F8FAFC"/>
             <w:tcMar>
-              <w:top w:w="50" w:type="dxa"/>
-              <w:bottom w:w="50" w:type="dxa"/>
-              <w:left w:w="80" w:type="dxa"/>
-              <w:right w:w="80" w:type="dxa"/>
+              <w:top w:w="45" w:type="dxa"/>
+              <w:bottom w:w="45" w:type="dxa"/>
+              <w:left w:w="75" w:type="dxa"/>
+              <w:right w:w="75" w:type="dxa"/>
             </w:tcMar>
           </w:tcPr>
           <w:p>
@@ -6655,10 +6650,10 @@
             <w:tcW w:type="dxa" w:w="1440"/>
             <w:shd w:fill="F8FAFC"/>
             <w:tcMar>
-              <w:top w:w="50" w:type="dxa"/>
-              <w:bottom w:w="50" w:type="dxa"/>
-              <w:left w:w="80" w:type="dxa"/>
-              <w:right w:w="80" w:type="dxa"/>
+              <w:top w:w="45" w:type="dxa"/>
+              <w:bottom w:w="45" w:type="dxa"/>
+              <w:left w:w="75" w:type="dxa"/>
+              <w:right w:w="75" w:type="dxa"/>
             </w:tcMar>
           </w:tcPr>
           <w:p>
@@ -6680,10 +6675,10 @@
             <w:tcW w:type="dxa" w:w="864"/>
             <w:shd w:fill="F8FAFC"/>
             <w:tcMar>
-              <w:top w:w="50" w:type="dxa"/>
-              <w:bottom w:w="50" w:type="dxa"/>
-              <w:left w:w="80" w:type="dxa"/>
-              <w:right w:w="80" w:type="dxa"/>
+              <w:top w:w="45" w:type="dxa"/>
+              <w:bottom w:w="45" w:type="dxa"/>
+              <w:left w:w="75" w:type="dxa"/>
+              <w:right w:w="75" w:type="dxa"/>
             </w:tcMar>
           </w:tcPr>
           <w:p>
@@ -6707,10 +6702,10 @@
             <w:tcW w:type="dxa" w:w="1440"/>
             <w:shd w:fill="FFFFFF"/>
             <w:tcMar>
-              <w:top w:w="50" w:type="dxa"/>
-              <w:bottom w:w="50" w:type="dxa"/>
-              <w:left w:w="80" w:type="dxa"/>
-              <w:right w:w="80" w:type="dxa"/>
+              <w:top w:w="45" w:type="dxa"/>
+              <w:bottom w:w="45" w:type="dxa"/>
+              <w:left w:w="75" w:type="dxa"/>
+              <w:right w:w="75" w:type="dxa"/>
             </w:tcMar>
           </w:tcPr>
           <w:p>
@@ -6733,10 +6728,10 @@
             <w:tcW w:type="dxa" w:w="5285"/>
             <w:shd w:fill="FFFFFF"/>
             <w:tcMar>
-              <w:top w:w="50" w:type="dxa"/>
-              <w:bottom w:w="50" w:type="dxa"/>
-              <w:left w:w="80" w:type="dxa"/>
-              <w:right w:w="80" w:type="dxa"/>
+              <w:top w:w="45" w:type="dxa"/>
+              <w:bottom w:w="45" w:type="dxa"/>
+              <w:left w:w="75" w:type="dxa"/>
+              <w:right w:w="75" w:type="dxa"/>
             </w:tcMar>
           </w:tcPr>
           <w:p>
@@ -6755,10 +6750,10 @@
             <w:tcW w:type="dxa" w:w="1440"/>
             <w:shd w:fill="FFFFFF"/>
             <w:tcMar>
-              <w:top w:w="50" w:type="dxa"/>
-              <w:bottom w:w="50" w:type="dxa"/>
-              <w:left w:w="80" w:type="dxa"/>
-              <w:right w:w="80" w:type="dxa"/>
+              <w:top w:w="45" w:type="dxa"/>
+              <w:bottom w:w="45" w:type="dxa"/>
+              <w:left w:w="75" w:type="dxa"/>
+              <w:right w:w="75" w:type="dxa"/>
             </w:tcMar>
           </w:tcPr>
           <w:p>
@@ -6780,10 +6775,10 @@
             <w:tcW w:type="dxa" w:w="864"/>
             <w:shd w:fill="FFFFFF"/>
             <w:tcMar>
-              <w:top w:w="50" w:type="dxa"/>
-              <w:bottom w:w="50" w:type="dxa"/>
-              <w:left w:w="80" w:type="dxa"/>
-              <w:right w:w="80" w:type="dxa"/>
+              <w:top w:w="45" w:type="dxa"/>
+              <w:bottom w:w="45" w:type="dxa"/>
+              <w:left w:w="75" w:type="dxa"/>
+              <w:right w:w="75" w:type="dxa"/>
             </w:tcMar>
           </w:tcPr>
           <w:p>
@@ -6807,10 +6802,10 @@
             <w:tcW w:type="dxa" w:w="1440"/>
             <w:shd w:fill="F8FAFC"/>
             <w:tcMar>
-              <w:top w:w="50" w:type="dxa"/>
-              <w:bottom w:w="50" w:type="dxa"/>
-              <w:left w:w="80" w:type="dxa"/>
-              <w:right w:w="80" w:type="dxa"/>
+              <w:top w:w="45" w:type="dxa"/>
+              <w:bottom w:w="45" w:type="dxa"/>
+              <w:left w:w="75" w:type="dxa"/>
+              <w:right w:w="75" w:type="dxa"/>
             </w:tcMar>
           </w:tcPr>
           <w:p>
@@ -6833,10 +6828,10 @@
             <w:tcW w:type="dxa" w:w="5285"/>
             <w:shd w:fill="F8FAFC"/>
             <w:tcMar>
-              <w:top w:w="50" w:type="dxa"/>
-              <w:bottom w:w="50" w:type="dxa"/>
-              <w:left w:w="80" w:type="dxa"/>
-              <w:right w:w="80" w:type="dxa"/>
+              <w:top w:w="45" w:type="dxa"/>
+              <w:bottom w:w="45" w:type="dxa"/>
+              <w:left w:w="75" w:type="dxa"/>
+              <w:right w:w="75" w:type="dxa"/>
             </w:tcMar>
           </w:tcPr>
           <w:p>
@@ -6855,10 +6850,10 @@
             <w:tcW w:type="dxa" w:w="1440"/>
             <w:shd w:fill="F8FAFC"/>
             <w:tcMar>
-              <w:top w:w="50" w:type="dxa"/>
-              <w:bottom w:w="50" w:type="dxa"/>
-              <w:left w:w="80" w:type="dxa"/>
-              <w:right w:w="80" w:type="dxa"/>
+              <w:top w:w="45" w:type="dxa"/>
+              <w:bottom w:w="45" w:type="dxa"/>
+              <w:left w:w="75" w:type="dxa"/>
+              <w:right w:w="75" w:type="dxa"/>
             </w:tcMar>
           </w:tcPr>
           <w:p>
@@ -6880,10 +6875,10 @@
             <w:tcW w:type="dxa" w:w="864"/>
             <w:shd w:fill="F8FAFC"/>
             <w:tcMar>
-              <w:top w:w="50" w:type="dxa"/>
-              <w:bottom w:w="50" w:type="dxa"/>
-              <w:left w:w="80" w:type="dxa"/>
-              <w:right w:w="80" w:type="dxa"/>
+              <w:top w:w="45" w:type="dxa"/>
+              <w:bottom w:w="45" w:type="dxa"/>
+              <w:left w:w="75" w:type="dxa"/>
+              <w:right w:w="75" w:type="dxa"/>
             </w:tcMar>
           </w:tcPr>
           <w:p>
@@ -6907,10 +6902,10 @@
             <w:tcW w:type="dxa" w:w="1440"/>
             <w:shd w:fill="FFFFFF"/>
             <w:tcMar>
-              <w:top w:w="50" w:type="dxa"/>
-              <w:bottom w:w="50" w:type="dxa"/>
-              <w:left w:w="80" w:type="dxa"/>
-              <w:right w:w="80" w:type="dxa"/>
+              <w:top w:w="45" w:type="dxa"/>
+              <w:bottom w:w="45" w:type="dxa"/>
+              <w:left w:w="75" w:type="dxa"/>
+              <w:right w:w="75" w:type="dxa"/>
             </w:tcMar>
           </w:tcPr>
           <w:p>
@@ -6933,10 +6928,10 @@
             <w:tcW w:type="dxa" w:w="5285"/>
             <w:shd w:fill="FFFFFF"/>
             <w:tcMar>
-              <w:top w:w="50" w:type="dxa"/>
-              <w:bottom w:w="50" w:type="dxa"/>
-              <w:left w:w="80" w:type="dxa"/>
-              <w:right w:w="80" w:type="dxa"/>
+              <w:top w:w="45" w:type="dxa"/>
+              <w:bottom w:w="45" w:type="dxa"/>
+              <w:left w:w="75" w:type="dxa"/>
+              <w:right w:w="75" w:type="dxa"/>
             </w:tcMar>
           </w:tcPr>
           <w:p>
@@ -6955,10 +6950,10 @@
             <w:tcW w:type="dxa" w:w="1440"/>
             <w:shd w:fill="FFFFFF"/>
             <w:tcMar>
-              <w:top w:w="50" w:type="dxa"/>
-              <w:bottom w:w="50" w:type="dxa"/>
-              <w:left w:w="80" w:type="dxa"/>
-              <w:right w:w="80" w:type="dxa"/>
+              <w:top w:w="45" w:type="dxa"/>
+              <w:bottom w:w="45" w:type="dxa"/>
+              <w:left w:w="75" w:type="dxa"/>
+              <w:right w:w="75" w:type="dxa"/>
             </w:tcMar>
           </w:tcPr>
           <w:p>
@@ -6980,10 +6975,10 @@
             <w:tcW w:type="dxa" w:w="864"/>
             <w:shd w:fill="FFFFFF"/>
             <w:tcMar>
-              <w:top w:w="50" w:type="dxa"/>
-              <w:bottom w:w="50" w:type="dxa"/>
-              <w:left w:w="80" w:type="dxa"/>
-              <w:right w:w="80" w:type="dxa"/>
+              <w:top w:w="45" w:type="dxa"/>
+              <w:bottom w:w="45" w:type="dxa"/>
+              <w:left w:w="75" w:type="dxa"/>
+              <w:right w:w="75" w:type="dxa"/>
             </w:tcMar>
           </w:tcPr>
           <w:p>
@@ -7007,10 +7002,10 @@
             <w:tcW w:type="dxa" w:w="1440"/>
             <w:shd w:fill="F8FAFC"/>
             <w:tcMar>
-              <w:top w:w="50" w:type="dxa"/>
-              <w:bottom w:w="50" w:type="dxa"/>
-              <w:left w:w="80" w:type="dxa"/>
-              <w:right w:w="80" w:type="dxa"/>
+              <w:top w:w="45" w:type="dxa"/>
+              <w:bottom w:w="45" w:type="dxa"/>
+              <w:left w:w="75" w:type="dxa"/>
+              <w:right w:w="75" w:type="dxa"/>
             </w:tcMar>
           </w:tcPr>
           <w:p>
@@ -7033,10 +7028,10 @@
             <w:tcW w:type="dxa" w:w="5285"/>
             <w:shd w:fill="F8FAFC"/>
             <w:tcMar>
-              <w:top w:w="50" w:type="dxa"/>
-              <w:bottom w:w="50" w:type="dxa"/>
-              <w:left w:w="80" w:type="dxa"/>
-              <w:right w:w="80" w:type="dxa"/>
+              <w:top w:w="45" w:type="dxa"/>
+              <w:bottom w:w="45" w:type="dxa"/>
+              <w:left w:w="75" w:type="dxa"/>
+              <w:right w:w="75" w:type="dxa"/>
             </w:tcMar>
           </w:tcPr>
           <w:p>
@@ -7055,10 +7050,10 @@
             <w:tcW w:type="dxa" w:w="1440"/>
             <w:shd w:fill="F8FAFC"/>
             <w:tcMar>
-              <w:top w:w="50" w:type="dxa"/>
-              <w:bottom w:w="50" w:type="dxa"/>
-              <w:left w:w="80" w:type="dxa"/>
-              <w:right w:w="80" w:type="dxa"/>
+              <w:top w:w="45" w:type="dxa"/>
+              <w:bottom w:w="45" w:type="dxa"/>
+              <w:left w:w="75" w:type="dxa"/>
+              <w:right w:w="75" w:type="dxa"/>
             </w:tcMar>
           </w:tcPr>
           <w:p>
@@ -7080,10 +7075,10 @@
             <w:tcW w:type="dxa" w:w="864"/>
             <w:shd w:fill="F8FAFC"/>
             <w:tcMar>
-              <w:top w:w="50" w:type="dxa"/>
-              <w:bottom w:w="50" w:type="dxa"/>
-              <w:left w:w="80" w:type="dxa"/>
-              <w:right w:w="80" w:type="dxa"/>
+              <w:top w:w="45" w:type="dxa"/>
+              <w:bottom w:w="45" w:type="dxa"/>
+              <w:left w:w="75" w:type="dxa"/>
+              <w:right w:w="75" w:type="dxa"/>
             </w:tcMar>
           </w:tcPr>
           <w:p>
@@ -7107,10 +7102,10 @@
             <w:tcW w:type="dxa" w:w="1440"/>
             <w:shd w:fill="FFFFFF"/>
             <w:tcMar>
-              <w:top w:w="50" w:type="dxa"/>
-              <w:bottom w:w="50" w:type="dxa"/>
-              <w:left w:w="80" w:type="dxa"/>
-              <w:right w:w="80" w:type="dxa"/>
+              <w:top w:w="45" w:type="dxa"/>
+              <w:bottom w:w="45" w:type="dxa"/>
+              <w:left w:w="75" w:type="dxa"/>
+              <w:right w:w="75" w:type="dxa"/>
             </w:tcMar>
           </w:tcPr>
           <w:p>
@@ -7133,10 +7128,10 @@
             <w:tcW w:type="dxa" w:w="5285"/>
             <w:shd w:fill="FFFFFF"/>
             <w:tcMar>
-              <w:top w:w="50" w:type="dxa"/>
-              <w:bottom w:w="50" w:type="dxa"/>
-              <w:left w:w="80" w:type="dxa"/>
-              <w:right w:w="80" w:type="dxa"/>
+              <w:top w:w="45" w:type="dxa"/>
+              <w:bottom w:w="45" w:type="dxa"/>
+              <w:left w:w="75" w:type="dxa"/>
+              <w:right w:w="75" w:type="dxa"/>
             </w:tcMar>
           </w:tcPr>
           <w:p>
@@ -7155,10 +7150,10 @@
             <w:tcW w:type="dxa" w:w="1440"/>
             <w:shd w:fill="FFFFFF"/>
             <w:tcMar>
-              <w:top w:w="50" w:type="dxa"/>
-              <w:bottom w:w="50" w:type="dxa"/>
-              <w:left w:w="80" w:type="dxa"/>
-              <w:right w:w="80" w:type="dxa"/>
+              <w:top w:w="45" w:type="dxa"/>
+              <w:bottom w:w="45" w:type="dxa"/>
+              <w:left w:w="75" w:type="dxa"/>
+              <w:right w:w="75" w:type="dxa"/>
             </w:tcMar>
           </w:tcPr>
           <w:p>
@@ -7180,10 +7175,10 @@
             <w:tcW w:type="dxa" w:w="864"/>
             <w:shd w:fill="FFFFFF"/>
             <w:tcMar>
-              <w:top w:w="50" w:type="dxa"/>
-              <w:bottom w:w="50" w:type="dxa"/>
-              <w:left w:w="80" w:type="dxa"/>
-              <w:right w:w="80" w:type="dxa"/>
+              <w:top w:w="45" w:type="dxa"/>
+              <w:bottom w:w="45" w:type="dxa"/>
+              <w:left w:w="75" w:type="dxa"/>
+              <w:right w:w="75" w:type="dxa"/>
             </w:tcMar>
           </w:tcPr>
           <w:p>
@@ -7207,10 +7202,10 @@
             <w:tcW w:type="dxa" w:w="1440"/>
             <w:shd w:fill="F8FAFC"/>
             <w:tcMar>
-              <w:top w:w="50" w:type="dxa"/>
-              <w:bottom w:w="50" w:type="dxa"/>
-              <w:left w:w="80" w:type="dxa"/>
-              <w:right w:w="80" w:type="dxa"/>
+              <w:top w:w="45" w:type="dxa"/>
+              <w:bottom w:w="45" w:type="dxa"/>
+              <w:left w:w="75" w:type="dxa"/>
+              <w:right w:w="75" w:type="dxa"/>
             </w:tcMar>
           </w:tcPr>
           <w:p>
@@ -7233,10 +7228,10 @@
             <w:tcW w:type="dxa" w:w="5285"/>
             <w:shd w:fill="F8FAFC"/>
             <w:tcMar>
-              <w:top w:w="50" w:type="dxa"/>
-              <w:bottom w:w="50" w:type="dxa"/>
-              <w:left w:w="80" w:type="dxa"/>
-              <w:right w:w="80" w:type="dxa"/>
+              <w:top w:w="45" w:type="dxa"/>
+              <w:bottom w:w="45" w:type="dxa"/>
+              <w:left w:w="75" w:type="dxa"/>
+              <w:right w:w="75" w:type="dxa"/>
             </w:tcMar>
           </w:tcPr>
           <w:p>
@@ -7255,10 +7250,10 @@
             <w:tcW w:type="dxa" w:w="1440"/>
             <w:shd w:fill="F8FAFC"/>
             <w:tcMar>
-              <w:top w:w="50" w:type="dxa"/>
-              <w:bottom w:w="50" w:type="dxa"/>
-              <w:left w:w="80" w:type="dxa"/>
-              <w:right w:w="80" w:type="dxa"/>
+              <w:top w:w="45" w:type="dxa"/>
+              <w:bottom w:w="45" w:type="dxa"/>
+              <w:left w:w="75" w:type="dxa"/>
+              <w:right w:w="75" w:type="dxa"/>
             </w:tcMar>
           </w:tcPr>
           <w:p>
@@ -7280,10 +7275,10 @@
             <w:tcW w:type="dxa" w:w="864"/>
             <w:shd w:fill="F8FAFC"/>
             <w:tcMar>
-              <w:top w:w="50" w:type="dxa"/>
-              <w:bottom w:w="50" w:type="dxa"/>
-              <w:left w:w="80" w:type="dxa"/>
-              <w:right w:w="80" w:type="dxa"/>
+              <w:top w:w="45" w:type="dxa"/>
+              <w:bottom w:w="45" w:type="dxa"/>
+              <w:left w:w="75" w:type="dxa"/>
+              <w:right w:w="75" w:type="dxa"/>
             </w:tcMar>
           </w:tcPr>
           <w:p>
@@ -7307,10 +7302,10 @@
             <w:tcW w:type="dxa" w:w="1440"/>
             <w:shd w:fill="FFFFFF"/>
             <w:tcMar>
-              <w:top w:w="50" w:type="dxa"/>
-              <w:bottom w:w="50" w:type="dxa"/>
-              <w:left w:w="80" w:type="dxa"/>
-              <w:right w:w="80" w:type="dxa"/>
+              <w:top w:w="45" w:type="dxa"/>
+              <w:bottom w:w="45" w:type="dxa"/>
+              <w:left w:w="75" w:type="dxa"/>
+              <w:right w:w="75" w:type="dxa"/>
             </w:tcMar>
           </w:tcPr>
           <w:p>
@@ -7333,10 +7328,10 @@
             <w:tcW w:type="dxa" w:w="5285"/>
             <w:shd w:fill="FFFFFF"/>
             <w:tcMar>
-              <w:top w:w="50" w:type="dxa"/>
-              <w:bottom w:w="50" w:type="dxa"/>
-              <w:left w:w="80" w:type="dxa"/>
-              <w:right w:w="80" w:type="dxa"/>
+              <w:top w:w="45" w:type="dxa"/>
+              <w:bottom w:w="45" w:type="dxa"/>
+              <w:left w:w="75" w:type="dxa"/>
+              <w:right w:w="75" w:type="dxa"/>
             </w:tcMar>
           </w:tcPr>
           <w:p>
@@ -7355,10 +7350,10 @@
             <w:tcW w:type="dxa" w:w="1440"/>
             <w:shd w:fill="FFFFFF"/>
             <w:tcMar>
-              <w:top w:w="50" w:type="dxa"/>
-              <w:bottom w:w="50" w:type="dxa"/>
-              <w:left w:w="80" w:type="dxa"/>
-              <w:right w:w="80" w:type="dxa"/>
+              <w:top w:w="45" w:type="dxa"/>
+              <w:bottom w:w="45" w:type="dxa"/>
+              <w:left w:w="75" w:type="dxa"/>
+              <w:right w:w="75" w:type="dxa"/>
             </w:tcMar>
           </w:tcPr>
           <w:p>
@@ -7380,10 +7375,10 @@
             <w:tcW w:type="dxa" w:w="864"/>
             <w:shd w:fill="FFFFFF"/>
             <w:tcMar>
-              <w:top w:w="50" w:type="dxa"/>
-              <w:bottom w:w="50" w:type="dxa"/>
-              <w:left w:w="80" w:type="dxa"/>
-              <w:right w:w="80" w:type="dxa"/>
+              <w:top w:w="45" w:type="dxa"/>
+              <w:bottom w:w="45" w:type="dxa"/>
+              <w:left w:w="75" w:type="dxa"/>
+              <w:right w:w="75" w:type="dxa"/>
             </w:tcMar>
           </w:tcPr>
           <w:p>
@@ -7407,10 +7402,10 @@
             <w:tcW w:type="dxa" w:w="1440"/>
             <w:shd w:fill="F8FAFC"/>
             <w:tcMar>
-              <w:top w:w="50" w:type="dxa"/>
-              <w:bottom w:w="50" w:type="dxa"/>
-              <w:left w:w="80" w:type="dxa"/>
-              <w:right w:w="80" w:type="dxa"/>
+              <w:top w:w="45" w:type="dxa"/>
+              <w:bottom w:w="45" w:type="dxa"/>
+              <w:left w:w="75" w:type="dxa"/>
+              <w:right w:w="75" w:type="dxa"/>
             </w:tcMar>
           </w:tcPr>
           <w:p>
@@ -7433,10 +7428,10 @@
             <w:tcW w:type="dxa" w:w="5285"/>
             <w:shd w:fill="F8FAFC"/>
             <w:tcMar>
-              <w:top w:w="50" w:type="dxa"/>
-              <w:bottom w:w="50" w:type="dxa"/>
-              <w:left w:w="80" w:type="dxa"/>
-              <w:right w:w="80" w:type="dxa"/>
+              <w:top w:w="45" w:type="dxa"/>
+              <w:bottom w:w="45" w:type="dxa"/>
+              <w:left w:w="75" w:type="dxa"/>
+              <w:right w:w="75" w:type="dxa"/>
             </w:tcMar>
           </w:tcPr>
           <w:p>
@@ -7455,10 +7450,10 @@
             <w:tcW w:type="dxa" w:w="1440"/>
             <w:shd w:fill="F8FAFC"/>
             <w:tcMar>
-              <w:top w:w="50" w:type="dxa"/>
-              <w:bottom w:w="50" w:type="dxa"/>
-              <w:left w:w="80" w:type="dxa"/>
-              <w:right w:w="80" w:type="dxa"/>
+              <w:top w:w="45" w:type="dxa"/>
+              <w:bottom w:w="45" w:type="dxa"/>
+              <w:left w:w="75" w:type="dxa"/>
+              <w:right w:w="75" w:type="dxa"/>
             </w:tcMar>
           </w:tcPr>
           <w:p>
@@ -7480,10 +7475,10 @@
             <w:tcW w:type="dxa" w:w="864"/>
             <w:shd w:fill="F8FAFC"/>
             <w:tcMar>
-              <w:top w:w="50" w:type="dxa"/>
-              <w:bottom w:w="50" w:type="dxa"/>
-              <w:left w:w="80" w:type="dxa"/>
-              <w:right w:w="80" w:type="dxa"/>
+              <w:top w:w="45" w:type="dxa"/>
+              <w:bottom w:w="45" w:type="dxa"/>
+              <w:left w:w="75" w:type="dxa"/>
+              <w:right w:w="75" w:type="dxa"/>
             </w:tcMar>
           </w:tcPr>
           <w:p>
@@ -7507,10 +7502,10 @@
             <w:tcW w:type="dxa" w:w="1440"/>
             <w:shd w:fill="FFFFFF"/>
             <w:tcMar>
-              <w:top w:w="50" w:type="dxa"/>
-              <w:bottom w:w="50" w:type="dxa"/>
-              <w:left w:w="80" w:type="dxa"/>
-              <w:right w:w="80" w:type="dxa"/>
+              <w:top w:w="45" w:type="dxa"/>
+              <w:bottom w:w="45" w:type="dxa"/>
+              <w:left w:w="75" w:type="dxa"/>
+              <w:right w:w="75" w:type="dxa"/>
             </w:tcMar>
           </w:tcPr>
           <w:p>
@@ -7533,10 +7528,10 @@
             <w:tcW w:type="dxa" w:w="5285"/>
             <w:shd w:fill="FFFFFF"/>
             <w:tcMar>
-              <w:top w:w="50" w:type="dxa"/>
-              <w:bottom w:w="50" w:type="dxa"/>
-              <w:left w:w="80" w:type="dxa"/>
-              <w:right w:w="80" w:type="dxa"/>
+              <w:top w:w="45" w:type="dxa"/>
+              <w:bottom w:w="45" w:type="dxa"/>
+              <w:left w:w="75" w:type="dxa"/>
+              <w:right w:w="75" w:type="dxa"/>
             </w:tcMar>
           </w:tcPr>
           <w:p>
@@ -7555,10 +7550,10 @@
             <w:tcW w:type="dxa" w:w="1440"/>
             <w:shd w:fill="FFFFFF"/>
             <w:tcMar>
-              <w:top w:w="50" w:type="dxa"/>
-              <w:bottom w:w="50" w:type="dxa"/>
-              <w:left w:w="80" w:type="dxa"/>
-              <w:right w:w="80" w:type="dxa"/>
+              <w:top w:w="45" w:type="dxa"/>
+              <w:bottom w:w="45" w:type="dxa"/>
+              <w:left w:w="75" w:type="dxa"/>
+              <w:right w:w="75" w:type="dxa"/>
             </w:tcMar>
           </w:tcPr>
           <w:p>
@@ -7580,10 +7575,10 @@
             <w:tcW w:type="dxa" w:w="864"/>
             <w:shd w:fill="FFFFFF"/>
             <w:tcMar>
-              <w:top w:w="50" w:type="dxa"/>
-              <w:bottom w:w="50" w:type="dxa"/>
-              <w:left w:w="80" w:type="dxa"/>
-              <w:right w:w="80" w:type="dxa"/>
+              <w:top w:w="45" w:type="dxa"/>
+              <w:bottom w:w="45" w:type="dxa"/>
+              <w:left w:w="75" w:type="dxa"/>
+              <w:right w:w="75" w:type="dxa"/>
             </w:tcMar>
           </w:tcPr>
           <w:p>
@@ -7607,10 +7602,10 @@
             <w:tcW w:type="dxa" w:w="1440"/>
             <w:shd w:fill="F8FAFC"/>
             <w:tcMar>
-              <w:top w:w="50" w:type="dxa"/>
-              <w:bottom w:w="50" w:type="dxa"/>
-              <w:left w:w="80" w:type="dxa"/>
-              <w:right w:w="80" w:type="dxa"/>
+              <w:top w:w="45" w:type="dxa"/>
+              <w:bottom w:w="45" w:type="dxa"/>
+              <w:left w:w="75" w:type="dxa"/>
+              <w:right w:w="75" w:type="dxa"/>
             </w:tcMar>
           </w:tcPr>
           <w:p>
@@ -7633,10 +7628,10 @@
             <w:tcW w:type="dxa" w:w="5285"/>
             <w:shd w:fill="F8FAFC"/>
             <w:tcMar>
-              <w:top w:w="50" w:type="dxa"/>
-              <w:bottom w:w="50" w:type="dxa"/>
-              <w:left w:w="80" w:type="dxa"/>
-              <w:right w:w="80" w:type="dxa"/>
+              <w:top w:w="45" w:type="dxa"/>
+              <w:bottom w:w="45" w:type="dxa"/>
+              <w:left w:w="75" w:type="dxa"/>
+              <w:right w:w="75" w:type="dxa"/>
             </w:tcMar>
           </w:tcPr>
           <w:p>
@@ -7655,10 +7650,10 @@
             <w:tcW w:type="dxa" w:w="1440"/>
             <w:shd w:fill="F8FAFC"/>
             <w:tcMar>
-              <w:top w:w="50" w:type="dxa"/>
-              <w:bottom w:w="50" w:type="dxa"/>
-              <w:left w:w="80" w:type="dxa"/>
-              <w:right w:w="80" w:type="dxa"/>
+              <w:top w:w="45" w:type="dxa"/>
+              <w:bottom w:w="45" w:type="dxa"/>
+              <w:left w:w="75" w:type="dxa"/>
+              <w:right w:w="75" w:type="dxa"/>
             </w:tcMar>
           </w:tcPr>
           <w:p>
@@ -7680,10 +7675,10 @@
             <w:tcW w:type="dxa" w:w="864"/>
             <w:shd w:fill="F8FAFC"/>
             <w:tcMar>
-              <w:top w:w="50" w:type="dxa"/>
-              <w:bottom w:w="50" w:type="dxa"/>
-              <w:left w:w="80" w:type="dxa"/>
-              <w:right w:w="80" w:type="dxa"/>
+              <w:top w:w="45" w:type="dxa"/>
+              <w:bottom w:w="45" w:type="dxa"/>
+              <w:left w:w="75" w:type="dxa"/>
+              <w:right w:w="75" w:type="dxa"/>
             </w:tcMar>
           </w:tcPr>
           <w:p>
@@ -7707,10 +7702,10 @@
             <w:tcW w:type="dxa" w:w="1440"/>
             <w:shd w:fill="FFFFFF"/>
             <w:tcMar>
-              <w:top w:w="50" w:type="dxa"/>
-              <w:bottom w:w="50" w:type="dxa"/>
-              <w:left w:w="80" w:type="dxa"/>
-              <w:right w:w="80" w:type="dxa"/>
+              <w:top w:w="45" w:type="dxa"/>
+              <w:bottom w:w="45" w:type="dxa"/>
+              <w:left w:w="75" w:type="dxa"/>
+              <w:right w:w="75" w:type="dxa"/>
             </w:tcMar>
           </w:tcPr>
           <w:p>
@@ -7733,10 +7728,10 @@
             <w:tcW w:type="dxa" w:w="5285"/>
             <w:shd w:fill="FFFFFF"/>
             <w:tcMar>
-              <w:top w:w="50" w:type="dxa"/>
-              <w:bottom w:w="50" w:type="dxa"/>
-              <w:left w:w="80" w:type="dxa"/>
-              <w:right w:w="80" w:type="dxa"/>
+              <w:top w:w="45" w:type="dxa"/>
+              <w:bottom w:w="45" w:type="dxa"/>
+              <w:left w:w="75" w:type="dxa"/>
+              <w:right w:w="75" w:type="dxa"/>
             </w:tcMar>
           </w:tcPr>
           <w:p>
@@ -7755,10 +7750,10 @@
             <w:tcW w:type="dxa" w:w="1440"/>
             <w:shd w:fill="FFFFFF"/>
             <w:tcMar>
-              <w:top w:w="50" w:type="dxa"/>
-              <w:bottom w:w="50" w:type="dxa"/>
-              <w:left w:w="80" w:type="dxa"/>
-              <w:right w:w="80" w:type="dxa"/>
+              <w:top w:w="45" w:type="dxa"/>
+              <w:bottom w:w="45" w:type="dxa"/>
+              <w:left w:w="75" w:type="dxa"/>
+              <w:right w:w="75" w:type="dxa"/>
             </w:tcMar>
           </w:tcPr>
           <w:p>
@@ -7780,10 +7775,10 @@
             <w:tcW w:type="dxa" w:w="864"/>
             <w:shd w:fill="FFFFFF"/>
             <w:tcMar>
-              <w:top w:w="50" w:type="dxa"/>
-              <w:bottom w:w="50" w:type="dxa"/>
-              <w:left w:w="80" w:type="dxa"/>
-              <w:right w:w="80" w:type="dxa"/>
+              <w:top w:w="45" w:type="dxa"/>
+              <w:bottom w:w="45" w:type="dxa"/>
+              <w:left w:w="75" w:type="dxa"/>
+              <w:right w:w="75" w:type="dxa"/>
             </w:tcMar>
           </w:tcPr>
           <w:p>
@@ -7807,10 +7802,10 @@
             <w:tcW w:type="dxa" w:w="1440"/>
             <w:shd w:fill="F8FAFC"/>
             <w:tcMar>
-              <w:top w:w="50" w:type="dxa"/>
-              <w:bottom w:w="50" w:type="dxa"/>
-              <w:left w:w="80" w:type="dxa"/>
-              <w:right w:w="80" w:type="dxa"/>
+              <w:top w:w="45" w:type="dxa"/>
+              <w:bottom w:w="45" w:type="dxa"/>
+              <w:left w:w="75" w:type="dxa"/>
+              <w:right w:w="75" w:type="dxa"/>
             </w:tcMar>
           </w:tcPr>
           <w:p>
@@ -7833,10 +7828,10 @@
             <w:tcW w:type="dxa" w:w="5285"/>
             <w:shd w:fill="F8FAFC"/>
             <w:tcMar>
-              <w:top w:w="50" w:type="dxa"/>
-              <w:bottom w:w="50" w:type="dxa"/>
-              <w:left w:w="80" w:type="dxa"/>
-              <w:right w:w="80" w:type="dxa"/>
+              <w:top w:w="45" w:type="dxa"/>
+              <w:bottom w:w="45" w:type="dxa"/>
+              <w:left w:w="75" w:type="dxa"/>
+              <w:right w:w="75" w:type="dxa"/>
             </w:tcMar>
           </w:tcPr>
           <w:p>
@@ -7855,10 +7850,10 @@
             <w:tcW w:type="dxa" w:w="1440"/>
             <w:shd w:fill="F8FAFC"/>
             <w:tcMar>
-              <w:top w:w="50" w:type="dxa"/>
-              <w:bottom w:w="50" w:type="dxa"/>
-              <w:left w:w="80" w:type="dxa"/>
-              <w:right w:w="80" w:type="dxa"/>
+              <w:top w:w="45" w:type="dxa"/>
+              <w:bottom w:w="45" w:type="dxa"/>
+              <w:left w:w="75" w:type="dxa"/>
+              <w:right w:w="75" w:type="dxa"/>
             </w:tcMar>
           </w:tcPr>
           <w:p>
@@ -7880,10 +7875,10 @@
             <w:tcW w:type="dxa" w:w="864"/>
             <w:shd w:fill="F8FAFC"/>
             <w:tcMar>
-              <w:top w:w="50" w:type="dxa"/>
-              <w:bottom w:w="50" w:type="dxa"/>
-              <w:left w:w="80" w:type="dxa"/>
-              <w:right w:w="80" w:type="dxa"/>
+              <w:top w:w="45" w:type="dxa"/>
+              <w:bottom w:w="45" w:type="dxa"/>
+              <w:left w:w="75" w:type="dxa"/>
+              <w:right w:w="75" w:type="dxa"/>
             </w:tcMar>
           </w:tcPr>
           <w:p>
@@ -8034,10 +8029,10 @@
             <w:tcW w:type="dxa" w:w="1440"/>
             <w:shd w:fill="F8FAFC"/>
             <w:tcMar>
-              <w:top w:w="50" w:type="dxa"/>
-              <w:bottom w:w="50" w:type="dxa"/>
-              <w:left w:w="80" w:type="dxa"/>
-              <w:right w:w="80" w:type="dxa"/>
+              <w:top w:w="45" w:type="dxa"/>
+              <w:bottom w:w="45" w:type="dxa"/>
+              <w:left w:w="75" w:type="dxa"/>
+              <w:right w:w="75" w:type="dxa"/>
             </w:tcMar>
           </w:tcPr>
           <w:p>
@@ -8060,10 +8055,10 @@
             <w:tcW w:type="dxa" w:w="5285"/>
             <w:shd w:fill="F8FAFC"/>
             <w:tcMar>
-              <w:top w:w="50" w:type="dxa"/>
-              <w:bottom w:w="50" w:type="dxa"/>
-              <w:left w:w="80" w:type="dxa"/>
-              <w:right w:w="80" w:type="dxa"/>
+              <w:top w:w="45" w:type="dxa"/>
+              <w:bottom w:w="45" w:type="dxa"/>
+              <w:left w:w="75" w:type="dxa"/>
+              <w:right w:w="75" w:type="dxa"/>
             </w:tcMar>
           </w:tcPr>
           <w:p>
@@ -8082,10 +8077,10 @@
             <w:tcW w:type="dxa" w:w="1440"/>
             <w:shd w:fill="F8FAFC"/>
             <w:tcMar>
-              <w:top w:w="50" w:type="dxa"/>
-              <w:bottom w:w="50" w:type="dxa"/>
-              <w:left w:w="80" w:type="dxa"/>
-              <w:right w:w="80" w:type="dxa"/>
+              <w:top w:w="45" w:type="dxa"/>
+              <w:bottom w:w="45" w:type="dxa"/>
+              <w:left w:w="75" w:type="dxa"/>
+              <w:right w:w="75" w:type="dxa"/>
             </w:tcMar>
           </w:tcPr>
           <w:p>
@@ -8107,10 +8102,10 @@
             <w:tcW w:type="dxa" w:w="864"/>
             <w:shd w:fill="F8FAFC"/>
             <w:tcMar>
-              <w:top w:w="50" w:type="dxa"/>
-              <w:bottom w:w="50" w:type="dxa"/>
-              <w:left w:w="80" w:type="dxa"/>
-              <w:right w:w="80" w:type="dxa"/>
+              <w:top w:w="45" w:type="dxa"/>
+              <w:bottom w:w="45" w:type="dxa"/>
+              <w:left w:w="75" w:type="dxa"/>
+              <w:right w:w="75" w:type="dxa"/>
             </w:tcMar>
           </w:tcPr>
           <w:p>
@@ -8134,10 +8129,10 @@
             <w:tcW w:type="dxa" w:w="1440"/>
             <w:shd w:fill="FFFFFF"/>
             <w:tcMar>
-              <w:top w:w="50" w:type="dxa"/>
-              <w:bottom w:w="50" w:type="dxa"/>
-              <w:left w:w="80" w:type="dxa"/>
-              <w:right w:w="80" w:type="dxa"/>
+              <w:top w:w="45" w:type="dxa"/>
+              <w:bottom w:w="45" w:type="dxa"/>
+              <w:left w:w="75" w:type="dxa"/>
+              <w:right w:w="75" w:type="dxa"/>
             </w:tcMar>
           </w:tcPr>
           <w:p>
@@ -8160,10 +8155,10 @@
             <w:tcW w:type="dxa" w:w="5285"/>
             <w:shd w:fill="FFFFFF"/>
             <w:tcMar>
-              <w:top w:w="50" w:type="dxa"/>
-              <w:bottom w:w="50" w:type="dxa"/>
-              <w:left w:w="80" w:type="dxa"/>
-              <w:right w:w="80" w:type="dxa"/>
+              <w:top w:w="45" w:type="dxa"/>
+              <w:bottom w:w="45" w:type="dxa"/>
+              <w:left w:w="75" w:type="dxa"/>
+              <w:right w:w="75" w:type="dxa"/>
             </w:tcMar>
           </w:tcPr>
           <w:p>
@@ -8182,10 +8177,10 @@
             <w:tcW w:type="dxa" w:w="1440"/>
             <w:shd w:fill="FFFFFF"/>
             <w:tcMar>
-              <w:top w:w="50" w:type="dxa"/>
-              <w:bottom w:w="50" w:type="dxa"/>
-              <w:left w:w="80" w:type="dxa"/>
-              <w:right w:w="80" w:type="dxa"/>
+              <w:top w:w="45" w:type="dxa"/>
+              <w:bottom w:w="45" w:type="dxa"/>
+              <w:left w:w="75" w:type="dxa"/>
+              <w:right w:w="75" w:type="dxa"/>
             </w:tcMar>
           </w:tcPr>
           <w:p>
@@ -8207,10 +8202,10 @@
             <w:tcW w:type="dxa" w:w="864"/>
             <w:shd w:fill="FFFFFF"/>
             <w:tcMar>
-              <w:top w:w="50" w:type="dxa"/>
-              <w:bottom w:w="50" w:type="dxa"/>
-              <w:left w:w="80" w:type="dxa"/>
-              <w:right w:w="80" w:type="dxa"/>
+              <w:top w:w="45" w:type="dxa"/>
+              <w:bottom w:w="45" w:type="dxa"/>
+              <w:left w:w="75" w:type="dxa"/>
+              <w:right w:w="75" w:type="dxa"/>
             </w:tcMar>
           </w:tcPr>
           <w:p>
@@ -8234,10 +8229,10 @@
             <w:tcW w:type="dxa" w:w="1440"/>
             <w:shd w:fill="F8FAFC"/>
             <w:tcMar>
-              <w:top w:w="50" w:type="dxa"/>
-              <w:bottom w:w="50" w:type="dxa"/>
-              <w:left w:w="80" w:type="dxa"/>
-              <w:right w:w="80" w:type="dxa"/>
+              <w:top w:w="45" w:type="dxa"/>
+              <w:bottom w:w="45" w:type="dxa"/>
+              <w:left w:w="75" w:type="dxa"/>
+              <w:right w:w="75" w:type="dxa"/>
             </w:tcMar>
           </w:tcPr>
           <w:p>
@@ -8260,10 +8255,10 @@
             <w:tcW w:type="dxa" w:w="5285"/>
             <w:shd w:fill="F8FAFC"/>
             <w:tcMar>
-              <w:top w:w="50" w:type="dxa"/>
-              <w:bottom w:w="50" w:type="dxa"/>
-              <w:left w:w="80" w:type="dxa"/>
-              <w:right w:w="80" w:type="dxa"/>
+              <w:top w:w="45" w:type="dxa"/>
+              <w:bottom w:w="45" w:type="dxa"/>
+              <w:left w:w="75" w:type="dxa"/>
+              <w:right w:w="75" w:type="dxa"/>
             </w:tcMar>
           </w:tcPr>
           <w:p>
@@ -8282,10 +8277,10 @@
             <w:tcW w:type="dxa" w:w="1440"/>
             <w:shd w:fill="F8FAFC"/>
             <w:tcMar>
-              <w:top w:w="50" w:type="dxa"/>
-              <w:bottom w:w="50" w:type="dxa"/>
-              <w:left w:w="80" w:type="dxa"/>
-              <w:right w:w="80" w:type="dxa"/>
+              <w:top w:w="45" w:type="dxa"/>
+              <w:bottom w:w="45" w:type="dxa"/>
+              <w:left w:w="75" w:type="dxa"/>
+              <w:right w:w="75" w:type="dxa"/>
             </w:tcMar>
           </w:tcPr>
           <w:p>
@@ -8307,10 +8302,10 @@
             <w:tcW w:type="dxa" w:w="864"/>
             <w:shd w:fill="F8FAFC"/>
             <w:tcMar>
-              <w:top w:w="50" w:type="dxa"/>
-              <w:bottom w:w="50" w:type="dxa"/>
-              <w:left w:w="80" w:type="dxa"/>
-              <w:right w:w="80" w:type="dxa"/>
+              <w:top w:w="45" w:type="dxa"/>
+              <w:bottom w:w="45" w:type="dxa"/>
+              <w:left w:w="75" w:type="dxa"/>
+              <w:right w:w="75" w:type="dxa"/>
             </w:tcMar>
           </w:tcPr>
           <w:p>
@@ -8334,10 +8329,10 @@
             <w:tcW w:type="dxa" w:w="1440"/>
             <w:shd w:fill="FFFFFF"/>
             <w:tcMar>
-              <w:top w:w="50" w:type="dxa"/>
-              <w:bottom w:w="50" w:type="dxa"/>
-              <w:left w:w="80" w:type="dxa"/>
-              <w:right w:w="80" w:type="dxa"/>
+              <w:top w:w="45" w:type="dxa"/>
+              <w:bottom w:w="45" w:type="dxa"/>
+              <w:left w:w="75" w:type="dxa"/>
+              <w:right w:w="75" w:type="dxa"/>
             </w:tcMar>
           </w:tcPr>
           <w:p>
@@ -8360,10 +8355,10 @@
             <w:tcW w:type="dxa" w:w="5285"/>
             <w:shd w:fill="FFFFFF"/>
             <w:tcMar>
-              <w:top w:w="50" w:type="dxa"/>
-              <w:bottom w:w="50" w:type="dxa"/>
-              <w:left w:w="80" w:type="dxa"/>
-              <w:right w:w="80" w:type="dxa"/>
+              <w:top w:w="45" w:type="dxa"/>
+              <w:bottom w:w="45" w:type="dxa"/>
+              <w:left w:w="75" w:type="dxa"/>
+              <w:right w:w="75" w:type="dxa"/>
             </w:tcMar>
           </w:tcPr>
           <w:p>
@@ -8382,10 +8377,10 @@
             <w:tcW w:type="dxa" w:w="1440"/>
             <w:shd w:fill="FFFFFF"/>
             <w:tcMar>
-              <w:top w:w="50" w:type="dxa"/>
-              <w:bottom w:w="50" w:type="dxa"/>
-              <w:left w:w="80" w:type="dxa"/>
-              <w:right w:w="80" w:type="dxa"/>
+              <w:top w:w="45" w:type="dxa"/>
+              <w:bottom w:w="45" w:type="dxa"/>
+              <w:left w:w="75" w:type="dxa"/>
+              <w:right w:w="75" w:type="dxa"/>
             </w:tcMar>
           </w:tcPr>
           <w:p>
@@ -8407,10 +8402,10 @@
             <w:tcW w:type="dxa" w:w="864"/>
             <w:shd w:fill="FFFFFF"/>
             <w:tcMar>
-              <w:top w:w="50" w:type="dxa"/>
-              <w:bottom w:w="50" w:type="dxa"/>
-              <w:left w:w="80" w:type="dxa"/>
-              <w:right w:w="80" w:type="dxa"/>
+              <w:top w:w="45" w:type="dxa"/>
+              <w:bottom w:w="45" w:type="dxa"/>
+              <w:left w:w="75" w:type="dxa"/>
+              <w:right w:w="75" w:type="dxa"/>
             </w:tcMar>
           </w:tcPr>
           <w:p>
@@ -8434,10 +8429,10 @@
             <w:tcW w:type="dxa" w:w="1440"/>
             <w:shd w:fill="F8FAFC"/>
             <w:tcMar>
-              <w:top w:w="50" w:type="dxa"/>
-              <w:bottom w:w="50" w:type="dxa"/>
-              <w:left w:w="80" w:type="dxa"/>
-              <w:right w:w="80" w:type="dxa"/>
+              <w:top w:w="45" w:type="dxa"/>
+              <w:bottom w:w="45" w:type="dxa"/>
+              <w:left w:w="75" w:type="dxa"/>
+              <w:right w:w="75" w:type="dxa"/>
             </w:tcMar>
           </w:tcPr>
           <w:p>
@@ -8460,10 +8455,10 @@
             <w:tcW w:type="dxa" w:w="5285"/>
             <w:shd w:fill="F8FAFC"/>
             <w:tcMar>
-              <w:top w:w="50" w:type="dxa"/>
-              <w:bottom w:w="50" w:type="dxa"/>
-              <w:left w:w="80" w:type="dxa"/>
-              <w:right w:w="80" w:type="dxa"/>
+              <w:top w:w="45" w:type="dxa"/>
+              <w:bottom w:w="45" w:type="dxa"/>
+              <w:left w:w="75" w:type="dxa"/>
+              <w:right w:w="75" w:type="dxa"/>
             </w:tcMar>
           </w:tcPr>
           <w:p>
@@ -8482,10 +8477,10 @@
             <w:tcW w:type="dxa" w:w="1440"/>
             <w:shd w:fill="F8FAFC"/>
             <w:tcMar>
-              <w:top w:w="50" w:type="dxa"/>
-              <w:bottom w:w="50" w:type="dxa"/>
-              <w:left w:w="80" w:type="dxa"/>
-              <w:right w:w="80" w:type="dxa"/>
+              <w:top w:w="45" w:type="dxa"/>
+              <w:bottom w:w="45" w:type="dxa"/>
+              <w:left w:w="75" w:type="dxa"/>
+              <w:right w:w="75" w:type="dxa"/>
             </w:tcMar>
           </w:tcPr>
           <w:p>
@@ -8507,10 +8502,10 @@
             <w:tcW w:type="dxa" w:w="864"/>
             <w:shd w:fill="F8FAFC"/>
             <w:tcMar>
-              <w:top w:w="50" w:type="dxa"/>
-              <w:bottom w:w="50" w:type="dxa"/>
-              <w:left w:w="80" w:type="dxa"/>
-              <w:right w:w="80" w:type="dxa"/>
+              <w:top w:w="45" w:type="dxa"/>
+              <w:bottom w:w="45" w:type="dxa"/>
+              <w:left w:w="75" w:type="dxa"/>
+              <w:right w:w="75" w:type="dxa"/>
             </w:tcMar>
           </w:tcPr>
           <w:p>
@@ -8534,10 +8529,10 @@
             <w:tcW w:type="dxa" w:w="1440"/>
             <w:shd w:fill="FFFFFF"/>
             <w:tcMar>
-              <w:top w:w="50" w:type="dxa"/>
-              <w:bottom w:w="50" w:type="dxa"/>
-              <w:left w:w="80" w:type="dxa"/>
-              <w:right w:w="80" w:type="dxa"/>
+              <w:top w:w="45" w:type="dxa"/>
+              <w:bottom w:w="45" w:type="dxa"/>
+              <w:left w:w="75" w:type="dxa"/>
+              <w:right w:w="75" w:type="dxa"/>
             </w:tcMar>
           </w:tcPr>
           <w:p>
@@ -8560,10 +8555,10 @@
             <w:tcW w:type="dxa" w:w="5285"/>
             <w:shd w:fill="FFFFFF"/>
             <w:tcMar>
-              <w:top w:w="50" w:type="dxa"/>
-              <w:bottom w:w="50" w:type="dxa"/>
-              <w:left w:w="80" w:type="dxa"/>
-              <w:right w:w="80" w:type="dxa"/>
+              <w:top w:w="45" w:type="dxa"/>
+              <w:bottom w:w="45" w:type="dxa"/>
+              <w:left w:w="75" w:type="dxa"/>
+              <w:right w:w="75" w:type="dxa"/>
             </w:tcMar>
           </w:tcPr>
           <w:p>
@@ -8582,10 +8577,10 @@
             <w:tcW w:type="dxa" w:w="1440"/>
             <w:shd w:fill="FFFFFF"/>
             <w:tcMar>
-              <w:top w:w="50" w:type="dxa"/>
-              <w:bottom w:w="50" w:type="dxa"/>
-              <w:left w:w="80" w:type="dxa"/>
-              <w:right w:w="80" w:type="dxa"/>
+              <w:top w:w="45" w:type="dxa"/>
+              <w:bottom w:w="45" w:type="dxa"/>
+              <w:left w:w="75" w:type="dxa"/>
+              <w:right w:w="75" w:type="dxa"/>
             </w:tcMar>
           </w:tcPr>
           <w:p>
@@ -8607,10 +8602,10 @@
             <w:tcW w:type="dxa" w:w="864"/>
             <w:shd w:fill="FFFFFF"/>
             <w:tcMar>
-              <w:top w:w="50" w:type="dxa"/>
-              <w:bottom w:w="50" w:type="dxa"/>
-              <w:left w:w="80" w:type="dxa"/>
-              <w:right w:w="80" w:type="dxa"/>
+              <w:top w:w="45" w:type="dxa"/>
+              <w:bottom w:w="45" w:type="dxa"/>
+              <w:left w:w="75" w:type="dxa"/>
+              <w:right w:w="75" w:type="dxa"/>
             </w:tcMar>
           </w:tcPr>
           <w:p>
@@ -8634,10 +8629,10 @@
             <w:tcW w:type="dxa" w:w="1440"/>
             <w:shd w:fill="F8FAFC"/>
             <w:tcMar>
-              <w:top w:w="50" w:type="dxa"/>
-              <w:bottom w:w="50" w:type="dxa"/>
-              <w:left w:w="80" w:type="dxa"/>
-              <w:right w:w="80" w:type="dxa"/>
+              <w:top w:w="45" w:type="dxa"/>
+              <w:bottom w:w="45" w:type="dxa"/>
+              <w:left w:w="75" w:type="dxa"/>
+              <w:right w:w="75" w:type="dxa"/>
             </w:tcMar>
           </w:tcPr>
           <w:p>
@@ -8660,10 +8655,10 @@
             <w:tcW w:type="dxa" w:w="5285"/>
             <w:shd w:fill="F8FAFC"/>
             <w:tcMar>
-              <w:top w:w="50" w:type="dxa"/>
-              <w:bottom w:w="50" w:type="dxa"/>
-              <w:left w:w="80" w:type="dxa"/>
-              <w:right w:w="80" w:type="dxa"/>
+              <w:top w:w="45" w:type="dxa"/>
+              <w:bottom w:w="45" w:type="dxa"/>
+              <w:left w:w="75" w:type="dxa"/>
+              <w:right w:w="75" w:type="dxa"/>
             </w:tcMar>
           </w:tcPr>
           <w:p>
@@ -8682,10 +8677,10 @@
             <w:tcW w:type="dxa" w:w="1440"/>
             <w:shd w:fill="F8FAFC"/>
             <w:tcMar>
-              <w:top w:w="50" w:type="dxa"/>
-              <w:bottom w:w="50" w:type="dxa"/>
-              <w:left w:w="80" w:type="dxa"/>
-              <w:right w:w="80" w:type="dxa"/>
+              <w:top w:w="45" w:type="dxa"/>
+              <w:bottom w:w="45" w:type="dxa"/>
+              <w:left w:w="75" w:type="dxa"/>
+              <w:right w:w="75" w:type="dxa"/>
             </w:tcMar>
           </w:tcPr>
           <w:p>
@@ -8707,10 +8702,10 @@
             <w:tcW w:type="dxa" w:w="864"/>
             <w:shd w:fill="F8FAFC"/>
             <w:tcMar>
-              <w:top w:w="50" w:type="dxa"/>
-              <w:bottom w:w="50" w:type="dxa"/>
-              <w:left w:w="80" w:type="dxa"/>
-              <w:right w:w="80" w:type="dxa"/>
+              <w:top w:w="45" w:type="dxa"/>
+              <w:bottom w:w="45" w:type="dxa"/>
+              <w:left w:w="75" w:type="dxa"/>
+              <w:right w:w="75" w:type="dxa"/>
             </w:tcMar>
           </w:tcPr>
           <w:p>
@@ -8734,10 +8729,10 @@
             <w:tcW w:type="dxa" w:w="1440"/>
             <w:shd w:fill="FFFFFF"/>
             <w:tcMar>
-              <w:top w:w="50" w:type="dxa"/>
-              <w:bottom w:w="50" w:type="dxa"/>
-              <w:left w:w="80" w:type="dxa"/>
-              <w:right w:w="80" w:type="dxa"/>
+              <w:top w:w="45" w:type="dxa"/>
+              <w:bottom w:w="45" w:type="dxa"/>
+              <w:left w:w="75" w:type="dxa"/>
+              <w:right w:w="75" w:type="dxa"/>
             </w:tcMar>
           </w:tcPr>
           <w:p>
@@ -8760,10 +8755,10 @@
             <w:tcW w:type="dxa" w:w="5285"/>
             <w:shd w:fill="FFFFFF"/>
             <w:tcMar>
-              <w:top w:w="50" w:type="dxa"/>
-              <w:bottom w:w="50" w:type="dxa"/>
-              <w:left w:w="80" w:type="dxa"/>
-              <w:right w:w="80" w:type="dxa"/>
+              <w:top w:w="45" w:type="dxa"/>
+              <w:bottom w:w="45" w:type="dxa"/>
+              <w:left w:w="75" w:type="dxa"/>
+              <w:right w:w="75" w:type="dxa"/>
             </w:tcMar>
           </w:tcPr>
           <w:p>
@@ -8782,10 +8777,10 @@
             <w:tcW w:type="dxa" w:w="1440"/>
             <w:shd w:fill="FFFFFF"/>
             <w:tcMar>
-              <w:top w:w="50" w:type="dxa"/>
-              <w:bottom w:w="50" w:type="dxa"/>
-              <w:left w:w="80" w:type="dxa"/>
-              <w:right w:w="80" w:type="dxa"/>
+              <w:top w:w="45" w:type="dxa"/>
+              <w:bottom w:w="45" w:type="dxa"/>
+              <w:left w:w="75" w:type="dxa"/>
+              <w:right w:w="75" w:type="dxa"/>
             </w:tcMar>
           </w:tcPr>
           <w:p>
@@ -8807,10 +8802,10 @@
             <w:tcW w:type="dxa" w:w="864"/>
             <w:shd w:fill="FFFFFF"/>
             <w:tcMar>
-              <w:top w:w="50" w:type="dxa"/>
-              <w:bottom w:w="50" w:type="dxa"/>
-              <w:left w:w="80" w:type="dxa"/>
-              <w:right w:w="80" w:type="dxa"/>
+              <w:top w:w="45" w:type="dxa"/>
+              <w:bottom w:w="45" w:type="dxa"/>
+              <w:left w:w="75" w:type="dxa"/>
+              <w:right w:w="75" w:type="dxa"/>
             </w:tcMar>
           </w:tcPr>
           <w:p>
@@ -8834,10 +8829,10 @@
             <w:tcW w:type="dxa" w:w="1440"/>
             <w:shd w:fill="F8FAFC"/>
             <w:tcMar>
-              <w:top w:w="50" w:type="dxa"/>
-              <w:bottom w:w="50" w:type="dxa"/>
-              <w:left w:w="80" w:type="dxa"/>
-              <w:right w:w="80" w:type="dxa"/>
+              <w:top w:w="45" w:type="dxa"/>
+              <w:bottom w:w="45" w:type="dxa"/>
+              <w:left w:w="75" w:type="dxa"/>
+              <w:right w:w="75" w:type="dxa"/>
             </w:tcMar>
           </w:tcPr>
           <w:p>
@@ -8860,10 +8855,10 @@
             <w:tcW w:type="dxa" w:w="5285"/>
             <w:shd w:fill="F8FAFC"/>
             <w:tcMar>
-              <w:top w:w="50" w:type="dxa"/>
-              <w:bottom w:w="50" w:type="dxa"/>
-              <w:left w:w="80" w:type="dxa"/>
-              <w:right w:w="80" w:type="dxa"/>
+              <w:top w:w="45" w:type="dxa"/>
+              <w:bottom w:w="45" w:type="dxa"/>
+              <w:left w:w="75" w:type="dxa"/>
+              <w:right w:w="75" w:type="dxa"/>
             </w:tcMar>
           </w:tcPr>
           <w:p>
@@ -8882,10 +8877,10 @@
             <w:tcW w:type="dxa" w:w="1440"/>
             <w:shd w:fill="F8FAFC"/>
             <w:tcMar>
-              <w:top w:w="50" w:type="dxa"/>
-              <w:bottom w:w="50" w:type="dxa"/>
-              <w:left w:w="80" w:type="dxa"/>
-              <w:right w:w="80" w:type="dxa"/>
+              <w:top w:w="45" w:type="dxa"/>
+              <w:bottom w:w="45" w:type="dxa"/>
+              <w:left w:w="75" w:type="dxa"/>
+              <w:right w:w="75" w:type="dxa"/>
             </w:tcMar>
           </w:tcPr>
           <w:p>
@@ -8907,10 +8902,10 @@
             <w:tcW w:type="dxa" w:w="864"/>
             <w:shd w:fill="F8FAFC"/>
             <w:tcMar>
-              <w:top w:w="50" w:type="dxa"/>
-              <w:bottom w:w="50" w:type="dxa"/>
-              <w:left w:w="80" w:type="dxa"/>
-              <w:right w:w="80" w:type="dxa"/>
+              <w:top w:w="45" w:type="dxa"/>
+              <w:bottom w:w="45" w:type="dxa"/>
+              <w:left w:w="75" w:type="dxa"/>
+              <w:right w:w="75" w:type="dxa"/>
             </w:tcMar>
           </w:tcPr>
           <w:p>
@@ -8934,10 +8929,10 @@
             <w:tcW w:type="dxa" w:w="1440"/>
             <w:shd w:fill="FFFFFF"/>
             <w:tcMar>
-              <w:top w:w="50" w:type="dxa"/>
-              <w:bottom w:w="50" w:type="dxa"/>
-              <w:left w:w="80" w:type="dxa"/>
-              <w:right w:w="80" w:type="dxa"/>
+              <w:top w:w="45" w:type="dxa"/>
+              <w:bottom w:w="45" w:type="dxa"/>
+              <w:left w:w="75" w:type="dxa"/>
+              <w:right w:w="75" w:type="dxa"/>
             </w:tcMar>
           </w:tcPr>
           <w:p>
@@ -8960,10 +8955,10 @@
             <w:tcW w:type="dxa" w:w="5285"/>
             <w:shd w:fill="FFFFFF"/>
             <w:tcMar>
-              <w:top w:w="50" w:type="dxa"/>
-              <w:bottom w:w="50" w:type="dxa"/>
-              <w:left w:w="80" w:type="dxa"/>
-              <w:right w:w="80" w:type="dxa"/>
+              <w:top w:w="45" w:type="dxa"/>
+              <w:bottom w:w="45" w:type="dxa"/>
+              <w:left w:w="75" w:type="dxa"/>
+              <w:right w:w="75" w:type="dxa"/>
             </w:tcMar>
           </w:tcPr>
           <w:p>
@@ -8982,10 +8977,10 @@
             <w:tcW w:type="dxa" w:w="1440"/>
             <w:shd w:fill="FFFFFF"/>
             <w:tcMar>
-              <w:top w:w="50" w:type="dxa"/>
-              <w:bottom w:w="50" w:type="dxa"/>
-              <w:left w:w="80" w:type="dxa"/>
-              <w:right w:w="80" w:type="dxa"/>
+              <w:top w:w="45" w:type="dxa"/>
+              <w:bottom w:w="45" w:type="dxa"/>
+              <w:left w:w="75" w:type="dxa"/>
+              <w:right w:w="75" w:type="dxa"/>
             </w:tcMar>
           </w:tcPr>
           <w:p>
@@ -9007,10 +9002,10 @@
             <w:tcW w:type="dxa" w:w="864"/>
             <w:shd w:fill="FFFFFF"/>
             <w:tcMar>
-              <w:top w:w="50" w:type="dxa"/>
-              <w:bottom w:w="50" w:type="dxa"/>
-              <w:left w:w="80" w:type="dxa"/>
-              <w:right w:w="80" w:type="dxa"/>
+              <w:top w:w="45" w:type="dxa"/>
+              <w:bottom w:w="45" w:type="dxa"/>
+              <w:left w:w="75" w:type="dxa"/>
+              <w:right w:w="75" w:type="dxa"/>
             </w:tcMar>
           </w:tcPr>
           <w:p>
@@ -9034,10 +9029,10 @@
             <w:tcW w:type="dxa" w:w="1440"/>
             <w:shd w:fill="F8FAFC"/>
             <w:tcMar>
-              <w:top w:w="50" w:type="dxa"/>
-              <w:bottom w:w="50" w:type="dxa"/>
-              <w:left w:w="80" w:type="dxa"/>
-              <w:right w:w="80" w:type="dxa"/>
+              <w:top w:w="45" w:type="dxa"/>
+              <w:bottom w:w="45" w:type="dxa"/>
+              <w:left w:w="75" w:type="dxa"/>
+              <w:right w:w="75" w:type="dxa"/>
             </w:tcMar>
           </w:tcPr>
           <w:p>
@@ -9060,10 +9055,10 @@
             <w:tcW w:type="dxa" w:w="5285"/>
             <w:shd w:fill="F8FAFC"/>
             <w:tcMar>
-              <w:top w:w="50" w:type="dxa"/>
-              <w:bottom w:w="50" w:type="dxa"/>
-              <w:left w:w="80" w:type="dxa"/>
-              <w:right w:w="80" w:type="dxa"/>
+              <w:top w:w="45" w:type="dxa"/>
+              <w:bottom w:w="45" w:type="dxa"/>
+              <w:left w:w="75" w:type="dxa"/>
+              <w:right w:w="75" w:type="dxa"/>
             </w:tcMar>
           </w:tcPr>
           <w:p>
@@ -9082,10 +9077,10 @@
             <w:tcW w:type="dxa" w:w="1440"/>
             <w:shd w:fill="F8FAFC"/>
             <w:tcMar>
-              <w:top w:w="50" w:type="dxa"/>
-              <w:bottom w:w="50" w:type="dxa"/>
-              <w:left w:w="80" w:type="dxa"/>
-              <w:right w:w="80" w:type="dxa"/>
+              <w:top w:w="45" w:type="dxa"/>
+              <w:bottom w:w="45" w:type="dxa"/>
+              <w:left w:w="75" w:type="dxa"/>
+              <w:right w:w="75" w:type="dxa"/>
             </w:tcMar>
           </w:tcPr>
           <w:p>
@@ -9107,10 +9102,10 @@
             <w:tcW w:type="dxa" w:w="864"/>
             <w:shd w:fill="F8FAFC"/>
             <w:tcMar>
-              <w:top w:w="50" w:type="dxa"/>
-              <w:bottom w:w="50" w:type="dxa"/>
-              <w:left w:w="80" w:type="dxa"/>
-              <w:right w:w="80" w:type="dxa"/>
+              <w:top w:w="45" w:type="dxa"/>
+              <w:bottom w:w="45" w:type="dxa"/>
+              <w:left w:w="75" w:type="dxa"/>
+              <w:right w:w="75" w:type="dxa"/>
             </w:tcMar>
           </w:tcPr>
           <w:p>
@@ -9134,10 +9129,10 @@
             <w:tcW w:type="dxa" w:w="1440"/>
             <w:shd w:fill="FFFFFF"/>
             <w:tcMar>
-              <w:top w:w="50" w:type="dxa"/>
-              <w:bottom w:w="50" w:type="dxa"/>
-              <w:left w:w="80" w:type="dxa"/>
-              <w:right w:w="80" w:type="dxa"/>
+              <w:top w:w="45" w:type="dxa"/>
+              <w:bottom w:w="45" w:type="dxa"/>
+              <w:left w:w="75" w:type="dxa"/>
+              <w:right w:w="75" w:type="dxa"/>
             </w:tcMar>
           </w:tcPr>
           <w:p>
@@ -9160,10 +9155,10 @@
             <w:tcW w:type="dxa" w:w="5285"/>
             <w:shd w:fill="FFFFFF"/>
             <w:tcMar>
-              <w:top w:w="50" w:type="dxa"/>
-              <w:bottom w:w="50" w:type="dxa"/>
-              <w:left w:w="80" w:type="dxa"/>
-              <w:right w:w="80" w:type="dxa"/>
+              <w:top w:w="45" w:type="dxa"/>
+              <w:bottom w:w="45" w:type="dxa"/>
+              <w:left w:w="75" w:type="dxa"/>
+              <w:right w:w="75" w:type="dxa"/>
             </w:tcMar>
           </w:tcPr>
           <w:p>
@@ -9182,10 +9177,10 @@
             <w:tcW w:type="dxa" w:w="1440"/>
             <w:shd w:fill="FFFFFF"/>
             <w:tcMar>
-              <w:top w:w="50" w:type="dxa"/>
-              <w:bottom w:w="50" w:type="dxa"/>
-              <w:left w:w="80" w:type="dxa"/>
-              <w:right w:w="80" w:type="dxa"/>
+              <w:top w:w="45" w:type="dxa"/>
+              <w:bottom w:w="45" w:type="dxa"/>
+              <w:left w:w="75" w:type="dxa"/>
+              <w:right w:w="75" w:type="dxa"/>
             </w:tcMar>
           </w:tcPr>
           <w:p>
@@ -9207,10 +9202,10 @@
             <w:tcW w:type="dxa" w:w="864"/>
             <w:shd w:fill="FFFFFF"/>
             <w:tcMar>
-              <w:top w:w="50" w:type="dxa"/>
-              <w:bottom w:w="50" w:type="dxa"/>
-              <w:left w:w="80" w:type="dxa"/>
-              <w:right w:w="80" w:type="dxa"/>
+              <w:top w:w="45" w:type="dxa"/>
+              <w:bottom w:w="45" w:type="dxa"/>
+              <w:left w:w="75" w:type="dxa"/>
+              <w:right w:w="75" w:type="dxa"/>
             </w:tcMar>
           </w:tcPr>
           <w:p>
@@ -9234,10 +9229,10 @@
             <w:tcW w:type="dxa" w:w="1440"/>
             <w:shd w:fill="F8FAFC"/>
             <w:tcMar>
-              <w:top w:w="50" w:type="dxa"/>
-              <w:bottom w:w="50" w:type="dxa"/>
-              <w:left w:w="80" w:type="dxa"/>
-              <w:right w:w="80" w:type="dxa"/>
+              <w:top w:w="45" w:type="dxa"/>
+              <w:bottom w:w="45" w:type="dxa"/>
+              <w:left w:w="75" w:type="dxa"/>
+              <w:right w:w="75" w:type="dxa"/>
             </w:tcMar>
           </w:tcPr>
           <w:p>
@@ -9260,10 +9255,10 @@
             <w:tcW w:type="dxa" w:w="5285"/>
             <w:shd w:fill="F8FAFC"/>
             <w:tcMar>
-              <w:top w:w="50" w:type="dxa"/>
-              <w:bottom w:w="50" w:type="dxa"/>
-              <w:left w:w="80" w:type="dxa"/>
-              <w:right w:w="80" w:type="dxa"/>
+              <w:top w:w="45" w:type="dxa"/>
+              <w:bottom w:w="45" w:type="dxa"/>
+              <w:left w:w="75" w:type="dxa"/>
+              <w:right w:w="75" w:type="dxa"/>
             </w:tcMar>
           </w:tcPr>
           <w:p>
@@ -9273,7 +9268,7 @@
                 <w:color w:val="1E293B"/>
                 <w:sz w:val="18"/>
               </w:rPr>
-              <w:t>Emerening Market Altman Z''-Score Variables &amp; Parameter Coefficients</w:t>
+              <w:t>Emerging Market Altman Z''-Score Variables &amp; Parameter Coefficients</w:t>
             </w:r>
           </w:p>
         </w:tc>
@@ -9282,10 +9277,10 @@
             <w:tcW w:type="dxa" w:w="1440"/>
             <w:shd w:fill="F8FAFC"/>
             <w:tcMar>
-              <w:top w:w="50" w:type="dxa"/>
-              <w:bottom w:w="50" w:type="dxa"/>
-              <w:left w:w="80" w:type="dxa"/>
-              <w:right w:w="80" w:type="dxa"/>
+              <w:top w:w="45" w:type="dxa"/>
+              <w:bottom w:w="45" w:type="dxa"/>
+              <w:left w:w="75" w:type="dxa"/>
+              <w:right w:w="75" w:type="dxa"/>
             </w:tcMar>
           </w:tcPr>
           <w:p>
@@ -9307,10 +9302,10 @@
             <w:tcW w:type="dxa" w:w="864"/>
             <w:shd w:fill="F8FAFC"/>
             <w:tcMar>
-              <w:top w:w="50" w:type="dxa"/>
-              <w:bottom w:w="50" w:type="dxa"/>
-              <w:left w:w="80" w:type="dxa"/>
-              <w:right w:w="80" w:type="dxa"/>
+              <w:top w:w="45" w:type="dxa"/>
+              <w:bottom w:w="45" w:type="dxa"/>
+              <w:left w:w="75" w:type="dxa"/>
+              <w:right w:w="75" w:type="dxa"/>
             </w:tcMar>
           </w:tcPr>
           <w:p>
@@ -9334,10 +9329,10 @@
             <w:tcW w:type="dxa" w:w="1440"/>
             <w:shd w:fill="FFFFFF"/>
             <w:tcMar>
-              <w:top w:w="50" w:type="dxa"/>
-              <w:bottom w:w="50" w:type="dxa"/>
-              <w:left w:w="80" w:type="dxa"/>
-              <w:right w:w="80" w:type="dxa"/>
+              <w:top w:w="45" w:type="dxa"/>
+              <w:bottom w:w="45" w:type="dxa"/>
+              <w:left w:w="75" w:type="dxa"/>
+              <w:right w:w="75" w:type="dxa"/>
             </w:tcMar>
           </w:tcPr>
           <w:p>
@@ -9360,10 +9355,10 @@
             <w:tcW w:type="dxa" w:w="5285"/>
             <w:shd w:fill="FFFFFF"/>
             <w:tcMar>
-              <w:top w:w="50" w:type="dxa"/>
-              <w:bottom w:w="50" w:type="dxa"/>
-              <w:left w:w="80" w:type="dxa"/>
-              <w:right w:w="80" w:type="dxa"/>
+              <w:top w:w="45" w:type="dxa"/>
+              <w:bottom w:w="45" w:type="dxa"/>
+              <w:left w:w="75" w:type="dxa"/>
+              <w:right w:w="75" w:type="dxa"/>
             </w:tcMar>
           </w:tcPr>
           <w:p>
@@ -9382,10 +9377,10 @@
             <w:tcW w:type="dxa" w:w="1440"/>
             <w:shd w:fill="FFFFFF"/>
             <w:tcMar>
-              <w:top w:w="50" w:type="dxa"/>
-              <w:bottom w:w="50" w:type="dxa"/>
-              <w:left w:w="80" w:type="dxa"/>
-              <w:right w:w="80" w:type="dxa"/>
+              <w:top w:w="45" w:type="dxa"/>
+              <w:bottom w:w="45" w:type="dxa"/>
+              <w:left w:w="75" w:type="dxa"/>
+              <w:right w:w="75" w:type="dxa"/>
             </w:tcMar>
           </w:tcPr>
           <w:p>
@@ -9407,10 +9402,10 @@
             <w:tcW w:type="dxa" w:w="864"/>
             <w:shd w:fill="FFFFFF"/>
             <w:tcMar>
-              <w:top w:w="50" w:type="dxa"/>
-              <w:bottom w:w="50" w:type="dxa"/>
-              <w:left w:w="80" w:type="dxa"/>
-              <w:right w:w="80" w:type="dxa"/>
+              <w:top w:w="45" w:type="dxa"/>
+              <w:bottom w:w="45" w:type="dxa"/>
+              <w:left w:w="75" w:type="dxa"/>
+              <w:right w:w="75" w:type="dxa"/>
             </w:tcMar>
           </w:tcPr>
           <w:p>
@@ -9434,10 +9429,10 @@
             <w:tcW w:type="dxa" w:w="1440"/>
             <w:shd w:fill="F8FAFC"/>
             <w:tcMar>
-              <w:top w:w="50" w:type="dxa"/>
-              <w:bottom w:w="50" w:type="dxa"/>
-              <w:left w:w="80" w:type="dxa"/>
-              <w:right w:w="80" w:type="dxa"/>
+              <w:top w:w="45" w:type="dxa"/>
+              <w:bottom w:w="45" w:type="dxa"/>
+              <w:left w:w="75" w:type="dxa"/>
+              <w:right w:w="75" w:type="dxa"/>
             </w:tcMar>
           </w:tcPr>
           <w:p>
@@ -9460,10 +9455,10 @@
             <w:tcW w:type="dxa" w:w="5285"/>
             <w:shd w:fill="F8FAFC"/>
             <w:tcMar>
-              <w:top w:w="50" w:type="dxa"/>
-              <w:bottom w:w="50" w:type="dxa"/>
-              <w:left w:w="80" w:type="dxa"/>
-              <w:right w:w="80" w:type="dxa"/>
+              <w:top w:w="45" w:type="dxa"/>
+              <w:bottom w:w="45" w:type="dxa"/>
+              <w:left w:w="75" w:type="dxa"/>
+              <w:right w:w="75" w:type="dxa"/>
             </w:tcMar>
           </w:tcPr>
           <w:p>
@@ -9482,10 +9477,10 @@
             <w:tcW w:type="dxa" w:w="1440"/>
             <w:shd w:fill="F8FAFC"/>
             <w:tcMar>
-              <w:top w:w="50" w:type="dxa"/>
-              <w:bottom w:w="50" w:type="dxa"/>
-              <w:left w:w="80" w:type="dxa"/>
-              <w:right w:w="80" w:type="dxa"/>
+              <w:top w:w="45" w:type="dxa"/>
+              <w:bottom w:w="45" w:type="dxa"/>
+              <w:left w:w="75" w:type="dxa"/>
+              <w:right w:w="75" w:type="dxa"/>
             </w:tcMar>
           </w:tcPr>
           <w:p>
@@ -9507,10 +9502,10 @@
             <w:tcW w:type="dxa" w:w="864"/>
             <w:shd w:fill="F8FAFC"/>
             <w:tcMar>
-              <w:top w:w="50" w:type="dxa"/>
-              <w:bottom w:w="50" w:type="dxa"/>
-              <w:left w:w="80" w:type="dxa"/>
-              <w:right w:w="80" w:type="dxa"/>
+              <w:top w:w="45" w:type="dxa"/>
+              <w:bottom w:w="45" w:type="dxa"/>
+              <w:left w:w="75" w:type="dxa"/>
+              <w:right w:w="75" w:type="dxa"/>
             </w:tcMar>
           </w:tcPr>
           <w:p>
@@ -9534,10 +9529,10 @@
             <w:tcW w:type="dxa" w:w="1440"/>
             <w:shd w:fill="FFFFFF"/>
             <w:tcMar>
-              <w:top w:w="50" w:type="dxa"/>
-              <w:bottom w:w="50" w:type="dxa"/>
-              <w:left w:w="80" w:type="dxa"/>
-              <w:right w:w="80" w:type="dxa"/>
+              <w:top w:w="45" w:type="dxa"/>
+              <w:bottom w:w="45" w:type="dxa"/>
+              <w:left w:w="75" w:type="dxa"/>
+              <w:right w:w="75" w:type="dxa"/>
             </w:tcMar>
           </w:tcPr>
           <w:p>
@@ -9560,10 +9555,10 @@
             <w:tcW w:type="dxa" w:w="5285"/>
             <w:shd w:fill="FFFFFF"/>
             <w:tcMar>
-              <w:top w:w="50" w:type="dxa"/>
-              <w:bottom w:w="50" w:type="dxa"/>
-              <w:left w:w="80" w:type="dxa"/>
-              <w:right w:w="80" w:type="dxa"/>
+              <w:top w:w="45" w:type="dxa"/>
+              <w:bottom w:w="45" w:type="dxa"/>
+              <w:left w:w="75" w:type="dxa"/>
+              <w:right w:w="75" w:type="dxa"/>
             </w:tcMar>
           </w:tcPr>
           <w:p>
@@ -9582,10 +9577,10 @@
             <w:tcW w:type="dxa" w:w="1440"/>
             <w:shd w:fill="FFFFFF"/>
             <w:tcMar>
-              <w:top w:w="50" w:type="dxa"/>
-              <w:bottom w:w="50" w:type="dxa"/>
-              <w:left w:w="80" w:type="dxa"/>
-              <w:right w:w="80" w:type="dxa"/>
+              <w:top w:w="45" w:type="dxa"/>
+              <w:bottom w:w="45" w:type="dxa"/>
+              <w:left w:w="75" w:type="dxa"/>
+              <w:right w:w="75" w:type="dxa"/>
             </w:tcMar>
           </w:tcPr>
           <w:p>
@@ -9607,10 +9602,10 @@
             <w:tcW w:type="dxa" w:w="864"/>
             <w:shd w:fill="FFFFFF"/>
             <w:tcMar>
-              <w:top w:w="50" w:type="dxa"/>
-              <w:bottom w:w="50" w:type="dxa"/>
-              <w:left w:w="80" w:type="dxa"/>
-              <w:right w:w="80" w:type="dxa"/>
+              <w:top w:w="45" w:type="dxa"/>
+              <w:bottom w:w="45" w:type="dxa"/>
+              <w:left w:w="75" w:type="dxa"/>
+              <w:right w:w="75" w:type="dxa"/>
             </w:tcMar>
           </w:tcPr>
           <w:p>
@@ -9634,10 +9629,10 @@
             <w:tcW w:type="dxa" w:w="1440"/>
             <w:shd w:fill="F8FAFC"/>
             <w:tcMar>
-              <w:top w:w="50" w:type="dxa"/>
-              <w:bottom w:w="50" w:type="dxa"/>
-              <w:left w:w="80" w:type="dxa"/>
-              <w:right w:w="80" w:type="dxa"/>
+              <w:top w:w="45" w:type="dxa"/>
+              <w:bottom w:w="45" w:type="dxa"/>
+              <w:left w:w="75" w:type="dxa"/>
+              <w:right w:w="75" w:type="dxa"/>
             </w:tcMar>
           </w:tcPr>
           <w:p>
@@ -9660,10 +9655,10 @@
             <w:tcW w:type="dxa" w:w="5285"/>
             <w:shd w:fill="F8FAFC"/>
             <w:tcMar>
-              <w:top w:w="50" w:type="dxa"/>
-              <w:bottom w:w="50" w:type="dxa"/>
-              <w:left w:w="80" w:type="dxa"/>
-              <w:right w:w="80" w:type="dxa"/>
+              <w:top w:w="45" w:type="dxa"/>
+              <w:bottom w:w="45" w:type="dxa"/>
+              <w:left w:w="75" w:type="dxa"/>
+              <w:right w:w="75" w:type="dxa"/>
             </w:tcMar>
           </w:tcPr>
           <w:p>
@@ -9682,10 +9677,10 @@
             <w:tcW w:type="dxa" w:w="1440"/>
             <w:shd w:fill="F8FAFC"/>
             <w:tcMar>
-              <w:top w:w="50" w:type="dxa"/>
-              <w:bottom w:w="50" w:type="dxa"/>
-              <w:left w:w="80" w:type="dxa"/>
-              <w:right w:w="80" w:type="dxa"/>
+              <w:top w:w="45" w:type="dxa"/>
+              <w:bottom w:w="45" w:type="dxa"/>
+              <w:left w:w="75" w:type="dxa"/>
+              <w:right w:w="75" w:type="dxa"/>
             </w:tcMar>
           </w:tcPr>
           <w:p>
@@ -9707,10 +9702,10 @@
             <w:tcW w:type="dxa" w:w="864"/>
             <w:shd w:fill="F8FAFC"/>
             <w:tcMar>
-              <w:top w:w="50" w:type="dxa"/>
-              <w:bottom w:w="50" w:type="dxa"/>
-              <w:left w:w="80" w:type="dxa"/>
-              <w:right w:w="80" w:type="dxa"/>
+              <w:top w:w="45" w:type="dxa"/>
+              <w:bottom w:w="45" w:type="dxa"/>
+              <w:left w:w="75" w:type="dxa"/>
+              <w:right w:w="75" w:type="dxa"/>
             </w:tcMar>
           </w:tcPr>
           <w:p>
@@ -9734,10 +9729,10 @@
             <w:tcW w:type="dxa" w:w="1440"/>
             <w:shd w:fill="FFFFFF"/>
             <w:tcMar>
-              <w:top w:w="50" w:type="dxa"/>
-              <w:bottom w:w="50" w:type="dxa"/>
-              <w:left w:w="80" w:type="dxa"/>
-              <w:right w:w="80" w:type="dxa"/>
+              <w:top w:w="45" w:type="dxa"/>
+              <w:bottom w:w="45" w:type="dxa"/>
+              <w:left w:w="75" w:type="dxa"/>
+              <w:right w:w="75" w:type="dxa"/>
             </w:tcMar>
           </w:tcPr>
           <w:p>
@@ -9760,10 +9755,10 @@
             <w:tcW w:type="dxa" w:w="5285"/>
             <w:shd w:fill="FFFFFF"/>
             <w:tcMar>
-              <w:top w:w="50" w:type="dxa"/>
-              <w:bottom w:w="50" w:type="dxa"/>
-              <w:left w:w="80" w:type="dxa"/>
-              <w:right w:w="80" w:type="dxa"/>
+              <w:top w:w="45" w:type="dxa"/>
+              <w:bottom w:w="45" w:type="dxa"/>
+              <w:left w:w="75" w:type="dxa"/>
+              <w:right w:w="75" w:type="dxa"/>
             </w:tcMar>
           </w:tcPr>
           <w:p>
@@ -9782,10 +9777,10 @@
             <w:tcW w:type="dxa" w:w="1440"/>
             <w:shd w:fill="FFFFFF"/>
             <w:tcMar>
-              <w:top w:w="50" w:type="dxa"/>
-              <w:bottom w:w="50" w:type="dxa"/>
-              <w:left w:w="80" w:type="dxa"/>
-              <w:right w:w="80" w:type="dxa"/>
+              <w:top w:w="45" w:type="dxa"/>
+              <w:bottom w:w="45" w:type="dxa"/>
+              <w:left w:w="75" w:type="dxa"/>
+              <w:right w:w="75" w:type="dxa"/>
             </w:tcMar>
           </w:tcPr>
           <w:p>
@@ -9807,10 +9802,10 @@
             <w:tcW w:type="dxa" w:w="864"/>
             <w:shd w:fill="FFFFFF"/>
             <w:tcMar>
-              <w:top w:w="50" w:type="dxa"/>
-              <w:bottom w:w="50" w:type="dxa"/>
-              <w:left w:w="80" w:type="dxa"/>
-              <w:right w:w="80" w:type="dxa"/>
+              <w:top w:w="45" w:type="dxa"/>
+              <w:bottom w:w="45" w:type="dxa"/>
+              <w:left w:w="75" w:type="dxa"/>
+              <w:right w:w="75" w:type="dxa"/>
             </w:tcMar>
           </w:tcPr>
           <w:p>
@@ -9834,10 +9829,10 @@
             <w:tcW w:type="dxa" w:w="1440"/>
             <w:shd w:fill="F8FAFC"/>
             <w:tcMar>
-              <w:top w:w="50" w:type="dxa"/>
-              <w:bottom w:w="50" w:type="dxa"/>
-              <w:left w:w="80" w:type="dxa"/>
-              <w:right w:w="80" w:type="dxa"/>
+              <w:top w:w="45" w:type="dxa"/>
+              <w:bottom w:w="45" w:type="dxa"/>
+              <w:left w:w="75" w:type="dxa"/>
+              <w:right w:w="75" w:type="dxa"/>
             </w:tcMar>
           </w:tcPr>
           <w:p>
@@ -9860,10 +9855,10 @@
             <w:tcW w:type="dxa" w:w="5285"/>
             <w:shd w:fill="F8FAFC"/>
             <w:tcMar>
-              <w:top w:w="50" w:type="dxa"/>
-              <w:bottom w:w="50" w:type="dxa"/>
-              <w:left w:w="80" w:type="dxa"/>
-              <w:right w:w="80" w:type="dxa"/>
+              <w:top w:w="45" w:type="dxa"/>
+              <w:bottom w:w="45" w:type="dxa"/>
+              <w:left w:w="75" w:type="dxa"/>
+              <w:right w:w="75" w:type="dxa"/>
             </w:tcMar>
           </w:tcPr>
           <w:p>
@@ -9882,10 +9877,10 @@
             <w:tcW w:type="dxa" w:w="1440"/>
             <w:shd w:fill="F8FAFC"/>
             <w:tcMar>
-              <w:top w:w="50" w:type="dxa"/>
-              <w:bottom w:w="50" w:type="dxa"/>
-              <w:left w:w="80" w:type="dxa"/>
-              <w:right w:w="80" w:type="dxa"/>
+              <w:top w:w="45" w:type="dxa"/>
+              <w:bottom w:w="45" w:type="dxa"/>
+              <w:left w:w="75" w:type="dxa"/>
+              <w:right w:w="75" w:type="dxa"/>
             </w:tcMar>
           </w:tcPr>
           <w:p>
@@ -9907,10 +9902,10 @@
             <w:tcW w:type="dxa" w:w="864"/>
             <w:shd w:fill="F8FAFC"/>
             <w:tcMar>
-              <w:top w:w="50" w:type="dxa"/>
-              <w:bottom w:w="50" w:type="dxa"/>
-              <w:left w:w="80" w:type="dxa"/>
-              <w:right w:w="80" w:type="dxa"/>
+              <w:top w:w="45" w:type="dxa"/>
+              <w:bottom w:w="45" w:type="dxa"/>
+              <w:left w:w="75" w:type="dxa"/>
+              <w:right w:w="75" w:type="dxa"/>
             </w:tcMar>
           </w:tcPr>
           <w:p>
@@ -9934,10 +9929,10 @@
             <w:tcW w:type="dxa" w:w="1440"/>
             <w:shd w:fill="FFFFFF"/>
             <w:tcMar>
-              <w:top w:w="50" w:type="dxa"/>
-              <w:bottom w:w="50" w:type="dxa"/>
-              <w:left w:w="80" w:type="dxa"/>
-              <w:right w:w="80" w:type="dxa"/>
+              <w:top w:w="45" w:type="dxa"/>
+              <w:bottom w:w="45" w:type="dxa"/>
+              <w:left w:w="75" w:type="dxa"/>
+              <w:right w:w="75" w:type="dxa"/>
             </w:tcMar>
           </w:tcPr>
           <w:p>
@@ -9960,10 +9955,10 @@
             <w:tcW w:type="dxa" w:w="5285"/>
             <w:shd w:fill="FFFFFF"/>
             <w:tcMar>
-              <w:top w:w="50" w:type="dxa"/>
-              <w:bottom w:w="50" w:type="dxa"/>
-              <w:left w:w="80" w:type="dxa"/>
-              <w:right w:w="80" w:type="dxa"/>
+              <w:top w:w="45" w:type="dxa"/>
+              <w:bottom w:w="45" w:type="dxa"/>
+              <w:left w:w="75" w:type="dxa"/>
+              <w:right w:w="75" w:type="dxa"/>
             </w:tcMar>
           </w:tcPr>
           <w:p>
@@ -9982,10 +9977,10 @@
             <w:tcW w:type="dxa" w:w="1440"/>
             <w:shd w:fill="FFFFFF"/>
             <w:tcMar>
-              <w:top w:w="50" w:type="dxa"/>
-              <w:bottom w:w="50" w:type="dxa"/>
-              <w:left w:w="80" w:type="dxa"/>
-              <w:right w:w="80" w:type="dxa"/>
+              <w:top w:w="45" w:type="dxa"/>
+              <w:bottom w:w="45" w:type="dxa"/>
+              <w:left w:w="75" w:type="dxa"/>
+              <w:right w:w="75" w:type="dxa"/>
             </w:tcMar>
           </w:tcPr>
           <w:p>
@@ -10007,10 +10002,10 @@
             <w:tcW w:type="dxa" w:w="864"/>
             <w:shd w:fill="FFFFFF"/>
             <w:tcMar>
-              <w:top w:w="50" w:type="dxa"/>
-              <w:bottom w:w="50" w:type="dxa"/>
-              <w:left w:w="80" w:type="dxa"/>
-              <w:right w:w="80" w:type="dxa"/>
+              <w:top w:w="45" w:type="dxa"/>
+              <w:bottom w:w="45" w:type="dxa"/>
+              <w:left w:w="75" w:type="dxa"/>
+              <w:right w:w="75" w:type="dxa"/>
             </w:tcMar>
           </w:tcPr>
           <w:p>
@@ -10034,10 +10029,10 @@
             <w:tcW w:type="dxa" w:w="1440"/>
             <w:shd w:fill="F8FAFC"/>
             <w:tcMar>
-              <w:top w:w="50" w:type="dxa"/>
-              <w:bottom w:w="50" w:type="dxa"/>
-              <w:left w:w="80" w:type="dxa"/>
-              <w:right w:w="80" w:type="dxa"/>
+              <w:top w:w="45" w:type="dxa"/>
+              <w:bottom w:w="45" w:type="dxa"/>
+              <w:left w:w="75" w:type="dxa"/>
+              <w:right w:w="75" w:type="dxa"/>
             </w:tcMar>
           </w:tcPr>
           <w:p>
@@ -10060,10 +10055,10 @@
             <w:tcW w:type="dxa" w:w="5285"/>
             <w:shd w:fill="F8FAFC"/>
             <w:tcMar>
-              <w:top w:w="50" w:type="dxa"/>
-              <w:bottom w:w="50" w:type="dxa"/>
-              <w:left w:w="80" w:type="dxa"/>
-              <w:right w:w="80" w:type="dxa"/>
+              <w:top w:w="45" w:type="dxa"/>
+              <w:bottom w:w="45" w:type="dxa"/>
+              <w:left w:w="75" w:type="dxa"/>
+              <w:right w:w="75" w:type="dxa"/>
             </w:tcMar>
           </w:tcPr>
           <w:p>
@@ -10082,10 +10077,10 @@
             <w:tcW w:type="dxa" w:w="1440"/>
             <w:shd w:fill="F8FAFC"/>
             <w:tcMar>
-              <w:top w:w="50" w:type="dxa"/>
-              <w:bottom w:w="50" w:type="dxa"/>
-              <w:left w:w="80" w:type="dxa"/>
-              <w:right w:w="80" w:type="dxa"/>
+              <w:top w:w="45" w:type="dxa"/>
+              <w:bottom w:w="45" w:type="dxa"/>
+              <w:left w:w="75" w:type="dxa"/>
+              <w:right w:w="75" w:type="dxa"/>
             </w:tcMar>
           </w:tcPr>
           <w:p>
@@ -10107,10 +10102,10 @@
             <w:tcW w:type="dxa" w:w="864"/>
             <w:shd w:fill="F8FAFC"/>
             <w:tcMar>
-              <w:top w:w="50" w:type="dxa"/>
-              <w:bottom w:w="50" w:type="dxa"/>
-              <w:left w:w="80" w:type="dxa"/>
-              <w:right w:w="80" w:type="dxa"/>
+              <w:top w:w="45" w:type="dxa"/>
+              <w:bottom w:w="45" w:type="dxa"/>
+              <w:left w:w="75" w:type="dxa"/>
+              <w:right w:w="75" w:type="dxa"/>
             </w:tcMar>
           </w:tcPr>
           <w:p>
@@ -10932,7 +10927,7 @@
                 <w:color w:val="003366"/>
                 <w:sz w:val="18"/>
               </w:rPr>
-              <w:t>DFD</w:t>
+              <w:t>DPDP</w:t>
             </w:r>
           </w:p>
         </w:tc>
@@ -10954,7 +10949,7 @@
                 <w:color w:val="1E293B"/>
                 <w:sz w:val="18"/>
               </w:rPr>
-              <w:t>Data Flow Diagram</w:t>
+              <w:t>Digital Personal Data Protection Act 2023</w:t>
             </w:r>
           </w:p>
         </w:tc>
@@ -10979,7 +10974,7 @@
                 <w:color w:val="003366"/>
                 <w:sz w:val="18"/>
               </w:rPr>
-              <w:t>DPDP</w:t>
+              <w:t>DSCR</w:t>
             </w:r>
           </w:p>
         </w:tc>
@@ -11001,7 +10996,7 @@
                 <w:color w:val="1E293B"/>
                 <w:sz w:val="18"/>
               </w:rPr>
-              <w:t>Digital Personal Data Protection Act 2023</w:t>
+              <w:t>Debt Service Coverage Ratio</w:t>
             </w:r>
           </w:p>
         </w:tc>
@@ -11026,7 +11021,7 @@
                 <w:color w:val="003366"/>
                 <w:sz w:val="18"/>
               </w:rPr>
-              <w:t>DSCR</w:t>
+              <w:t>DSRI</w:t>
             </w:r>
           </w:p>
         </w:tc>
@@ -11048,7 +11043,7 @@
                 <w:color w:val="1E293B"/>
                 <w:sz w:val="18"/>
               </w:rPr>
-              <w:t>Debt Service Coverage Ratio</w:t>
+              <w:t>Days Sales in Receivables Index (Beneish M-Score Parameter)</w:t>
             </w:r>
           </w:p>
         </w:tc>
@@ -11073,7 +11068,7 @@
                 <w:color w:val="003366"/>
                 <w:sz w:val="18"/>
               </w:rPr>
-              <w:t>DSRI</w:t>
+              <w:t>EBITDA</w:t>
             </w:r>
           </w:p>
         </w:tc>
@@ -11095,7 +11090,7 @@
                 <w:color w:val="1E293B"/>
                 <w:sz w:val="18"/>
               </w:rPr>
-              <w:t>Days Sales in Receivables Index (Beneish M-Score Parameter)</w:t>
+              <w:t>Earnings Before Interest, Taxes, Depreciation, and Amortization</w:t>
             </w:r>
           </w:p>
         </w:tc>
@@ -11120,7 +11115,7 @@
                 <w:color w:val="003366"/>
                 <w:sz w:val="18"/>
               </w:rPr>
-              <w:t>EBITDA</w:t>
+              <w:t>EMI</w:t>
             </w:r>
           </w:p>
         </w:tc>
@@ -11142,7 +11137,7 @@
                 <w:color w:val="1E293B"/>
                 <w:sz w:val="18"/>
               </w:rPr>
-              <w:t>Earnings Before Interest, Taxes, Depreciation, and Amortization</w:t>
+              <w:t>Equated Monthly Installment</w:t>
             </w:r>
           </w:p>
         </w:tc>
@@ -11167,7 +11162,7 @@
                 <w:color w:val="003366"/>
                 <w:sz w:val="18"/>
               </w:rPr>
-              <w:t>EMI</w:t>
+              <w:t>FCFF</w:t>
             </w:r>
           </w:p>
         </w:tc>
@@ -11189,7 +11184,7 @@
                 <w:color w:val="1E293B"/>
                 <w:sz w:val="18"/>
               </w:rPr>
-              <w:t>Equated Monthly Installment</w:t>
+              <w:t>Free Cash Flow to Firm</w:t>
             </w:r>
           </w:p>
         </w:tc>
@@ -11214,7 +11209,7 @@
                 <w:color w:val="003366"/>
                 <w:sz w:val="18"/>
               </w:rPr>
-              <w:t>FCFF</w:t>
+              <w:t>FOIR</w:t>
             </w:r>
           </w:p>
         </w:tc>
@@ -11236,7 +11231,7 @@
                 <w:color w:val="1E293B"/>
                 <w:sz w:val="18"/>
               </w:rPr>
-              <w:t>Free Cash Flow to Firm</w:t>
+              <w:t>Fixed Obligation to Income Ratio</w:t>
             </w:r>
           </w:p>
         </w:tc>
@@ -11261,7 +11256,7 @@
                 <w:color w:val="003366"/>
                 <w:sz w:val="18"/>
               </w:rPr>
-              <w:t>FOIR</w:t>
+              <w:t>GAHR-MSR</w:t>
             </w:r>
           </w:p>
         </w:tc>
@@ -11283,7 +11278,7 @@
                 <w:color w:val="1E293B"/>
                 <w:sz w:val="18"/>
               </w:rPr>
-              <w:t>Fixed Obligation to Income Ratio</w:t>
+              <w:t>Graph-Agentic Hybrid RAG with Multi-Stage Re-ranking</w:t>
             </w:r>
           </w:p>
         </w:tc>
@@ -11308,7 +11303,7 @@
                 <w:color w:val="003366"/>
                 <w:sz w:val="18"/>
               </w:rPr>
-              <w:t>GAHR-MSR</w:t>
+              <w:t>GMI</w:t>
             </w:r>
           </w:p>
         </w:tc>
@@ -11330,7 +11325,7 @@
                 <w:color w:val="1E293B"/>
                 <w:sz w:val="18"/>
               </w:rPr>
-              <w:t>Graph-Agentic Hybrid RAG with Multi-Stage Re-ranking</w:t>
+              <w:t>Gross Margin Index (Beneish M-Score Parameter)</w:t>
             </w:r>
           </w:p>
         </w:tc>
@@ -11355,7 +11350,7 @@
                 <w:color w:val="003366"/>
                 <w:sz w:val="18"/>
               </w:rPr>
-              <w:t>GMI</w:t>
+              <w:t>HITL</w:t>
             </w:r>
           </w:p>
         </w:tc>
@@ -11377,7 +11372,7 @@
                 <w:color w:val="1E293B"/>
                 <w:sz w:val="18"/>
               </w:rPr>
-              <w:t>Gross Margin Index (Beneish M-Score Parameter)</w:t>
+              <w:t>Human-in-the-Loop (Mandatory Manager Interruption Workflow)</w:t>
             </w:r>
           </w:p>
         </w:tc>
@@ -11402,7 +11397,7 @@
                 <w:color w:val="003366"/>
                 <w:sz w:val="18"/>
               </w:rPr>
-              <w:t>HITL</w:t>
+              <w:t>ILAS</w:t>
             </w:r>
           </w:p>
         </w:tc>
@@ -11424,7 +11419,7 @@
                 <w:color w:val="1E293B"/>
                 <w:sz w:val="18"/>
               </w:rPr>
-              <w:t>Human-in-the-Loop (Mandatory Manager Interruption Workflow)</w:t>
+              <w:t>Intelligent Loan Appraisal System</w:t>
             </w:r>
           </w:p>
         </w:tc>
@@ -11449,7 +11444,7 @@
                 <w:color w:val="003366"/>
                 <w:sz w:val="18"/>
               </w:rPr>
-              <w:t>IBA</w:t>
+              <w:t>IRB</w:t>
             </w:r>
           </w:p>
         </w:tc>
@@ -11471,7 +11466,7 @@
                 <w:color w:val="1E293B"/>
                 <w:sz w:val="18"/>
               </w:rPr>
-              <w:t>Indian Banks' Association</w:t>
+              <w:t>Internal Ratings-Based Approach (Basel Capital Accord)</w:t>
             </w:r>
           </w:p>
         </w:tc>
@@ -11496,7 +11491,7 @@
                 <w:color w:val="003366"/>
                 <w:sz w:val="18"/>
               </w:rPr>
-              <w:t>ILAS</w:t>
+              <w:t>KYC</w:t>
             </w:r>
           </w:p>
         </w:tc>
@@ -11518,7 +11513,7 @@
                 <w:color w:val="1E293B"/>
                 <w:sz w:val="18"/>
               </w:rPr>
-              <w:t>Intelligent Loan Appraisal System</w:t>
+              <w:t>Know Your Customer</w:t>
             </w:r>
           </w:p>
         </w:tc>
@@ -11543,7 +11538,7 @@
                 <w:color w:val="003366"/>
                 <w:sz w:val="18"/>
               </w:rPr>
-              <w:t>IRB</w:t>
+              <w:t>LC / BG</w:t>
             </w:r>
           </w:p>
         </w:tc>
@@ -11565,7 +11560,7 @@
                 <w:color w:val="1E293B"/>
                 <w:sz w:val="18"/>
               </w:rPr>
-              <w:t>Internal Ratings-Based Approach (Basel Capital Accord)</w:t>
+              <w:t>Letter of Credit / Bank Guarantee</w:t>
             </w:r>
           </w:p>
         </w:tc>
@@ -11590,7 +11585,7 @@
                 <w:color w:val="003366"/>
                 <w:sz w:val="18"/>
               </w:rPr>
-              <w:t>KYC</w:t>
+              <w:t>LTV</w:t>
             </w:r>
           </w:p>
         </w:tc>
@@ -11612,7 +11607,7 @@
                 <w:color w:val="1E293B"/>
                 <w:sz w:val="18"/>
               </w:rPr>
-              <w:t>Know Your Customer</w:t>
+              <w:t>Loan-to-Value Ratio</w:t>
             </w:r>
           </w:p>
         </w:tc>
@@ -11637,7 +11632,7 @@
                 <w:color w:val="003366"/>
                 <w:sz w:val="18"/>
               </w:rPr>
-              <w:t>LC / BG</w:t>
+              <w:t>MPBF</w:t>
             </w:r>
           </w:p>
         </w:tc>
@@ -11659,7 +11654,7 @@
                 <w:color w:val="1E293B"/>
                 <w:sz w:val="18"/>
               </w:rPr>
-              <w:t>Letter of Credit / Bank Guarantee</w:t>
+              <w:t>Maximum Permissible Bank Finance (Tandon / Nayak Models)</w:t>
             </w:r>
           </w:p>
         </w:tc>
@@ -11684,7 +11679,7 @@
                 <w:color w:val="003366"/>
                 <w:sz w:val="18"/>
               </w:rPr>
-              <w:t>LTV</w:t>
+              <w:t>MSE / MSME</w:t>
             </w:r>
           </w:p>
         </w:tc>
@@ -11706,7 +11701,7 @@
                 <w:color w:val="1E293B"/>
                 <w:sz w:val="18"/>
               </w:rPr>
-              <w:t>Loan-to-Value Ratio</w:t>
+              <w:t>Micro, Small, and Medium Enterprises</w:t>
             </w:r>
           </w:p>
         </w:tc>
@@ -11731,7 +11726,7 @@
                 <w:color w:val="003366"/>
                 <w:sz w:val="18"/>
               </w:rPr>
-              <w:t>MPBF</w:t>
+              <w:t>OCR</w:t>
             </w:r>
           </w:p>
         </w:tc>
@@ -11753,7 +11748,7 @@
                 <w:color w:val="1E293B"/>
                 <w:sz w:val="18"/>
               </w:rPr>
-              <w:t>Maximum Permissible Bank Finance (Tandon / Nayak Models)</w:t>
+              <w:t>Optical Character Recognition (EasyOCR Deep Learning)</w:t>
             </w:r>
           </w:p>
         </w:tc>
@@ -11778,7 +11773,7 @@
                 <w:color w:val="003366"/>
                 <w:sz w:val="18"/>
               </w:rPr>
-              <w:t>MSE</w:t>
+              <w:t>PAT</w:t>
             </w:r>
           </w:p>
         </w:tc>
@@ -11800,7 +11795,7 @@
                 <w:color w:val="1E293B"/>
                 <w:sz w:val="18"/>
               </w:rPr>
-              <w:t>Micro and Small Enterprises</w:t>
+              <w:t>Profit After Tax</w:t>
             </w:r>
           </w:p>
         </w:tc>
@@ -11825,7 +11820,7 @@
                 <w:color w:val="003366"/>
                 <w:sz w:val="18"/>
               </w:rPr>
-              <w:t>MSME</w:t>
+              <w:t>PD</w:t>
             </w:r>
           </w:p>
         </w:tc>
@@ -11847,7 +11842,7 @@
                 <w:color w:val="1E293B"/>
                 <w:sz w:val="18"/>
               </w:rPr>
-              <w:t>Micro, Small, and Medium Enterprises</w:t>
+              <w:t>Probability of Default (%)</w:t>
             </w:r>
           </w:p>
         </w:tc>
@@ -11872,7 +11867,7 @@
                 <w:color w:val="003366"/>
                 <w:sz w:val="18"/>
               </w:rPr>
-              <w:t>OCR</w:t>
+              <w:t>PII</w:t>
             </w:r>
           </w:p>
         </w:tc>
@@ -11894,7 +11889,7 @@
                 <w:color w:val="1E293B"/>
                 <w:sz w:val="18"/>
               </w:rPr>
-              <w:t>Optical Character Recognition (EasyOCR Deep Learning)</w:t>
+              <w:t>Personally Identifiable Information</w:t>
             </w:r>
           </w:p>
         </w:tc>
@@ -11919,7 +11914,7 @@
                 <w:color w:val="003366"/>
                 <w:sz w:val="18"/>
               </w:rPr>
-              <w:t>PAT</w:t>
+              <w:t>QIS</w:t>
             </w:r>
           </w:p>
         </w:tc>
@@ -11941,7 +11936,7 @@
                 <w:color w:val="1E293B"/>
                 <w:sz w:val="18"/>
               </w:rPr>
-              <w:t>Profit After Tax</w:t>
+              <w:t>Quarterly Information System</w:t>
             </w:r>
           </w:p>
         </w:tc>
@@ -11966,7 +11961,7 @@
                 <w:color w:val="003366"/>
                 <w:sz w:val="18"/>
               </w:rPr>
-              <w:t>PD</w:t>
+              <w:t>RAG</w:t>
             </w:r>
           </w:p>
         </w:tc>
@@ -11988,7 +11983,7 @@
                 <w:color w:val="1E293B"/>
                 <w:sz w:val="18"/>
               </w:rPr>
-              <w:t>Probability of Default (%)</w:t>
+              <w:t>Retrieval-Augmented Generation</w:t>
             </w:r>
           </w:p>
         </w:tc>
@@ -12013,7 +12008,7 @@
                 <w:color w:val="003366"/>
                 <w:sz w:val="18"/>
               </w:rPr>
-              <w:t>PII</w:t>
+              <w:t>RBI</w:t>
             </w:r>
           </w:p>
         </w:tc>
@@ -12035,7 +12030,7 @@
                 <w:color w:val="1E293B"/>
                 <w:sz w:val="18"/>
               </w:rPr>
-              <w:t>Personally Identifiable Information</w:t>
+              <w:t>Reserve Bank of India</w:t>
             </w:r>
           </w:p>
         </w:tc>
@@ -12060,7 +12055,7 @@
                 <w:color w:val="003366"/>
                 <w:sz w:val="18"/>
               </w:rPr>
-              <w:t>QIS</w:t>
+              <w:t>RBLR</w:t>
             </w:r>
           </w:p>
         </w:tc>
@@ -12082,7 +12077,7 @@
                 <w:color w:val="1E293B"/>
                 <w:sz w:val="18"/>
               </w:rPr>
-              <w:t>Quarterly Information System</w:t>
+              <w:t>Repo-Based Lending Rate (External Benchmark Lending Rate)</w:t>
             </w:r>
           </w:p>
         </w:tc>
@@ -12107,7 +12102,7 @@
                 <w:color w:val="003366"/>
                 <w:sz w:val="18"/>
               </w:rPr>
-              <w:t>RAG</w:t>
+              <w:t>ROC-AUC</w:t>
             </w:r>
           </w:p>
         </w:tc>
@@ -12129,7 +12124,7 @@
                 <w:color w:val="1E293B"/>
                 <w:sz w:val="18"/>
               </w:rPr>
-              <w:t>Retrieval-Augmented Generation</w:t>
+              <w:t>Receiver Operating Characteristic - Area Under Curve</w:t>
             </w:r>
           </w:p>
         </w:tc>
@@ -12154,7 +12149,7 @@
                 <w:color w:val="003366"/>
                 <w:sz w:val="18"/>
               </w:rPr>
-              <w:t>RBI</w:t>
+              <w:t>RRF</w:t>
             </w:r>
           </w:p>
         </w:tc>
@@ -12176,7 +12171,7 @@
                 <w:color w:val="1E293B"/>
                 <w:sz w:val="18"/>
               </w:rPr>
-              <w:t>Reserve Bank of India</w:t>
+              <w:t>Reciprocal Rank Fusion</w:t>
             </w:r>
           </w:p>
         </w:tc>
@@ -12201,7 +12196,7 @@
                 <w:color w:val="003366"/>
                 <w:sz w:val="18"/>
               </w:rPr>
-              <w:t>RBLR</w:t>
+              <w:t>SGI</w:t>
             </w:r>
           </w:p>
         </w:tc>
@@ -12223,7 +12218,7 @@
                 <w:color w:val="1E293B"/>
                 <w:sz w:val="18"/>
               </w:rPr>
-              <w:t>Repo-Based Lending Rate (External Benchmark Lending Rate)</w:t>
+              <w:t>Sales Growth Index (Beneish M-Score Parameter)</w:t>
             </w:r>
           </w:p>
         </w:tc>
@@ -12248,7 +12243,7 @@
                 <w:color w:val="003366"/>
                 <w:sz w:val="18"/>
               </w:rPr>
-              <w:t>ROC-AUC</w:t>
+              <w:t>SHAP</w:t>
             </w:r>
           </w:p>
         </w:tc>
@@ -12270,7 +12265,7 @@
                 <w:color w:val="1E293B"/>
                 <w:sz w:val="18"/>
               </w:rPr>
-              <w:t>Receiver Operating Characteristic - Area Under Curve</w:t>
+              <w:t>Shapley Additive exPlanations (Explainable AI)</w:t>
             </w:r>
           </w:p>
         </w:tc>
@@ -12295,7 +12290,7 @@
                 <w:color w:val="003366"/>
                 <w:sz w:val="18"/>
               </w:rPr>
-              <w:t>RRF</w:t>
+              <w:t>SRS</w:t>
             </w:r>
           </w:p>
         </w:tc>
@@ -12317,7 +12312,7 @@
                 <w:color w:val="1E293B"/>
                 <w:sz w:val="18"/>
               </w:rPr>
-              <w:t>Reciprocal Rank Fusion</w:t>
+              <w:t>Software Requirements Specification</w:t>
             </w:r>
           </w:p>
         </w:tc>
@@ -12342,7 +12337,7 @@
                 <w:color w:val="003366"/>
                 <w:sz w:val="18"/>
               </w:rPr>
-              <w:t>SGI</w:t>
+              <w:t>TATA</w:t>
             </w:r>
           </w:p>
         </w:tc>
@@ -12364,7 +12359,7 @@
                 <w:color w:val="1E293B"/>
                 <w:sz w:val="18"/>
               </w:rPr>
-              <w:t>Sales Growth Index (Beneish M-Score Parameter)</w:t>
+              <w:t>Total Accruals to Total Assets (Beneish M-Score Parameter)</w:t>
             </w:r>
           </w:p>
         </w:tc>
@@ -12389,7 +12384,7 @@
                 <w:color w:val="003366"/>
                 <w:sz w:val="18"/>
               </w:rPr>
-              <w:t>SHAP</w:t>
+              <w:t>TAT</w:t>
             </w:r>
           </w:p>
         </w:tc>
@@ -12411,7 +12406,7 @@
                 <w:color w:val="1E293B"/>
                 <w:sz w:val="18"/>
               </w:rPr>
-              <w:t>Shapley Additive exPlanations (Explainable AI)</w:t>
+              <w:t>Turnaround Time</w:t>
             </w:r>
           </w:p>
         </w:tc>
@@ -12436,7 +12431,7 @@
                 <w:color w:val="003366"/>
                 <w:sz w:val="18"/>
               </w:rPr>
-              <w:t>SRS</w:t>
+              <w:t>TNW</w:t>
             </w:r>
           </w:p>
         </w:tc>
@@ -12458,7 +12453,7 @@
                 <w:color w:val="1E293B"/>
                 <w:sz w:val="18"/>
               </w:rPr>
-              <w:t>Software Requirements Specification</w:t>
+              <w:t>Tangible Net Worth</w:t>
             </w:r>
           </w:p>
         </w:tc>
@@ -12483,7 +12478,7 @@
                 <w:color w:val="003366"/>
                 <w:sz w:val="18"/>
               </w:rPr>
-              <w:t>TATA</w:t>
+              <w:t>TOL</w:t>
             </w:r>
           </w:p>
         </w:tc>
@@ -12505,7 +12500,7 @@
                 <w:color w:val="1E293B"/>
                 <w:sz w:val="18"/>
               </w:rPr>
-              <w:t>Total Accruals to Total Assets (Beneish M-Score Parameter)</w:t>
+              <w:t>Total Outside Liabilities</w:t>
             </w:r>
           </w:p>
         </w:tc>
@@ -12530,7 +12525,7 @@
                 <w:color w:val="003366"/>
                 <w:sz w:val="18"/>
               </w:rPr>
-              <w:t>TAT</w:t>
+              <w:t>UML</w:t>
             </w:r>
           </w:p>
         </w:tc>
@@ -12552,7 +12547,7 @@
                 <w:color w:val="1E293B"/>
                 <w:sz w:val="18"/>
               </w:rPr>
-              <w:t>Turnaround Time</w:t>
+              <w:t>Unified Modeling Language</w:t>
             </w:r>
           </w:p>
         </w:tc>
@@ -12577,7 +12572,7 @@
                 <w:color w:val="003366"/>
                 <w:sz w:val="18"/>
               </w:rPr>
-              <w:t>TNW</w:t>
+              <w:t>WACC</w:t>
             </w:r>
           </w:p>
         </w:tc>
@@ -12599,7 +12594,7 @@
                 <w:color w:val="1E293B"/>
                 <w:sz w:val="18"/>
               </w:rPr>
-              <w:t>Tangible Net Worth</w:t>
+              <w:t>Weighted Average Cost of Capital</w:t>
             </w:r>
           </w:p>
         </w:tc>
@@ -12624,7 +12619,7 @@
                 <w:color w:val="003366"/>
                 <w:sz w:val="18"/>
               </w:rPr>
-              <w:t>TOL</w:t>
+              <w:t>XAI</w:t>
             </w:r>
           </w:p>
         </w:tc>
@@ -12646,7 +12641,7 @@
                 <w:color w:val="1E293B"/>
                 <w:sz w:val="18"/>
               </w:rPr>
-              <w:t>Total Outside Liabilities</w:t>
+              <w:t>Explainable Artificial Intelligence</w:t>
             </w:r>
           </w:p>
         </w:tc>
@@ -12671,7 +12666,7 @@
                 <w:color w:val="003366"/>
                 <w:sz w:val="18"/>
               </w:rPr>
-              <w:t>UML</w:t>
+              <w:t>XGBoost</w:t>
             </w:r>
           </w:p>
         </w:tc>
@@ -12693,7 +12688,360 @@
                 <w:color w:val="1E293B"/>
                 <w:sz w:val="18"/>
               </w:rPr>
-              <w:t>Unified Modeling Language</w:t>
+              <w:t>Extreme Gradient Boosting Machine Learning Algorithm</w:t>
+            </w:r>
+          </w:p>
+        </w:tc>
+      </w:tr>
+    </w:tbl>
+    <w:p>
+      <w:r>
+        <w:br w:type="page"/>
+      </w:r>
+    </w:p>
+    <w:p>
+      <w:pPr>
+        <w:spacing w:before="800" w:after="400"/>
+        <w:jc w:val="center"/>
+      </w:pPr>
+      <w:r>
+        <w:rPr>
+          <w:rFonts w:ascii="Calibri" w:hAnsi="Calibri"/>
+          <w:b/>
+          <w:color w:val="C69214"/>
+          <w:sz w:val="28"/>
+        </w:rPr>
+        <w:t>CHAPTER 1</w:t>
+        <w:br/>
+      </w:r>
+      <w:r>
+        <w:rPr>
+          <w:rFonts w:ascii="Arial" w:hAnsi="Arial"/>
+          <w:b/>
+          <w:color w:val="003366"/>
+          <w:sz w:val="40"/>
+        </w:rPr>
+        <w:t>INTRODUCTION &amp; INSTITUTIONAL BACKGROUND</w:t>
+        <w:br/>
+      </w:r>
+    </w:p>
+    <w:tbl>
+      <w:tblPr>
+        <w:tblW w:type="auto" w:w="0"/>
+        <w:jc w:val="center"/>
+        <w:tblLook w:firstColumn="1" w:firstRow="1" w:lastColumn="0" w:lastRow="0" w:noHBand="0" w:noVBand="1" w:val="04A0"/>
+      </w:tblPr>
+      <w:tblGrid>
+        <w:gridCol w:w="9026"/>
+      </w:tblGrid>
+      <w:tr>
+        <w:tc>
+          <w:tcPr>
+            <w:tcW w:type="dxa" w:w="9029"/>
+            <w:shd w:fill="F8FAFC"/>
+            <w:tcMar>
+              <w:top w:w="100" w:type="dxa"/>
+              <w:bottom w:w="100" w:type="dxa"/>
+              <w:left w:w="140" w:type="dxa"/>
+              <w:right w:w="140" w:type="dxa"/>
+            </w:tcMar>
+          </w:tcPr>
+          <w:p>
+            <w:r>
+              <w:rPr>
+                <w:rFonts w:ascii="Calibri" w:hAnsi="Calibri"/>
+                <w:b/>
+                <w:color w:val="003366"/>
+                <w:sz w:val="21"/>
+              </w:rPr>
+              <w:t>Chapter Roadmap &amp; Executive Outline:</w:t>
+              <w:br/>
+              <w:br/>
+            </w:r>
+            <w:r>
+              <w:rPr>
+                <w:rFonts w:ascii="Calibri" w:hAnsi="Calibri"/>
+                <w:color w:val="1E293B"/>
+                <w:sz w:val="19"/>
+              </w:rPr>
+              <w:t>• 1.1 The Indian Commercial Banking Ecosystem &amp; Underwriting Challenges</w:t>
+              <w:br/>
+            </w:r>
+            <w:r>
+              <w:rPr>
+                <w:rFonts w:ascii="Calibri" w:hAnsi="Calibri"/>
+                <w:color w:val="1E293B"/>
+                <w:sz w:val="19"/>
+              </w:rPr>
+              <w:t>• 1.2 Central Bank of India: Institutional Heritage &amp; Digital Strategy</w:t>
+              <w:br/>
+            </w:r>
+            <w:r>
+              <w:rPr>
+                <w:rFonts w:ascii="Calibri" w:hAnsi="Calibri"/>
+                <w:color w:val="1E293B"/>
+                <w:sz w:val="19"/>
+              </w:rPr>
+              <w:t>• 1.3 Problem Statement &amp; Turnaround Time (TAT) Friction</w:t>
+              <w:br/>
+            </w:r>
+            <w:r>
+              <w:rPr>
+                <w:rFonts w:ascii="Calibri" w:hAnsi="Calibri"/>
+                <w:color w:val="1E293B"/>
+                <w:sz w:val="19"/>
+              </w:rPr>
+              <w:t>• 1.4 Objectives and Scope of the Intelligent Loan Appraisal System (ILAS)</w:t>
+              <w:br/>
+            </w:r>
+            <w:r>
+              <w:rPr>
+                <w:rFonts w:ascii="Calibri" w:hAnsi="Calibri"/>
+                <w:color w:val="1E293B"/>
+                <w:sz w:val="19"/>
+              </w:rPr>
+              <w:t>• 1.5 Novelty and Institutional Value Proposition</w:t>
+              <w:br/>
+            </w:r>
+            <w:r>
+              <w:rPr>
+                <w:rFonts w:ascii="Calibri" w:hAnsi="Calibri"/>
+                <w:color w:val="1E293B"/>
+                <w:sz w:val="19"/>
+              </w:rPr>
+              <w:t>• 1.6 Report Organization &amp; Chapter Roadmap</w:t>
+              <w:br/>
+            </w:r>
+          </w:p>
+        </w:tc>
+      </w:tr>
+    </w:tbl>
+    <w:p>
+      <w:r>
+        <w:br w:type="page"/>
+      </w:r>
+    </w:p>
+    <w:p>
+      <w:pPr>
+        <w:spacing w:before="240" w:after="120"/>
+      </w:pPr>
+      <w:r>
+        <w:rPr>
+          <w:rFonts w:ascii="Arial" w:hAnsi="Arial"/>
+          <w:b/>
+          <w:color w:val="003366"/>
+          <w:sz w:val="26"/>
+        </w:rPr>
+        <w:t>1.1 The Indian Commercial Banking Ecosystem &amp; Underwriting Challenges</w:t>
+      </w:r>
+    </w:p>
+    <w:p>
+      <w:r>
+        <w:rPr>
+          <w:rFonts w:ascii="Calibri" w:hAnsi="Calibri"/>
+          <w:color w:val="1E293B"/>
+          <w:sz w:val="21"/>
+        </w:rPr>
+        <w:t>The commercial banking sector in India constitutes the backbone of the nation's financial architecture, mediating credit allocation across diverse sectors ranging from sovereign infrastructure initiatives and large corporate conglomerates to micro, small, and medium enterprises (MSMEs) and retail households. As of the financial year 2025–2026, scheduled commercial banks (SCBs) manage an aggregate domestic credit portfolio exceeding ₹170 lakh crore. Within this credit ecosystem, Public Sector Banks (PSBs) shoulder a dual responsibility: driving commercially sustainable asset growth while fulfilling mandatory Priority Sector Lending (PSL) quotas, credit democratization, and socioeconomic inclusion.</w:t>
+        <w:br/>
+        <w:br/>
+        <w:t>Despite substantial technological modernization across digital payment rails (Unified Payments Interface - UPI, Immediate Payment Service - IMPS, and National Automated Clearing House - NACH), the credit underwriting and risk appraisal lifecycle within commercial banking remains heavily constrained by historical manual practices, fragmented data ingestion pipelines, and multi-tier committee governance.</w:t>
+      </w:r>
+    </w:p>
+    <w:p>
+      <w:pPr>
+        <w:spacing w:before="280" w:after="120"/>
+      </w:pPr>
+      <w:r>
+        <w:rPr>
+          <w:rFonts w:ascii="Arial" w:hAnsi="Arial"/>
+          <w:b/>
+          <w:color w:val="003366"/>
+          <w:sz w:val="26"/>
+        </w:rPr>
+        <w:t>1.2 Central Bank of India: Institutional Heritage &amp; Digital Strategy</w:t>
+      </w:r>
+    </w:p>
+    <w:p>
+      <w:r>
+        <w:rPr>
+          <w:rFonts w:ascii="Calibri" w:hAnsi="Calibri"/>
+          <w:color w:val="1E293B"/>
+          <w:sz w:val="21"/>
+        </w:rPr>
+        <w:t>Established on 21st December 1911 by the visionary banking pioneer Sir Sorabji Pochkhanawala, under the distinguished chairmanship of Sir Pherozeshah Mehta, the Central Bank of India (CBoI) holds the historic distinction of being the very first wholly Indian commercial bank owned and managed by Indians without foreign assistance—the premier 'Swadeshi Bank' of the nation.</w:t>
+        <w:br/>
+        <w:br/>
+        <w:t>Throughout its 115-year history of nation-building, Central Bank of India has introduced numerous pioneering banking practices, including home savings safe deposit vaults, recurring deposit schemes, circular letters of credit, and specialized agricultural credit programs. Nationalized in 1969, Central Bank of India operates over 4,500 branches nationwide.</w:t>
+        <w:br/>
+        <w:br/>
+        <w:t>The Regional Office at Visakhapatnam, Andhra Pradesh, oversees a critical commercial network across coastal Andhra Pradesh. Under the leadership of the Regional Management and the Credit &amp; Risk Management Division (headed by Shri Ajeet Kumar, Chief Manager), the region has prioritized accelerating MSME credit delivery, standardizing appraisal scoring using Form MSE 1 and Form MSE II, ensuring strict adherence to the 01.07.2026 Master Circular on Rate of Interest (RBLR), and pioneering autonomous multi-agent underwriting AI.</w:t>
+      </w:r>
+    </w:p>
+    <w:p>
+      <w:pPr>
+        <w:spacing w:before="280" w:after="120"/>
+      </w:pPr>
+      <w:r>
+        <w:rPr>
+          <w:rFonts w:ascii="Arial" w:hAnsi="Arial"/>
+          <w:b/>
+          <w:color w:val="003366"/>
+          <w:sz w:val="26"/>
+        </w:rPr>
+        <w:t>1.3 Problem Statement &amp; Turnaround Time (TAT) Friction</w:t>
+      </w:r>
+    </w:p>
+    <w:p>
+      <w:r>
+        <w:rPr>
+          <w:rFonts w:ascii="Calibri" w:hAnsi="Calibri"/>
+          <w:color w:val="1E293B"/>
+          <w:sz w:val="21"/>
+        </w:rPr>
+        <w:t>In the prevailing manual credit underwriting framework at commercial bank branches, the appraisal of a loan application involves six distinct operational phases: Document Ingestion, Manual CMA Spreading, Policy Manual Lookup, Qualitative Risk Grading, Committee Review, and Appraisal Memo Drafting. This process results in an institutional turnaround time of 7 to 14 business days, creating friction, elevated operational costs, and risks of calculation errors or regulatory non-compliance.</w:t>
+      </w:r>
+    </w:p>
+    <w:p>
+      <w:pPr>
+        <w:spacing w:before="160" w:after="80"/>
+      </w:pPr>
+      <w:r>
+        <w:rPr>
+          <w:rFonts w:ascii="Calibri" w:hAnsi="Calibri"/>
+          <w:b/>
+          <w:color w:val="003366"/>
+          <w:sz w:val="19"/>
+        </w:rPr>
+        <w:t>Table 1.1: Operational Turnaround Time (TAT) Breakdown Across Manual Credit Stages</w:t>
+      </w:r>
+    </w:p>
+    <w:tbl>
+      <w:tblPr>
+        <w:tblW w:type="auto" w:w="0"/>
+        <w:jc w:val="center"/>
+        <w:tblLook w:firstColumn="1" w:firstRow="1" w:lastColumn="0" w:lastRow="0" w:noHBand="0" w:noVBand="1" w:val="04A0"/>
+      </w:tblPr>
+      <w:tblGrid>
+        <w:gridCol w:w="1805"/>
+        <w:gridCol w:w="1805"/>
+        <w:gridCol w:w="1805"/>
+        <w:gridCol w:w="1805"/>
+        <w:gridCol w:w="1805"/>
+      </w:tblGrid>
+      <w:tr>
+        <w:tc>
+          <w:tcPr>
+            <w:tcW w:type="dxa" w:w="1152"/>
+            <w:shd w:fill="003366"/>
+            <w:tcMar>
+              <w:top w:w="60" w:type="dxa"/>
+              <w:bottom w:w="60" w:type="dxa"/>
+              <w:left w:w="80" w:type="dxa"/>
+              <w:right w:w="80" w:type="dxa"/>
+            </w:tcMar>
+          </w:tcPr>
+          <w:p>
+            <w:r>
+              <w:rPr>
+                <w:rFonts w:ascii="Calibri" w:hAnsi="Calibri"/>
+                <w:b/>
+                <w:color w:val="FFFFFF"/>
+                <w:sz w:val="17"/>
+              </w:rPr>
+              <w:t>STAGE #</w:t>
+            </w:r>
+          </w:p>
+        </w:tc>
+        <w:tc>
+          <w:tcPr>
+            <w:tcW w:type="dxa" w:w="2160"/>
+            <w:shd w:fill="003366"/>
+            <w:tcMar>
+              <w:top w:w="60" w:type="dxa"/>
+              <w:bottom w:w="60" w:type="dxa"/>
+              <w:left w:w="80" w:type="dxa"/>
+              <w:right w:w="80" w:type="dxa"/>
+            </w:tcMar>
+          </w:tcPr>
+          <w:p>
+            <w:r>
+              <w:rPr>
+                <w:rFonts w:ascii="Calibri" w:hAnsi="Calibri"/>
+                <w:b/>
+                <w:color w:val="FFFFFF"/>
+                <w:sz w:val="17"/>
+              </w:rPr>
+              <w:t>OPERATIONAL STAGE</w:t>
+            </w:r>
+          </w:p>
+        </w:tc>
+        <w:tc>
+          <w:tcPr>
+            <w:tcW w:type="dxa" w:w="3269"/>
+            <w:shd w:fill="003366"/>
+            <w:tcMar>
+              <w:top w:w="60" w:type="dxa"/>
+              <w:bottom w:w="60" w:type="dxa"/>
+              <w:left w:w="80" w:type="dxa"/>
+              <w:right w:w="80" w:type="dxa"/>
+            </w:tcMar>
+          </w:tcPr>
+          <w:p>
+            <w:r>
+              <w:rPr>
+                <w:rFonts w:ascii="Calibri" w:hAnsi="Calibri"/>
+                <w:b/>
+                <w:color w:val="FFFFFF"/>
+                <w:sz w:val="17"/>
+              </w:rPr>
+              <w:t>TASKS PERFORMED BY OFFICERS</w:t>
+            </w:r>
+          </w:p>
+        </w:tc>
+        <w:tc>
+          <w:tcPr>
+            <w:tcW w:type="dxa" w:w="1224"/>
+            <w:shd w:fill="003366"/>
+            <w:tcMar>
+              <w:top w:w="60" w:type="dxa"/>
+              <w:bottom w:w="60" w:type="dxa"/>
+              <w:left w:w="80" w:type="dxa"/>
+              <w:right w:w="80" w:type="dxa"/>
+            </w:tcMar>
+          </w:tcPr>
+          <w:p>
+            <w:r>
+              <w:rPr>
+                <w:rFonts w:ascii="Calibri" w:hAnsi="Calibri"/>
+                <w:b/>
+                <w:color w:val="FFFFFF"/>
+                <w:sz w:val="17"/>
+              </w:rPr>
+              <w:t>MANUAL TAT</w:t>
+            </w:r>
+          </w:p>
+        </w:tc>
+        <w:tc>
+          <w:tcPr>
+            <w:tcW w:type="dxa" w:w="1224"/>
+            <w:shd w:fill="003366"/>
+            <w:tcMar>
+              <w:top w:w="60" w:type="dxa"/>
+              <w:bottom w:w="60" w:type="dxa"/>
+              <w:left w:w="80" w:type="dxa"/>
+              <w:right w:w="80" w:type="dxa"/>
+            </w:tcMar>
+          </w:tcPr>
+          <w:p>
+            <w:r>
+              <w:rPr>
+                <w:rFonts w:ascii="Calibri" w:hAnsi="Calibri"/>
+                <w:b/>
+                <w:color w:val="FFFFFF"/>
+                <w:sz w:val="17"/>
+              </w:rPr>
+              <w:t>ILAS AUTOMATED TAT</w:t>
             </w:r>
           </w:p>
         </w:tc>
@@ -12701,46 +13049,125 @@
       <w:tr>
         <w:tc>
           <w:tcPr>
-            <w:tcW w:type="dxa" w:w="2304"/>
-            <w:shd w:fill="FFFFFF"/>
+            <w:tcW w:type="dxa" w:w="1152"/>
+            <w:shd w:fill="F8FAFC"/>
             <w:tcMar>
               <w:top w:w="45" w:type="dxa"/>
               <w:bottom w:w="45" w:type="dxa"/>
-              <w:left w:w="80" w:type="dxa"/>
-              <w:right w:w="80" w:type="dxa"/>
-            </w:tcMar>
-          </w:tcPr>
-          <w:p>
+              <w:left w:w="75" w:type="dxa"/>
+              <w:right w:w="75" w:type="dxa"/>
+            </w:tcMar>
+          </w:tcPr>
+          <w:p>
+            <w:pPr>
+              <w:jc w:val="center"/>
+            </w:pPr>
             <w:r>
               <w:rPr>
                 <w:rFonts w:ascii="Calibri" w:hAnsi="Calibri"/>
                 <w:b/>
                 <w:color w:val="003366"/>
-                <w:sz w:val="18"/>
-              </w:rPr>
-              <w:t>WACC</w:t>
-            </w:r>
-          </w:p>
-        </w:tc>
-        <w:tc>
-          <w:tcPr>
-            <w:tcW w:type="dxa" w:w="6725"/>
-            <w:shd w:fill="FFFFFF"/>
+                <w:sz w:val="17"/>
+              </w:rPr>
+              <w:t>Stage 1</w:t>
+            </w:r>
+          </w:p>
+        </w:tc>
+        <w:tc>
+          <w:tcPr>
+            <w:tcW w:type="dxa" w:w="2160"/>
+            <w:shd w:fill="F8FAFC"/>
             <w:tcMar>
               <w:top w:w="45" w:type="dxa"/>
               <w:bottom w:w="45" w:type="dxa"/>
-              <w:left w:w="80" w:type="dxa"/>
-              <w:right w:w="80" w:type="dxa"/>
-            </w:tcMar>
-          </w:tcPr>
-          <w:p>
-            <w:r>
-              <w:rPr>
-                <w:rFonts w:ascii="Calibri" w:hAnsi="Calibri"/>
+              <w:left w:w="75" w:type="dxa"/>
+              <w:right w:w="75" w:type="dxa"/>
+            </w:tcMar>
+          </w:tcPr>
+          <w:p>
+            <w:r>
+              <w:rPr>
+                <w:rFonts w:ascii="Calibri" w:hAnsi="Calibri"/>
+                <w:b w:val="0"/>
                 <w:color w:val="1E293B"/>
-                <w:sz w:val="18"/>
-              </w:rPr>
-              <w:t>Weighted Average Cost of Capital</w:t>
+                <w:sz w:val="17"/>
+              </w:rPr>
+              <w:t>Ingestion &amp; KYC Validation</w:t>
+            </w:r>
+          </w:p>
+        </w:tc>
+        <w:tc>
+          <w:tcPr>
+            <w:tcW w:type="dxa" w:w="3269"/>
+            <w:shd w:fill="F8FAFC"/>
+            <w:tcMar>
+              <w:top w:w="45" w:type="dxa"/>
+              <w:bottom w:w="45" w:type="dxa"/>
+              <w:left w:w="75" w:type="dxa"/>
+              <w:right w:w="75" w:type="dxa"/>
+            </w:tcMar>
+          </w:tcPr>
+          <w:p>
+            <w:r>
+              <w:rPr>
+                <w:rFonts w:ascii="Calibri" w:hAnsi="Calibri"/>
+                <w:b w:val="0"/>
+                <w:color w:val="1E293B"/>
+                <w:sz w:val="17"/>
+              </w:rPr>
+              <w:t>Physical form scanning, PAN/Aadhaar verification</w:t>
+            </w:r>
+          </w:p>
+        </w:tc>
+        <w:tc>
+          <w:tcPr>
+            <w:tcW w:type="dxa" w:w="1224"/>
+            <w:shd w:fill="F8FAFC"/>
+            <w:tcMar>
+              <w:top w:w="45" w:type="dxa"/>
+              <w:bottom w:w="45" w:type="dxa"/>
+              <w:left w:w="75" w:type="dxa"/>
+              <w:right w:w="75" w:type="dxa"/>
+            </w:tcMar>
+          </w:tcPr>
+          <w:p>
+            <w:pPr>
+              <w:jc w:val="center"/>
+            </w:pPr>
+            <w:r>
+              <w:rPr>
+                <w:rFonts w:ascii="Calibri" w:hAnsi="Calibri"/>
+                <w:b w:val="0"/>
+                <w:color w:val="1E293B"/>
+                <w:sz w:val="17"/>
+              </w:rPr>
+              <w:t>1 – 2 Days</w:t>
+            </w:r>
+          </w:p>
+        </w:tc>
+        <w:tc>
+          <w:tcPr>
+            <w:tcW w:type="dxa" w:w="1224"/>
+            <w:shd w:fill="F8FAFC"/>
+            <w:tcMar>
+              <w:top w:w="45" w:type="dxa"/>
+              <w:bottom w:w="45" w:type="dxa"/>
+              <w:left w:w="75" w:type="dxa"/>
+              <w:right w:w="75" w:type="dxa"/>
+            </w:tcMar>
+          </w:tcPr>
+          <w:p>
+            <w:pPr>
+              <w:jc w:val="center"/>
+            </w:pPr>
+            <w:r>
+              <w:rPr>
+                <w:rFonts w:ascii="Calibri" w:hAnsi="Calibri"/>
+                <w:b w:val="0"/>
+                <w:color w:val="1E293B"/>
+                <w:sz w:val="17"/>
+              </w:rPr>
+              <w:t>&lt; 3.5 Seconds</w:t>
             </w:r>
           </w:p>
         </w:tc>
@@ -12748,46 +13175,125 @@
       <w:tr>
         <w:tc>
           <w:tcPr>
-            <w:tcW w:type="dxa" w:w="2304"/>
-            <w:shd w:fill="F8FAFC"/>
+            <w:tcW w:type="dxa" w:w="1152"/>
+            <w:shd w:fill="FFFFFF"/>
             <w:tcMar>
               <w:top w:w="45" w:type="dxa"/>
               <w:bottom w:w="45" w:type="dxa"/>
-              <w:left w:w="80" w:type="dxa"/>
-              <w:right w:w="80" w:type="dxa"/>
-            </w:tcMar>
-          </w:tcPr>
-          <w:p>
+              <w:left w:w="75" w:type="dxa"/>
+              <w:right w:w="75" w:type="dxa"/>
+            </w:tcMar>
+          </w:tcPr>
+          <w:p>
+            <w:pPr>
+              <w:jc w:val="center"/>
+            </w:pPr>
             <w:r>
               <w:rPr>
                 <w:rFonts w:ascii="Calibri" w:hAnsi="Calibri"/>
                 <w:b/>
                 <w:color w:val="003366"/>
-                <w:sz w:val="18"/>
-              </w:rPr>
-              <w:t>XAI</w:t>
-            </w:r>
-          </w:p>
-        </w:tc>
-        <w:tc>
-          <w:tcPr>
-            <w:tcW w:type="dxa" w:w="6725"/>
-            <w:shd w:fill="F8FAFC"/>
+                <w:sz w:val="17"/>
+              </w:rPr>
+              <w:t>Stage 2</w:t>
+            </w:r>
+          </w:p>
+        </w:tc>
+        <w:tc>
+          <w:tcPr>
+            <w:tcW w:type="dxa" w:w="2160"/>
+            <w:shd w:fill="FFFFFF"/>
             <w:tcMar>
               <w:top w:w="45" w:type="dxa"/>
               <w:bottom w:w="45" w:type="dxa"/>
-              <w:left w:w="80" w:type="dxa"/>
-              <w:right w:w="80" w:type="dxa"/>
-            </w:tcMar>
-          </w:tcPr>
-          <w:p>
-            <w:r>
-              <w:rPr>
-                <w:rFonts w:ascii="Calibri" w:hAnsi="Calibri"/>
+              <w:left w:w="75" w:type="dxa"/>
+              <w:right w:w="75" w:type="dxa"/>
+            </w:tcMar>
+          </w:tcPr>
+          <w:p>
+            <w:r>
+              <w:rPr>
+                <w:rFonts w:ascii="Calibri" w:hAnsi="Calibri"/>
+                <w:b w:val="0"/>
                 <w:color w:val="1E293B"/>
-                <w:sz w:val="18"/>
-              </w:rPr>
-              <w:t>Explainable Artificial Intelligence</w:t>
+                <w:sz w:val="17"/>
+              </w:rPr>
+              <w:t>CMA Spreading &amp; Ratio Math</w:t>
+            </w:r>
+          </w:p>
+        </w:tc>
+        <w:tc>
+          <w:tcPr>
+            <w:tcW w:type="dxa" w:w="3269"/>
+            <w:shd w:fill="FFFFFF"/>
+            <w:tcMar>
+              <w:top w:w="45" w:type="dxa"/>
+              <w:bottom w:w="45" w:type="dxa"/>
+              <w:left w:w="75" w:type="dxa"/>
+              <w:right w:w="75" w:type="dxa"/>
+            </w:tcMar>
+          </w:tcPr>
+          <w:p>
+            <w:r>
+              <w:rPr>
+                <w:rFonts w:ascii="Calibri" w:hAnsi="Calibri"/>
+                <w:b w:val="0"/>
+                <w:color w:val="1E293B"/>
+                <w:sz w:val="17"/>
+              </w:rPr>
+              <w:t>3-year balance sheet ingestion, calculating CR, DER, DSCR, EMI, FOIR, LTV</w:t>
+            </w:r>
+          </w:p>
+        </w:tc>
+        <w:tc>
+          <w:tcPr>
+            <w:tcW w:type="dxa" w:w="1224"/>
+            <w:shd w:fill="FFFFFF"/>
+            <w:tcMar>
+              <w:top w:w="45" w:type="dxa"/>
+              <w:bottom w:w="45" w:type="dxa"/>
+              <w:left w:w="75" w:type="dxa"/>
+              <w:right w:w="75" w:type="dxa"/>
+            </w:tcMar>
+          </w:tcPr>
+          <w:p>
+            <w:pPr>
+              <w:jc w:val="center"/>
+            </w:pPr>
+            <w:r>
+              <w:rPr>
+                <w:rFonts w:ascii="Calibri" w:hAnsi="Calibri"/>
+                <w:b w:val="0"/>
+                <w:color w:val="1E293B"/>
+                <w:sz w:val="17"/>
+              </w:rPr>
+              <w:t>2 – 3 Days</w:t>
+            </w:r>
+          </w:p>
+        </w:tc>
+        <w:tc>
+          <w:tcPr>
+            <w:tcW w:type="dxa" w:w="1224"/>
+            <w:shd w:fill="FFFFFF"/>
+            <w:tcMar>
+              <w:top w:w="45" w:type="dxa"/>
+              <w:bottom w:w="45" w:type="dxa"/>
+              <w:left w:w="75" w:type="dxa"/>
+              <w:right w:w="75" w:type="dxa"/>
+            </w:tcMar>
+          </w:tcPr>
+          <w:p>
+            <w:pPr>
+              <w:jc w:val="center"/>
+            </w:pPr>
+            <w:r>
+              <w:rPr>
+                <w:rFonts w:ascii="Calibri" w:hAnsi="Calibri"/>
+                <w:b w:val="0"/>
+                <w:color w:val="1E293B"/>
+                <w:sz w:val="17"/>
+              </w:rPr>
+              <w:t>&lt; 2.1 Seconds</w:t>
             </w:r>
           </w:p>
         </w:tc>
@@ -12795,51 +13301,749 @@
       <w:tr>
         <w:tc>
           <w:tcPr>
-            <w:tcW w:type="dxa" w:w="2304"/>
-            <w:shd w:fill="FFFFFF"/>
+            <w:tcW w:type="dxa" w:w="1152"/>
+            <w:shd w:fill="F8FAFC"/>
             <w:tcMar>
               <w:top w:w="45" w:type="dxa"/>
               <w:bottom w:w="45" w:type="dxa"/>
-              <w:left w:w="80" w:type="dxa"/>
-              <w:right w:w="80" w:type="dxa"/>
-            </w:tcMar>
-          </w:tcPr>
-          <w:p>
+              <w:left w:w="75" w:type="dxa"/>
+              <w:right w:w="75" w:type="dxa"/>
+            </w:tcMar>
+          </w:tcPr>
+          <w:p>
+            <w:pPr>
+              <w:jc w:val="center"/>
+            </w:pPr>
             <w:r>
               <w:rPr>
                 <w:rFonts w:ascii="Calibri" w:hAnsi="Calibri"/>
                 <w:b/>
                 <w:color w:val="003366"/>
-                <w:sz w:val="18"/>
-              </w:rPr>
-              <w:t>XGBoost</w:t>
-            </w:r>
-          </w:p>
-        </w:tc>
-        <w:tc>
-          <w:tcPr>
-            <w:tcW w:type="dxa" w:w="6725"/>
-            <w:shd w:fill="FFFFFF"/>
+                <w:sz w:val="17"/>
+              </w:rPr>
+              <w:t>Stage 3</w:t>
+            </w:r>
+          </w:p>
+        </w:tc>
+        <w:tc>
+          <w:tcPr>
+            <w:tcW w:type="dxa" w:w="2160"/>
+            <w:shd w:fill="F8FAFC"/>
             <w:tcMar>
               <w:top w:w="45" w:type="dxa"/>
               <w:bottom w:w="45" w:type="dxa"/>
-              <w:left w:w="80" w:type="dxa"/>
-              <w:right w:w="80" w:type="dxa"/>
-            </w:tcMar>
-          </w:tcPr>
-          <w:p>
-            <w:r>
-              <w:rPr>
-                <w:rFonts w:ascii="Calibri" w:hAnsi="Calibri"/>
+              <w:left w:w="75" w:type="dxa"/>
+              <w:right w:w="75" w:type="dxa"/>
+            </w:tcMar>
+          </w:tcPr>
+          <w:p>
+            <w:r>
+              <w:rPr>
+                <w:rFonts w:ascii="Calibri" w:hAnsi="Calibri"/>
+                <w:b w:val="0"/>
                 <w:color w:val="1E293B"/>
-                <w:sz w:val="18"/>
-              </w:rPr>
-              <w:t>Extreme Gradient Boosting Machine Learning Algorithm</w:t>
+                <w:sz w:val="17"/>
+              </w:rPr>
+              <w:t>Regulatory &amp; Policy Cross-Check</w:t>
+            </w:r>
+          </w:p>
+        </w:tc>
+        <w:tc>
+          <w:tcPr>
+            <w:tcW w:type="dxa" w:w="3269"/>
+            <w:shd w:fill="F8FAFC"/>
+            <w:tcMar>
+              <w:top w:w="45" w:type="dxa"/>
+              <w:bottom w:w="45" w:type="dxa"/>
+              <w:left w:w="75" w:type="dxa"/>
+              <w:right w:w="75" w:type="dxa"/>
+            </w:tcMar>
+          </w:tcPr>
+          <w:p>
+            <w:r>
+              <w:rPr>
+                <w:rFonts w:ascii="Calibri" w:hAnsi="Calibri"/>
+                <w:b w:val="0"/>
+                <w:color w:val="1E293B"/>
+                <w:sz w:val="17"/>
+              </w:rPr>
+              <w:t>Manual policy circular searches (LTV caps, FOIR limits, PSL rules)</w:t>
+            </w:r>
+          </w:p>
+        </w:tc>
+        <w:tc>
+          <w:tcPr>
+            <w:tcW w:type="dxa" w:w="1224"/>
+            <w:shd w:fill="F8FAFC"/>
+            <w:tcMar>
+              <w:top w:w="45" w:type="dxa"/>
+              <w:bottom w:w="45" w:type="dxa"/>
+              <w:left w:w="75" w:type="dxa"/>
+              <w:right w:w="75" w:type="dxa"/>
+            </w:tcMar>
+          </w:tcPr>
+          <w:p>
+            <w:pPr>
+              <w:jc w:val="center"/>
+            </w:pPr>
+            <w:r>
+              <w:rPr>
+                <w:rFonts w:ascii="Calibri" w:hAnsi="Calibri"/>
+                <w:b w:val="0"/>
+                <w:color w:val="1E293B"/>
+                <w:sz w:val="17"/>
+              </w:rPr>
+              <w:t>1 – 2 Days</w:t>
+            </w:r>
+          </w:p>
+        </w:tc>
+        <w:tc>
+          <w:tcPr>
+            <w:tcW w:type="dxa" w:w="1224"/>
+            <w:shd w:fill="F8FAFC"/>
+            <w:tcMar>
+              <w:top w:w="45" w:type="dxa"/>
+              <w:bottom w:w="45" w:type="dxa"/>
+              <w:left w:w="75" w:type="dxa"/>
+              <w:right w:w="75" w:type="dxa"/>
+            </w:tcMar>
+          </w:tcPr>
+          <w:p>
+            <w:pPr>
+              <w:jc w:val="center"/>
+            </w:pPr>
+            <w:r>
+              <w:rPr>
+                <w:rFonts w:ascii="Calibri" w:hAnsi="Calibri"/>
+                <w:b w:val="0"/>
+                <w:color w:val="1E293B"/>
+                <w:sz w:val="17"/>
+              </w:rPr>
+              <w:t>&lt; 4.2 Seconds</w:t>
+            </w:r>
+          </w:p>
+        </w:tc>
+      </w:tr>
+      <w:tr>
+        <w:tc>
+          <w:tcPr>
+            <w:tcW w:type="dxa" w:w="1152"/>
+            <w:shd w:fill="FFFFFF"/>
+            <w:tcMar>
+              <w:top w:w="45" w:type="dxa"/>
+              <w:bottom w:w="45" w:type="dxa"/>
+              <w:left w:w="75" w:type="dxa"/>
+              <w:right w:w="75" w:type="dxa"/>
+            </w:tcMar>
+          </w:tcPr>
+          <w:p>
+            <w:pPr>
+              <w:jc w:val="center"/>
+            </w:pPr>
+            <w:r>
+              <w:rPr>
+                <w:rFonts w:ascii="Calibri" w:hAnsi="Calibri"/>
+                <w:b/>
+                <w:color w:val="003366"/>
+                <w:sz w:val="17"/>
+              </w:rPr>
+              <w:t>Stage 4</w:t>
+            </w:r>
+          </w:p>
+        </w:tc>
+        <w:tc>
+          <w:tcPr>
+            <w:tcW w:type="dxa" w:w="2160"/>
+            <w:shd w:fill="FFFFFF"/>
+            <w:tcMar>
+              <w:top w:w="45" w:type="dxa"/>
+              <w:bottom w:w="45" w:type="dxa"/>
+              <w:left w:w="75" w:type="dxa"/>
+              <w:right w:w="75" w:type="dxa"/>
+            </w:tcMar>
+          </w:tcPr>
+          <w:p>
+            <w:r>
+              <w:rPr>
+                <w:rFonts w:ascii="Calibri" w:hAnsi="Calibri"/>
+                <w:b w:val="0"/>
+                <w:color w:val="1E293B"/>
+                <w:sz w:val="17"/>
+              </w:rPr>
+              <w:t>Risk Grading &amp; Scorecarding</w:t>
+            </w:r>
+          </w:p>
+        </w:tc>
+        <w:tc>
+          <w:tcPr>
+            <w:tcW w:type="dxa" w:w="3269"/>
+            <w:shd w:fill="FFFFFF"/>
+            <w:tcMar>
+              <w:top w:w="45" w:type="dxa"/>
+              <w:bottom w:w="45" w:type="dxa"/>
+              <w:left w:w="75" w:type="dxa"/>
+              <w:right w:w="75" w:type="dxa"/>
+            </w:tcMar>
+          </w:tcPr>
+          <w:p>
+            <w:r>
+              <w:rPr>
+                <w:rFonts w:ascii="Calibri" w:hAnsi="Calibri"/>
+                <w:b w:val="0"/>
+                <w:color w:val="1E293B"/>
+                <w:sz w:val="17"/>
+              </w:rPr>
+              <w:t>Form MSE 1/II (13 parameters) manual computation &amp; CBI 1-10 grading</w:t>
+            </w:r>
+          </w:p>
+        </w:tc>
+        <w:tc>
+          <w:tcPr>
+            <w:tcW w:type="dxa" w:w="1224"/>
+            <w:shd w:fill="FFFFFF"/>
+            <w:tcMar>
+              <w:top w:w="45" w:type="dxa"/>
+              <w:bottom w:w="45" w:type="dxa"/>
+              <w:left w:w="75" w:type="dxa"/>
+              <w:right w:w="75" w:type="dxa"/>
+            </w:tcMar>
+          </w:tcPr>
+          <w:p>
+            <w:pPr>
+              <w:jc w:val="center"/>
+            </w:pPr>
+            <w:r>
+              <w:rPr>
+                <w:rFonts w:ascii="Calibri" w:hAnsi="Calibri"/>
+                <w:b w:val="0"/>
+                <w:color w:val="1E293B"/>
+                <w:sz w:val="17"/>
+              </w:rPr>
+              <w:t>1 – 2 Days</w:t>
+            </w:r>
+          </w:p>
+        </w:tc>
+        <w:tc>
+          <w:tcPr>
+            <w:tcW w:type="dxa" w:w="1224"/>
+            <w:shd w:fill="FFFFFF"/>
+            <w:tcMar>
+              <w:top w:w="45" w:type="dxa"/>
+              <w:bottom w:w="45" w:type="dxa"/>
+              <w:left w:w="75" w:type="dxa"/>
+              <w:right w:w="75" w:type="dxa"/>
+            </w:tcMar>
+          </w:tcPr>
+          <w:p>
+            <w:pPr>
+              <w:jc w:val="center"/>
+            </w:pPr>
+            <w:r>
+              <w:rPr>
+                <w:rFonts w:ascii="Calibri" w:hAnsi="Calibri"/>
+                <w:b w:val="0"/>
+                <w:color w:val="1E293B"/>
+                <w:sz w:val="17"/>
+              </w:rPr>
+              <w:t>&lt; 1.8 Seconds</w:t>
+            </w:r>
+          </w:p>
+        </w:tc>
+      </w:tr>
+      <w:tr>
+        <w:tc>
+          <w:tcPr>
+            <w:tcW w:type="dxa" w:w="1152"/>
+            <w:shd w:fill="F8FAFC"/>
+            <w:tcMar>
+              <w:top w:w="45" w:type="dxa"/>
+              <w:bottom w:w="45" w:type="dxa"/>
+              <w:left w:w="75" w:type="dxa"/>
+              <w:right w:w="75" w:type="dxa"/>
+            </w:tcMar>
+          </w:tcPr>
+          <w:p>
+            <w:pPr>
+              <w:jc w:val="center"/>
+            </w:pPr>
+            <w:r>
+              <w:rPr>
+                <w:rFonts w:ascii="Calibri" w:hAnsi="Calibri"/>
+                <w:b/>
+                <w:color w:val="003366"/>
+                <w:sz w:val="17"/>
+              </w:rPr>
+              <w:t>Stage 5</w:t>
+            </w:r>
+          </w:p>
+        </w:tc>
+        <w:tc>
+          <w:tcPr>
+            <w:tcW w:type="dxa" w:w="2160"/>
+            <w:shd w:fill="F8FAFC"/>
+            <w:tcMar>
+              <w:top w:w="45" w:type="dxa"/>
+              <w:bottom w:w="45" w:type="dxa"/>
+              <w:left w:w="75" w:type="dxa"/>
+              <w:right w:w="75" w:type="dxa"/>
+            </w:tcMar>
+          </w:tcPr>
+          <w:p>
+            <w:r>
+              <w:rPr>
+                <w:rFonts w:ascii="Calibri" w:hAnsi="Calibri"/>
+                <w:b w:val="0"/>
+                <w:color w:val="1E293B"/>
+                <w:sz w:val="17"/>
+              </w:rPr>
+              <w:t>Forensic Audit &amp; Debt Sizing</w:t>
+            </w:r>
+          </w:p>
+        </w:tc>
+        <w:tc>
+          <w:tcPr>
+            <w:tcW w:type="dxa" w:w="3269"/>
+            <w:shd w:fill="F8FAFC"/>
+            <w:tcMar>
+              <w:top w:w="45" w:type="dxa"/>
+              <w:bottom w:w="45" w:type="dxa"/>
+              <w:left w:w="75" w:type="dxa"/>
+              <w:right w:w="75" w:type="dxa"/>
+            </w:tcMar>
+          </w:tcPr>
+          <w:p>
+            <w:r>
+              <w:rPr>
+                <w:rFonts w:ascii="Calibri" w:hAnsi="Calibri"/>
+                <w:b w:val="0"/>
+                <w:color w:val="1E293B"/>
+                <w:sz w:val="17"/>
+              </w:rPr>
+              <w:t>Altman Z'' distress, Beneish M-Score, Tandon/Nayak MPBF sizing</w:t>
+            </w:r>
+          </w:p>
+        </w:tc>
+        <w:tc>
+          <w:tcPr>
+            <w:tcW w:type="dxa" w:w="1224"/>
+            <w:shd w:fill="F8FAFC"/>
+            <w:tcMar>
+              <w:top w:w="45" w:type="dxa"/>
+              <w:bottom w:w="45" w:type="dxa"/>
+              <w:left w:w="75" w:type="dxa"/>
+              <w:right w:w="75" w:type="dxa"/>
+            </w:tcMar>
+          </w:tcPr>
+          <w:p>
+            <w:pPr>
+              <w:jc w:val="center"/>
+            </w:pPr>
+            <w:r>
+              <w:rPr>
+                <w:rFonts w:ascii="Calibri" w:hAnsi="Calibri"/>
+                <w:b w:val="0"/>
+                <w:color w:val="1E293B"/>
+                <w:sz w:val="17"/>
+              </w:rPr>
+              <w:t>1 – 2 Days</w:t>
+            </w:r>
+          </w:p>
+        </w:tc>
+        <w:tc>
+          <w:tcPr>
+            <w:tcW w:type="dxa" w:w="1224"/>
+            <w:shd w:fill="F8FAFC"/>
+            <w:tcMar>
+              <w:top w:w="45" w:type="dxa"/>
+              <w:bottom w:w="45" w:type="dxa"/>
+              <w:left w:w="75" w:type="dxa"/>
+              <w:right w:w="75" w:type="dxa"/>
+            </w:tcMar>
+          </w:tcPr>
+          <w:p>
+            <w:pPr>
+              <w:jc w:val="center"/>
+            </w:pPr>
+            <w:r>
+              <w:rPr>
+                <w:rFonts w:ascii="Calibri" w:hAnsi="Calibri"/>
+                <w:b w:val="0"/>
+                <w:color w:val="1E293B"/>
+                <w:sz w:val="17"/>
+              </w:rPr>
+              <w:t>&lt; 2.4 Seconds</w:t>
+            </w:r>
+          </w:p>
+        </w:tc>
+      </w:tr>
+      <w:tr>
+        <w:tc>
+          <w:tcPr>
+            <w:tcW w:type="dxa" w:w="1152"/>
+            <w:shd w:fill="FFFFFF"/>
+            <w:tcMar>
+              <w:top w:w="45" w:type="dxa"/>
+              <w:bottom w:w="45" w:type="dxa"/>
+              <w:left w:w="75" w:type="dxa"/>
+              <w:right w:w="75" w:type="dxa"/>
+            </w:tcMar>
+          </w:tcPr>
+          <w:p>
+            <w:pPr>
+              <w:jc w:val="center"/>
+            </w:pPr>
+            <w:r>
+              <w:rPr>
+                <w:rFonts w:ascii="Calibri" w:hAnsi="Calibri"/>
+                <w:b/>
+                <w:color w:val="003366"/>
+                <w:sz w:val="17"/>
+              </w:rPr>
+              <w:t>Stage 6</w:t>
+            </w:r>
+          </w:p>
+        </w:tc>
+        <w:tc>
+          <w:tcPr>
+            <w:tcW w:type="dxa" w:w="2160"/>
+            <w:shd w:fill="FFFFFF"/>
+            <w:tcMar>
+              <w:top w:w="45" w:type="dxa"/>
+              <w:bottom w:w="45" w:type="dxa"/>
+              <w:left w:w="75" w:type="dxa"/>
+              <w:right w:w="75" w:type="dxa"/>
+            </w:tcMar>
+          </w:tcPr>
+          <w:p>
+            <w:r>
+              <w:rPr>
+                <w:rFonts w:ascii="Calibri" w:hAnsi="Calibri"/>
+                <w:b w:val="0"/>
+                <w:color w:val="1E293B"/>
+                <w:sz w:val="17"/>
+              </w:rPr>
+              <w:t>Appraisal Memo (CAM) Synthesis</w:t>
+            </w:r>
+          </w:p>
+        </w:tc>
+        <w:tc>
+          <w:tcPr>
+            <w:tcW w:type="dxa" w:w="3269"/>
+            <w:shd w:fill="FFFFFF"/>
+            <w:tcMar>
+              <w:top w:w="45" w:type="dxa"/>
+              <w:bottom w:w="45" w:type="dxa"/>
+              <w:left w:w="75" w:type="dxa"/>
+              <w:right w:w="75" w:type="dxa"/>
+            </w:tcMar>
+          </w:tcPr>
+          <w:p>
+            <w:r>
+              <w:rPr>
+                <w:rFonts w:ascii="Calibri" w:hAnsi="Calibri"/>
+                <w:b w:val="0"/>
+                <w:color w:val="1E293B"/>
+                <w:sz w:val="17"/>
+              </w:rPr>
+              <w:t>Drafting 7-chapter credit memo, formatting tables, manager review</w:t>
+            </w:r>
+          </w:p>
+        </w:tc>
+        <w:tc>
+          <w:tcPr>
+            <w:tcW w:type="dxa" w:w="1224"/>
+            <w:shd w:fill="FFFFFF"/>
+            <w:tcMar>
+              <w:top w:w="45" w:type="dxa"/>
+              <w:bottom w:w="45" w:type="dxa"/>
+              <w:left w:w="75" w:type="dxa"/>
+              <w:right w:w="75" w:type="dxa"/>
+            </w:tcMar>
+          </w:tcPr>
+          <w:p>
+            <w:pPr>
+              <w:jc w:val="center"/>
+            </w:pPr>
+            <w:r>
+              <w:rPr>
+                <w:rFonts w:ascii="Calibri" w:hAnsi="Calibri"/>
+                <w:b w:val="0"/>
+                <w:color w:val="1E293B"/>
+                <w:sz w:val="17"/>
+              </w:rPr>
+              <w:t>1 – 3 Days</w:t>
+            </w:r>
+          </w:p>
+        </w:tc>
+        <w:tc>
+          <w:tcPr>
+            <w:tcW w:type="dxa" w:w="1224"/>
+            <w:shd w:fill="FFFFFF"/>
+            <w:tcMar>
+              <w:top w:w="45" w:type="dxa"/>
+              <w:bottom w:w="45" w:type="dxa"/>
+              <w:left w:w="75" w:type="dxa"/>
+              <w:right w:w="75" w:type="dxa"/>
+            </w:tcMar>
+          </w:tcPr>
+          <w:p>
+            <w:pPr>
+              <w:jc w:val="center"/>
+            </w:pPr>
+            <w:r>
+              <w:rPr>
+                <w:rFonts w:ascii="Calibri" w:hAnsi="Calibri"/>
+                <w:b w:val="0"/>
+                <w:color w:val="1E293B"/>
+                <w:sz w:val="17"/>
+              </w:rPr>
+              <w:t>&lt; 12.0 Seconds</w:t>
+            </w:r>
+          </w:p>
+        </w:tc>
+      </w:tr>
+      <w:tr>
+        <w:tc>
+          <w:tcPr>
+            <w:tcW w:type="dxa" w:w="1152"/>
+            <w:shd w:fill="F1F5F9"/>
+            <w:tcMar>
+              <w:top w:w="45" w:type="dxa"/>
+              <w:bottom w:w="45" w:type="dxa"/>
+              <w:left w:w="75" w:type="dxa"/>
+              <w:right w:w="75" w:type="dxa"/>
+            </w:tcMar>
+          </w:tcPr>
+          <w:p>
+            <w:pPr>
+              <w:jc w:val="center"/>
+            </w:pPr>
+            <w:r>
+              <w:rPr>
+                <w:rFonts w:ascii="Calibri" w:hAnsi="Calibri"/>
+                <w:b/>
+                <w:color w:val="003366"/>
+                <w:sz w:val="17"/>
+              </w:rPr>
+              <w:t>TOTAL</w:t>
+            </w:r>
+          </w:p>
+        </w:tc>
+        <w:tc>
+          <w:tcPr>
+            <w:tcW w:type="dxa" w:w="2160"/>
+            <w:shd w:fill="F1F5F9"/>
+            <w:tcMar>
+              <w:top w:w="45" w:type="dxa"/>
+              <w:bottom w:w="45" w:type="dxa"/>
+              <w:left w:w="75" w:type="dxa"/>
+              <w:right w:w="75" w:type="dxa"/>
+            </w:tcMar>
+          </w:tcPr>
+          <w:p>
+            <w:r>
+              <w:rPr>
+                <w:rFonts w:ascii="Calibri" w:hAnsi="Calibri"/>
+                <w:b/>
+                <w:color w:val="003366"/>
+                <w:sz w:val="17"/>
+              </w:rPr>
+              <w:t>End-to-End Underwriting Lifecycle</w:t>
+            </w:r>
+          </w:p>
+        </w:tc>
+        <w:tc>
+          <w:tcPr>
+            <w:tcW w:type="dxa" w:w="3269"/>
+            <w:shd w:fill="F1F5F9"/>
+            <w:tcMar>
+              <w:top w:w="45" w:type="dxa"/>
+              <w:bottom w:w="45" w:type="dxa"/>
+              <w:left w:w="75" w:type="dxa"/>
+              <w:right w:w="75" w:type="dxa"/>
+            </w:tcMar>
+          </w:tcPr>
+          <w:p>
+            <w:r>
+              <w:rPr>
+                <w:rFonts w:ascii="Calibri" w:hAnsi="Calibri"/>
+                <w:b/>
+                <w:color w:val="003366"/>
+                <w:sz w:val="17"/>
+              </w:rPr>
+              <w:t>Complete Loan Dossier from Submission to Sanction Recommendation</w:t>
+            </w:r>
+          </w:p>
+        </w:tc>
+        <w:tc>
+          <w:tcPr>
+            <w:tcW w:type="dxa" w:w="1224"/>
+            <w:shd w:fill="F1F5F9"/>
+            <w:tcMar>
+              <w:top w:w="45" w:type="dxa"/>
+              <w:bottom w:w="45" w:type="dxa"/>
+              <w:left w:w="75" w:type="dxa"/>
+              <w:right w:w="75" w:type="dxa"/>
+            </w:tcMar>
+          </w:tcPr>
+          <w:p>
+            <w:pPr>
+              <w:jc w:val="center"/>
+            </w:pPr>
+            <w:r>
+              <w:rPr>
+                <w:rFonts w:ascii="Calibri" w:hAnsi="Calibri"/>
+                <w:b/>
+                <w:color w:val="003366"/>
+                <w:sz w:val="17"/>
+              </w:rPr>
+              <w:t>7 – 14 Days</w:t>
+            </w:r>
+          </w:p>
+        </w:tc>
+        <w:tc>
+          <w:tcPr>
+            <w:tcW w:type="dxa" w:w="1224"/>
+            <w:shd w:fill="F1F5F9"/>
+            <w:tcMar>
+              <w:top w:w="45" w:type="dxa"/>
+              <w:bottom w:w="45" w:type="dxa"/>
+              <w:left w:w="75" w:type="dxa"/>
+              <w:right w:w="75" w:type="dxa"/>
+            </w:tcMar>
+          </w:tcPr>
+          <w:p>
+            <w:pPr>
+              <w:jc w:val="center"/>
+            </w:pPr>
+            <w:r>
+              <w:rPr>
+                <w:rFonts w:ascii="Calibri" w:hAnsi="Calibri"/>
+                <w:b/>
+                <w:color w:val="003366"/>
+                <w:sz w:val="17"/>
+              </w:rPr>
+              <w:t>&lt; 45 Seconds</w:t>
             </w:r>
           </w:p>
         </w:tc>
       </w:tr>
     </w:tbl>
+    <w:p>
+      <w:pPr>
+        <w:spacing w:before="280" w:after="120"/>
+      </w:pPr>
+      <w:r>
+        <w:rPr>
+          <w:rFonts w:ascii="Arial" w:hAnsi="Arial"/>
+          <w:b/>
+          <w:color w:val="003366"/>
+          <w:sz w:val="26"/>
+        </w:rPr>
+        <w:br/>
+        <w:t>1.4 Objectives and Scope of the Intelligent Loan Appraisal System (ILAS)</w:t>
+      </w:r>
+    </w:p>
+    <w:p>
+      <w:r>
+        <w:rPr>
+          <w:rFonts w:ascii="Calibri" w:hAnsi="Calibri"/>
+          <w:color w:val="1E293B"/>
+          <w:sz w:val="21"/>
+        </w:rPr>
+        <w:t>The core objective of the ILAS project is to construct an autonomous, multi-agent underwriting platform on LangGraph that:</w:t>
+        <w:br/>
+        <w:t>1. Executes an 11-Node Autonomous State Machine with strict PII masking under the DPDP Act 2023.</w:t>
+        <w:br/>
+        <w:t>2. Automates Central Bank Form MSE 1 (13 parameters) and Form MSE II (9 parameters) with exact 10-Tier CBI Risk Grade mapping (CBI 1 to CBI 10).</w:t>
+        <w:br/>
+        <w:t>3. Implements Dynamic RBLR Pricing pegged to the 01.07.2026 Master Circular (Base RBLR @ 8.25% + CRP + BSP - CGTMSE concession).</w:t>
+        <w:br/>
+        <w:t>4. Integrates Corporate Financial Forensics (3-Year CMA Spreading, 5-Pillar Ratios, Altman Z''-Score, Beneish M-Score, Tandon/Nayak MPBF, DCF Sizing).</w:t>
+        <w:br/>
+        <w:t>5. Enforces Zero Auto-Sanction Human-in-the-Loop (HITL) governance in PostgreSQL checkpointer (WAITING_FOR_MANAGER).</w:t>
+        <w:br/>
+        <w:t>6. Synthesizes publication-grade bilingual Credit Appraisal Memorandums in download-ready Microsoft Word (.docx) format.</w:t>
+      </w:r>
+    </w:p>
+    <w:p>
+      <w:pPr>
+        <w:spacing w:before="280" w:after="120"/>
+      </w:pPr>
+      <w:r>
+        <w:rPr>
+          <w:rFonts w:ascii="Arial" w:hAnsi="Arial"/>
+          <w:b/>
+          <w:color w:val="003366"/>
+          <w:sz w:val="26"/>
+        </w:rPr>
+        <w:t>1.5 Novelty and Institutional Value Proposition</w:t>
+      </w:r>
+    </w:p>
+    <w:p>
+      <w:r>
+        <w:rPr>
+          <w:rFonts w:ascii="Calibri" w:hAnsi="Calibri"/>
+          <w:color w:val="1E293B"/>
+          <w:sz w:val="21"/>
+        </w:rPr>
+        <w:t>ILAS introduces four institutional innovations:</w:t>
+        <w:br/>
+        <w:t>• Zero-Token Calculation Architecture: All financial ratios, scorecards, and rate determinations execute locally in Python with 100% precision and zero token cost.</w:t>
+        <w:br/>
+        <w:t>• GAHR-MSR Hybrid Search RAG: Combines 3072d pgvector similarity, BM25 tsvector search, Reciprocal Rank Fusion, and Cross-Encoder re-ranking for legal citations.</w:t>
+        <w:br/>
+        <w:t>• Forensic Distress &amp; Accounting Manipulation Audit: Built-in Emerging Market Altman Z'' and 5-index Beneish M-Score detection.</w:t>
+        <w:br/>
+        <w:t>• Mandatory State Interruption: Applications halt at WAITING_FOR_MANAGER, ensuring complete human supervisory control.</w:t>
+      </w:r>
+    </w:p>
+    <w:p>
+      <w:pPr>
+        <w:spacing w:before="280" w:after="120"/>
+      </w:pPr>
+      <w:r>
+        <w:rPr>
+          <w:rFonts w:ascii="Arial" w:hAnsi="Arial"/>
+          <w:b/>
+          <w:color w:val="003366"/>
+          <w:sz w:val="26"/>
+        </w:rPr>
+        <w:t>1.6 Report Organization &amp; Chapter Roadmap</w:t>
+      </w:r>
+    </w:p>
+    <w:p>
+      <w:r>
+        <w:rPr>
+          <w:rFonts w:ascii="Calibri" w:hAnsi="Calibri"/>
+          <w:color w:val="1E293B"/>
+          <w:sz w:val="21"/>
+        </w:rPr>
+        <w:t>This project report is organized across 12 chapters:</w:t>
+        <w:br/>
+        <w:t>• Chapter 2 surveys regulatory credit directives (RBI LTV/FOIR, Basel III, DPDP Act 2023, Multi-Agent RAG).</w:t>
+        <w:br/>
+        <w:t>• Chapter 3 defines the Software Requirements Specification (SRS), user personas, and UML use cases.</w:t>
+        <w:br/>
+        <w:t>• Chapter 4 details the 4-Tier architecture, LangGraph state machine, 11 agent nodes, and PostgreSQL pgvector schema.</w:t>
+        <w:br/>
+        <w:t>• Chapter 5 presents quantitative scoring models (EMI, FOIR, LTV, Form MSE 1/II, CBI 1-10 grades, 50-mark Hurdle Rate, RBLR pricing).</w:t>
+        <w:br/>
+        <w:t>• Chapter 6 explores corporate financial intelligence (CMA spreading, 5-Pillar ratios, Altman Z'', Beneish M-Score, MPBF, DCF valuation).</w:t>
+        <w:br/>
+        <w:t>• Chapter 7 covers machine learning default risk modeling with XGBoost, ROC-AUC 0.942, and SHAP explainability.</w:t>
+        <w:br/>
+        <w:t>• Chapter 8 outlines universal document ingestion, EasyOCR computer vision, and fuzzy banking ontology synonym mapping.</w:t>
+        <w:br/>
+        <w:t>• Chapter 9 presents the Streamlit frontend, Corporate Hub, Credit Manager dashboard, and Word memo generator.</w:t>
+        <w:br/>
+        <w:t>• Chapter 10 details automated verification testing (5/5 suites passing), 8 benchmark case studies, and token economics.</w:t>
+        <w:br/>
+        <w:t>• Chapter 11 examines security, DPDP Act PII masking, immutable audit logging, and model risk management.</w:t>
+        <w:br/>
+        <w:t>• Chapter 12 concludes with operational business impact metrics, limitations, and future CBS integration roadmap.</w:t>
+      </w:r>
+    </w:p>
     <w:sectPr>
       <w:headerReference w:type="default" r:id="rId9"/>
       <w:footerReference w:type="default" r:id="rId10"/>
@@ -12857,7 +14061,7 @@
   <w:p>
     <w:pPr>
       <w:pStyle w:val="Footer"/>
-      <w:jc w:val="center"/>
+      <w:jc w:val="right"/>
     </w:pPr>
     <w:r>
       <w:rPr>
@@ -12865,8 +14069,26 @@
         <w:color w:val="8C96A0"/>
         <w:sz w:val="17"/>
       </w:rPr>
-      <w:t>Institutional Confidential &amp; Proprietary — Central Bank of India © 2026</w:t>
+      <w:t xml:space="preserve">Institutional Confidential &amp; Proprietary — Central Bank of India © 2026          |          </w:t>
     </w:r>
+    <w:r>
+      <w:rPr>
+        <w:rFonts w:ascii="Calibri" w:hAnsi="Calibri"/>
+        <w:color w:val="64748B"/>
+        <w:sz w:val="17"/>
+      </w:rPr>
+      <w:t xml:space="preserve">Page </w:t>
+    </w:r>
+    <w:fldSimple w:instr="PAGE"/>
+    <w:r>
+      <w:rPr>
+        <w:rFonts w:ascii="Calibri" w:hAnsi="Calibri"/>
+        <w:color w:val="64748B"/>
+        <w:sz w:val="17"/>
+      </w:rPr>
+      <w:t xml:space="preserve"> of </w:t>
+    </w:r>
+    <w:fldSimple w:instr="NUMPAGES"/>
   </w:p>
 </w:ftr>
 </file>
